--- a/Chapters/Bibliografia 8 luglio ordinata.docx
+++ b/Chapters/Bibliografia 8 luglio ordinata.docx
@@ -1,6 +1,6 @@
 
 <file path=word/document.xml><?xml version="1.0" encoding="utf-8"?>
-<w:document xmlns:wpc="http://schemas.microsoft.com/office/word/2010/wordprocessingCanvas" xmlns:cx="http://schemas.microsoft.com/office/drawing/2014/chartex" xmlns:cx1="http://schemas.microsoft.com/office/drawing/2015/9/8/chartex" xmlns:cx2="http://schemas.microsoft.com/office/drawing/2015/10/21/chartex" xmlns:cx3="http://schemas.microsoft.com/office/drawing/2016/5/9/chartex" xmlns:cx4="http://schemas.microsoft.com/office/drawing/2016/5/10/chartex" xmlns:cx5="http://schemas.microsoft.com/office/drawing/2016/5/11/chartex" xmlns:cx6="http://schemas.microsoft.com/office/drawing/2016/5/12/chartex" xmlns:cx7="http://schemas.microsoft.com/office/drawing/2016/5/13/chartex" xmlns:cx8="http://schemas.microsoft.com/office/drawing/2016/5/14/chartex" xmlns:mc="http://schemas.openxmlformats.org/markup-compatibility/2006" xmlns:aink="http://schemas.microsoft.com/office/drawing/2016/ink" xmlns:am3d="http://schemas.microsoft.com/office/drawing/2017/model3d" xmlns:o="urn:schemas-microsoft-com:office:office" xmlns:r="http://schemas.openxmlformats.org/officeDocument/2006/relationships" xmlns:m="http://schemas.openxmlformats.org/officeDocument/2006/math" xmlns:v="urn:schemas-microsoft-com:vml" xmlns:wp14="http://schemas.microsoft.com/office/word/2010/wordprocessingDrawing" xmlns:wp="http://schemas.openxmlformats.org/drawingml/2006/wordprocessingDrawing" xmlns:w10="urn:schemas-microsoft-com:office:word" xmlns:w="http://schemas.openxmlformats.org/wordprocessingml/2006/main" xmlns:w14="http://schemas.microsoft.com/office/word/2010/wordml" xmlns:w15="http://schemas.microsoft.com/office/word/2012/wordml" xmlns:w16cid="http://schemas.microsoft.com/office/word/2016/wordml/cid" xmlns:w16se="http://schemas.microsoft.com/office/word/2015/wordml/symex" xmlns:wpg="http://schemas.microsoft.com/office/word/2010/wordprocessingGroup" xmlns:wpi="http://schemas.microsoft.com/office/word/2010/wordprocessingInk" xmlns:wne="http://schemas.microsoft.com/office/word/2006/wordml" xmlns:wps="http://schemas.microsoft.com/office/word/2010/wordprocessingShape" mc:Ignorable="w14 w15 w16se w16cid wp14">
+<w:document xmlns:wpc="http://schemas.microsoft.com/office/word/2010/wordprocessingCanvas" xmlns:cx="http://schemas.microsoft.com/office/drawing/2014/chartex" xmlns:cx1="http://schemas.microsoft.com/office/drawing/2015/9/8/chartex" xmlns:cx2="http://schemas.microsoft.com/office/drawing/2015/10/21/chartex" xmlns:cx3="http://schemas.microsoft.com/office/drawing/2016/5/9/chartex" xmlns:cx4="http://schemas.microsoft.com/office/drawing/2016/5/10/chartex" xmlns:cx5="http://schemas.microsoft.com/office/drawing/2016/5/11/chartex" xmlns:cx6="http://schemas.microsoft.com/office/drawing/2016/5/12/chartex" xmlns:cx7="http://schemas.microsoft.com/office/drawing/2016/5/13/chartex" xmlns:cx8="http://schemas.microsoft.com/office/drawing/2016/5/14/chartex" xmlns:mc="http://schemas.openxmlformats.org/markup-compatibility/2006" xmlns:aink="http://schemas.microsoft.com/office/drawing/2016/ink" xmlns:am3d="http://schemas.microsoft.com/office/drawing/2017/model3d" xmlns:o="urn:schemas-microsoft-com:office:office" xmlns:oel="http://schemas.microsoft.com/office/2019/extlst" xmlns:r="http://schemas.openxmlformats.org/officeDocument/2006/relationships" xmlns:m="http://schemas.openxmlformats.org/officeDocument/2006/math" xmlns:v="urn:schemas-microsoft-com:vml" xmlns:wp14="http://schemas.microsoft.com/office/word/2010/wordprocessingDrawing" xmlns:wp="http://schemas.openxmlformats.org/drawingml/2006/wordprocessingDrawing" xmlns:w10="urn:schemas-microsoft-com:office:word" xmlns:w="http://schemas.openxmlformats.org/wordprocessingml/2006/main" xmlns:w14="http://schemas.microsoft.com/office/word/2010/wordml" xmlns:w15="http://schemas.microsoft.com/office/word/2012/wordml" xmlns:w16cex="http://schemas.microsoft.com/office/word/2018/wordml/cex" xmlns:w16cid="http://schemas.microsoft.com/office/word/2016/wordml/cid" xmlns:w16="http://schemas.microsoft.com/office/word/2018/wordml" xmlns:w16sdtdh="http://schemas.microsoft.com/office/word/2020/wordml/sdtdatahash" xmlns:w16se="http://schemas.microsoft.com/office/word/2015/wordml/symex" xmlns:wpg="http://schemas.microsoft.com/office/word/2010/wordprocessingGroup" xmlns:wpi="http://schemas.microsoft.com/office/word/2010/wordprocessingInk" xmlns:wne="http://schemas.microsoft.com/office/word/2006/wordml" xmlns:wps="http://schemas.microsoft.com/office/word/2010/wordprocessingShape" mc:Ignorable="w14 w15 w16se w16cid w16 w16cex w16sdtdh wp14">
   <w:body>
     <w:p>
       <w:pPr>
@@ -122,6 +122,33 @@
       </w:r>
     </w:p>
     <w:bookmarkEnd w:id="0"/>
+    <w:p>
+      <w:pPr>
+        <w:spacing w:after="0" w:line="240" w:lineRule="auto"/>
+        <w:ind w:left="284" w:hanging="284"/>
+        <w:jc w:val="both"/>
+        <w:rPr>
+          <w:ins w:id="1" w:author="Sérgio Pedro" w:date="2026-07-10T09:59:00Z"/>
+          <w:rFonts w:eastAsia="Times New Roman" w:cstheme="minorHAnsi"/>
+          <w:sz w:val="20"/>
+          <w:szCs w:val="20"/>
+          <w:highlight w:val="red"/>
+          <w:lang w:val="en-GB" w:eastAsia="pt-PT"/>
+        </w:rPr>
+      </w:pPr>
+      <w:ins w:id="2" w:author="Sérgio Pedro" w:date="2026-07-10T09:59:00Z">
+        <w:r>
+          <w:rPr>
+            <w:rFonts w:eastAsia="Times New Roman" w:cstheme="minorHAnsi"/>
+            <w:sz w:val="20"/>
+            <w:szCs w:val="20"/>
+            <w:highlight w:val="red"/>
+            <w:lang w:val="en-GB" w:eastAsia="pt-PT"/>
+          </w:rPr>
+          <w:t>Acuto, M., Morissette, M., and Tsouros, A. (2017). City diplomacy: Towards more strategic networking? Learning with WHO Healthy Cities. Global Policy, 8(1), 14-22.</w:t>
+        </w:r>
+      </w:ins>
+    </w:p>
     <w:p>
       <w:pPr>
         <w:pStyle w:val="NormalWeb"/>
@@ -129,6 +156,7 @@
         <w:ind w:left="284" w:hanging="284"/>
         <w:jc w:val="both"/>
         <w:rPr>
+          <w:del w:id="3" w:author="Sérgio Pedro" w:date="2026-07-10T09:59:00Z"/>
           <w:rFonts w:asciiTheme="minorHAnsi" w:hAnsiTheme="minorHAnsi" w:cstheme="minorHAnsi"/>
           <w:sz w:val="20"/>
           <w:szCs w:val="20"/>
@@ -136,16 +164,18 @@
           <w:lang w:val="en-GB"/>
         </w:rPr>
       </w:pPr>
-      <w:r>
-        <w:rPr>
-          <w:rFonts w:asciiTheme="minorHAnsi" w:hAnsiTheme="minorHAnsi" w:cstheme="minorHAnsi"/>
-          <w:sz w:val="20"/>
-          <w:szCs w:val="20"/>
-          <w:highlight w:val="red"/>
-          <w:lang w:val="en-GB"/>
-        </w:rPr>
-        <w:t xml:space="preserve">Acuto, Michele; Morissette, Mika; Tsouros, Agis (2017), City Diplomacy: Towards More Strategic Networking? Global Policy Volume 8 (1), pp 14-22 </w:t>
-      </w:r>
+      <w:del w:id="4" w:author="Sérgio Pedro" w:date="2026-07-10T09:59:00Z">
+        <w:r>
+          <w:rPr>
+            <w:rFonts w:asciiTheme="minorHAnsi" w:hAnsiTheme="minorHAnsi" w:cstheme="minorHAnsi"/>
+            <w:sz w:val="20"/>
+            <w:szCs w:val="20"/>
+            <w:highlight w:val="red"/>
+            <w:lang w:val="en-GB"/>
+          </w:rPr>
+          <w:delText xml:space="preserve">Acuto, Michele; Morissette, Mika; Tsouros, Agis (2017), City Diplomacy: Towards More Strategic Networking? Global Policy Volume 8 (1), pp 14-22 </w:delText>
+        </w:r>
+      </w:del>
     </w:p>
     <w:p>
       <w:pPr>
@@ -159,7 +189,7 @@
           <w:lang w:val="en-GB" w:eastAsia="pt-PT"/>
         </w:rPr>
       </w:pPr>
-      <w:bookmarkStart w:id="1" w:name="_Hlk234312583"/>
+      <w:bookmarkStart w:id="5" w:name="_Hlk234312583"/>
       <w:r>
         <w:rPr>
           <w:rFonts w:eastAsia="Times New Roman" w:cstheme="minorHAnsi"/>
@@ -240,7 +270,7 @@
         <w:t> (pp. 335-346). Edward Elgar Publishing.</w:t>
       </w:r>
     </w:p>
-    <w:bookmarkEnd w:id="1"/>
+    <w:bookmarkEnd w:id="5"/>
     <w:p>
       <w:pPr>
         <w:spacing w:after="0" w:line="240" w:lineRule="auto"/>
@@ -363,7 +393,7 @@
       </w:r>
       <w:r>
         <w:rPr>
-          <w:rStyle w:val="nfase"/>
+          <w:rStyle w:val="Emphasis"/>
           <w:rFonts w:asciiTheme="minorHAnsi" w:hAnsiTheme="minorHAnsi" w:cstheme="minorHAnsi"/>
           <w:sz w:val="20"/>
           <w:szCs w:val="20"/>
@@ -513,61 +543,49 @@
         <w:ind w:left="284" w:hanging="284"/>
         <w:jc w:val="both"/>
         <w:rPr>
-          <w:rFonts w:cstheme="minorHAnsi"/>
-          <w:sz w:val="20"/>
-          <w:szCs w:val="20"/>
-          <w:lang w:val="en-GB"/>
-        </w:rPr>
-      </w:pPr>
-      <w:r>
-        <w:rPr>
-          <w:rFonts w:cstheme="minorHAnsi"/>
-          <w:sz w:val="20"/>
-          <w:szCs w:val="20"/>
-          <w:lang w:val="en-GB"/>
-        </w:rPr>
-        <w:t xml:space="preserve">Allegretti, G. (2002), “Fatti, </w:t>
-      </w:r>
-      <w:proofErr w:type="gramStart"/>
-      <w:r>
-        <w:rPr>
-          <w:rFonts w:cstheme="minorHAnsi"/>
-          <w:sz w:val="20"/>
-          <w:szCs w:val="20"/>
-          <w:lang w:val="en-GB"/>
-        </w:rPr>
-        <w:t>non parole</w:t>
-      </w:r>
-      <w:proofErr w:type="gramEnd"/>
-      <w:r>
-        <w:rPr>
-          <w:rFonts w:cstheme="minorHAnsi"/>
-          <w:sz w:val="20"/>
-          <w:szCs w:val="20"/>
-          <w:lang w:val="en-GB"/>
-        </w:rPr>
-        <w:t xml:space="preserve">! Sindaci a confronto con la democrazia diretta”, in </w:t>
-      </w:r>
-      <w:proofErr w:type="gramStart"/>
-      <w:r>
-        <w:rPr>
-          <w:rFonts w:cstheme="minorHAnsi"/>
-          <w:sz w:val="20"/>
-          <w:szCs w:val="20"/>
-          <w:lang w:val="en-GB"/>
-        </w:rPr>
-        <w:t>C.Jampaglia</w:t>
-      </w:r>
-      <w:proofErr w:type="gramEnd"/>
-      <w:r>
-        <w:rPr>
-          <w:rFonts w:cstheme="minorHAnsi"/>
-          <w:sz w:val="20"/>
-          <w:szCs w:val="20"/>
-          <w:lang w:val="en-GB"/>
-        </w:rPr>
-        <w:t>, T.Bendinelli (org.), Porto Alegre. Il Forum Sociale Mondiale. Bologna: Feltrinelli</w:t>
-      </w:r>
+          <w:ins w:id="6" w:author="Sérgio Pedro" w:date="2026-07-10T09:59:00Z"/>
+          <w:rFonts w:cstheme="minorHAnsi"/>
+          <w:sz w:val="20"/>
+          <w:szCs w:val="20"/>
+          <w:lang w:val="en-GB"/>
+        </w:rPr>
+      </w:pPr>
+      <w:ins w:id="7" w:author="Sérgio Pedro" w:date="2026-07-10T09:59:00Z">
+        <w:r>
+          <w:rPr>
+            <w:rFonts w:cstheme="minorHAnsi"/>
+            <w:sz w:val="20"/>
+            <w:szCs w:val="20"/>
+            <w:lang w:val="en-GB"/>
+          </w:rPr>
+          <w:t>Allegretti, G. (2002). “Fatti, non parole! Sindaci a confronto con la democrazia diretta”, in C.Jampaglia, T.Bendinelli (org.), Porto Alegre. Il Forum Sociale Mondiale. Bologna: Feltrinelli</w:t>
+        </w:r>
+      </w:ins>
+    </w:p>
+    <w:p>
+      <w:pPr>
+        <w:spacing w:after="0" w:line="240" w:lineRule="auto"/>
+        <w:ind w:left="284" w:hanging="284"/>
+        <w:jc w:val="both"/>
+        <w:rPr>
+          <w:del w:id="8" w:author="Sérgio Pedro" w:date="2026-07-10T09:59:00Z"/>
+          <w:rFonts w:cstheme="minorHAnsi"/>
+          <w:sz w:val="20"/>
+          <w:szCs w:val="20"/>
+          <w:lang w:val="en-GB"/>
+        </w:rPr>
+      </w:pPr>
+      <w:del w:id="9" w:author="Sérgio Pedro" w:date="2026-07-10T09:59:00Z">
+        <w:r>
+          <w:rPr>
+            <w:rFonts w:cstheme="minorHAnsi"/>
+            <w:sz w:val="20"/>
+            <w:szCs w:val="20"/>
+            <w:lang w:val="en-GB"/>
+          </w:rPr>
+          <w:delText>Allegretti, G. (2002), “Fatti, non parole! Sindaci a confronto con la democrazia diretta”, in C.Jampaglia, T.Bendinelli (org.), Porto Alegre. Il Forum Sociale Mondiale. Bologna: Feltrinelli</w:delText>
+        </w:r>
+      </w:del>
     </w:p>
     <w:p>
       <w:pPr>
@@ -629,41 +647,49 @@
         <w:ind w:left="284" w:hanging="284"/>
         <w:jc w:val="both"/>
         <w:rPr>
-          <w:rFonts w:cstheme="minorHAnsi"/>
-          <w:sz w:val="20"/>
-          <w:szCs w:val="20"/>
-          <w:lang w:val="en-GB"/>
-        </w:rPr>
-      </w:pPr>
-      <w:r>
-        <w:rPr>
-          <w:rFonts w:cstheme="minorHAnsi"/>
-          <w:sz w:val="20"/>
-          <w:szCs w:val="20"/>
-          <w:lang w:val="en-GB"/>
-        </w:rPr>
-        <w:t xml:space="preserve">Allegretti, G. (2011), « Le processus « d'économie participative » de la région Lazio. Quand l'expérimentation devient le symbole d'une gestion politique </w:t>
-      </w:r>
-      <w:proofErr w:type="gramStart"/>
-      <w:r>
-        <w:rPr>
-          <w:rFonts w:cstheme="minorHAnsi"/>
-          <w:sz w:val="20"/>
-          <w:szCs w:val="20"/>
-          <w:lang w:val="en-GB"/>
-        </w:rPr>
-        <w:t>»,,</w:t>
-      </w:r>
-      <w:proofErr w:type="gramEnd"/>
-      <w:r>
-        <w:rPr>
-          <w:rFonts w:cstheme="minorHAnsi"/>
-          <w:sz w:val="20"/>
-          <w:szCs w:val="20"/>
-          <w:lang w:val="en-GB"/>
-        </w:rPr>
-        <w:t xml:space="preserve"> in Y. Sintomer &amp; J. Talpin (org.), LA DÉMOCRATIE PARTICIPATIVE AU-DELÀ DE LA PROXIMITÉ,. Rennes: Ed. Presses Universitaires de Rennes, pp. 145-159</w:t>
-      </w:r>
+          <w:ins w:id="10" w:author="Sérgio Pedro" w:date="2026-07-10T09:59:00Z"/>
+          <w:rFonts w:cstheme="minorHAnsi"/>
+          <w:sz w:val="20"/>
+          <w:szCs w:val="20"/>
+          <w:lang w:val="en-GB"/>
+        </w:rPr>
+      </w:pPr>
+      <w:ins w:id="11" w:author="Sérgio Pedro" w:date="2026-07-10T09:59:00Z">
+        <w:r>
+          <w:rPr>
+            <w:rFonts w:cstheme="minorHAnsi"/>
+            <w:sz w:val="20"/>
+            <w:szCs w:val="20"/>
+            <w:lang w:val="en-GB"/>
+          </w:rPr>
+          <w:t>Allegretti, G. (2011). « Le processus « d'économie participative » de la région Lazio. Quand l'expérimentation devient le symbole d'une gestion politique »,, in Y. Sintomer &amp; J. Talpin (org.), LA DÉMOCRATIE PARTICIPATIVE AU-DELÀ DE LA PROXIMITÉ,. Rennes: Ed. Presses Universitaires de Rennes, pp. 145-159</w:t>
+        </w:r>
+      </w:ins>
+    </w:p>
+    <w:p>
+      <w:pPr>
+        <w:spacing w:after="0" w:line="240" w:lineRule="auto"/>
+        <w:ind w:left="284" w:hanging="284"/>
+        <w:jc w:val="both"/>
+        <w:rPr>
+          <w:del w:id="12" w:author="Sérgio Pedro" w:date="2026-07-10T09:59:00Z"/>
+          <w:rFonts w:cstheme="minorHAnsi"/>
+          <w:sz w:val="20"/>
+          <w:szCs w:val="20"/>
+          <w:lang w:val="en-GB"/>
+        </w:rPr>
+      </w:pPr>
+      <w:del w:id="13" w:author="Sérgio Pedro" w:date="2026-07-10T09:59:00Z">
+        <w:r>
+          <w:rPr>
+            <w:rFonts w:cstheme="minorHAnsi"/>
+            <w:sz w:val="20"/>
+            <w:szCs w:val="20"/>
+            <w:lang w:val="en-GB"/>
+          </w:rPr>
+          <w:delText>Allegretti, G. (2011), « Le processus « d'économie participative » de la région Lazio. Quand l'expérimentation devient le symbole d'une gestion politique »,, in Y. Sintomer &amp; J. Talpin (org.), LA DÉMOCRATIE PARTICIPATIVE AU-DELÀ DE LA PROXIMITÉ,. Rennes: Ed. Presses Universitaires de Rennes, pp. 145-159</w:delText>
+        </w:r>
+      </w:del>
     </w:p>
     <w:p>
       <w:pPr>
@@ -736,27 +762,7 @@
           <w:szCs w:val="20"/>
           <w:lang w:val="en-GB"/>
         </w:rPr>
-        <w:t xml:space="preserve">Allegretti, </w:t>
-      </w:r>
-      <w:proofErr w:type="gramStart"/>
-      <w:r>
-        <w:rPr>
-          <w:rFonts w:asciiTheme="minorHAnsi" w:hAnsiTheme="minorHAnsi" w:cstheme="minorHAnsi"/>
-          <w:sz w:val="20"/>
-          <w:szCs w:val="20"/>
-          <w:lang w:val="en-GB"/>
-        </w:rPr>
-        <w:t>G.(</w:t>
-      </w:r>
-      <w:proofErr w:type="gramEnd"/>
-      <w:r>
-        <w:rPr>
-          <w:rFonts w:asciiTheme="minorHAnsi" w:hAnsiTheme="minorHAnsi" w:cstheme="minorHAnsi"/>
-          <w:sz w:val="20"/>
-          <w:szCs w:val="20"/>
-          <w:lang w:val="en-GB"/>
-        </w:rPr>
-        <w:t xml:space="preserve">2019). Cities and Citizens and Demodiversity: an Overview of Two Generations of City Networks, in </w:t>
+        <w:t xml:space="preserve">Allegretti, G.(2019). Cities and Citizens and Demodiversity: an Overview of Two Generations of City Networks, in </w:t>
       </w:r>
       <w:r>
         <w:rPr>
@@ -766,29 +772,7 @@
           <w:szCs w:val="20"/>
           <w:lang w:val="en-GB"/>
         </w:rPr>
-        <w:t xml:space="preserve">de Losada, A. </w:t>
-      </w:r>
-      <w:proofErr w:type="gramStart"/>
-      <w:r>
-        <w:rPr>
-          <w:rStyle w:val="selectable-text"/>
-          <w:rFonts w:asciiTheme="minorHAnsi" w:hAnsiTheme="minorHAnsi" w:cstheme="minorHAnsi"/>
-          <w:sz w:val="20"/>
-          <w:szCs w:val="20"/>
-          <w:lang w:val="en-GB"/>
-        </w:rPr>
-        <w:t>F. ;</w:t>
-      </w:r>
-      <w:proofErr w:type="gramEnd"/>
-      <w:r>
-        <w:rPr>
-          <w:rStyle w:val="selectable-text"/>
-          <w:rFonts w:asciiTheme="minorHAnsi" w:hAnsiTheme="minorHAnsi" w:cstheme="minorHAnsi"/>
-          <w:sz w:val="20"/>
-          <w:szCs w:val="20"/>
-          <w:lang w:val="en-GB"/>
-        </w:rPr>
-        <w:t xml:space="preserve"> Abdullah, H. (2019, coord). Rethinking the ecosystem of international city networks: challenges and opportunities. </w:t>
+        <w:t xml:space="preserve">de Losada, A. F. ; Abdullah, H. (2019, coord). Rethinking the ecosystem of international city networks: challenges and opportunities. </w:t>
       </w:r>
       <w:r>
         <w:rPr>
@@ -1125,31 +1109,7 @@
           <w:shd w:val="clear" w:color="auto" w:fill="FFFFFF"/>
           <w:lang w:val="en-GB"/>
         </w:rPr>
-        <w:t xml:space="preserve">, </w:t>
-      </w:r>
-      <w:proofErr w:type="gramStart"/>
-      <w:r>
-        <w:rPr>
-          <w:rFonts w:cstheme="minorHAnsi"/>
-          <w:color w:val="1C1D1E"/>
-          <w:sz w:val="20"/>
-          <w:szCs w:val="20"/>
-          <w:shd w:val="clear" w:color="auto" w:fill="FFFFFF"/>
-          <w:lang w:val="en-GB"/>
-        </w:rPr>
-        <w:t>London :</w:t>
-      </w:r>
-      <w:proofErr w:type="gramEnd"/>
-      <w:r>
-        <w:rPr>
-          <w:rFonts w:cstheme="minorHAnsi"/>
-          <w:color w:val="1C1D1E"/>
-          <w:sz w:val="20"/>
-          <w:szCs w:val="20"/>
-          <w:shd w:val="clear" w:color="auto" w:fill="FFFFFF"/>
-          <w:lang w:val="en-GB"/>
-        </w:rPr>
-        <w:t xml:space="preserve"> Routledge.</w:t>
+        <w:t>, London : Routledge.</w:t>
       </w:r>
     </w:p>
     <w:p>
@@ -1176,7 +1136,7 @@
     </w:p>
     <w:p>
       <w:pPr>
-        <w:pStyle w:val="Corpodetexto"/>
+        <w:pStyle w:val="BodyText"/>
         <w:ind w:left="284" w:hanging="284"/>
         <w:jc w:val="both"/>
         <w:rPr>
@@ -1551,7 +1511,7 @@
       <w:hyperlink r:id="rId5" w:history="1">
         <w:r>
           <w:rPr>
-            <w:rStyle w:val="Hiperligao"/>
+            <w:rStyle w:val="Hyperlink"/>
             <w:rFonts w:cstheme="minorHAnsi"/>
             <w:sz w:val="20"/>
             <w:szCs w:val="20"/>
@@ -1787,7 +1747,7 @@
       </w:r>
       <w:r>
         <w:rPr>
-          <w:rStyle w:val="nfase"/>
+          <w:rStyle w:val="Emphasis"/>
           <w:rFonts w:asciiTheme="minorHAnsi" w:hAnsiTheme="minorHAnsi" w:cstheme="minorHAnsi"/>
           <w:color w:val="000000" w:themeColor="text1"/>
           <w:sz w:val="20"/>
@@ -1813,21 +1773,49 @@
         <w:ind w:left="284" w:hanging="284"/>
         <w:jc w:val="both"/>
         <w:rPr>
-          <w:rFonts w:cstheme="minorHAnsi"/>
-          <w:sz w:val="20"/>
-          <w:szCs w:val="20"/>
-          <w:lang w:val="en-GB"/>
-        </w:rPr>
-      </w:pPr>
-      <w:r>
-        <w:rPr>
-          <w:rFonts w:cstheme="minorHAnsi"/>
-          <w:sz w:val="20"/>
-          <w:szCs w:val="20"/>
-          <w:lang w:val="en-GB"/>
-        </w:rPr>
-        <w:t>Association of Local Democracy Agencies (2005), Statute of the Association of Local Democracy Agencies, Strasbourg.</w:t>
-      </w:r>
+          <w:ins w:id="14" w:author="Sérgio Pedro" w:date="2026-07-10T09:59:00Z"/>
+          <w:rFonts w:cstheme="minorHAnsi"/>
+          <w:sz w:val="20"/>
+          <w:szCs w:val="20"/>
+          <w:lang w:val="en-GB"/>
+        </w:rPr>
+      </w:pPr>
+      <w:ins w:id="15" w:author="Sérgio Pedro" w:date="2026-07-10T09:59:00Z">
+        <w:r>
+          <w:rPr>
+            <w:rFonts w:cstheme="minorHAnsi"/>
+            <w:sz w:val="20"/>
+            <w:szCs w:val="20"/>
+            <w:lang w:val="en-GB"/>
+          </w:rPr>
+          <w:t>Association of Local Democracy Agencies (2005). Statute of the Association of Local Democracy Agencies, Strasbourg.</w:t>
+        </w:r>
+      </w:ins>
+    </w:p>
+    <w:p>
+      <w:pPr>
+        <w:spacing w:after="0" w:line="240" w:lineRule="auto"/>
+        <w:ind w:left="284" w:hanging="284"/>
+        <w:jc w:val="both"/>
+        <w:rPr>
+          <w:del w:id="16" w:author="Sérgio Pedro" w:date="2026-07-10T09:59:00Z"/>
+          <w:rFonts w:cstheme="minorHAnsi"/>
+          <w:sz w:val="20"/>
+          <w:szCs w:val="20"/>
+          <w:lang w:val="en-GB"/>
+        </w:rPr>
+      </w:pPr>
+      <w:del w:id="17" w:author="Sérgio Pedro" w:date="2026-07-10T09:59:00Z">
+        <w:r>
+          <w:rPr>
+            <w:rFonts w:cstheme="minorHAnsi"/>
+            <w:sz w:val="20"/>
+            <w:szCs w:val="20"/>
+            <w:lang w:val="en-GB"/>
+          </w:rPr>
+          <w:delText>Association of Local Democracy Agencies (2005), Statute of the Association of Local Democracy Agencies, Strasbourg.</w:delText>
+        </w:r>
+      </w:del>
     </w:p>
     <w:p>
       <w:pPr>
@@ -1870,6 +1858,33 @@
         </w:rPr>
         <w:t>. Oxford University Press.</w:t>
       </w:r>
+    </w:p>
+    <w:p>
+      <w:pPr>
+        <w:spacing w:after="0" w:line="240" w:lineRule="auto"/>
+        <w:ind w:left="284" w:hanging="284"/>
+        <w:jc w:val="both"/>
+        <w:rPr>
+          <w:ins w:id="18" w:author="Sérgio Pedro" w:date="2026-07-10T09:59:00Z"/>
+          <w:rFonts w:eastAsia="Times New Roman" w:cstheme="minorHAnsi"/>
+          <w:sz w:val="20"/>
+          <w:szCs w:val="20"/>
+          <w:highlight w:val="red"/>
+          <w:lang w:val="en-GB" w:eastAsia="pt-PT"/>
+        </w:rPr>
+      </w:pPr>
+      <w:ins w:id="19" w:author="Sérgio Pedro" w:date="2026-07-10T09:59:00Z">
+        <w:r>
+          <w:rPr>
+            <w:rFonts w:eastAsia="Times New Roman" w:cstheme="minorHAnsi"/>
+            <w:sz w:val="20"/>
+            <w:szCs w:val="20"/>
+            <w:highlight w:val="red"/>
+            <w:lang w:val="en-GB" w:eastAsia="pt-PT"/>
+          </w:rPr>
+          <w:t>Babiak, K. M. (2009). Criteria of effectiveness in multiple cross-sectoral interorganizational relationships. Evaluation and Program Planning, 32(1), 1-12.</w:t>
+        </w:r>
+      </w:ins>
     </w:p>
     <w:p>
       <w:pPr>
@@ -1878,31 +1893,34 @@
         <w:ind w:left="284" w:hanging="284"/>
         <w:jc w:val="both"/>
         <w:rPr>
-          <w:rFonts w:asciiTheme="minorHAnsi" w:hAnsiTheme="minorHAnsi" w:cstheme="minorHAnsi"/>
-          <w:sz w:val="20"/>
-          <w:szCs w:val="20"/>
-          <w:lang w:val="en-GB"/>
-        </w:rPr>
-      </w:pPr>
-      <w:r>
-        <w:rPr>
-          <w:rFonts w:asciiTheme="minorHAnsi" w:hAnsiTheme="minorHAnsi" w:cstheme="minorHAnsi"/>
-          <w:sz w:val="20"/>
-          <w:szCs w:val="20"/>
-          <w:highlight w:val="red"/>
-          <w:lang w:val="en-GB"/>
-        </w:rPr>
-        <w:t>Babiak, K. M. (2009). Criteria of effectiveness in multiple cross-sectoral interorganizational relationships”. Evaluation and Program Planning, n. 32(1), 1–12.</w:t>
-      </w:r>
-      <w:r>
-        <w:rPr>
-          <w:rFonts w:asciiTheme="minorHAnsi" w:hAnsiTheme="minorHAnsi" w:cstheme="minorHAnsi"/>
-          <w:sz w:val="20"/>
-          <w:szCs w:val="20"/>
-          <w:lang w:val="en-GB"/>
-        </w:rPr>
-        <w:t xml:space="preserve"> </w:t>
-      </w:r>
+          <w:del w:id="20" w:author="Sérgio Pedro" w:date="2026-07-10T09:59:00Z"/>
+          <w:rFonts w:asciiTheme="minorHAnsi" w:hAnsiTheme="minorHAnsi" w:cstheme="minorHAnsi"/>
+          <w:sz w:val="20"/>
+          <w:szCs w:val="20"/>
+          <w:lang w:val="en-GB"/>
+        </w:rPr>
+      </w:pPr>
+      <w:del w:id="21" w:author="Sérgio Pedro" w:date="2026-07-10T09:59:00Z">
+        <w:r>
+          <w:rPr>
+            <w:rFonts w:asciiTheme="minorHAnsi" w:hAnsiTheme="minorHAnsi" w:cstheme="minorHAnsi"/>
+            <w:sz w:val="20"/>
+            <w:szCs w:val="20"/>
+            <w:highlight w:val="red"/>
+            <w:lang w:val="en-GB"/>
+          </w:rPr>
+          <w:delText>Babiak, K. M. (2009). Criteria of effectiveness in multiple cross-sectoral interorganizational relationships”. Evaluation and Program Planning, n. 32(1), 1–12.</w:delText>
+        </w:r>
+        <w:r>
+          <w:rPr>
+            <w:rFonts w:asciiTheme="minorHAnsi" w:hAnsiTheme="minorHAnsi" w:cstheme="minorHAnsi"/>
+            <w:sz w:val="20"/>
+            <w:szCs w:val="20"/>
+            <w:lang w:val="en-GB"/>
+          </w:rPr>
+          <w:delText xml:space="preserve"> </w:delText>
+        </w:r>
+      </w:del>
     </w:p>
     <w:p>
       <w:pPr>
@@ -1991,7 +2009,7 @@
       </w:r>
       <w:r>
         <w:rPr>
-          <w:rStyle w:val="nfase"/>
+          <w:rStyle w:val="Emphasis"/>
           <w:rFonts w:asciiTheme="minorHAnsi" w:hAnsiTheme="minorHAnsi" w:cstheme="minorHAnsi"/>
           <w:color w:val="000000"/>
           <w:sz w:val="20"/>
@@ -2048,7 +2066,7 @@
       </w:r>
       <w:r>
         <w:rPr>
-          <w:rStyle w:val="nfase"/>
+          <w:rStyle w:val="Emphasis"/>
           <w:rFonts w:asciiTheme="minorHAnsi" w:hAnsiTheme="minorHAnsi" w:cstheme="minorHAnsi"/>
           <w:color w:val="000000"/>
           <w:sz w:val="20"/>
@@ -2091,31 +2109,7 @@
           <w:shd w:val="clear" w:color="auto" w:fill="FFFFFF"/>
           <w:lang w:val="en-GB"/>
         </w:rPr>
-        <w:t xml:space="preserve">Barnoy, S., Ofra, L., &amp; Bar‐Tal, Y. (2012). What makes patients perceive their health care worker as an epistemic </w:t>
-      </w:r>
-      <w:proofErr w:type="gramStart"/>
-      <w:r>
-        <w:rPr>
-          <w:rFonts w:cstheme="minorHAnsi"/>
-          <w:color w:val="222222"/>
-          <w:sz w:val="20"/>
-          <w:szCs w:val="20"/>
-          <w:shd w:val="clear" w:color="auto" w:fill="FFFFFF"/>
-          <w:lang w:val="en-GB"/>
-        </w:rPr>
-        <w:t>authority?.</w:t>
-      </w:r>
-      <w:proofErr w:type="gramEnd"/>
-      <w:r>
-        <w:rPr>
-          <w:rFonts w:cstheme="minorHAnsi"/>
-          <w:color w:val="222222"/>
-          <w:sz w:val="20"/>
-          <w:szCs w:val="20"/>
-          <w:shd w:val="clear" w:color="auto" w:fill="FFFFFF"/>
-          <w:lang w:val="en-GB"/>
-        </w:rPr>
-        <w:t> </w:t>
+        <w:t>Barnoy, S., Ofra, L., &amp; Bar‐Tal, Y. (2012). What makes patients perceive their health care worker as an epistemic authority?. </w:t>
       </w:r>
       <w:r>
         <w:rPr>
@@ -2255,7 +2249,7 @@
           <w:szCs w:val="20"/>
         </w:rPr>
       </w:pPr>
-      <w:bookmarkStart w:id="2" w:name="_Hlk234229611"/>
+      <w:bookmarkStart w:id="22" w:name="_Hlk234229611"/>
       <w:r>
         <w:rPr>
           <w:rFonts w:asciiTheme="minorHAnsi" w:hAnsiTheme="minorHAnsi" w:cstheme="minorHAnsi"/>
@@ -2266,7 +2260,7 @@
       </w:r>
       <w:r>
         <w:rPr>
-          <w:rStyle w:val="nfase"/>
+          <w:rStyle w:val="Emphasis"/>
           <w:rFonts w:asciiTheme="minorHAnsi" w:eastAsiaTheme="majorEastAsia" w:hAnsiTheme="minorHAnsi" w:cstheme="minorHAnsi"/>
           <w:sz w:val="20"/>
           <w:szCs w:val="20"/>
@@ -2398,7 +2392,7 @@
         <w:t>(7-8), 364-372.</w:t>
       </w:r>
     </w:p>
-    <w:bookmarkEnd w:id="2"/>
+    <w:bookmarkEnd w:id="22"/>
     <w:p>
       <w:pPr>
         <w:spacing w:after="0" w:line="240" w:lineRule="auto"/>
@@ -2508,7 +2502,7 @@
       </w:r>
       <w:r>
         <w:rPr>
-          <w:rStyle w:val="nfase"/>
+          <w:rStyle w:val="Emphasis"/>
           <w:rFonts w:asciiTheme="minorHAnsi" w:hAnsiTheme="minorHAnsi" w:cstheme="minorHAnsi"/>
           <w:color w:val="000000"/>
           <w:sz w:val="20"/>
@@ -2608,7 +2602,7 @@
       <w:hyperlink r:id="rId6" w:history="1">
         <w:r>
           <w:rPr>
-            <w:rStyle w:val="Hiperligao"/>
+            <w:rStyle w:val="Hyperlink"/>
             <w:rFonts w:cstheme="minorHAnsi"/>
             <w:sz w:val="20"/>
             <w:szCs w:val="20"/>
@@ -2667,7 +2661,7 @@
       </w:r>
       <w:r>
         <w:rPr>
-          <w:rStyle w:val="nfase"/>
+          <w:rStyle w:val="Emphasis"/>
           <w:rFonts w:asciiTheme="minorHAnsi" w:hAnsiTheme="minorHAnsi" w:cstheme="minorHAnsi"/>
           <w:color w:val="000000"/>
           <w:sz w:val="20"/>
@@ -2838,7 +2832,7 @@
         <w:ind w:left="284" w:hanging="284"/>
         <w:jc w:val="both"/>
         <w:rPr>
-          <w:rStyle w:val="CitaoHTML"/>
+          <w:rStyle w:val="HTMLCite"/>
           <w:rFonts w:cstheme="minorHAnsi"/>
           <w:color w:val="333333"/>
           <w:sz w:val="20"/>
@@ -3685,7 +3679,7 @@
       </w:r>
       <w:r>
         <w:rPr>
-          <w:rStyle w:val="nfase"/>
+          <w:rStyle w:val="Emphasis"/>
           <w:rFonts w:asciiTheme="minorHAnsi" w:eastAsiaTheme="majorEastAsia" w:hAnsiTheme="minorHAnsi" w:cstheme="minorHAnsi"/>
           <w:sz w:val="20"/>
           <w:szCs w:val="20"/>
@@ -3789,25 +3783,28 @@
         <w:ind w:left="284" w:hanging="284"/>
         <w:jc w:val="both"/>
         <w:rPr>
-          <w:rFonts w:asciiTheme="minorHAnsi" w:hAnsiTheme="minorHAnsi" w:cstheme="minorHAnsi"/>
-          <w:color w:val="222222"/>
-          <w:sz w:val="20"/>
-          <w:szCs w:val="20"/>
-          <w:shd w:val="clear" w:color="auto" w:fill="FFFFFF"/>
-          <w:lang w:val="en-GB"/>
-        </w:rPr>
-      </w:pPr>
-      <w:r>
-        <w:rPr>
-          <w:rFonts w:asciiTheme="minorHAnsi" w:hAnsiTheme="minorHAnsi" w:cstheme="minorHAnsi"/>
-          <w:color w:val="222222"/>
-          <w:sz w:val="20"/>
-          <w:szCs w:val="20"/>
-          <w:shd w:val="clear" w:color="auto" w:fill="FFFFFF"/>
-          <w:lang w:val="en-GB"/>
-        </w:rPr>
-        <w:t>Boussaguet, L. (2011) Listening to the views of European public. Policy Paper n. 44, Notre Europe</w:t>
-      </w:r>
+          <w:ins w:id="23" w:author="Sérgio Pedro" w:date="2026-07-10T09:59:00Z"/>
+          <w:rFonts w:asciiTheme="minorHAnsi" w:hAnsiTheme="minorHAnsi" w:cstheme="minorHAnsi"/>
+          <w:color w:val="222222"/>
+          <w:sz w:val="20"/>
+          <w:szCs w:val="20"/>
+          <w:shd w:val="clear" w:color="auto" w:fill="FFFFFF"/>
+          <w:lang w:val="en-GB"/>
+        </w:rPr>
+      </w:pPr>
+      <w:ins w:id="24" w:author="Sérgio Pedro" w:date="2026-07-10T09:59:00Z">
+        <w:r>
+          <w:rPr>
+            <w:rFonts w:asciiTheme="minorHAnsi" w:hAnsiTheme="minorHAnsi" w:cstheme="minorHAnsi"/>
+            <w:color w:val="222222"/>
+            <w:sz w:val="20"/>
+            <w:szCs w:val="20"/>
+            <w:shd w:val="clear" w:color="auto" w:fill="FFFFFF"/>
+            <w:lang w:val="en-GB"/>
+          </w:rPr>
+          <w:t>Boussaguet, L. (2011). Listening to the views of European public. Policy Paper, 44. Notre Europe.</w:t>
+        </w:r>
+      </w:ins>
     </w:p>
     <w:p>
       <w:pPr>
@@ -3816,97 +3813,28 @@
         <w:ind w:left="284" w:hanging="284"/>
         <w:jc w:val="both"/>
         <w:rPr>
-          <w:rFonts w:asciiTheme="minorHAnsi" w:hAnsiTheme="minorHAnsi" w:cstheme="minorHAnsi"/>
-          <w:color w:val="222222"/>
-          <w:sz w:val="20"/>
-          <w:szCs w:val="20"/>
-          <w:shd w:val="clear" w:color="auto" w:fill="FFFFFF"/>
-          <w:lang w:val="en-GB"/>
-        </w:rPr>
-      </w:pPr>
-      <w:r>
-        <w:rPr>
-          <w:rFonts w:asciiTheme="minorHAnsi" w:hAnsiTheme="minorHAnsi" w:cstheme="minorHAnsi"/>
-          <w:color w:val="222222"/>
-          <w:sz w:val="20"/>
-          <w:szCs w:val="20"/>
-          <w:shd w:val="clear" w:color="auto" w:fill="FFFFFF"/>
-          <w:lang w:val="en-GB"/>
-        </w:rPr>
-        <w:t xml:space="preserve">Boussaguet, L. (2016). Participatory mechanisms as symbolic policy </w:t>
-      </w:r>
-      <w:proofErr w:type="gramStart"/>
-      <w:r>
-        <w:rPr>
-          <w:rFonts w:asciiTheme="minorHAnsi" w:hAnsiTheme="minorHAnsi" w:cstheme="minorHAnsi"/>
-          <w:color w:val="222222"/>
-          <w:sz w:val="20"/>
-          <w:szCs w:val="20"/>
-          <w:shd w:val="clear" w:color="auto" w:fill="FFFFFF"/>
-          <w:lang w:val="en-GB"/>
-        </w:rPr>
-        <w:t>instruments?.</w:t>
-      </w:r>
-      <w:proofErr w:type="gramEnd"/>
-      <w:r>
-        <w:rPr>
-          <w:rFonts w:asciiTheme="minorHAnsi" w:hAnsiTheme="minorHAnsi" w:cstheme="minorHAnsi"/>
-          <w:color w:val="222222"/>
-          <w:sz w:val="20"/>
-          <w:szCs w:val="20"/>
-          <w:shd w:val="clear" w:color="auto" w:fill="FFFFFF"/>
-          <w:lang w:val="en-GB"/>
-        </w:rPr>
-        <w:t> </w:t>
-      </w:r>
-      <w:r>
-        <w:rPr>
-          <w:rFonts w:asciiTheme="minorHAnsi" w:hAnsiTheme="minorHAnsi" w:cstheme="minorHAnsi"/>
-          <w:i/>
-          <w:iCs/>
-          <w:color w:val="222222"/>
-          <w:sz w:val="20"/>
-          <w:szCs w:val="20"/>
-          <w:shd w:val="clear" w:color="auto" w:fill="FFFFFF"/>
-          <w:lang w:val="en-GB"/>
-        </w:rPr>
-        <w:t>Comparative European Politics</w:t>
-      </w:r>
-      <w:r>
-        <w:rPr>
-          <w:rFonts w:asciiTheme="minorHAnsi" w:hAnsiTheme="minorHAnsi" w:cstheme="minorHAnsi"/>
-          <w:color w:val="222222"/>
-          <w:sz w:val="20"/>
-          <w:szCs w:val="20"/>
-          <w:shd w:val="clear" w:color="auto" w:fill="FFFFFF"/>
-          <w:lang w:val="en-GB"/>
-        </w:rPr>
-        <w:t>, </w:t>
-      </w:r>
-      <w:r>
-        <w:rPr>
-          <w:rFonts w:asciiTheme="minorHAnsi" w:hAnsiTheme="minorHAnsi" w:cstheme="minorHAnsi"/>
-          <w:i/>
-          <w:iCs/>
-          <w:color w:val="222222"/>
-          <w:sz w:val="20"/>
-          <w:szCs w:val="20"/>
-          <w:shd w:val="clear" w:color="auto" w:fill="FFFFFF"/>
-          <w:lang w:val="en-GB"/>
-        </w:rPr>
-        <w:t>14</w:t>
-      </w:r>
-      <w:r>
-        <w:rPr>
-          <w:rFonts w:asciiTheme="minorHAnsi" w:hAnsiTheme="minorHAnsi" w:cstheme="minorHAnsi"/>
-          <w:color w:val="222222"/>
-          <w:sz w:val="20"/>
-          <w:szCs w:val="20"/>
-          <w:shd w:val="clear" w:color="auto" w:fill="FFFFFF"/>
-          <w:lang w:val="en-GB"/>
-        </w:rPr>
-        <w:t>(1), 107-124.</w:t>
-      </w:r>
+          <w:del w:id="25" w:author="Sérgio Pedro" w:date="2026-07-10T09:59:00Z"/>
+          <w:rFonts w:asciiTheme="minorHAnsi" w:hAnsiTheme="minorHAnsi" w:cstheme="minorHAnsi"/>
+          <w:color w:val="222222"/>
+          <w:sz w:val="20"/>
+          <w:szCs w:val="20"/>
+          <w:shd w:val="clear" w:color="auto" w:fill="FFFFFF"/>
+          <w:lang w:val="en-GB"/>
+        </w:rPr>
+      </w:pPr>
+      <w:del w:id="26" w:author="Sérgio Pedro" w:date="2026-07-10T09:59:00Z">
+        <w:r>
+          <w:rPr>
+            <w:rFonts w:asciiTheme="minorHAnsi" w:hAnsiTheme="minorHAnsi" w:cstheme="minorHAnsi"/>
+            <w:color w:val="222222"/>
+            <w:sz w:val="20"/>
+            <w:szCs w:val="20"/>
+            <w:shd w:val="clear" w:color="auto" w:fill="FFFFFF"/>
+            <w:lang w:val="en-GB"/>
+          </w:rPr>
+          <w:delText>Boussaguet, L. (2011) Listening to the views of European public. Policy Paper n. 44, Notre Europe</w:delText>
+        </w:r>
+      </w:del>
     </w:p>
     <w:p>
       <w:pPr>
@@ -3916,6 +3844,81 @@
         <w:jc w:val="both"/>
         <w:rPr>
           <w:rFonts w:asciiTheme="minorHAnsi" w:hAnsiTheme="minorHAnsi" w:cstheme="minorHAnsi"/>
+          <w:color w:val="222222"/>
+          <w:sz w:val="20"/>
+          <w:szCs w:val="20"/>
+          <w:shd w:val="clear" w:color="auto" w:fill="FFFFFF"/>
+          <w:lang w:val="en-GB"/>
+        </w:rPr>
+      </w:pPr>
+      <w:r>
+        <w:rPr>
+          <w:rFonts w:asciiTheme="minorHAnsi" w:hAnsiTheme="minorHAnsi" w:cstheme="minorHAnsi"/>
+          <w:color w:val="222222"/>
+          <w:sz w:val="20"/>
+          <w:szCs w:val="20"/>
+          <w:shd w:val="clear" w:color="auto" w:fill="FFFFFF"/>
+          <w:lang w:val="en-GB"/>
+        </w:rPr>
+        <w:t>Boussaguet, L. (2016). Participatory mechanisms as symbolic policy instruments?. </w:t>
+      </w:r>
+      <w:r>
+        <w:rPr>
+          <w:rFonts w:asciiTheme="minorHAnsi" w:hAnsiTheme="minorHAnsi" w:cstheme="minorHAnsi"/>
+          <w:i/>
+          <w:iCs/>
+          <w:color w:val="222222"/>
+          <w:sz w:val="20"/>
+          <w:szCs w:val="20"/>
+          <w:shd w:val="clear" w:color="auto" w:fill="FFFFFF"/>
+          <w:lang w:val="en-GB"/>
+        </w:rPr>
+        <w:t>Comparative European Politics</w:t>
+      </w:r>
+      <w:r>
+        <w:rPr>
+          <w:rFonts w:asciiTheme="minorHAnsi" w:hAnsiTheme="minorHAnsi" w:cstheme="minorHAnsi"/>
+          <w:color w:val="222222"/>
+          <w:sz w:val="20"/>
+          <w:szCs w:val="20"/>
+          <w:shd w:val="clear" w:color="auto" w:fill="FFFFFF"/>
+          <w:lang w:val="en-GB"/>
+        </w:rPr>
+        <w:t>, </w:t>
+      </w:r>
+      <w:r>
+        <w:rPr>
+          <w:rFonts w:asciiTheme="minorHAnsi" w:hAnsiTheme="minorHAnsi" w:cstheme="minorHAnsi"/>
+          <w:i/>
+          <w:iCs/>
+          <w:color w:val="222222"/>
+          <w:sz w:val="20"/>
+          <w:szCs w:val="20"/>
+          <w:shd w:val="clear" w:color="auto" w:fill="FFFFFF"/>
+          <w:lang w:val="en-GB"/>
+        </w:rPr>
+        <w:t>14</w:t>
+      </w:r>
+      <w:r>
+        <w:rPr>
+          <w:rFonts w:asciiTheme="minorHAnsi" w:hAnsiTheme="minorHAnsi" w:cstheme="minorHAnsi"/>
+          <w:color w:val="222222"/>
+          <w:sz w:val="20"/>
+          <w:szCs w:val="20"/>
+          <w:shd w:val="clear" w:color="auto" w:fill="FFFFFF"/>
+          <w:lang w:val="en-GB"/>
+        </w:rPr>
+        <w:t>(1), 107-124.</w:t>
+      </w:r>
+    </w:p>
+    <w:p>
+      <w:pPr>
+        <w:pStyle w:val="my-2"/>
+        <w:spacing w:before="0" w:beforeAutospacing="0" w:after="0" w:afterAutospacing="0"/>
+        <w:ind w:left="284" w:hanging="284"/>
+        <w:jc w:val="both"/>
+        <w:rPr>
+          <w:rFonts w:asciiTheme="minorHAnsi" w:hAnsiTheme="minorHAnsi" w:cstheme="minorHAnsi"/>
           <w:sz w:val="20"/>
           <w:szCs w:val="20"/>
           <w:lang w:val="en-GB"/>
@@ -3939,27 +3942,7 @@
           <w:szCs w:val="20"/>
           <w:lang w:val="en-GB"/>
         </w:rPr>
-        <w:t xml:space="preserve"> (2007). “L’Europe des </w:t>
-      </w:r>
-      <w:proofErr w:type="gramStart"/>
-      <w:r>
-        <w:rPr>
-          <w:rFonts w:asciiTheme="minorHAnsi" w:hAnsiTheme="minorHAnsi" w:cstheme="minorHAnsi"/>
-          <w:sz w:val="20"/>
-          <w:szCs w:val="20"/>
-          <w:lang w:val="en-GB"/>
-        </w:rPr>
-        <w:t>profanes :</w:t>
-      </w:r>
-      <w:proofErr w:type="gramEnd"/>
-      <w:r>
-        <w:rPr>
-          <w:rFonts w:asciiTheme="minorHAnsi" w:hAnsiTheme="minorHAnsi" w:cstheme="minorHAnsi"/>
-          <w:sz w:val="20"/>
-          <w:szCs w:val="20"/>
-          <w:lang w:val="en-GB"/>
-        </w:rPr>
-        <w:t xml:space="preserve"> l’expérience des premières conférences citoyennes”, In Costa O.; Magnette P. (coord.)Une Europe des élites ? Réflexions sur la fracture démocratique de l’Union européenne, Brussels, Éditions de l’Université de Bruxelles, 2007, pp. 241-258.</w:t>
+        <w:t xml:space="preserve"> (2007). “L’Europe des profanes : l’expérience des premières conférences citoyennes”, In Costa O.; Magnette P. (coord.)Une Europe des élites ? Réflexions sur la fracture démocratique de l’Union européenne, Brussels, Éditions de l’Université de Bruxelles, 2007, pp. 241-258.</w:t>
       </w:r>
     </w:p>
     <w:p>
@@ -4151,7 +4134,7 @@
       </w:r>
       <w:r>
         <w:rPr>
-          <w:rStyle w:val="nfase"/>
+          <w:rStyle w:val="Emphasis"/>
           <w:rFonts w:asciiTheme="minorHAnsi" w:hAnsiTheme="minorHAnsi" w:cstheme="minorHAnsi"/>
           <w:color w:val="000000"/>
           <w:sz w:val="20"/>
@@ -4327,11 +4310,41 @@
     </w:p>
     <w:p>
       <w:pPr>
+        <w:spacing w:after="0" w:line="240" w:lineRule="auto"/>
+        <w:ind w:left="284" w:hanging="284"/>
+        <w:jc w:val="both"/>
+        <w:rPr>
+          <w:ins w:id="27" w:author="Sérgio Pedro" w:date="2026-07-10T09:59:00Z"/>
+          <w:rFonts w:eastAsia="Times New Roman" w:cstheme="minorHAnsi"/>
+          <w:color w:val="000000"/>
+          <w:sz w:val="20"/>
+          <w:szCs w:val="20"/>
+          <w:highlight w:val="yellow"/>
+          <w:lang w:val="en-GB" w:eastAsia="pt-PT"/>
+        </w:rPr>
+      </w:pPr>
+      <w:ins w:id="28" w:author="Sérgio Pedro" w:date="2026-07-10T09:59:00Z">
+        <w:r>
+          <w:rPr>
+            <w:rFonts w:eastAsia="Times New Roman" w:cstheme="minorHAnsi"/>
+            <w:color w:val="000000"/>
+            <w:sz w:val="20"/>
+            <w:szCs w:val="20"/>
+            <w:highlight w:val="yellow"/>
+            <w:lang w:val="en-GB" w:eastAsia="pt-PT"/>
+          </w:rPr>
+          <w:t>[DUPLICATE OF #82] Burt, R. S. (1995). Structural holes: The social structure of competition (Paperback ed.). Harvard University Press.</w:t>
+        </w:r>
+      </w:ins>
+    </w:p>
+    <w:p>
+      <w:pPr>
         <w:pStyle w:val="my-2"/>
         <w:spacing w:before="0" w:beforeAutospacing="0" w:after="0" w:afterAutospacing="0"/>
         <w:ind w:left="284" w:hanging="284"/>
         <w:jc w:val="both"/>
         <w:rPr>
+          <w:del w:id="29" w:author="Sérgio Pedro" w:date="2026-07-10T09:59:00Z"/>
           <w:rFonts w:asciiTheme="minorHAnsi" w:hAnsiTheme="minorHAnsi" w:cstheme="minorHAnsi"/>
           <w:color w:val="000000"/>
           <w:sz w:val="20"/>
@@ -4339,52 +4352,54 @@
           <w:lang w:val="en-GB"/>
         </w:rPr>
       </w:pPr>
-      <w:r>
-        <w:rPr>
-          <w:rFonts w:asciiTheme="minorHAnsi" w:hAnsiTheme="minorHAnsi" w:cstheme="minorHAnsi"/>
-          <w:color w:val="000000"/>
-          <w:sz w:val="20"/>
-          <w:szCs w:val="20"/>
-          <w:highlight w:val="yellow"/>
-          <w:lang w:val="en-GB"/>
-        </w:rPr>
-        <w:t>Burt, R. S. (1995).</w:t>
-      </w:r>
-      <w:r>
-        <w:rPr>
-          <w:rStyle w:val="apple-converted-space"/>
-          <w:rFonts w:asciiTheme="minorHAnsi" w:hAnsiTheme="minorHAnsi" w:cstheme="minorHAnsi"/>
-          <w:color w:val="000000"/>
-          <w:sz w:val="20"/>
-          <w:szCs w:val="20"/>
-          <w:highlight w:val="yellow"/>
-          <w:lang w:val="en-GB"/>
-        </w:rPr>
-        <w:t> </w:t>
-      </w:r>
-      <w:r>
-        <w:rPr>
-          <w:rStyle w:val="nfase"/>
-          <w:rFonts w:asciiTheme="minorHAnsi" w:hAnsiTheme="minorHAnsi" w:cstheme="minorHAnsi"/>
-          <w:color w:val="000000"/>
-          <w:sz w:val="20"/>
-          <w:szCs w:val="20"/>
-          <w:highlight w:val="yellow"/>
-          <w:lang w:val="en-GB"/>
-        </w:rPr>
-        <w:t>Structural holes: The social structure of competition</w:t>
-      </w:r>
-      <w:r>
-        <w:rPr>
-          <w:rFonts w:asciiTheme="minorHAnsi" w:hAnsiTheme="minorHAnsi" w:cstheme="minorHAnsi"/>
-          <w:color w:val="000000"/>
-          <w:sz w:val="20"/>
-          <w:szCs w:val="20"/>
-          <w:highlight w:val="yellow"/>
-          <w:lang w:val="en-GB"/>
-        </w:rPr>
-        <w:t>. Harvard University Press.</w:t>
-      </w:r>
+      <w:del w:id="30" w:author="Sérgio Pedro" w:date="2026-07-10T09:59:00Z">
+        <w:r>
+          <w:rPr>
+            <w:rFonts w:asciiTheme="minorHAnsi" w:hAnsiTheme="minorHAnsi" w:cstheme="minorHAnsi"/>
+            <w:color w:val="000000"/>
+            <w:sz w:val="20"/>
+            <w:szCs w:val="20"/>
+            <w:highlight w:val="yellow"/>
+            <w:lang w:val="en-GB"/>
+          </w:rPr>
+          <w:delText>Burt, R. S. (1995).</w:delText>
+        </w:r>
+        <w:r>
+          <w:rPr>
+            <w:rStyle w:val="apple-converted-space"/>
+            <w:rFonts w:asciiTheme="minorHAnsi" w:hAnsiTheme="minorHAnsi" w:cstheme="minorHAnsi"/>
+            <w:color w:val="000000"/>
+            <w:sz w:val="20"/>
+            <w:szCs w:val="20"/>
+            <w:highlight w:val="yellow"/>
+            <w:lang w:val="en-GB"/>
+          </w:rPr>
+          <w:delText> </w:delText>
+        </w:r>
+        <w:r>
+          <w:rPr>
+            <w:rStyle w:val="Emphasis"/>
+            <w:rFonts w:asciiTheme="minorHAnsi" w:hAnsiTheme="minorHAnsi" w:cstheme="minorHAnsi"/>
+            <w:color w:val="000000"/>
+            <w:sz w:val="20"/>
+            <w:szCs w:val="20"/>
+            <w:highlight w:val="yellow"/>
+            <w:lang w:val="en-GB"/>
+          </w:rPr>
+          <w:delText>Structural holes: The social structure of competition</w:delText>
+        </w:r>
+        <w:r>
+          <w:rPr>
+            <w:rFonts w:asciiTheme="minorHAnsi" w:hAnsiTheme="minorHAnsi" w:cstheme="minorHAnsi"/>
+            <w:color w:val="000000"/>
+            <w:sz w:val="20"/>
+            <w:szCs w:val="20"/>
+            <w:highlight w:val="yellow"/>
+            <w:lang w:val="en-GB"/>
+          </w:rPr>
+          <w:delText>. Harvard University Press.</w:delText>
+        </w:r>
+      </w:del>
     </w:p>
     <w:p>
       <w:pPr>
@@ -4478,7 +4493,6 @@
           <w:szCs w:val="20"/>
           <w:lang w:val="en-GB"/>
         </w:rPr>
-        <w:lastRenderedPageBreak/>
         <w:t xml:space="preserve">Cairney, P. (2016). </w:t>
       </w:r>
       <w:r>
@@ -4530,7 +4544,39 @@
         <w:ind w:left="284" w:hanging="284"/>
         <w:jc w:val="both"/>
         <w:rPr>
-          <w:rStyle w:val="CitaoHTML"/>
+          <w:ins w:id="31" w:author="Sérgio Pedro" w:date="2026-07-10T09:59:00Z"/>
+          <w:rStyle w:val="HTMLCite"/>
+          <w:rFonts w:cstheme="minorHAnsi"/>
+          <w:color w:val="333333"/>
+          <w:sz w:val="20"/>
+          <w:szCs w:val="20"/>
+          <w:bdr w:val="none" w:sz="0" w:space="0" w:color="auto" w:frame="1"/>
+          <w:lang w:val="en-GB"/>
+        </w:rPr>
+      </w:pPr>
+      <w:ins w:id="32" w:author="Sérgio Pedro" w:date="2026-07-10T09:59:00Z">
+        <w:r>
+          <w:rPr>
+            <w:rStyle w:val="HTMLCite"/>
+            <w:rFonts w:cstheme="minorHAnsi"/>
+            <w:color w:val="333333"/>
+            <w:sz w:val="20"/>
+            <w:szCs w:val="20"/>
+            <w:bdr w:val="none" w:sz="0" w:space="0" w:color="auto" w:frame="1"/>
+            <w:lang w:val="en-GB"/>
+          </w:rPr>
+          <w:t>Caldarelli, G. (2007). Scale-free networks: Complex webs in nature and technology. Oxford University Press.</w:t>
+        </w:r>
+      </w:ins>
+    </w:p>
+    <w:p>
+      <w:pPr>
+        <w:spacing w:after="0" w:line="240" w:lineRule="auto"/>
+        <w:ind w:left="284" w:hanging="284"/>
+        <w:jc w:val="both"/>
+        <w:rPr>
+          <w:del w:id="33" w:author="Sérgio Pedro" w:date="2026-07-10T09:59:00Z"/>
+          <w:rStyle w:val="HTMLCite"/>
           <w:rFonts w:cstheme="minorHAnsi"/>
           <w:i w:val="0"/>
           <w:iCs w:val="0"/>
@@ -4540,9 +4586,38 @@
           <w:lang w:val="en-GB"/>
         </w:rPr>
       </w:pPr>
-      <w:r>
-        <w:rPr>
-          <w:rStyle w:val="CitaoHTML"/>
+      <w:del w:id="34" w:author="Sérgio Pedro" w:date="2026-07-10T09:59:00Z">
+        <w:r>
+          <w:rPr>
+            <w:rStyle w:val="HTMLCite"/>
+            <w:rFonts w:cstheme="minorHAnsi"/>
+            <w:color w:val="333333"/>
+            <w:sz w:val="20"/>
+            <w:szCs w:val="20"/>
+            <w:bdr w:val="none" w:sz="0" w:space="0" w:color="auto" w:frame="1"/>
+            <w:lang w:val="en-GB"/>
+          </w:rPr>
+          <w:delText>Caldarelli G 2007 Scale-free Networks: Complex Webs in Nature and Technolog, Oxford: Oxford University Press</w:delText>
+        </w:r>
+        <w:r>
+          <w:rPr>
+            <w:rFonts w:cstheme="minorHAnsi"/>
+            <w:color w:val="FF0000"/>
+            <w:sz w:val="20"/>
+            <w:szCs w:val="20"/>
+            <w:lang w:val="en-GB"/>
+          </w:rPr>
+          <w:delText xml:space="preserve"> </w:delText>
+        </w:r>
+      </w:del>
+    </w:p>
+    <w:p>
+      <w:pPr>
+        <w:spacing w:after="0" w:line="240" w:lineRule="auto"/>
+        <w:ind w:left="284" w:hanging="284"/>
+        <w:jc w:val="both"/>
+        <w:rPr>
+          <w:rStyle w:val="reference-links"/>
           <w:rFonts w:cstheme="minorHAnsi"/>
           <w:color w:val="333333"/>
           <w:sz w:val="20"/>
@@ -4550,26 +4625,10 @@
           <w:bdr w:val="none" w:sz="0" w:space="0" w:color="auto" w:frame="1"/>
           <w:lang w:val="en-GB"/>
         </w:rPr>
-        <w:t>Caldarelli G 2007 Scale-free Networks: Complex Webs in Nature and Technolog, Oxford: Oxford University Press</w:t>
-      </w:r>
-      <w:r>
-        <w:rPr>
-          <w:rFonts w:cstheme="minorHAnsi"/>
-          <w:color w:val="FF0000"/>
-          <w:sz w:val="20"/>
-          <w:szCs w:val="20"/>
-          <w:lang w:val="en-GB"/>
-        </w:rPr>
-        <w:t xml:space="preserve"> </w:t>
-      </w:r>
-    </w:p>
-    <w:p>
-      <w:pPr>
-        <w:spacing w:after="0" w:line="240" w:lineRule="auto"/>
-        <w:ind w:left="284" w:hanging="284"/>
-        <w:jc w:val="both"/>
-        <w:rPr>
-          <w:rStyle w:val="reference-links"/>
+      </w:pPr>
+      <w:r>
+        <w:rPr>
+          <w:rStyle w:val="HTMLCite"/>
           <w:rFonts w:cstheme="minorHAnsi"/>
           <w:color w:val="333333"/>
           <w:sz w:val="20"/>
@@ -4577,67 +4636,58 @@
           <w:bdr w:val="none" w:sz="0" w:space="0" w:color="auto" w:frame="1"/>
           <w:lang w:val="en-GB"/>
         </w:rPr>
-      </w:pPr>
-      <w:r>
-        <w:rPr>
-          <w:rStyle w:val="CitaoHTML"/>
-          <w:rFonts w:cstheme="minorHAnsi"/>
-          <w:color w:val="333333"/>
-          <w:sz w:val="20"/>
-          <w:szCs w:val="20"/>
-          <w:bdr w:val="none" w:sz="0" w:space="0" w:color="auto" w:frame="1"/>
-          <w:lang w:val="en-GB"/>
-        </w:rPr>
-        <w:t xml:space="preserve">Caldarelli G and Vespignani A (ed) </w:t>
-      </w:r>
-      <w:proofErr w:type="gramStart"/>
-      <w:r>
-        <w:rPr>
-          <w:rStyle w:val="CitaoHTML"/>
-          <w:rFonts w:cstheme="minorHAnsi"/>
-          <w:color w:val="333333"/>
-          <w:sz w:val="20"/>
-          <w:szCs w:val="20"/>
-          <w:bdr w:val="none" w:sz="0" w:space="0" w:color="auto" w:frame="1"/>
-          <w:lang w:val="en-GB"/>
-        </w:rPr>
-        <w:t>2007  Large</w:t>
-      </w:r>
-      <w:proofErr w:type="gramEnd"/>
-      <w:r>
-        <w:rPr>
-          <w:rStyle w:val="CitaoHTML"/>
-          <w:rFonts w:cstheme="minorHAnsi"/>
-          <w:color w:val="333333"/>
-          <w:sz w:val="20"/>
-          <w:szCs w:val="20"/>
-          <w:bdr w:val="none" w:sz="0" w:space="0" w:color="auto" w:frame="1"/>
-          <w:lang w:val="en-GB"/>
-        </w:rPr>
-        <w:t xml:space="preserve"> Scale Structure and Dynamics of Complex Networks (Singapore: World Scientific)</w:t>
-      </w:r>
-    </w:p>
-    <w:p>
-      <w:pPr>
-        <w:spacing w:after="0" w:line="240" w:lineRule="auto"/>
-        <w:ind w:left="284" w:hanging="284"/>
-        <w:jc w:val="both"/>
-        <w:rPr>
-          <w:rFonts w:cstheme="minorHAnsi"/>
-          <w:sz w:val="20"/>
-          <w:szCs w:val="20"/>
-          <w:lang w:val="en-GB"/>
-        </w:rPr>
-      </w:pPr>
-      <w:r>
-        <w:rPr>
-          <w:rFonts w:cstheme="minorHAnsi"/>
-          <w:sz w:val="20"/>
-          <w:szCs w:val="20"/>
-          <w:lang w:val="en-GB"/>
-        </w:rPr>
-        <w:t>Calota, E. (2005), 6th General Report on Implementation of the European Charter of Local SelfGovernment “Consultation of Local Authorities”, 12th Plenary Session of the Chamber of Local Authorities, Strasbourg, Council of Europe.</w:t>
-      </w:r>
+        <w:t>Caldarelli G and Vespignani A (ed) 2007  Large Scale Structure and Dynamics of Complex Networks (Singapore: World Scientific)</w:t>
+      </w:r>
+    </w:p>
+    <w:p>
+      <w:pPr>
+        <w:spacing w:after="0" w:line="240" w:lineRule="auto"/>
+        <w:ind w:left="284" w:hanging="284"/>
+        <w:jc w:val="both"/>
+        <w:rPr>
+          <w:ins w:id="35" w:author="Sérgio Pedro" w:date="2026-07-10T09:59:00Z"/>
+          <w:rFonts w:cstheme="minorHAnsi"/>
+          <w:sz w:val="20"/>
+          <w:szCs w:val="20"/>
+          <w:lang w:val="en-GB"/>
+        </w:rPr>
+      </w:pPr>
+      <w:ins w:id="36" w:author="Sérgio Pedro" w:date="2026-07-10T09:59:00Z">
+        <w:r>
+          <w:rPr>
+            <w:rFonts w:cstheme="minorHAnsi"/>
+            <w:sz w:val="20"/>
+            <w:szCs w:val="20"/>
+            <w:lang w:val="en-GB"/>
+          </w:rPr>
+          <w:t>Calota, E. (2005). 6th General Report on Implementation of the European Charter of Local SelfGovernment “Consultation of Local Authorities”, 12th Plenary Session of the Chamber of Local Authorities, Strasbourg, Council of Europe.</w:t>
+        </w:r>
+      </w:ins>
+    </w:p>
+    <w:p>
+      <w:pPr>
+        <w:spacing w:after="0" w:line="240" w:lineRule="auto"/>
+        <w:ind w:left="284" w:hanging="284"/>
+        <w:jc w:val="both"/>
+        <w:rPr>
+          <w:del w:id="37" w:author="Sérgio Pedro" w:date="2026-07-10T09:59:00Z"/>
+          <w:rFonts w:cstheme="minorHAnsi"/>
+          <w:sz w:val="20"/>
+          <w:szCs w:val="20"/>
+          <w:lang w:val="en-GB"/>
+        </w:rPr>
+      </w:pPr>
+      <w:del w:id="38" w:author="Sérgio Pedro" w:date="2026-07-10T09:59:00Z">
+        <w:r>
+          <w:rPr>
+            <w:rFonts w:cstheme="minorHAnsi"/>
+            <w:sz w:val="20"/>
+            <w:szCs w:val="20"/>
+            <w:lang w:val="en-GB"/>
+          </w:rPr>
+          <w:delText>Calota, E. (2005), 6th General Report on Implementation of the European Charter of Local SelfGovernment “Consultation of Local Authorities”, 12th Plenary Session of the Chamber of Local Authorities, Strasbourg, Council of Europe.</w:delText>
+        </w:r>
+      </w:del>
     </w:p>
     <w:p>
       <w:pPr>
@@ -4663,7 +4713,7 @@
       <w:hyperlink r:id="rId7" w:history="1">
         <w:r>
           <w:rPr>
-            <w:rStyle w:val="Hiperligao"/>
+            <w:rStyle w:val="Hyperlink"/>
             <w:rFonts w:cstheme="minorHAnsi"/>
             <w:sz w:val="20"/>
             <w:szCs w:val="20"/>
@@ -4728,46 +4778,54 @@
     </w:p>
     <w:p>
       <w:pPr>
+        <w:spacing w:after="0" w:line="240" w:lineRule="auto"/>
+        <w:ind w:left="284" w:hanging="284"/>
+        <w:jc w:val="both"/>
+        <w:rPr>
+          <w:ins w:id="39" w:author="Sérgio Pedro" w:date="2026-07-10T09:59:00Z"/>
+          <w:rFonts w:eastAsia="Times New Roman" w:cstheme="minorHAnsi"/>
+          <w:sz w:val="20"/>
+          <w:szCs w:val="20"/>
+          <w:lang w:val="en-GB" w:eastAsia="pt-PT"/>
+        </w:rPr>
+      </w:pPr>
+      <w:ins w:id="40" w:author="Sérgio Pedro" w:date="2026-07-10T09:59:00Z">
+        <w:r>
+          <w:rPr>
+            <w:rFonts w:eastAsia="Times New Roman" w:cstheme="minorHAnsi"/>
+            <w:sz w:val="20"/>
+            <w:szCs w:val="20"/>
+            <w:lang w:val="en-GB" w:eastAsia="pt-PT"/>
+          </w:rPr>
+          <w:t xml:space="preserve">Carattini, Stefan; Fankhauser, Sam; Gao Jianjian et al. (2021). “What does network analysis teach us about international environmental cooperation? “ Centre for Climate Change Economics and Policy Working Paper No. 389 </w:t>
+        </w:r>
+      </w:ins>
+    </w:p>
+    <w:p>
+      <w:pPr>
         <w:pStyle w:val="NormalWeb"/>
         <w:spacing w:before="0" w:beforeAutospacing="0" w:after="0" w:afterAutospacing="0"/>
         <w:ind w:left="284" w:hanging="284"/>
         <w:jc w:val="both"/>
         <w:rPr>
-          <w:rFonts w:asciiTheme="minorHAnsi" w:hAnsiTheme="minorHAnsi" w:cstheme="minorHAnsi"/>
-          <w:sz w:val="20"/>
-          <w:szCs w:val="20"/>
-          <w:lang w:val="en-GB"/>
-        </w:rPr>
-      </w:pPr>
-      <w:r>
-        <w:rPr>
-          <w:rFonts w:asciiTheme="minorHAnsi" w:hAnsiTheme="minorHAnsi" w:cstheme="minorHAnsi"/>
-          <w:sz w:val="20"/>
-          <w:szCs w:val="20"/>
-          <w:lang w:val="en-GB"/>
-        </w:rPr>
-        <w:t xml:space="preserve">Carattini, Stefan; Fankhauser, Sam; Gao Jianjian et al. (2021), “What does network analysis teach us about international environmental cooperation? </w:t>
-      </w:r>
-      <w:proofErr w:type="gramStart"/>
-      <w:r>
-        <w:rPr>
-          <w:rFonts w:asciiTheme="minorHAnsi" w:hAnsiTheme="minorHAnsi" w:cstheme="minorHAnsi"/>
-          <w:sz w:val="20"/>
-          <w:szCs w:val="20"/>
-          <w:lang w:val="en-GB"/>
-        </w:rPr>
-        <w:t>“ Centre</w:t>
-      </w:r>
-      <w:proofErr w:type="gramEnd"/>
-      <w:r>
-        <w:rPr>
-          <w:rFonts w:asciiTheme="minorHAnsi" w:hAnsiTheme="minorHAnsi" w:cstheme="minorHAnsi"/>
-          <w:sz w:val="20"/>
-          <w:szCs w:val="20"/>
-          <w:lang w:val="en-GB"/>
-        </w:rPr>
-        <w:t xml:space="preserve"> for Climate Change Economics and Policy Working Paper No. 389 </w:t>
-      </w:r>
+          <w:del w:id="41" w:author="Sérgio Pedro" w:date="2026-07-10T09:59:00Z"/>
+          <w:rFonts w:asciiTheme="minorHAnsi" w:hAnsiTheme="minorHAnsi" w:cstheme="minorHAnsi"/>
+          <w:sz w:val="20"/>
+          <w:szCs w:val="20"/>
+          <w:lang w:val="en-GB"/>
+        </w:rPr>
+      </w:pPr>
+      <w:del w:id="42" w:author="Sérgio Pedro" w:date="2026-07-10T09:59:00Z">
+        <w:r>
+          <w:rPr>
+            <w:rFonts w:asciiTheme="minorHAnsi" w:hAnsiTheme="minorHAnsi" w:cstheme="minorHAnsi"/>
+            <w:sz w:val="20"/>
+            <w:szCs w:val="20"/>
+            <w:lang w:val="en-GB"/>
+          </w:rPr>
+          <w:delText xml:space="preserve">Carattini, Stefan; Fankhauser, Sam; Gao Jianjian et al. (2021), “What does network analysis teach us about international environmental cooperation? “ Centre for Climate Change Economics and Policy Working Paper No. 389 </w:delText>
+        </w:r>
+      </w:del>
     </w:p>
     <w:p>
       <w:pPr>
@@ -4936,7 +4994,7 @@
       </w:r>
       <w:r>
         <w:rPr>
-          <w:rStyle w:val="nfase"/>
+          <w:rStyle w:val="Emphasis"/>
           <w:rFonts w:asciiTheme="minorHAnsi" w:hAnsiTheme="minorHAnsi" w:cstheme="minorHAnsi"/>
           <w:color w:val="000000"/>
           <w:sz w:val="20"/>
@@ -5004,7 +5062,7 @@
       </w:r>
       <w:r>
         <w:rPr>
-          <w:rStyle w:val="nfase"/>
+          <w:rStyle w:val="Emphasis"/>
           <w:rFonts w:asciiTheme="minorHAnsi" w:hAnsiTheme="minorHAnsi" w:cstheme="minorHAnsi"/>
           <w:color w:val="000000"/>
           <w:sz w:val="20"/>
@@ -5072,7 +5130,7 @@
       </w:r>
       <w:r>
         <w:rPr>
-          <w:rStyle w:val="nfase"/>
+          <w:rStyle w:val="Emphasis"/>
           <w:rFonts w:asciiTheme="minorHAnsi" w:hAnsiTheme="minorHAnsi" w:cstheme="minorHAnsi"/>
           <w:color w:val="000000"/>
           <w:sz w:val="20"/>
@@ -5124,59 +5182,6 @@
           <w:lang w:val="en-GB"/>
         </w:rPr>
         <w:t xml:space="preserve">Castells, Manuel (2011) A Network Theory of Power, International Journal of Communication 5, 773–787 </w:t>
-      </w:r>
-    </w:p>
-    <w:p>
-      <w:pPr>
-        <w:spacing w:after="0" w:line="240" w:lineRule="auto"/>
-        <w:ind w:left="284" w:hanging="284"/>
-        <w:jc w:val="both"/>
-        <w:rPr>
-          <w:rFonts w:cstheme="minorHAnsi"/>
-          <w:sz w:val="20"/>
-          <w:szCs w:val="20"/>
-          <w:lang w:val="en-GB"/>
-        </w:rPr>
-      </w:pPr>
-      <w:r>
-        <w:rPr>
-          <w:rFonts w:cstheme="minorHAnsi"/>
-          <w:sz w:val="20"/>
-          <w:szCs w:val="20"/>
-          <w:lang w:val="en-GB"/>
-        </w:rPr>
-        <w:t xml:space="preserve">Cekaite, A. &amp; Mondada, L. (2026), "Participation". In </w:t>
-      </w:r>
-      <w:proofErr w:type="gramStart"/>
-      <w:r>
-        <w:rPr>
-          <w:rFonts w:cstheme="minorHAnsi"/>
-          <w:i/>
-          <w:sz w:val="20"/>
-          <w:szCs w:val="20"/>
-          <w:lang w:val="en-GB"/>
-        </w:rPr>
-        <w:t>The</w:t>
-      </w:r>
-      <w:proofErr w:type="gramEnd"/>
-      <w:r>
-        <w:rPr>
-          <w:rFonts w:cstheme="minorHAnsi"/>
-          <w:i/>
-          <w:sz w:val="20"/>
-          <w:szCs w:val="20"/>
-          <w:lang w:val="en-GB"/>
-        </w:rPr>
-        <w:t xml:space="preserve"> Routledge Handbook of Conversation Analysis</w:t>
-      </w:r>
-      <w:r>
-        <w:rPr>
-          <w:rFonts w:cstheme="minorHAnsi"/>
-          <w:sz w:val="20"/>
-          <w:szCs w:val="20"/>
-          <w:lang w:val="en-GB"/>
-        </w:rPr>
-        <w:t xml:space="preserve"> (Matthew Burdelski, Tim Greer, eds.), London, Routledge, pp. 70–91.</w:t>
       </w:r>
     </w:p>
     <w:p>
@@ -5188,254 +5193,68 @@
         <w:ind w:left="284" w:hanging="284"/>
         <w:jc w:val="both"/>
         <w:rPr>
-          <w:rFonts w:cstheme="minorHAnsi"/>
-          <w:color w:val="222222"/>
-          <w:sz w:val="20"/>
-          <w:szCs w:val="20"/>
-          <w:shd w:val="clear" w:color="auto" w:fill="FFFFFF"/>
-          <w:lang w:val="en-GB"/>
-        </w:rPr>
-      </w:pPr>
-      <w:r>
-        <w:rPr>
-          <w:rFonts w:cstheme="minorHAnsi"/>
-          <w:color w:val="222222"/>
-          <w:sz w:val="20"/>
-          <w:szCs w:val="20"/>
-          <w:shd w:val="clear" w:color="auto" w:fill="FFFFFF"/>
-          <w:lang w:val="en-GB"/>
-        </w:rPr>
-        <w:t>Chatziandreou, K., &amp; Haupt, W. (2026). Integrating cultural heritage and climate policy? Insights from UNESCO world heritage cities. </w:t>
-      </w:r>
-      <w:r>
-        <w:rPr>
-          <w:rFonts w:cstheme="minorHAnsi"/>
-          <w:i/>
-          <w:iCs/>
-          <w:color w:val="222222"/>
-          <w:sz w:val="20"/>
-          <w:szCs w:val="20"/>
-          <w:shd w:val="clear" w:color="auto" w:fill="FFFFFF"/>
-          <w:lang w:val="en-GB"/>
-        </w:rPr>
-        <w:t>European Planning Studies</w:t>
-      </w:r>
-      <w:r>
-        <w:rPr>
-          <w:rFonts w:cstheme="minorHAnsi"/>
-          <w:color w:val="222222"/>
-          <w:sz w:val="20"/>
-          <w:szCs w:val="20"/>
-          <w:shd w:val="clear" w:color="auto" w:fill="FFFFFF"/>
-          <w:lang w:val="en-GB"/>
-        </w:rPr>
-        <w:t>, 1-23.</w:t>
-      </w:r>
-    </w:p>
-    <w:p>
-      <w:pPr>
-        <w:pStyle w:val="my-2"/>
-        <w:spacing w:before="0" w:beforeAutospacing="0" w:after="0" w:afterAutospacing="0"/>
-        <w:ind w:left="284" w:hanging="284"/>
-        <w:jc w:val="both"/>
-        <w:rPr>
-          <w:rFonts w:asciiTheme="minorHAnsi" w:hAnsiTheme="minorHAnsi" w:cstheme="minorHAnsi"/>
-          <w:color w:val="000000"/>
-          <w:sz w:val="20"/>
-          <w:szCs w:val="20"/>
-          <w:lang w:val="en-GB"/>
-        </w:rPr>
-      </w:pPr>
-      <w:r>
-        <w:rPr>
-          <w:rFonts w:asciiTheme="minorHAnsi" w:hAnsiTheme="minorHAnsi" w:cstheme="minorHAnsi"/>
-          <w:color w:val="000000"/>
-          <w:sz w:val="20"/>
-          <w:szCs w:val="20"/>
-          <w:lang w:val="en-GB"/>
-        </w:rPr>
-        <w:t>Chester, C. C., &amp; Moomaw, W. R. (2008). A taxonomy of collaborative governance: A guide to understanding the diversity of international and domestic conservation accords.</w:t>
-      </w:r>
-      <w:r>
-        <w:rPr>
-          <w:rStyle w:val="apple-converted-space"/>
-          <w:rFonts w:asciiTheme="minorHAnsi" w:hAnsiTheme="minorHAnsi" w:cstheme="minorHAnsi"/>
-          <w:color w:val="000000"/>
-          <w:sz w:val="20"/>
-          <w:szCs w:val="20"/>
-          <w:lang w:val="en-GB"/>
-        </w:rPr>
-        <w:t> </w:t>
-      </w:r>
-      <w:r>
-        <w:rPr>
-          <w:rStyle w:val="nfase"/>
-          <w:rFonts w:asciiTheme="minorHAnsi" w:hAnsiTheme="minorHAnsi" w:cstheme="minorHAnsi"/>
-          <w:color w:val="000000"/>
-          <w:sz w:val="20"/>
-          <w:szCs w:val="20"/>
-          <w:lang w:val="en-GB"/>
-        </w:rPr>
-        <w:t>International Environmental Agreements: Politics, Law and Economics</w:t>
-      </w:r>
-      <w:r>
-        <w:rPr>
-          <w:rFonts w:asciiTheme="minorHAnsi" w:hAnsiTheme="minorHAnsi" w:cstheme="minorHAnsi"/>
-          <w:color w:val="000000"/>
-          <w:sz w:val="20"/>
-          <w:szCs w:val="20"/>
-          <w:lang w:val="en-GB"/>
-        </w:rPr>
-        <w:t>, 8(3), 187–206.</w:t>
-      </w:r>
-    </w:p>
-    <w:p>
-      <w:pPr>
-        <w:spacing w:after="0" w:line="240" w:lineRule="auto"/>
-        <w:ind w:left="284" w:hanging="284"/>
-        <w:jc w:val="both"/>
-        <w:rPr>
-          <w:rFonts w:cstheme="minorHAnsi"/>
-          <w:color w:val="222222"/>
-          <w:sz w:val="20"/>
-          <w:szCs w:val="20"/>
-          <w:shd w:val="clear" w:color="auto" w:fill="FFFFFF"/>
-          <w:lang w:val="en-GB"/>
-        </w:rPr>
-      </w:pPr>
-      <w:r>
-        <w:rPr>
-          <w:rFonts w:cstheme="minorHAnsi"/>
-          <w:color w:val="222222"/>
-          <w:sz w:val="20"/>
-          <w:szCs w:val="20"/>
-          <w:shd w:val="clear" w:color="auto" w:fill="FFFFFF"/>
-          <w:lang w:val="en-GB"/>
-        </w:rPr>
-        <w:t>Chiriatti, M., Bergamaschi Ganapini, M., Panai, E., Wiederhold, B. K., &amp; Riva, G. (2025). System 0: Transforming artificial intelligence into a cognitive extension. </w:t>
-      </w:r>
-      <w:r>
-        <w:rPr>
-          <w:rFonts w:cstheme="minorHAnsi"/>
-          <w:i/>
-          <w:iCs/>
-          <w:color w:val="222222"/>
-          <w:sz w:val="20"/>
-          <w:szCs w:val="20"/>
-          <w:shd w:val="clear" w:color="auto" w:fill="FFFFFF"/>
-          <w:lang w:val="en-GB"/>
-        </w:rPr>
-        <w:t>Cyberpsychology, Behavior, and Social Networking</w:t>
-      </w:r>
-      <w:r>
-        <w:rPr>
-          <w:rFonts w:cstheme="minorHAnsi"/>
-          <w:color w:val="222222"/>
-          <w:sz w:val="20"/>
-          <w:szCs w:val="20"/>
-          <w:shd w:val="clear" w:color="auto" w:fill="FFFFFF"/>
-          <w:lang w:val="en-GB"/>
-        </w:rPr>
-        <w:t>, </w:t>
-      </w:r>
-      <w:r>
-        <w:rPr>
-          <w:rFonts w:cstheme="minorHAnsi"/>
-          <w:i/>
-          <w:iCs/>
-          <w:color w:val="222222"/>
-          <w:sz w:val="20"/>
-          <w:szCs w:val="20"/>
-          <w:shd w:val="clear" w:color="auto" w:fill="FFFFFF"/>
-          <w:lang w:val="en-GB"/>
-        </w:rPr>
-        <w:t>28</w:t>
-      </w:r>
-      <w:r>
-        <w:rPr>
-          <w:rFonts w:cstheme="minorHAnsi"/>
-          <w:color w:val="222222"/>
-          <w:sz w:val="20"/>
-          <w:szCs w:val="20"/>
-          <w:shd w:val="clear" w:color="auto" w:fill="FFFFFF"/>
-          <w:lang w:val="en-GB"/>
-        </w:rPr>
-        <w:t>(7), 534-542.</w:t>
-      </w:r>
-    </w:p>
-    <w:p>
-      <w:pPr>
-        <w:spacing w:after="0" w:line="240" w:lineRule="auto"/>
-        <w:ind w:left="284" w:hanging="284"/>
-        <w:jc w:val="both"/>
-        <w:rPr>
-          <w:rFonts w:cstheme="minorHAnsi"/>
-          <w:color w:val="222222"/>
-          <w:sz w:val="20"/>
-          <w:szCs w:val="20"/>
-          <w:shd w:val="clear" w:color="auto" w:fill="FFFFFF"/>
-          <w:lang w:val="en-GB"/>
-        </w:rPr>
-      </w:pPr>
-      <w:r>
-        <w:rPr>
-          <w:rFonts w:cstheme="minorHAnsi"/>
-          <w:color w:val="222222"/>
-          <w:sz w:val="20"/>
-          <w:szCs w:val="20"/>
-          <w:shd w:val="clear" w:color="auto" w:fill="FFFFFF"/>
-          <w:lang w:val="en-GB"/>
-        </w:rPr>
-        <w:t>Chiriatti, M., Ganapini, M., Panai, E., Ubiali, M., &amp; Riva, G. (2024). The case for human–AI interaction as system 0 thinking. </w:t>
-      </w:r>
-      <w:r>
-        <w:rPr>
-          <w:rFonts w:cstheme="minorHAnsi"/>
-          <w:i/>
-          <w:iCs/>
-          <w:color w:val="222222"/>
-          <w:sz w:val="20"/>
-          <w:szCs w:val="20"/>
-          <w:shd w:val="clear" w:color="auto" w:fill="FFFFFF"/>
-          <w:lang w:val="en-GB"/>
-        </w:rPr>
-        <w:t>Nature Human Behaviour</w:t>
-      </w:r>
-      <w:r>
-        <w:rPr>
-          <w:rFonts w:cstheme="minorHAnsi"/>
-          <w:color w:val="222222"/>
-          <w:sz w:val="20"/>
-          <w:szCs w:val="20"/>
-          <w:shd w:val="clear" w:color="auto" w:fill="FFFFFF"/>
-          <w:lang w:val="en-GB"/>
-        </w:rPr>
-        <w:t>, </w:t>
-      </w:r>
-      <w:r>
-        <w:rPr>
-          <w:rFonts w:cstheme="minorHAnsi"/>
-          <w:i/>
-          <w:iCs/>
-          <w:color w:val="222222"/>
-          <w:sz w:val="20"/>
-          <w:szCs w:val="20"/>
-          <w:shd w:val="clear" w:color="auto" w:fill="FFFFFF"/>
-          <w:lang w:val="en-GB"/>
-        </w:rPr>
-        <w:t>8</w:t>
-      </w:r>
-      <w:r>
-        <w:rPr>
-          <w:rFonts w:cstheme="minorHAnsi"/>
-          <w:color w:val="222222"/>
-          <w:sz w:val="20"/>
-          <w:szCs w:val="20"/>
-          <w:shd w:val="clear" w:color="auto" w:fill="FFFFFF"/>
-          <w:lang w:val="en-GB"/>
-        </w:rPr>
-        <w:t>(10), 1829-1830.</w:t>
-      </w:r>
+          <w:ins w:id="43" w:author="Sérgio Pedro" w:date="2026-07-10T09:59:00Z"/>
+          <w:rFonts w:cstheme="minorHAnsi"/>
+          <w:sz w:val="20"/>
+          <w:szCs w:val="20"/>
+          <w:lang w:val="en-GB"/>
+        </w:rPr>
+      </w:pPr>
+      <w:ins w:id="44" w:author="Sérgio Pedro" w:date="2026-07-10T09:59:00Z">
+        <w:r>
+          <w:rPr>
+            <w:rFonts w:cstheme="minorHAnsi"/>
+            <w:sz w:val="20"/>
+            <w:szCs w:val="20"/>
+            <w:lang w:val="en-GB"/>
+          </w:rPr>
+          <w:t>Cekaite, A. &amp; Mondada, L. (2026). "Participation". In The Routledge Handbook of Conversation Analysis (Matthew Burdelski, Tim Greer, eds.), London, Routledge, pp. 70–91.</w:t>
+        </w:r>
+      </w:ins>
+    </w:p>
+    <w:p>
+      <w:pPr>
+        <w:spacing w:after="0" w:line="240" w:lineRule="auto"/>
+        <w:ind w:left="284" w:hanging="284"/>
+        <w:jc w:val="both"/>
+        <w:rPr>
+          <w:del w:id="45" w:author="Sérgio Pedro" w:date="2026-07-10T09:59:00Z"/>
+          <w:rFonts w:cstheme="minorHAnsi"/>
+          <w:sz w:val="20"/>
+          <w:szCs w:val="20"/>
+          <w:lang w:val="en-GB"/>
+        </w:rPr>
+      </w:pPr>
+      <w:del w:id="46" w:author="Sérgio Pedro" w:date="2026-07-10T09:59:00Z">
+        <w:r>
+          <w:rPr>
+            <w:rFonts w:cstheme="minorHAnsi"/>
+            <w:sz w:val="20"/>
+            <w:szCs w:val="20"/>
+            <w:lang w:val="en-GB"/>
+          </w:rPr>
+          <w:delText xml:space="preserve">Cekaite, A. &amp; Mondada, L. (2026), "Participation". In </w:delText>
+        </w:r>
+        <w:r>
+          <w:rPr>
+            <w:rFonts w:cstheme="minorHAnsi"/>
+            <w:i/>
+            <w:sz w:val="20"/>
+            <w:szCs w:val="20"/>
+            <w:lang w:val="en-GB"/>
+          </w:rPr>
+          <w:delText>The Routledge Handbook of Conversation Analysis</w:delText>
+        </w:r>
+        <w:r>
+          <w:rPr>
+            <w:rFonts w:cstheme="minorHAnsi"/>
+            <w:sz w:val="20"/>
+            <w:szCs w:val="20"/>
+            <w:lang w:val="en-GB"/>
+          </w:rPr>
+          <w:delText xml:space="preserve"> (Matthew Burdelski, Tim Greer, eds.), London, Routledge, pp. 70–91.</w:delText>
+        </w:r>
+      </w:del>
     </w:p>
     <w:p>
       <w:pPr>
@@ -5463,55 +5282,31 @@
           <w:shd w:val="clear" w:color="auto" w:fill="FFFFFF"/>
           <w:lang w:val="en-GB"/>
         </w:rPr>
-        <w:t>Choi, B. C., &amp; Pak, A. W. (2004). A catalog of biases in questionnaires. </w:t>
-      </w:r>
-      <w:r>
-        <w:rPr>
-          <w:rFonts w:cstheme="minorHAnsi"/>
-          <w:i/>
-          <w:iCs/>
-          <w:color w:val="222222"/>
-          <w:sz w:val="20"/>
-          <w:szCs w:val="20"/>
-          <w:shd w:val="clear" w:color="auto" w:fill="FFFFFF"/>
-          <w:lang w:val="en-GB"/>
-        </w:rPr>
-        <w:t>Preventing chronic disease</w:t>
-      </w:r>
-      <w:r>
-        <w:rPr>
-          <w:rFonts w:cstheme="minorHAnsi"/>
-          <w:color w:val="222222"/>
-          <w:sz w:val="20"/>
-          <w:szCs w:val="20"/>
-          <w:shd w:val="clear" w:color="auto" w:fill="FFFFFF"/>
-          <w:lang w:val="en-GB"/>
-        </w:rPr>
-        <w:t>, </w:t>
-      </w:r>
-      <w:r>
-        <w:rPr>
-          <w:rFonts w:cstheme="minorHAnsi"/>
-          <w:i/>
-          <w:iCs/>
-          <w:color w:val="222222"/>
-          <w:sz w:val="20"/>
-          <w:szCs w:val="20"/>
-          <w:shd w:val="clear" w:color="auto" w:fill="FFFFFF"/>
-          <w:lang w:val="en-GB"/>
-        </w:rPr>
-        <w:t>2</w:t>
-      </w:r>
-      <w:r>
-        <w:rPr>
-          <w:rFonts w:cstheme="minorHAnsi"/>
-          <w:color w:val="222222"/>
-          <w:sz w:val="20"/>
-          <w:szCs w:val="20"/>
-          <w:shd w:val="clear" w:color="auto" w:fill="FFFFFF"/>
-          <w:lang w:val="en-GB"/>
-        </w:rPr>
-        <w:t>(1), A13.</w:t>
+        <w:t>Chatziandreou, K., &amp; Haupt, W. (2026). Integrating cultural heritage and climate policy? Insights from UNESCO world heritage cities. </w:t>
+      </w:r>
+      <w:r>
+        <w:rPr>
+          <w:rFonts w:cstheme="minorHAnsi"/>
+          <w:i/>
+          <w:iCs/>
+          <w:color w:val="222222"/>
+          <w:sz w:val="20"/>
+          <w:szCs w:val="20"/>
+          <w:shd w:val="clear" w:color="auto" w:fill="FFFFFF"/>
+          <w:lang w:val="en-GB"/>
+        </w:rPr>
+        <w:t>European Planning Studies</w:t>
+      </w:r>
+      <w:r>
+        <w:rPr>
+          <w:rFonts w:cstheme="minorHAnsi"/>
+          <w:color w:val="222222"/>
+          <w:sz w:val="20"/>
+          <w:szCs w:val="20"/>
+          <w:shd w:val="clear" w:color="auto" w:fill="FFFFFF"/>
+          <w:lang w:val="en-GB"/>
+        </w:rPr>
+        <w:t>, 1-23.</w:t>
       </w:r>
     </w:p>
     <w:p>
@@ -5522,34 +5317,201 @@
         <w:jc w:val="both"/>
         <w:rPr>
           <w:rFonts w:asciiTheme="minorHAnsi" w:hAnsiTheme="minorHAnsi" w:cstheme="minorHAnsi"/>
-          <w:sz w:val="20"/>
-          <w:szCs w:val="20"/>
-        </w:rPr>
-      </w:pPr>
-      <w:r>
-        <w:rPr>
-          <w:rFonts w:asciiTheme="minorHAnsi" w:hAnsiTheme="minorHAnsi" w:cstheme="minorHAnsi"/>
-          <w:sz w:val="20"/>
-          <w:szCs w:val="20"/>
-        </w:rPr>
-        <w:t xml:space="preserve">Choudry, A., &amp; Kapoor, D. (Eds.). (2013). </w:t>
-      </w:r>
-      <w:r>
-        <w:rPr>
-          <w:rStyle w:val="nfase"/>
-          <w:rFonts w:asciiTheme="minorHAnsi" w:eastAsiaTheme="majorEastAsia" w:hAnsiTheme="minorHAnsi" w:cstheme="minorHAnsi"/>
-          <w:sz w:val="20"/>
-          <w:szCs w:val="20"/>
-        </w:rPr>
-        <w:t>NGOization: Complicity, contradictions and prospects</w:t>
-      </w:r>
-      <w:r>
-        <w:rPr>
-          <w:rFonts w:asciiTheme="minorHAnsi" w:hAnsiTheme="minorHAnsi" w:cstheme="minorHAnsi"/>
-          <w:sz w:val="20"/>
-          <w:szCs w:val="20"/>
-        </w:rPr>
-        <w:t>. Zed Books.</w:t>
+          <w:color w:val="000000"/>
+          <w:sz w:val="20"/>
+          <w:szCs w:val="20"/>
+          <w:lang w:val="en-GB"/>
+        </w:rPr>
+      </w:pPr>
+      <w:r>
+        <w:rPr>
+          <w:rFonts w:asciiTheme="minorHAnsi" w:hAnsiTheme="minorHAnsi" w:cstheme="minorHAnsi"/>
+          <w:color w:val="000000"/>
+          <w:sz w:val="20"/>
+          <w:szCs w:val="20"/>
+          <w:lang w:val="en-GB"/>
+        </w:rPr>
+        <w:t>Chester, C. C., &amp; Moomaw, W. R. (2008). A taxonomy of collaborative governance: A guide to understanding the diversity of international and domestic conservation accords.</w:t>
+      </w:r>
+      <w:r>
+        <w:rPr>
+          <w:rStyle w:val="apple-converted-space"/>
+          <w:rFonts w:asciiTheme="minorHAnsi" w:hAnsiTheme="minorHAnsi" w:cstheme="minorHAnsi"/>
+          <w:color w:val="000000"/>
+          <w:sz w:val="20"/>
+          <w:szCs w:val="20"/>
+          <w:lang w:val="en-GB"/>
+        </w:rPr>
+        <w:t> </w:t>
+      </w:r>
+      <w:r>
+        <w:rPr>
+          <w:rStyle w:val="Emphasis"/>
+          <w:rFonts w:asciiTheme="minorHAnsi" w:hAnsiTheme="minorHAnsi" w:cstheme="minorHAnsi"/>
+          <w:color w:val="000000"/>
+          <w:sz w:val="20"/>
+          <w:szCs w:val="20"/>
+          <w:lang w:val="en-GB"/>
+        </w:rPr>
+        <w:t>International Environmental Agreements: Politics, Law and Economics</w:t>
+      </w:r>
+      <w:r>
+        <w:rPr>
+          <w:rFonts w:asciiTheme="minorHAnsi" w:hAnsiTheme="minorHAnsi" w:cstheme="minorHAnsi"/>
+          <w:color w:val="000000"/>
+          <w:sz w:val="20"/>
+          <w:szCs w:val="20"/>
+          <w:lang w:val="en-GB"/>
+        </w:rPr>
+        <w:t>, 8(3), 187–206.</w:t>
+      </w:r>
+    </w:p>
+    <w:p>
+      <w:pPr>
+        <w:spacing w:after="0" w:line="240" w:lineRule="auto"/>
+        <w:ind w:left="284" w:hanging="284"/>
+        <w:jc w:val="both"/>
+        <w:rPr>
+          <w:rFonts w:cstheme="minorHAnsi"/>
+          <w:color w:val="222222"/>
+          <w:sz w:val="20"/>
+          <w:szCs w:val="20"/>
+          <w:shd w:val="clear" w:color="auto" w:fill="FFFFFF"/>
+          <w:lang w:val="en-GB"/>
+        </w:rPr>
+      </w:pPr>
+      <w:r>
+        <w:rPr>
+          <w:rFonts w:cstheme="minorHAnsi"/>
+          <w:color w:val="222222"/>
+          <w:sz w:val="20"/>
+          <w:szCs w:val="20"/>
+          <w:shd w:val="clear" w:color="auto" w:fill="FFFFFF"/>
+          <w:lang w:val="en-GB"/>
+        </w:rPr>
+        <w:t>Chiriatti, M., Bergamaschi Ganapini, M., Panai, E., Wiederhold, B. K., &amp; Riva, G. (2025). System 0: Transforming artificial intelligence into a cognitive extension. </w:t>
+      </w:r>
+      <w:r>
+        <w:rPr>
+          <w:rFonts w:cstheme="minorHAnsi"/>
+          <w:i/>
+          <w:iCs/>
+          <w:color w:val="222222"/>
+          <w:sz w:val="20"/>
+          <w:szCs w:val="20"/>
+          <w:shd w:val="clear" w:color="auto" w:fill="FFFFFF"/>
+          <w:lang w:val="en-GB"/>
+        </w:rPr>
+        <w:t>Cyberpsychology, Behavior, and Social Networking</w:t>
+      </w:r>
+      <w:r>
+        <w:rPr>
+          <w:rFonts w:cstheme="minorHAnsi"/>
+          <w:color w:val="222222"/>
+          <w:sz w:val="20"/>
+          <w:szCs w:val="20"/>
+          <w:shd w:val="clear" w:color="auto" w:fill="FFFFFF"/>
+          <w:lang w:val="en-GB"/>
+        </w:rPr>
+        <w:t>, </w:t>
+      </w:r>
+      <w:r>
+        <w:rPr>
+          <w:rFonts w:cstheme="minorHAnsi"/>
+          <w:i/>
+          <w:iCs/>
+          <w:color w:val="222222"/>
+          <w:sz w:val="20"/>
+          <w:szCs w:val="20"/>
+          <w:shd w:val="clear" w:color="auto" w:fill="FFFFFF"/>
+          <w:lang w:val="en-GB"/>
+        </w:rPr>
+        <w:t>28</w:t>
+      </w:r>
+      <w:r>
+        <w:rPr>
+          <w:rFonts w:cstheme="minorHAnsi"/>
+          <w:color w:val="222222"/>
+          <w:sz w:val="20"/>
+          <w:szCs w:val="20"/>
+          <w:shd w:val="clear" w:color="auto" w:fill="FFFFFF"/>
+          <w:lang w:val="en-GB"/>
+        </w:rPr>
+        <w:t>(7), 534-542.</w:t>
+      </w:r>
+    </w:p>
+    <w:p>
+      <w:pPr>
+        <w:spacing w:after="0" w:line="240" w:lineRule="auto"/>
+        <w:ind w:left="284" w:hanging="284"/>
+        <w:jc w:val="both"/>
+        <w:rPr>
+          <w:rFonts w:cstheme="minorHAnsi"/>
+          <w:color w:val="222222"/>
+          <w:sz w:val="20"/>
+          <w:szCs w:val="20"/>
+          <w:shd w:val="clear" w:color="auto" w:fill="FFFFFF"/>
+          <w:lang w:val="en-GB"/>
+        </w:rPr>
+      </w:pPr>
+      <w:r>
+        <w:rPr>
+          <w:rFonts w:cstheme="minorHAnsi"/>
+          <w:color w:val="222222"/>
+          <w:sz w:val="20"/>
+          <w:szCs w:val="20"/>
+          <w:shd w:val="clear" w:color="auto" w:fill="FFFFFF"/>
+          <w:lang w:val="en-GB"/>
+        </w:rPr>
+        <w:t>Chiriatti, M., Ganapini, M., Panai, E., Ubiali, M., &amp; Riva, G. (2024). The case for human–AI interaction as system 0 thinking. </w:t>
+      </w:r>
+      <w:r>
+        <w:rPr>
+          <w:rFonts w:cstheme="minorHAnsi"/>
+          <w:i/>
+          <w:iCs/>
+          <w:color w:val="222222"/>
+          <w:sz w:val="20"/>
+          <w:szCs w:val="20"/>
+          <w:shd w:val="clear" w:color="auto" w:fill="FFFFFF"/>
+          <w:lang w:val="en-GB"/>
+        </w:rPr>
+        <w:t>Nature Human Behaviour</w:t>
+      </w:r>
+      <w:r>
+        <w:rPr>
+          <w:rFonts w:cstheme="minorHAnsi"/>
+          <w:color w:val="222222"/>
+          <w:sz w:val="20"/>
+          <w:szCs w:val="20"/>
+          <w:shd w:val="clear" w:color="auto" w:fill="FFFFFF"/>
+          <w:lang w:val="en-GB"/>
+        </w:rPr>
+        <w:t>, </w:t>
+      </w:r>
+      <w:r>
+        <w:rPr>
+          <w:rFonts w:cstheme="minorHAnsi"/>
+          <w:i/>
+          <w:iCs/>
+          <w:color w:val="222222"/>
+          <w:sz w:val="20"/>
+          <w:szCs w:val="20"/>
+          <w:shd w:val="clear" w:color="auto" w:fill="FFFFFF"/>
+          <w:lang w:val="en-GB"/>
+        </w:rPr>
+        <w:t>8</w:t>
+      </w:r>
+      <w:r>
+        <w:rPr>
+          <w:rFonts w:cstheme="minorHAnsi"/>
+          <w:color w:val="222222"/>
+          <w:sz w:val="20"/>
+          <w:szCs w:val="20"/>
+          <w:shd w:val="clear" w:color="auto" w:fill="FFFFFF"/>
+          <w:lang w:val="en-GB"/>
+        </w:rPr>
+        <w:t>(10), 1829-1830.</w:t>
       </w:r>
     </w:p>
     <w:p>
@@ -5578,6 +5540,121 @@
           <w:shd w:val="clear" w:color="auto" w:fill="FFFFFF"/>
           <w:lang w:val="en-GB"/>
         </w:rPr>
+        <w:t>Choi, B. C., &amp; Pak, A. W. (2004). A catalog of biases in questionnaires. </w:t>
+      </w:r>
+      <w:r>
+        <w:rPr>
+          <w:rFonts w:cstheme="minorHAnsi"/>
+          <w:i/>
+          <w:iCs/>
+          <w:color w:val="222222"/>
+          <w:sz w:val="20"/>
+          <w:szCs w:val="20"/>
+          <w:shd w:val="clear" w:color="auto" w:fill="FFFFFF"/>
+          <w:lang w:val="en-GB"/>
+        </w:rPr>
+        <w:t>Preventing chronic disease</w:t>
+      </w:r>
+      <w:r>
+        <w:rPr>
+          <w:rFonts w:cstheme="minorHAnsi"/>
+          <w:color w:val="222222"/>
+          <w:sz w:val="20"/>
+          <w:szCs w:val="20"/>
+          <w:shd w:val="clear" w:color="auto" w:fill="FFFFFF"/>
+          <w:lang w:val="en-GB"/>
+        </w:rPr>
+        <w:t>, </w:t>
+      </w:r>
+      <w:r>
+        <w:rPr>
+          <w:rFonts w:cstheme="minorHAnsi"/>
+          <w:i/>
+          <w:iCs/>
+          <w:color w:val="222222"/>
+          <w:sz w:val="20"/>
+          <w:szCs w:val="20"/>
+          <w:shd w:val="clear" w:color="auto" w:fill="FFFFFF"/>
+          <w:lang w:val="en-GB"/>
+        </w:rPr>
+        <w:t>2</w:t>
+      </w:r>
+      <w:r>
+        <w:rPr>
+          <w:rFonts w:cstheme="minorHAnsi"/>
+          <w:color w:val="222222"/>
+          <w:sz w:val="20"/>
+          <w:szCs w:val="20"/>
+          <w:shd w:val="clear" w:color="auto" w:fill="FFFFFF"/>
+          <w:lang w:val="en-GB"/>
+        </w:rPr>
+        <w:t>(1), A13.</w:t>
+      </w:r>
+    </w:p>
+    <w:p>
+      <w:pPr>
+        <w:pStyle w:val="my-2"/>
+        <w:spacing w:before="0" w:beforeAutospacing="0" w:after="0" w:afterAutospacing="0"/>
+        <w:ind w:left="284" w:hanging="284"/>
+        <w:jc w:val="both"/>
+        <w:rPr>
+          <w:rFonts w:asciiTheme="minorHAnsi" w:hAnsiTheme="minorHAnsi" w:cstheme="minorHAnsi"/>
+          <w:sz w:val="20"/>
+          <w:szCs w:val="20"/>
+        </w:rPr>
+      </w:pPr>
+      <w:r>
+        <w:rPr>
+          <w:rFonts w:asciiTheme="minorHAnsi" w:hAnsiTheme="minorHAnsi" w:cstheme="minorHAnsi"/>
+          <w:sz w:val="20"/>
+          <w:szCs w:val="20"/>
+        </w:rPr>
+        <w:t xml:space="preserve">Choudry, A., &amp; Kapoor, D. (Eds.). (2013). </w:t>
+      </w:r>
+      <w:r>
+        <w:rPr>
+          <w:rStyle w:val="Emphasis"/>
+          <w:rFonts w:asciiTheme="minorHAnsi" w:eastAsiaTheme="majorEastAsia" w:hAnsiTheme="minorHAnsi" w:cstheme="minorHAnsi"/>
+          <w:sz w:val="20"/>
+          <w:szCs w:val="20"/>
+        </w:rPr>
+        <w:t>NGOization: Complicity, contradictions and prospects</w:t>
+      </w:r>
+      <w:r>
+        <w:rPr>
+          <w:rFonts w:asciiTheme="minorHAnsi" w:hAnsiTheme="minorHAnsi" w:cstheme="minorHAnsi"/>
+          <w:sz w:val="20"/>
+          <w:szCs w:val="20"/>
+        </w:rPr>
+        <w:t>. Zed Books.</w:t>
+      </w:r>
+    </w:p>
+    <w:p>
+      <w:pPr>
+        <w:autoSpaceDE w:val="0"/>
+        <w:autoSpaceDN w:val="0"/>
+        <w:adjustRightInd w:val="0"/>
+        <w:spacing w:after="0" w:line="240" w:lineRule="auto"/>
+        <w:ind w:left="284" w:hanging="284"/>
+        <w:jc w:val="both"/>
+        <w:rPr>
+          <w:rFonts w:cstheme="minorHAnsi"/>
+          <w:color w:val="222222"/>
+          <w:sz w:val="20"/>
+          <w:szCs w:val="20"/>
+          <w:shd w:val="clear" w:color="auto" w:fill="FFFFFF"/>
+          <w:lang w:val="en-GB"/>
+        </w:rPr>
+      </w:pPr>
+      <w:r>
+        <w:rPr>
+          <w:rFonts w:cstheme="minorHAnsi"/>
+          <w:color w:val="222222"/>
+          <w:sz w:val="20"/>
+          <w:szCs w:val="20"/>
+          <w:shd w:val="clear" w:color="auto" w:fill="FFFFFF"/>
+          <w:lang w:val="en-GB"/>
+        </w:rPr>
         <w:t>Christakis, N., Fowler, J., Imbens, G. W., &amp; Kalyanaraman, K. (2020). An empirical model for strategic network formation. In </w:t>
       </w:r>
       <w:r>
@@ -5630,92 +5707,204 @@
     </w:p>
     <w:p>
       <w:pPr>
+        <w:spacing w:after="0" w:line="240" w:lineRule="auto"/>
+        <w:ind w:left="284" w:hanging="284"/>
+        <w:jc w:val="both"/>
+        <w:rPr>
+          <w:ins w:id="47" w:author="Sérgio Pedro" w:date="2026-07-10T09:59:00Z"/>
+          <w:rFonts w:eastAsia="Times New Roman" w:cstheme="minorHAnsi"/>
+          <w:sz w:val="20"/>
+          <w:szCs w:val="20"/>
+          <w:lang w:val="en-GB" w:eastAsia="pt-PT"/>
+        </w:rPr>
+      </w:pPr>
+      <w:ins w:id="48" w:author="Sérgio Pedro" w:date="2026-07-10T09:59:00Z">
+        <w:r>
+          <w:rPr>
+            <w:rFonts w:eastAsia="Times New Roman" w:cstheme="minorHAnsi"/>
+            <w:sz w:val="20"/>
+            <w:szCs w:val="20"/>
+            <w:lang w:val="en-GB" w:eastAsia="pt-PT"/>
+          </w:rPr>
+          <w:t xml:space="preserve">Cortes, S., van der Heijden, J., Boas, I. &amp; Bush, S. (2021). “Unpacking the heterogeneity of climate city networks”, Cities, 10.1016/j.cities.2021.103512, 121, </w:t>
+        </w:r>
+      </w:ins>
+    </w:p>
+    <w:p>
+      <w:pPr>
+        <w:spacing w:after="0" w:line="240" w:lineRule="auto"/>
+        <w:ind w:left="284" w:hanging="284"/>
+        <w:jc w:val="both"/>
+        <w:rPr>
+          <w:ins w:id="49" w:author="Sérgio Pedro" w:date="2026-07-10T09:59:00Z"/>
+          <w:rFonts w:cstheme="minorHAnsi"/>
+          <w:sz w:val="20"/>
+          <w:szCs w:val="20"/>
+          <w:lang w:val="en-GB"/>
+        </w:rPr>
+      </w:pPr>
+      <w:ins w:id="50" w:author="Sérgio Pedro" w:date="2026-07-10T09:59:00Z">
+        <w:r>
+          <w:rPr>
+            <w:rFonts w:cstheme="minorHAnsi"/>
+            <w:sz w:val="20"/>
+            <w:szCs w:val="20"/>
+            <w:lang w:val="en-GB"/>
+          </w:rPr>
+          <w:t>Council of Europe (1985). European Charter of Local Self-Goverment, Strasbourg, 15 October.</w:t>
+        </w:r>
+      </w:ins>
+    </w:p>
+    <w:p>
+      <w:pPr>
+        <w:spacing w:after="0" w:line="240" w:lineRule="auto"/>
+        <w:ind w:left="284" w:hanging="284"/>
+        <w:jc w:val="both"/>
+        <w:rPr>
+          <w:ins w:id="51" w:author="Sérgio Pedro" w:date="2026-07-10T09:59:00Z"/>
+          <w:rFonts w:cstheme="minorHAnsi"/>
+          <w:sz w:val="20"/>
+          <w:szCs w:val="20"/>
+          <w:lang w:val="en-GB"/>
+        </w:rPr>
+      </w:pPr>
+      <w:ins w:id="52" w:author="Sérgio Pedro" w:date="2026-07-10T09:59:00Z">
+        <w:r>
+          <w:rPr>
+            <w:rFonts w:cstheme="minorHAnsi"/>
+            <w:sz w:val="20"/>
+            <w:szCs w:val="20"/>
+            <w:lang w:val="en-GB"/>
+          </w:rPr>
+          <w:t>Council of Europe (1998). Resolution 73 (1998) on Local Democracy Agencies, Strasbourg, 28 May.</w:t>
+        </w:r>
+      </w:ins>
+    </w:p>
+    <w:p>
+      <w:pPr>
+        <w:spacing w:after="0" w:line="240" w:lineRule="auto"/>
+        <w:ind w:left="284" w:hanging="284"/>
+        <w:jc w:val="both"/>
+        <w:rPr>
+          <w:ins w:id="53" w:author="Sérgio Pedro" w:date="2026-07-10T09:59:00Z"/>
+          <w:rFonts w:cstheme="minorHAnsi"/>
+          <w:sz w:val="20"/>
+          <w:szCs w:val="20"/>
+          <w:lang w:val="en-GB"/>
+        </w:rPr>
+      </w:pPr>
+      <w:ins w:id="54" w:author="Sérgio Pedro" w:date="2026-07-10T09:59:00Z">
+        <w:r>
+          <w:rPr>
+            <w:rFonts w:cstheme="minorHAnsi"/>
+            <w:sz w:val="20"/>
+            <w:szCs w:val="20"/>
+            <w:lang w:val="en-GB"/>
+          </w:rPr>
+          <w:t>Council of Europe (2005). Final Declaration of the Role of EU Regional and Local Authorities in the Process of Democratic Consolidation in the Western Balkans Region, Priština, 22 June.</w:t>
+        </w:r>
+      </w:ins>
+    </w:p>
+    <w:p>
+      <w:pPr>
         <w:pStyle w:val="NormalWeb"/>
         <w:spacing w:before="0" w:beforeAutospacing="0" w:after="0" w:afterAutospacing="0"/>
         <w:ind w:left="284" w:hanging="284"/>
         <w:jc w:val="both"/>
         <w:rPr>
-          <w:rFonts w:asciiTheme="minorHAnsi" w:hAnsiTheme="minorHAnsi" w:cstheme="minorHAnsi"/>
-          <w:sz w:val="20"/>
-          <w:szCs w:val="20"/>
-          <w:lang w:val="en-GB"/>
-        </w:rPr>
-      </w:pPr>
-      <w:r>
-        <w:rPr>
-          <w:rFonts w:asciiTheme="minorHAnsi" w:hAnsiTheme="minorHAnsi" w:cstheme="minorHAnsi"/>
-          <w:sz w:val="20"/>
-          <w:szCs w:val="20"/>
-          <w:lang w:val="en-GB"/>
-        </w:rPr>
-        <w:t xml:space="preserve">Cortes, S., van der Heijden, J., Boas, I. &amp; Bush, S. (2021), “Unpacking the heterogeneity of climate city networks”, Cities, 10.1016/j.cities.2021.103512, 121, </w:t>
-      </w:r>
-    </w:p>
-    <w:p>
-      <w:pPr>
-        <w:spacing w:after="0" w:line="240" w:lineRule="auto"/>
-        <w:ind w:left="284" w:hanging="284"/>
-        <w:jc w:val="both"/>
-        <w:rPr>
-          <w:rFonts w:cstheme="minorHAnsi"/>
-          <w:sz w:val="20"/>
-          <w:szCs w:val="20"/>
-          <w:lang w:val="en-GB"/>
-        </w:rPr>
-      </w:pPr>
-      <w:r>
-        <w:rPr>
-          <w:rFonts w:cstheme="minorHAnsi"/>
-          <w:sz w:val="20"/>
-          <w:szCs w:val="20"/>
-          <w:lang w:val="en-GB"/>
-        </w:rPr>
-        <w:t>Council of Europe (1985), European Charter of Local Self-Goverment, Strasbourg, 15 October.</w:t>
-      </w:r>
-    </w:p>
-    <w:p>
-      <w:pPr>
-        <w:spacing w:after="0" w:line="240" w:lineRule="auto"/>
-        <w:ind w:left="284" w:hanging="284"/>
-        <w:jc w:val="both"/>
-        <w:rPr>
-          <w:rFonts w:cstheme="minorHAnsi"/>
-          <w:sz w:val="20"/>
-          <w:szCs w:val="20"/>
-          <w:lang w:val="en-GB"/>
-        </w:rPr>
-      </w:pPr>
-      <w:r>
-        <w:rPr>
-          <w:rFonts w:cstheme="minorHAnsi"/>
-          <w:sz w:val="20"/>
-          <w:szCs w:val="20"/>
-          <w:lang w:val="en-GB"/>
-        </w:rPr>
-        <w:t>Council of Europe (1998), Resolution 73 (1998) on Local Democracy Agencies, Strasbourg, 28 May.</w:t>
-      </w:r>
-    </w:p>
-    <w:p>
-      <w:pPr>
-        <w:spacing w:after="0" w:line="240" w:lineRule="auto"/>
-        <w:ind w:left="284" w:hanging="284"/>
-        <w:jc w:val="both"/>
-        <w:rPr>
-          <w:rFonts w:cstheme="minorHAnsi"/>
-          <w:sz w:val="20"/>
-          <w:szCs w:val="20"/>
-          <w:lang w:val="en-GB"/>
-        </w:rPr>
-      </w:pPr>
-      <w:r>
-        <w:rPr>
-          <w:rFonts w:cstheme="minorHAnsi"/>
-          <w:sz w:val="20"/>
-          <w:szCs w:val="20"/>
-          <w:lang w:val="en-GB"/>
-        </w:rPr>
-        <w:t>Council of Europe (2005), Final Declaration of the Role of EU Regional and Local Authorities in the Process of Democratic Consolidation in the Western Balkans Region, Priština, 22 June.</w:t>
-      </w:r>
+          <w:del w:id="55" w:author="Sérgio Pedro" w:date="2026-07-10T09:59:00Z"/>
+          <w:rFonts w:asciiTheme="minorHAnsi" w:hAnsiTheme="minorHAnsi" w:cstheme="minorHAnsi"/>
+          <w:sz w:val="20"/>
+          <w:szCs w:val="20"/>
+          <w:lang w:val="en-GB"/>
+        </w:rPr>
+      </w:pPr>
+      <w:del w:id="56" w:author="Sérgio Pedro" w:date="2026-07-10T09:59:00Z">
+        <w:r>
+          <w:rPr>
+            <w:rFonts w:asciiTheme="minorHAnsi" w:hAnsiTheme="minorHAnsi" w:cstheme="minorHAnsi"/>
+            <w:sz w:val="20"/>
+            <w:szCs w:val="20"/>
+            <w:lang w:val="en-GB"/>
+          </w:rPr>
+          <w:delText xml:space="preserve">Cortes, S., van der Heijden, J., Boas, I. &amp; Bush, S. (2021), “Unpacking the heterogeneity of climate city networks”, Cities, 10.1016/j.cities.2021.103512, 121, </w:delText>
+        </w:r>
+      </w:del>
+    </w:p>
+    <w:p>
+      <w:pPr>
+        <w:spacing w:after="0" w:line="240" w:lineRule="auto"/>
+        <w:ind w:left="284" w:hanging="284"/>
+        <w:jc w:val="both"/>
+        <w:rPr>
+          <w:del w:id="57" w:author="Sérgio Pedro" w:date="2026-07-10T09:59:00Z"/>
+          <w:rFonts w:cstheme="minorHAnsi"/>
+          <w:sz w:val="20"/>
+          <w:szCs w:val="20"/>
+          <w:lang w:val="en-GB"/>
+        </w:rPr>
+      </w:pPr>
+      <w:del w:id="58" w:author="Sérgio Pedro" w:date="2026-07-10T09:59:00Z">
+        <w:r>
+          <w:rPr>
+            <w:rFonts w:cstheme="minorHAnsi"/>
+            <w:sz w:val="20"/>
+            <w:szCs w:val="20"/>
+            <w:lang w:val="en-GB"/>
+          </w:rPr>
+          <w:delText>Council of Europe (1985), European Charter of Local Self-Goverment, Strasbourg, 15 October.</w:delText>
+        </w:r>
+      </w:del>
+    </w:p>
+    <w:p>
+      <w:pPr>
+        <w:spacing w:after="0" w:line="240" w:lineRule="auto"/>
+        <w:ind w:left="284" w:hanging="284"/>
+        <w:jc w:val="both"/>
+        <w:rPr>
+          <w:del w:id="59" w:author="Sérgio Pedro" w:date="2026-07-10T09:59:00Z"/>
+          <w:rFonts w:cstheme="minorHAnsi"/>
+          <w:sz w:val="20"/>
+          <w:szCs w:val="20"/>
+          <w:lang w:val="en-GB"/>
+        </w:rPr>
+      </w:pPr>
+      <w:del w:id="60" w:author="Sérgio Pedro" w:date="2026-07-10T09:59:00Z">
+        <w:r>
+          <w:rPr>
+            <w:rFonts w:cstheme="minorHAnsi"/>
+            <w:sz w:val="20"/>
+            <w:szCs w:val="20"/>
+            <w:lang w:val="en-GB"/>
+          </w:rPr>
+          <w:delText>Council of Europe (1998), Resolution 73 (1998) on Local Democracy Agencies, Strasbourg, 28 May.</w:delText>
+        </w:r>
+      </w:del>
+    </w:p>
+    <w:p>
+      <w:pPr>
+        <w:spacing w:after="0" w:line="240" w:lineRule="auto"/>
+        <w:ind w:left="284" w:hanging="284"/>
+        <w:jc w:val="both"/>
+        <w:rPr>
+          <w:del w:id="61" w:author="Sérgio Pedro" w:date="2026-07-10T09:59:00Z"/>
+          <w:rFonts w:cstheme="minorHAnsi"/>
+          <w:sz w:val="20"/>
+          <w:szCs w:val="20"/>
+          <w:lang w:val="en-GB"/>
+        </w:rPr>
+      </w:pPr>
+      <w:del w:id="62" w:author="Sérgio Pedro" w:date="2026-07-10T09:59:00Z">
+        <w:r>
+          <w:rPr>
+            <w:rFonts w:cstheme="minorHAnsi"/>
+            <w:sz w:val="20"/>
+            <w:szCs w:val="20"/>
+            <w:lang w:val="en-GB"/>
+          </w:rPr>
+          <w:delText>Council of Europe (2005), Final Declaration of the Role of EU Regional and Local Authorities in the Process of Democratic Consolidation in the Western Balkans Region, Priština, 22 June.</w:delText>
+        </w:r>
+      </w:del>
     </w:p>
     <w:p>
       <w:pPr>
@@ -5764,33 +5953,18 @@
         </w:rPr>
         <w:t>Croce, M. (2025). Experts, Epistemic Authorities, and the Problem of Public Exposure. In </w:t>
       </w:r>
-      <w:proofErr w:type="gramStart"/>
-      <w:r>
-        <w:rPr>
-          <w:rFonts w:cstheme="minorHAnsi"/>
-          <w:i/>
-          <w:iCs/>
-          <w:color w:val="222222"/>
-          <w:sz w:val="20"/>
-          <w:szCs w:val="20"/>
-          <w:shd w:val="clear" w:color="auto" w:fill="FFFFFF"/>
-          <w:lang w:val="en-GB"/>
-        </w:rPr>
-        <w:t>The</w:t>
-      </w:r>
-      <w:proofErr w:type="gramEnd"/>
-      <w:r>
-        <w:rPr>
-          <w:rFonts w:cstheme="minorHAnsi"/>
-          <w:i/>
-          <w:iCs/>
-          <w:color w:val="222222"/>
-          <w:sz w:val="20"/>
-          <w:szCs w:val="20"/>
-          <w:shd w:val="clear" w:color="auto" w:fill="FFFFFF"/>
-          <w:lang w:val="en-GB"/>
-        </w:rPr>
-        <w:t xml:space="preserve"> Epistemology of Experts</w:t>
+      <w:r>
+        <w:rPr>
+          <w:rFonts w:cstheme="minorHAnsi"/>
+          <w:i/>
+          <w:iCs/>
+          <w:color w:val="222222"/>
+          <w:sz w:val="20"/>
+          <w:szCs w:val="20"/>
+          <w:shd w:val="clear" w:color="auto" w:fill="FFFFFF"/>
+          <w:lang w:val="en-GB"/>
+        </w:rPr>
+        <w:t>The Epistemology of Experts</w:t>
       </w:r>
       <w:r>
         <w:rPr>
@@ -5827,7 +6001,6 @@
           <w:shd w:val="clear" w:color="auto" w:fill="FFFFFF"/>
           <w:lang w:val="en-GB"/>
         </w:rPr>
-        <w:lastRenderedPageBreak/>
         <w:t>Cropf, R. A. (2008). Benkler, Y. (2006). The Wealth of Networks: How Social Production Transforms Markets and Freedom. New Haven and London: Yale University Press. 528 pp. $40.00 (papercloth). </w:t>
       </w:r>
       <w:r>
@@ -6038,7 +6211,7 @@
       </w:r>
       <w:r>
         <w:rPr>
-          <w:rStyle w:val="nfase"/>
+          <w:rStyle w:val="Emphasis"/>
           <w:rFonts w:asciiTheme="minorHAnsi" w:hAnsiTheme="minorHAnsi" w:cstheme="minorHAnsi"/>
           <w:color w:val="000000"/>
           <w:sz w:val="20"/>
@@ -6135,10 +6308,65 @@
     </w:p>
     <w:p>
       <w:pPr>
-        <w:pStyle w:val="Corpodetexto"/>
+        <w:pStyle w:val="BodyText"/>
+        <w:ind w:left="284" w:right="141" w:hanging="284"/>
+        <w:jc w:val="both"/>
+        <w:rPr>
+          <w:ins w:id="63" w:author="Sérgio Pedro" w:date="2026-07-10T09:59:00Z"/>
+          <w:rFonts w:asciiTheme="minorHAnsi" w:hAnsiTheme="minorHAnsi" w:cstheme="minorHAnsi"/>
+          <w:sz w:val="20"/>
+          <w:szCs w:val="20"/>
+          <w:highlight w:val="yellow"/>
+          <w:lang w:val="en-GB"/>
+        </w:rPr>
+      </w:pPr>
+      <w:ins w:id="64" w:author="Sérgio Pedro" w:date="2026-07-10T09:59:00Z">
+        <w:r>
+          <w:rPr>
+            <w:rFonts w:asciiTheme="minorHAnsi" w:hAnsiTheme="minorHAnsi" w:cstheme="minorHAnsi"/>
+            <w:sz w:val="20"/>
+            <w:szCs w:val="20"/>
+            <w:highlight w:val="yellow"/>
+            <w:lang w:val="en-GB"/>
+          </w:rPr>
+          <w:t>De Cleen, B., and Stavrakakis, Y. (2017). Distinctions and articulations: A discourse theoretical framework for the study of populism and nationalism. Javnost - The Public, 24(4), 301-319.</w:t>
+        </w:r>
+      </w:ins>
+    </w:p>
+    <w:p>
+      <w:pPr>
+        <w:spacing w:after="0" w:line="240" w:lineRule="auto"/>
+        <w:ind w:left="284" w:hanging="284"/>
+        <w:jc w:val="both"/>
+        <w:rPr>
+          <w:ins w:id="65" w:author="Sérgio Pedro" w:date="2026-07-10T09:59:00Z"/>
+          <w:rFonts w:eastAsia="Times New Roman" w:cstheme="minorHAnsi"/>
+          <w:sz w:val="20"/>
+          <w:szCs w:val="20"/>
+          <w:highlight w:val="yellow"/>
+          <w:lang w:val="en-GB"/>
+        </w:rPr>
+      </w:pPr>
+      <w:ins w:id="66" w:author="Sérgio Pedro" w:date="2026-07-10T09:59:00Z">
+        <w:r>
+          <w:rPr>
+            <w:rFonts w:eastAsia="Times New Roman" w:cstheme="minorHAnsi"/>
+            <w:sz w:val="20"/>
+            <w:szCs w:val="20"/>
+            <w:highlight w:val="yellow"/>
+            <w:lang w:val="en-GB"/>
+          </w:rPr>
+          <w:t>De Cleen, B., Glynos, J., and Mondon, A. (2018). Critical research on populism: Nine rules of engagement. Organization, 25(5), 649-661.</w:t>
+        </w:r>
+      </w:ins>
+    </w:p>
+    <w:p>
+      <w:pPr>
+        <w:pStyle w:val="BodyText"/>
         <w:ind w:left="284" w:right="140" w:hanging="284"/>
         <w:jc w:val="both"/>
         <w:rPr>
+          <w:del w:id="67" w:author="Sérgio Pedro" w:date="2026-07-10T09:59:00Z"/>
           <w:rFonts w:asciiTheme="minorHAnsi" w:hAnsiTheme="minorHAnsi" w:cstheme="minorHAnsi"/>
           <w:sz w:val="20"/>
           <w:szCs w:val="20"/>
@@ -6146,125 +6374,86 @@
           <w:lang w:val="en-GB"/>
         </w:rPr>
       </w:pPr>
-      <w:r>
-        <w:rPr>
-          <w:rFonts w:asciiTheme="minorHAnsi" w:hAnsiTheme="minorHAnsi" w:cstheme="minorHAnsi"/>
-          <w:sz w:val="20"/>
-          <w:szCs w:val="20"/>
-          <w:highlight w:val="yellow"/>
-          <w:lang w:val="en-GB"/>
-        </w:rPr>
-        <w:t xml:space="preserve">De Cleen, B. &amp; Stavrakakis, Y. (2017). “Distinctions and articulations: A discourse theoretical framework for the study of populism and nationalism.” </w:t>
-      </w:r>
-      <w:r>
-        <w:rPr>
-          <w:rFonts w:asciiTheme="minorHAnsi" w:hAnsiTheme="minorHAnsi" w:cstheme="minorHAnsi"/>
-          <w:i/>
-          <w:sz w:val="20"/>
-          <w:szCs w:val="20"/>
-          <w:highlight w:val="yellow"/>
-          <w:lang w:val="en-GB"/>
-        </w:rPr>
-        <w:t xml:space="preserve">Javnost-The Public </w:t>
-      </w:r>
-      <w:r>
-        <w:rPr>
-          <w:rFonts w:asciiTheme="minorHAnsi" w:hAnsiTheme="minorHAnsi" w:cstheme="minorHAnsi"/>
-          <w:sz w:val="20"/>
-          <w:szCs w:val="20"/>
-          <w:highlight w:val="yellow"/>
-          <w:lang w:val="en-GB"/>
-        </w:rPr>
-        <w:t xml:space="preserve">24, no. </w:t>
-      </w:r>
-      <w:proofErr w:type="gramStart"/>
-      <w:r>
-        <w:rPr>
-          <w:rFonts w:asciiTheme="minorHAnsi" w:hAnsiTheme="minorHAnsi" w:cstheme="minorHAnsi"/>
-          <w:sz w:val="20"/>
-          <w:szCs w:val="20"/>
-          <w:highlight w:val="yellow"/>
-          <w:lang w:val="en-GB"/>
-        </w:rPr>
-        <w:t>4 :</w:t>
-      </w:r>
-      <w:proofErr w:type="gramEnd"/>
-      <w:r>
-        <w:rPr>
-          <w:rFonts w:asciiTheme="minorHAnsi" w:hAnsiTheme="minorHAnsi" w:cstheme="minorHAnsi"/>
-          <w:sz w:val="20"/>
-          <w:szCs w:val="20"/>
-          <w:highlight w:val="yellow"/>
-          <w:lang w:val="en-GB"/>
-        </w:rPr>
-        <w:t xml:space="preserve"> 301-319.</w:t>
-      </w:r>
-    </w:p>
-    <w:p>
-      <w:pPr>
-        <w:pStyle w:val="Corpodetexto"/>
+      <w:del w:id="68" w:author="Sérgio Pedro" w:date="2026-07-10T09:59:00Z">
+        <w:r>
+          <w:rPr>
+            <w:rFonts w:asciiTheme="minorHAnsi" w:hAnsiTheme="minorHAnsi" w:cstheme="minorHAnsi"/>
+            <w:sz w:val="20"/>
+            <w:szCs w:val="20"/>
+            <w:highlight w:val="yellow"/>
+            <w:lang w:val="en-GB"/>
+          </w:rPr>
+          <w:delText xml:space="preserve">De Cleen, B. &amp; Stavrakakis, Y. (2017). “Distinctions and articulations: A discourse theoretical framework for the study of populism and nationalism.” </w:delText>
+        </w:r>
+        <w:r>
+          <w:rPr>
+            <w:rFonts w:asciiTheme="minorHAnsi" w:hAnsiTheme="minorHAnsi" w:cstheme="minorHAnsi"/>
+            <w:i/>
+            <w:sz w:val="20"/>
+            <w:szCs w:val="20"/>
+            <w:highlight w:val="yellow"/>
+            <w:lang w:val="en-GB"/>
+          </w:rPr>
+          <w:delText xml:space="preserve">Javnost-The Public </w:delText>
+        </w:r>
+        <w:r>
+          <w:rPr>
+            <w:rFonts w:asciiTheme="minorHAnsi" w:hAnsiTheme="minorHAnsi" w:cstheme="minorHAnsi"/>
+            <w:sz w:val="20"/>
+            <w:szCs w:val="20"/>
+            <w:highlight w:val="yellow"/>
+            <w:lang w:val="en-GB"/>
+          </w:rPr>
+          <w:delText>24, no. 4 : 301-319.</w:delText>
+        </w:r>
+      </w:del>
+    </w:p>
+    <w:p>
+      <w:pPr>
+        <w:pStyle w:val="BodyText"/>
         <w:ind w:left="284" w:right="141" w:hanging="284"/>
         <w:jc w:val="both"/>
         <w:rPr>
-          <w:rFonts w:asciiTheme="minorHAnsi" w:hAnsiTheme="minorHAnsi" w:cstheme="minorHAnsi"/>
-          <w:sz w:val="20"/>
-          <w:szCs w:val="20"/>
-          <w:lang w:val="en-GB"/>
-        </w:rPr>
-      </w:pPr>
-      <w:r>
-        <w:rPr>
-          <w:rFonts w:asciiTheme="minorHAnsi" w:hAnsiTheme="minorHAnsi" w:cstheme="minorHAnsi"/>
-          <w:sz w:val="20"/>
-          <w:szCs w:val="20"/>
-          <w:highlight w:val="yellow"/>
-          <w:lang w:val="en-GB"/>
-        </w:rPr>
-        <w:t xml:space="preserve">De Cleen, Glynos, J. &amp; Mondon, A. (2018). “Critical Research on Populism: Nine Rules of Engagement.” </w:t>
-      </w:r>
-      <w:r>
-        <w:rPr>
-          <w:rFonts w:asciiTheme="minorHAnsi" w:hAnsiTheme="minorHAnsi" w:cstheme="minorHAnsi"/>
-          <w:i/>
-          <w:sz w:val="20"/>
-          <w:szCs w:val="20"/>
-          <w:highlight w:val="yellow"/>
-          <w:lang w:val="en-GB"/>
-        </w:rPr>
-        <w:t xml:space="preserve">Organization </w:t>
-      </w:r>
-      <w:r>
-        <w:rPr>
-          <w:rFonts w:asciiTheme="minorHAnsi" w:hAnsiTheme="minorHAnsi" w:cstheme="minorHAnsi"/>
-          <w:sz w:val="20"/>
-          <w:szCs w:val="20"/>
-          <w:highlight w:val="yellow"/>
-          <w:lang w:val="en-GB"/>
-        </w:rPr>
-        <w:t xml:space="preserve">25, no. </w:t>
-      </w:r>
-      <w:proofErr w:type="gramStart"/>
-      <w:r>
-        <w:rPr>
-          <w:rFonts w:asciiTheme="minorHAnsi" w:hAnsiTheme="minorHAnsi" w:cstheme="minorHAnsi"/>
-          <w:sz w:val="20"/>
-          <w:szCs w:val="20"/>
-          <w:highlight w:val="yellow"/>
-          <w:lang w:val="en-GB"/>
-        </w:rPr>
-        <w:t>5 :</w:t>
-      </w:r>
-      <w:proofErr w:type="gramEnd"/>
-      <w:r>
-        <w:rPr>
-          <w:rFonts w:asciiTheme="minorHAnsi" w:hAnsiTheme="minorHAnsi" w:cstheme="minorHAnsi"/>
-          <w:sz w:val="20"/>
-          <w:szCs w:val="20"/>
-          <w:highlight w:val="yellow"/>
-          <w:lang w:val="en-GB"/>
-        </w:rPr>
-        <w:t xml:space="preserve"> 649–61.</w:t>
-      </w:r>
+          <w:del w:id="69" w:author="Sérgio Pedro" w:date="2026-07-10T09:59:00Z"/>
+          <w:rFonts w:asciiTheme="minorHAnsi" w:hAnsiTheme="minorHAnsi" w:cstheme="minorHAnsi"/>
+          <w:sz w:val="20"/>
+          <w:szCs w:val="20"/>
+          <w:lang w:val="en-GB"/>
+        </w:rPr>
+      </w:pPr>
+      <w:del w:id="70" w:author="Sérgio Pedro" w:date="2026-07-10T09:59:00Z">
+        <w:r>
+          <w:rPr>
+            <w:rFonts w:asciiTheme="minorHAnsi" w:hAnsiTheme="minorHAnsi" w:cstheme="minorHAnsi"/>
+            <w:sz w:val="20"/>
+            <w:szCs w:val="20"/>
+            <w:highlight w:val="yellow"/>
+            <w:lang w:val="en-GB"/>
+          </w:rPr>
+          <w:delText xml:space="preserve">De Cleen, Glynos, J. &amp; Mondon, A. (2018). “Critical Research on Populism: Nine Rules of Engagement.” </w:delText>
+        </w:r>
+        <w:r>
+          <w:rPr>
+            <w:rFonts w:asciiTheme="minorHAnsi" w:hAnsiTheme="minorHAnsi" w:cstheme="minorHAnsi"/>
+            <w:i/>
+            <w:sz w:val="20"/>
+            <w:szCs w:val="20"/>
+            <w:highlight w:val="yellow"/>
+            <w:lang w:val="en-GB"/>
+          </w:rPr>
+          <w:delText xml:space="preserve">Organization </w:delText>
+        </w:r>
+        <w:r>
+          <w:rPr>
+            <w:rFonts w:asciiTheme="minorHAnsi" w:hAnsiTheme="minorHAnsi" w:cstheme="minorHAnsi"/>
+            <w:sz w:val="20"/>
+            <w:szCs w:val="20"/>
+            <w:highlight w:val="yellow"/>
+            <w:lang w:val="en-GB"/>
+          </w:rPr>
+          <w:delText>25, no. 5 : 649–61.</w:delText>
+        </w:r>
+      </w:del>
     </w:p>
     <w:p>
       <w:pPr>
@@ -6483,31 +6672,7 @@
           <w:shd w:val="clear" w:color="auto" w:fill="FFFFFF"/>
           <w:lang w:val="en-GB"/>
         </w:rPr>
-        <w:t xml:space="preserve">Della Porta, D., &amp; Mosca, L. (2007). In </w:t>
-      </w:r>
-      <w:proofErr w:type="gramStart"/>
-      <w:r>
-        <w:rPr>
-          <w:rFonts w:cstheme="minorHAnsi"/>
-          <w:color w:val="222222"/>
-          <w:sz w:val="20"/>
-          <w:szCs w:val="20"/>
-          <w:shd w:val="clear" w:color="auto" w:fill="FFFFFF"/>
-          <w:lang w:val="en-GB"/>
-        </w:rPr>
-        <w:t>movimento:‘</w:t>
-      </w:r>
-      <w:proofErr w:type="gramEnd"/>
-      <w:r>
-        <w:rPr>
-          <w:rFonts w:cstheme="minorHAnsi"/>
-          <w:color w:val="222222"/>
-          <w:sz w:val="20"/>
-          <w:szCs w:val="20"/>
-          <w:shd w:val="clear" w:color="auto" w:fill="FFFFFF"/>
-          <w:lang w:val="en-GB"/>
-        </w:rPr>
-        <w:t>contamination’in action and the Italian Global Justice Movement. </w:t>
+        <w:t>Della Porta, D., &amp; Mosca, L. (2007). In movimento:‘contamination’in action and the Italian Global Justice Movement. </w:t>
       </w:r>
       <w:r>
         <w:rPr>
@@ -6658,31 +6823,7 @@
           <w:shd w:val="clear" w:color="auto" w:fill="FFFFFF"/>
           <w:lang w:val="en-GB"/>
         </w:rPr>
-        <w:t xml:space="preserve">Dhakal, S. P. (2011). Can environmental governance benefit from an ICT-social capital nexus in civil </w:t>
-      </w:r>
-      <w:proofErr w:type="gramStart"/>
-      <w:r>
-        <w:rPr>
-          <w:rFonts w:cstheme="minorHAnsi"/>
-          <w:color w:val="222222"/>
-          <w:sz w:val="20"/>
-          <w:szCs w:val="20"/>
-          <w:shd w:val="clear" w:color="auto" w:fill="FFFFFF"/>
-          <w:lang w:val="en-GB"/>
-        </w:rPr>
-        <w:t>society?.</w:t>
-      </w:r>
-      <w:proofErr w:type="gramEnd"/>
-      <w:r>
-        <w:rPr>
-          <w:rFonts w:cstheme="minorHAnsi"/>
-          <w:color w:val="222222"/>
-          <w:sz w:val="20"/>
-          <w:szCs w:val="20"/>
-          <w:shd w:val="clear" w:color="auto" w:fill="FFFFFF"/>
-          <w:lang w:val="en-GB"/>
-        </w:rPr>
-        <w:t> </w:t>
+        <w:t>Dhakal, S. P. (2011). Can environmental governance benefit from an ICT-social capital nexus in civil society?. </w:t>
       </w:r>
       <w:r>
         <w:rPr>
@@ -6845,7 +6986,7 @@
       <w:hyperlink r:id="rId8" w:history="1">
         <w:r>
           <w:rPr>
-            <w:rStyle w:val="Hiperligao"/>
+            <w:rStyle w:val="Hyperlink"/>
             <w:rFonts w:cstheme="minorHAnsi"/>
             <w:sz w:val="20"/>
             <w:szCs w:val="20"/>
@@ -7177,20 +7318,19 @@
           <w:lang w:val="en-GB"/>
         </w:rPr>
       </w:pPr>
-      <w:bookmarkStart w:id="3" w:name="_Hlk231119000"/>
-      <w:r>
-        <w:rPr>
-          <w:rFonts w:cstheme="minorHAnsi"/>
-          <w:color w:val="222222"/>
-          <w:sz w:val="20"/>
-          <w:szCs w:val="20"/>
-          <w:shd w:val="clear" w:color="auto" w:fill="FFFFFF"/>
-          <w:lang w:val="en-GB"/>
-        </w:rPr>
-        <w:lastRenderedPageBreak/>
+      <w:bookmarkStart w:id="71" w:name="_Hlk231119000"/>
+      <w:r>
+        <w:rPr>
+          <w:rFonts w:cstheme="minorHAnsi"/>
+          <w:color w:val="222222"/>
+          <w:sz w:val="20"/>
+          <w:szCs w:val="20"/>
+          <w:shd w:val="clear" w:color="auto" w:fill="FFFFFF"/>
+          <w:lang w:val="en-GB"/>
+        </w:rPr>
         <w:t>Elstub, S., &amp; Escobar, O</w:t>
       </w:r>
-      <w:bookmarkEnd w:id="3"/>
+      <w:bookmarkEnd w:id="71"/>
       <w:r>
         <w:rPr>
           <w:rFonts w:cstheme="minorHAnsi"/>
@@ -7515,7 +7655,7 @@
       <w:hyperlink r:id="rId9" w:history="1">
         <w:r>
           <w:rPr>
-            <w:rStyle w:val="Hiperligao"/>
+            <w:rStyle w:val="Hyperlink"/>
             <w:rFonts w:asciiTheme="minorHAnsi" w:hAnsiTheme="minorHAnsi" w:cstheme="minorHAnsi"/>
             <w:sz w:val="20"/>
             <w:szCs w:val="20"/>
@@ -7559,7 +7699,7 @@
       <w:hyperlink r:id="rId10" w:history="1">
         <w:r>
           <w:rPr>
-            <w:rStyle w:val="Hiperligao"/>
+            <w:rStyle w:val="Hyperlink"/>
             <w:rFonts w:asciiTheme="minorHAnsi" w:hAnsiTheme="minorHAnsi" w:cstheme="minorHAnsi"/>
             <w:sz w:val="20"/>
             <w:szCs w:val="20"/>
@@ -7622,7 +7762,7 @@
       <w:hyperlink r:id="rId11" w:history="1">
         <w:r>
           <w:rPr>
-            <w:rStyle w:val="Hiperligao"/>
+            <w:rStyle w:val="Hyperlink"/>
             <w:rFonts w:asciiTheme="minorHAnsi" w:hAnsiTheme="minorHAnsi" w:cstheme="minorHAnsi"/>
             <w:sz w:val="20"/>
             <w:szCs w:val="20"/>
@@ -8072,7 +8212,7 @@
       </w:r>
       <w:r>
         <w:rPr>
-          <w:rStyle w:val="nfase"/>
+          <w:rStyle w:val="Emphasis"/>
           <w:rFonts w:asciiTheme="minorHAnsi" w:hAnsiTheme="minorHAnsi" w:cstheme="minorHAnsi"/>
           <w:color w:val="000000"/>
           <w:sz w:val="20"/>
@@ -8189,7 +8329,7 @@
       </w:r>
       <w:r>
         <w:rPr>
-          <w:rStyle w:val="nfase"/>
+          <w:rStyle w:val="Emphasis"/>
           <w:rFonts w:asciiTheme="minorHAnsi" w:eastAsiaTheme="majorEastAsia" w:hAnsiTheme="minorHAnsi" w:cstheme="minorHAnsi"/>
           <w:sz w:val="20"/>
           <w:szCs w:val="20"/>
@@ -8291,7 +8431,7 @@
       </w:r>
       <w:r>
         <w:rPr>
-          <w:rStyle w:val="nfase"/>
+          <w:rStyle w:val="Emphasis"/>
           <w:rFonts w:asciiTheme="minorHAnsi" w:hAnsiTheme="minorHAnsi" w:cstheme="minorHAnsi"/>
           <w:color w:val="000000"/>
           <w:sz w:val="20"/>
@@ -8426,31 +8566,7 @@
           <w:shd w:val="clear" w:color="auto" w:fill="FFFFFF"/>
           <w:lang w:val="en-GB"/>
         </w:rPr>
-        <w:t xml:space="preserve">Frič, P. (2024). Society for What and for </w:t>
-      </w:r>
-      <w:proofErr w:type="gramStart"/>
-      <w:r>
-        <w:rPr>
-          <w:rFonts w:cstheme="minorHAnsi"/>
-          <w:color w:val="222222"/>
-          <w:sz w:val="20"/>
-          <w:szCs w:val="20"/>
-          <w:shd w:val="clear" w:color="auto" w:fill="FFFFFF"/>
-          <w:lang w:val="en-GB"/>
-        </w:rPr>
-        <w:t>Whom?.</w:t>
-      </w:r>
-      <w:proofErr w:type="gramEnd"/>
-      <w:r>
-        <w:rPr>
-          <w:rFonts w:cstheme="minorHAnsi"/>
-          <w:color w:val="222222"/>
-          <w:sz w:val="20"/>
-          <w:szCs w:val="20"/>
-          <w:shd w:val="clear" w:color="auto" w:fill="FFFFFF"/>
-          <w:lang w:val="en-GB"/>
-        </w:rPr>
-        <w:t> </w:t>
+        <w:t>Frič, P. (2024). Society for What and for Whom?. </w:t>
       </w:r>
       <w:r>
         <w:rPr>
@@ -8514,7 +8630,7 @@
       </w:r>
       <w:r>
         <w:rPr>
-          <w:rStyle w:val="nfase"/>
+          <w:rStyle w:val="Emphasis"/>
           <w:rFonts w:asciiTheme="minorHAnsi" w:hAnsiTheme="minorHAnsi" w:cstheme="minorHAnsi"/>
           <w:color w:val="000000"/>
           <w:sz w:val="20"/>
@@ -8629,7 +8745,6 @@
           <w:shd w:val="clear" w:color="auto" w:fill="FFFFFF"/>
           <w:lang w:val="en-GB"/>
         </w:rPr>
-        <w:lastRenderedPageBreak/>
         <w:t>Garlaschelli, D., &amp; Loffredo, M. I. (2008). Effects of network topology on wealth distributions. </w:t>
       </w:r>
       <w:r>
@@ -8740,175 +8855,185 @@
         <w:ind w:left="284" w:hanging="284"/>
         <w:jc w:val="both"/>
         <w:rPr>
-          <w:rFonts w:cstheme="minorHAnsi"/>
-          <w:color w:val="222222"/>
-          <w:sz w:val="20"/>
-          <w:szCs w:val="20"/>
-          <w:shd w:val="clear" w:color="auto" w:fill="FFFFFF"/>
-          <w:lang w:val="en-GB"/>
-        </w:rPr>
-      </w:pPr>
-      <w:r>
-        <w:rPr>
-          <w:rFonts w:cstheme="minorHAnsi"/>
-          <w:color w:val="222222"/>
-          <w:sz w:val="20"/>
-          <w:szCs w:val="20"/>
-          <w:shd w:val="clear" w:color="auto" w:fill="FFFFFF"/>
-          <w:lang w:val="en-GB"/>
-        </w:rPr>
-        <w:t>Geissel, B., &amp; Newton, K. (2012). Evaluating democratic innovations. </w:t>
-      </w:r>
-      <w:r>
-        <w:rPr>
-          <w:rFonts w:cstheme="minorHAnsi"/>
-          <w:i/>
-          <w:iCs/>
-          <w:color w:val="222222"/>
-          <w:sz w:val="20"/>
-          <w:szCs w:val="20"/>
-          <w:shd w:val="clear" w:color="auto" w:fill="FFFFFF"/>
-          <w:lang w:val="en-GB"/>
-        </w:rPr>
-        <w:t>Curing the democratic malaise</w:t>
-      </w:r>
-      <w:proofErr w:type="gramStart"/>
-      <w:r>
-        <w:rPr>
-          <w:rFonts w:cstheme="minorHAnsi"/>
-          <w:color w:val="222222"/>
-          <w:sz w:val="20"/>
-          <w:szCs w:val="20"/>
-          <w:shd w:val="clear" w:color="auto" w:fill="FFFFFF"/>
-          <w:lang w:val="en-GB"/>
-        </w:rPr>
-        <w:t xml:space="preserve">, </w:t>
-      </w:r>
-      <w:r>
-        <w:rPr>
-          <w:rFonts w:cstheme="minorHAnsi"/>
-          <w:i/>
-          <w:color w:val="FF0000"/>
-          <w:sz w:val="20"/>
-          <w:szCs w:val="20"/>
-          <w:shd w:val="clear" w:color="auto" w:fill="FFFFFF"/>
-          <w:lang w:val="en-GB"/>
-        </w:rPr>
-        <w:t>???</w:t>
-      </w:r>
-      <w:proofErr w:type="gramEnd"/>
-    </w:p>
-    <w:p>
-      <w:pPr>
-        <w:spacing w:after="0" w:line="240" w:lineRule="auto"/>
-        <w:ind w:left="284" w:hanging="284"/>
-        <w:jc w:val="both"/>
-        <w:rPr>
-          <w:rFonts w:cstheme="minorHAnsi"/>
-          <w:sz w:val="20"/>
-          <w:szCs w:val="20"/>
-          <w:lang w:val="en-GB"/>
-        </w:rPr>
-      </w:pPr>
-      <w:r>
-        <w:rPr>
-          <w:rFonts w:cstheme="minorHAnsi"/>
-          <w:sz w:val="20"/>
-          <w:szCs w:val="20"/>
-          <w:lang w:val="en-GB"/>
-        </w:rPr>
-        <w:t>Gelli, F. (2006), Esplorando il nesso tra efficacia delle politiche pubbliche e qualità della democrazia, relazione al Congresso annuale della Società italiana di scienza politica,</w:t>
-      </w:r>
-    </w:p>
-    <w:p>
-      <w:pPr>
-        <w:spacing w:after="0" w:line="240" w:lineRule="auto"/>
-        <w:ind w:left="284" w:hanging="284"/>
-        <w:jc w:val="both"/>
-        <w:rPr>
-          <w:rFonts w:cstheme="minorHAnsi"/>
-          <w:color w:val="222222"/>
-          <w:sz w:val="20"/>
-          <w:szCs w:val="20"/>
-          <w:shd w:val="clear" w:color="auto" w:fill="FFFFFF"/>
-          <w:lang w:val="en-GB"/>
-        </w:rPr>
-      </w:pPr>
-      <w:r>
-        <w:rPr>
-          <w:rFonts w:cstheme="minorHAnsi"/>
-          <w:color w:val="222222"/>
-          <w:sz w:val="20"/>
-          <w:szCs w:val="20"/>
-          <w:shd w:val="clear" w:color="auto" w:fill="FFFFFF"/>
-          <w:lang w:val="en-GB"/>
-        </w:rPr>
-        <w:t>Gelli, F. (2007). Dispositivi di democratizzazione. Le Agenzie di Democrazia Locale come ‘modello di azione</w:t>
-      </w:r>
-      <w:proofErr w:type="gramStart"/>
-      <w:r>
-        <w:rPr>
-          <w:rFonts w:cstheme="minorHAnsi"/>
-          <w:color w:val="222222"/>
-          <w:sz w:val="20"/>
-          <w:szCs w:val="20"/>
-          <w:shd w:val="clear" w:color="auto" w:fill="FFFFFF"/>
-          <w:lang w:val="en-GB"/>
-        </w:rPr>
-        <w:t>’?.</w:t>
-      </w:r>
-      <w:proofErr w:type="gramEnd"/>
-      <w:r>
-        <w:rPr>
-          <w:rFonts w:cstheme="minorHAnsi"/>
-          <w:color w:val="222222"/>
-          <w:sz w:val="20"/>
-          <w:szCs w:val="20"/>
-          <w:shd w:val="clear" w:color="auto" w:fill="FFFFFF"/>
-          <w:lang w:val="en-GB"/>
-        </w:rPr>
-        <w:t> </w:t>
-      </w:r>
-      <w:r>
-        <w:rPr>
-          <w:rFonts w:cstheme="minorHAnsi"/>
-          <w:i/>
-          <w:iCs/>
-          <w:color w:val="222222"/>
-          <w:sz w:val="20"/>
-          <w:szCs w:val="20"/>
-          <w:shd w:val="clear" w:color="auto" w:fill="FFFFFF"/>
-          <w:lang w:val="en-GB"/>
-        </w:rPr>
-        <w:t xml:space="preserve">Pellizzoni </w:t>
-      </w:r>
-      <w:proofErr w:type="gramStart"/>
-      <w:r>
-        <w:rPr>
-          <w:rFonts w:cstheme="minorHAnsi"/>
-          <w:i/>
-          <w:iCs/>
-          <w:color w:val="222222"/>
-          <w:sz w:val="20"/>
-          <w:szCs w:val="20"/>
-          <w:shd w:val="clear" w:color="auto" w:fill="FFFFFF"/>
-          <w:lang w:val="en-GB"/>
-        </w:rPr>
-        <w:t>L.(</w:t>
-      </w:r>
-      <w:proofErr w:type="gramEnd"/>
-      <w:r>
-        <w:rPr>
-          <w:rFonts w:cstheme="minorHAnsi"/>
-          <w:i/>
-          <w:iCs/>
-          <w:color w:val="222222"/>
-          <w:sz w:val="20"/>
-          <w:szCs w:val="20"/>
-          <w:shd w:val="clear" w:color="auto" w:fill="FFFFFF"/>
-          <w:lang w:val="en-GB"/>
-        </w:rPr>
-        <w:t>a cura di), La democrazia locale. Apprendere dall’esperienza, ISG-DSU, Università di Trieste</w:t>
+          <w:ins w:id="72" w:author="Sérgio Pedro" w:date="2026-07-10T09:59:00Z"/>
+          <w:rFonts w:cstheme="minorHAnsi"/>
+          <w:color w:val="222222"/>
+          <w:sz w:val="20"/>
+          <w:szCs w:val="20"/>
+          <w:shd w:val="clear" w:color="auto" w:fill="FFFFFF"/>
+          <w:lang w:val="en-GB"/>
+        </w:rPr>
+      </w:pPr>
+      <w:ins w:id="73" w:author="Sérgio Pedro" w:date="2026-07-10T09:59:00Z">
+        <w:r>
+          <w:rPr>
+            <w:rFonts w:cstheme="minorHAnsi"/>
+            <w:color w:val="222222"/>
+            <w:sz w:val="20"/>
+            <w:szCs w:val="20"/>
+            <w:shd w:val="clear" w:color="auto" w:fill="FFFFFF"/>
+            <w:lang w:val="en-GB"/>
+          </w:rPr>
+          <w:t>Newton, K., and Geissel, B. (Eds.). (2012). Evaluating democratic innovations: Curing the democratic malaise? Routledge.</w:t>
+        </w:r>
+      </w:ins>
+    </w:p>
+    <w:p>
+      <w:pPr>
+        <w:spacing w:after="0" w:line="240" w:lineRule="auto"/>
+        <w:ind w:left="284" w:hanging="284"/>
+        <w:jc w:val="both"/>
+        <w:rPr>
+          <w:ins w:id="74" w:author="Sérgio Pedro" w:date="2026-07-10T09:59:00Z"/>
+          <w:rFonts w:cstheme="minorHAnsi"/>
+          <w:color w:val="222222"/>
+          <w:sz w:val="20"/>
+          <w:szCs w:val="20"/>
+          <w:shd w:val="clear" w:color="auto" w:fill="FFFFFF"/>
+          <w:lang w:val="en-GB"/>
+        </w:rPr>
+      </w:pPr>
+      <w:ins w:id="75" w:author="Sérgio Pedro" w:date="2026-07-10T09:59:00Z">
+        <w:r>
+          <w:rPr>
+            <w:rFonts w:cstheme="minorHAnsi"/>
+            <w:color w:val="222222"/>
+            <w:sz w:val="20"/>
+            <w:szCs w:val="20"/>
+            <w:shd w:val="clear" w:color="auto" w:fill="FFFFFF"/>
+            <w:lang w:val="en-GB"/>
+          </w:rPr>
+          <w:t>Gelli, F. (2006). Esplorando il nesso tra efficacia delle politiche pubbliche e qualità della democrazia, relazione al Congresso annuale della Società italiana di scienza politica,</w:t>
+        </w:r>
+      </w:ins>
+    </w:p>
+    <w:p>
+      <w:pPr>
+        <w:spacing w:after="0" w:line="240" w:lineRule="auto"/>
+        <w:ind w:left="284" w:hanging="284"/>
+        <w:jc w:val="both"/>
+        <w:rPr>
+          <w:del w:id="76" w:author="Sérgio Pedro" w:date="2026-07-10T09:59:00Z"/>
+          <w:rFonts w:cstheme="minorHAnsi"/>
+          <w:color w:val="222222"/>
+          <w:sz w:val="20"/>
+          <w:szCs w:val="20"/>
+          <w:shd w:val="clear" w:color="auto" w:fill="FFFFFF"/>
+          <w:lang w:val="en-GB"/>
+        </w:rPr>
+      </w:pPr>
+      <w:del w:id="77" w:author="Sérgio Pedro" w:date="2026-07-10T09:59:00Z">
+        <w:r>
+          <w:rPr>
+            <w:rFonts w:cstheme="minorHAnsi"/>
+            <w:color w:val="222222"/>
+            <w:sz w:val="20"/>
+            <w:szCs w:val="20"/>
+            <w:shd w:val="clear" w:color="auto" w:fill="FFFFFF"/>
+            <w:lang w:val="en-GB"/>
+          </w:rPr>
+          <w:delText>Geissel, B., &amp; Newton, K. (2012). Evaluating democratic innovations. </w:delText>
+        </w:r>
+        <w:r>
+          <w:rPr>
+            <w:rFonts w:cstheme="minorHAnsi"/>
+            <w:i/>
+            <w:iCs/>
+            <w:color w:val="222222"/>
+            <w:sz w:val="20"/>
+            <w:szCs w:val="20"/>
+            <w:shd w:val="clear" w:color="auto" w:fill="FFFFFF"/>
+            <w:lang w:val="en-GB"/>
+          </w:rPr>
+          <w:delText>Curing the democratic malaise</w:delText>
+        </w:r>
+        <w:r>
+          <w:rPr>
+            <w:rFonts w:cstheme="minorHAnsi"/>
+            <w:color w:val="222222"/>
+            <w:sz w:val="20"/>
+            <w:szCs w:val="20"/>
+            <w:shd w:val="clear" w:color="auto" w:fill="FFFFFF"/>
+            <w:lang w:val="en-GB"/>
+          </w:rPr>
+          <w:delText xml:space="preserve">, </w:delText>
+        </w:r>
+        <w:r>
+          <w:rPr>
+            <w:rFonts w:cstheme="minorHAnsi"/>
+            <w:i/>
+            <w:color w:val="FF0000"/>
+            <w:sz w:val="20"/>
+            <w:szCs w:val="20"/>
+            <w:shd w:val="clear" w:color="auto" w:fill="FFFFFF"/>
+            <w:lang w:val="en-GB"/>
+          </w:rPr>
+          <w:delText>???</w:delText>
+        </w:r>
+      </w:del>
+    </w:p>
+    <w:p>
+      <w:pPr>
+        <w:spacing w:after="0" w:line="240" w:lineRule="auto"/>
+        <w:ind w:left="284" w:hanging="284"/>
+        <w:jc w:val="both"/>
+        <w:rPr>
+          <w:del w:id="78" w:author="Sérgio Pedro" w:date="2026-07-10T09:59:00Z"/>
+          <w:rFonts w:cstheme="minorHAnsi"/>
+          <w:sz w:val="20"/>
+          <w:szCs w:val="20"/>
+          <w:lang w:val="en-GB"/>
+        </w:rPr>
+      </w:pPr>
+      <w:del w:id="79" w:author="Sérgio Pedro" w:date="2026-07-10T09:59:00Z">
+        <w:r>
+          <w:rPr>
+            <w:rFonts w:cstheme="minorHAnsi"/>
+            <w:sz w:val="20"/>
+            <w:szCs w:val="20"/>
+            <w:lang w:val="en-GB"/>
+          </w:rPr>
+          <w:delText>Gelli, F. (2006), Esplorando il nesso tra efficacia delle politiche pubbliche e qualità della democrazia, relazione al Congresso annuale della Società italiana di scienza politica,</w:delText>
+        </w:r>
+      </w:del>
+    </w:p>
+    <w:p>
+      <w:pPr>
+        <w:spacing w:after="0" w:line="240" w:lineRule="auto"/>
+        <w:ind w:left="284" w:hanging="284"/>
+        <w:jc w:val="both"/>
+        <w:rPr>
+          <w:rFonts w:cstheme="minorHAnsi"/>
+          <w:color w:val="222222"/>
+          <w:sz w:val="20"/>
+          <w:szCs w:val="20"/>
+          <w:shd w:val="clear" w:color="auto" w:fill="FFFFFF"/>
+          <w:lang w:val="en-GB"/>
+        </w:rPr>
+      </w:pPr>
+      <w:r>
+        <w:rPr>
+          <w:rFonts w:cstheme="minorHAnsi"/>
+          <w:color w:val="222222"/>
+          <w:sz w:val="20"/>
+          <w:szCs w:val="20"/>
+          <w:shd w:val="clear" w:color="auto" w:fill="FFFFFF"/>
+          <w:lang w:val="en-GB"/>
+        </w:rPr>
+        <w:t>Gelli, F. (2007). Dispositivi di democratizzazione. Le Agenzie di Democrazia Locale come ‘modello di azione’?. </w:t>
+      </w:r>
+      <w:r>
+        <w:rPr>
+          <w:rFonts w:cstheme="minorHAnsi"/>
+          <w:i/>
+          <w:iCs/>
+          <w:color w:val="222222"/>
+          <w:sz w:val="20"/>
+          <w:szCs w:val="20"/>
+          <w:shd w:val="clear" w:color="auto" w:fill="FFFFFF"/>
+          <w:lang w:val="en-GB"/>
+        </w:rPr>
+        <w:t>Pellizzoni L.(a cura di), La democrazia locale. Apprendere dall’esperienza, ISG-DSU, Università di Trieste</w:t>
       </w:r>
       <w:r>
         <w:rPr>
@@ -8942,27 +9067,7 @@
           <w:szCs w:val="20"/>
           <w:lang w:val="en-GB"/>
         </w:rPr>
-        <w:t xml:space="preserve">Ghafourifard, A. (2024). Survey fatigue in </w:t>
-      </w:r>
-      <w:proofErr w:type="gramStart"/>
-      <w:r>
-        <w:rPr>
-          <w:rFonts w:asciiTheme="minorHAnsi" w:hAnsiTheme="minorHAnsi" w:cstheme="minorHAnsi"/>
-          <w:sz w:val="20"/>
-          <w:szCs w:val="20"/>
-          <w:lang w:val="en-GB"/>
-        </w:rPr>
-        <w:t>questionnaire based</w:t>
-      </w:r>
-      <w:proofErr w:type="gramEnd"/>
-      <w:r>
-        <w:rPr>
-          <w:rFonts w:asciiTheme="minorHAnsi" w:hAnsiTheme="minorHAnsi" w:cstheme="minorHAnsi"/>
-          <w:sz w:val="20"/>
-          <w:szCs w:val="20"/>
-          <w:lang w:val="en-GB"/>
-        </w:rPr>
-        <w:t xml:space="preserve"> research: The issues and implications. Medical Science Monitor, 30, e943214.</w:t>
+        <w:t>Ghafourifard, A. (2024). Survey fatigue in questionnaire based research: The issues and implications. Medical Science Monitor, 30, e943214.</w:t>
       </w:r>
     </w:p>
     <w:p>
@@ -9053,7 +9158,7 @@
           <w:lang w:val="en-GB" w:eastAsia="pt-PT"/>
         </w:rPr>
       </w:pPr>
-      <w:bookmarkStart w:id="4" w:name="_Hlk233727047"/>
+      <w:bookmarkStart w:id="80" w:name="_Hlk233727047"/>
       <w:r>
         <w:rPr>
           <w:rFonts w:cstheme="minorHAnsi"/>
@@ -9065,7 +9170,7 @@
         </w:rPr>
         <w:t>Gianolla, C., Aguiló, A., &amp; Sabariego</w:t>
       </w:r>
-      <w:bookmarkEnd w:id="4"/>
+      <w:bookmarkEnd w:id="80"/>
       <w:r>
         <w:rPr>
           <w:rFonts w:cstheme="minorHAnsi"/>
@@ -9235,7 +9340,7 @@
       </w:r>
       <w:r>
         <w:rPr>
-          <w:rStyle w:val="nfase"/>
+          <w:rStyle w:val="Emphasis"/>
           <w:rFonts w:asciiTheme="minorHAnsi" w:hAnsiTheme="minorHAnsi" w:cstheme="minorHAnsi"/>
           <w:color w:val="000000" w:themeColor="text1"/>
           <w:sz w:val="20"/>
@@ -9289,7 +9394,7 @@
       </w:r>
       <w:r>
         <w:rPr>
-          <w:rStyle w:val="nfase"/>
+          <w:rStyle w:val="Emphasis"/>
           <w:rFonts w:asciiTheme="minorHAnsi" w:eastAsiaTheme="majorEastAsia" w:hAnsiTheme="minorHAnsi" w:cstheme="minorHAnsi"/>
           <w:sz w:val="20"/>
           <w:szCs w:val="20"/>
@@ -9307,7 +9412,7 @@
       <w:hyperlink r:id="rId12" w:history="1">
         <w:r>
           <w:rPr>
-            <w:rStyle w:val="Hiperligao"/>
+            <w:rStyle w:val="Hyperlink"/>
             <w:rFonts w:asciiTheme="minorHAnsi" w:hAnsiTheme="minorHAnsi" w:cstheme="minorHAnsi"/>
             <w:sz w:val="20"/>
             <w:szCs w:val="20"/>
@@ -9450,7 +9555,7 @@
       </w:r>
       <w:r>
         <w:rPr>
-          <w:rStyle w:val="nfase"/>
+          <w:rStyle w:val="Emphasis"/>
           <w:rFonts w:asciiTheme="minorHAnsi" w:hAnsiTheme="minorHAnsi" w:cstheme="minorHAnsi"/>
           <w:color w:val="000000"/>
           <w:sz w:val="20"/>
@@ -9507,7 +9612,7 @@
       </w:r>
       <w:r>
         <w:rPr>
-          <w:rStyle w:val="nfase"/>
+          <w:rStyle w:val="Emphasis"/>
           <w:rFonts w:asciiTheme="minorHAnsi" w:hAnsiTheme="minorHAnsi" w:cstheme="minorHAnsi"/>
           <w:color w:val="000000"/>
           <w:sz w:val="20"/>
@@ -9564,7 +9669,7 @@
       </w:r>
       <w:r>
         <w:rPr>
-          <w:rStyle w:val="nfase"/>
+          <w:rStyle w:val="Emphasis"/>
           <w:rFonts w:asciiTheme="minorHAnsi" w:hAnsiTheme="minorHAnsi" w:cstheme="minorHAnsi"/>
           <w:color w:val="000000" w:themeColor="text1"/>
           <w:sz w:val="20"/>
@@ -9632,7 +9737,7 @@
       </w:r>
       <w:r>
         <w:rPr>
-          <w:rStyle w:val="nfase"/>
+          <w:rStyle w:val="Emphasis"/>
           <w:rFonts w:asciiTheme="minorHAnsi" w:hAnsiTheme="minorHAnsi" w:cstheme="minorHAnsi"/>
           <w:color w:val="000000"/>
           <w:sz w:val="20"/>
@@ -9772,7 +9877,7 @@
       <w:hyperlink r:id="rId13" w:history="1">
         <w:r>
           <w:rPr>
-            <w:rStyle w:val="Hiperligao"/>
+            <w:rStyle w:val="Hyperlink"/>
             <w:rFonts w:cstheme="minorHAnsi"/>
             <w:sz w:val="20"/>
             <w:szCs w:val="20"/>
@@ -9847,7 +9952,7 @@
       </w:r>
       <w:r>
         <w:rPr>
-          <w:rStyle w:val="nfase"/>
+          <w:rStyle w:val="Emphasis"/>
           <w:rFonts w:cstheme="minorHAnsi"/>
           <w:sz w:val="20"/>
           <w:szCs w:val="20"/>
@@ -10230,31 +10335,17 @@
         </w:rPr>
         <w:t xml:space="preserve">. </w:t>
       </w:r>
-      <w:proofErr w:type="gramStart"/>
-      <w:r>
-        <w:rPr>
-          <w:rFonts w:cstheme="minorHAnsi"/>
-          <w:i/>
-          <w:color w:val="222222"/>
-          <w:sz w:val="20"/>
-          <w:szCs w:val="20"/>
-          <w:shd w:val="clear" w:color="auto" w:fill="FFFFFF"/>
-          <w:lang w:val="en-GB"/>
-        </w:rPr>
-        <w:t>Multitude :</w:t>
-      </w:r>
-      <w:proofErr w:type="gramEnd"/>
-      <w:r>
-        <w:rPr>
-          <w:rFonts w:cstheme="minorHAnsi"/>
-          <w:i/>
-          <w:color w:val="222222"/>
-          <w:sz w:val="20"/>
-          <w:szCs w:val="20"/>
-          <w:shd w:val="clear" w:color="auto" w:fill="FFFFFF"/>
-          <w:lang w:val="en-GB"/>
-        </w:rPr>
-        <w:t xml:space="preserve"> war and democracy in the Age of Empire</w:t>
+      <w:r>
+        <w:rPr>
+          <w:rFonts w:cstheme="minorHAnsi"/>
+          <w:i/>
+          <w:color w:val="222222"/>
+          <w:sz w:val="20"/>
+          <w:szCs w:val="20"/>
+          <w:shd w:val="clear" w:color="auto" w:fill="FFFFFF"/>
+          <w:lang w:val="en-GB"/>
+        </w:rPr>
+        <w:t>Multitude : war and democracy in the Age of Empire</w:t>
       </w:r>
       <w:r>
         <w:rPr>
@@ -10294,20 +10385,7 @@
           <w:shd w:val="clear" w:color="auto" w:fill="FFFFFF"/>
           <w:lang w:val="en-GB"/>
         </w:rPr>
-        <w:t>Haupt, W. (2018</w:t>
-      </w:r>
-      <w:bookmarkStart w:id="5" w:name="_GoBack"/>
-      <w:bookmarkEnd w:id="5"/>
-      <w:r>
-        <w:rPr>
-          <w:rFonts w:cstheme="minorHAnsi"/>
-          <w:color w:val="222222"/>
-          <w:sz w:val="20"/>
-          <w:szCs w:val="20"/>
-          <w:shd w:val="clear" w:color="auto" w:fill="FFFFFF"/>
-          <w:lang w:val="en-GB"/>
-        </w:rPr>
-        <w:t>). European Municipalities Engaging in Climate Change Mitigation and Adaptation Networks: Examining the Case of the Covenant of Mayors. In: Yamagata, Y., Sharifi, A. (eds) Resilience-Oriented Urban Planning. Lecture Notes in Energy, vol 65. Springer, Cham. https://doi.org/10.1007/978-3-319-75798-8_5</w:t>
+        <w:t>Haupt, W. (2018). European Municipalities Engaging in Climate Change Mitigation and Adaptation Networks: Examining the Case of the Covenant of Mayors. In: Yamagata, Y., Sharifi, A. (eds) Resilience-Oriented Urban Planning. Lecture Notes in Energy, vol 65. Springer, Cham. https://doi.org/10.1007/978-3-319-75798-8_5</w:t>
       </w:r>
     </w:p>
     <w:p>
@@ -10336,7 +10414,6 @@
           <w:shd w:val="clear" w:color="auto" w:fill="FFFFFF"/>
           <w:lang w:val="en-GB"/>
         </w:rPr>
-        <w:lastRenderedPageBreak/>
         <w:t xml:space="preserve">Haupt, W. (2019). City-to-city learning in transnational municipal climate networks: an exploratory study. Thesis defended at </w:t>
       </w:r>
       <w:r>
@@ -10540,31 +10617,7 @@
           <w:shd w:val="clear" w:color="auto" w:fill="FFFFFF"/>
           <w:lang w:val="en-GB"/>
         </w:rPr>
-        <w:t xml:space="preserve">Haupt, W., Eckersley, P., &amp; Kern, K. (2021). How can ‘ordinary’cities become climate </w:t>
-      </w:r>
-      <w:proofErr w:type="gramStart"/>
-      <w:r>
-        <w:rPr>
-          <w:rFonts w:cstheme="minorHAnsi"/>
-          <w:color w:val="222222"/>
-          <w:sz w:val="20"/>
-          <w:szCs w:val="20"/>
-          <w:shd w:val="clear" w:color="auto" w:fill="FFFFFF"/>
-          <w:lang w:val="en-GB"/>
-        </w:rPr>
-        <w:t>pioneers?.</w:t>
-      </w:r>
-      <w:proofErr w:type="gramEnd"/>
-      <w:r>
-        <w:rPr>
-          <w:rFonts w:cstheme="minorHAnsi"/>
-          <w:color w:val="222222"/>
-          <w:sz w:val="20"/>
-          <w:szCs w:val="20"/>
-          <w:shd w:val="clear" w:color="auto" w:fill="FFFFFF"/>
-          <w:lang w:val="en-GB"/>
-        </w:rPr>
-        <w:t xml:space="preserve"> In </w:t>
+        <w:t>Haupt, W., Eckersley, P., &amp; Kern, K. (2021). How can ‘ordinary’cities become climate pioneers?. In </w:t>
       </w:r>
       <w:r>
         <w:rPr>
@@ -10674,7 +10727,7 @@
         <w:ind w:left="284" w:hanging="284"/>
         <w:jc w:val="both"/>
         <w:rPr>
-          <w:rStyle w:val="CitaoHTML"/>
+          <w:rStyle w:val="HTMLCite"/>
           <w:rFonts w:eastAsia="Times New Roman" w:cstheme="minorHAnsi"/>
           <w:i w:val="0"/>
           <w:iCs w:val="0"/>
@@ -10897,7 +10950,7 @@
       </w:r>
       <w:r>
         <w:rPr>
-          <w:rStyle w:val="nfase"/>
+          <w:rStyle w:val="Emphasis"/>
           <w:rFonts w:asciiTheme="minorHAnsi" w:hAnsiTheme="minorHAnsi" w:cstheme="minorHAnsi"/>
           <w:sz w:val="20"/>
           <w:szCs w:val="20"/>
@@ -10971,7 +11024,7 @@
       <w:hyperlink r:id="rId14" w:history="1">
         <w:r>
           <w:rPr>
-            <w:rStyle w:val="Hiperligao"/>
+            <w:rStyle w:val="Hyperlink"/>
             <w:rFonts w:cstheme="minorHAnsi"/>
             <w:sz w:val="20"/>
             <w:szCs w:val="20"/>
@@ -10995,7 +11048,7 @@
           <w:lang w:val="en-GB"/>
         </w:rPr>
       </w:pPr>
-      <w:bookmarkStart w:id="6" w:name="_Hlk233874470"/>
+      <w:bookmarkStart w:id="81" w:name="_Hlk233874470"/>
       <w:r>
         <w:rPr>
           <w:rFonts w:cstheme="minorHAnsi"/>
@@ -11162,99 +11215,137 @@
     </w:p>
     <w:p>
       <w:pPr>
-        <w:spacing w:after="0" w:line="240" w:lineRule="auto"/>
-        <w:ind w:left="284" w:hanging="284"/>
-        <w:jc w:val="both"/>
-        <w:rPr>
-          <w:rFonts w:cstheme="minorHAnsi"/>
-          <w:sz w:val="20"/>
-          <w:szCs w:val="20"/>
-          <w:lang w:val="en-GB"/>
-        </w:rPr>
-      </w:pPr>
-      <w:r>
-        <w:rPr>
-          <w:rFonts w:cstheme="minorHAnsi"/>
-          <w:sz w:val="20"/>
-          <w:szCs w:val="20"/>
-          <w:lang w:val="en-GB"/>
-        </w:rPr>
-        <w:t>Ismael Peña López (2018), Fomento de la participación democrática no formal e informal: de la democracia de masas a las redes de la democracia. Abrir instituciones desde dentro: Hacking inside black book, 2018, págs. 115-123</w:t>
-      </w:r>
-    </w:p>
-    <w:p>
-      <w:pPr>
-        <w:pStyle w:val="Corpodetexto"/>
-        <w:ind w:left="284" w:right="140" w:hanging="284"/>
-        <w:jc w:val="both"/>
-        <w:rPr>
-          <w:rFonts w:asciiTheme="minorHAnsi" w:hAnsiTheme="minorHAnsi" w:cstheme="minorHAnsi"/>
-          <w:sz w:val="20"/>
-          <w:szCs w:val="20"/>
-          <w:lang w:val="en-GB"/>
-        </w:rPr>
-      </w:pPr>
-      <w:r>
-        <w:rPr>
-          <w:rFonts w:asciiTheme="minorHAnsi" w:hAnsiTheme="minorHAnsi" w:cstheme="minorHAnsi"/>
-          <w:sz w:val="20"/>
-          <w:szCs w:val="20"/>
-          <w:highlight w:val="yellow"/>
-          <w:lang w:val="en-GB"/>
-        </w:rPr>
-        <w:t xml:space="preserve">Jacoby, Wade &amp; Jonathan Hopkin.2020. “From Lever to Club? Conditionality in the European Union during the Financial Crisis.” </w:t>
-      </w:r>
-      <w:r>
-        <w:rPr>
-          <w:rFonts w:asciiTheme="minorHAnsi" w:hAnsiTheme="minorHAnsi" w:cstheme="minorHAnsi"/>
-          <w:i/>
-          <w:sz w:val="20"/>
-          <w:szCs w:val="20"/>
-          <w:highlight w:val="yellow"/>
-          <w:lang w:val="en-GB"/>
-        </w:rPr>
-        <w:t xml:space="preserve">Journal of European Public Policy </w:t>
-      </w:r>
-      <w:r>
-        <w:rPr>
-          <w:rFonts w:asciiTheme="minorHAnsi" w:hAnsiTheme="minorHAnsi" w:cstheme="minorHAnsi"/>
-          <w:sz w:val="20"/>
-          <w:szCs w:val="20"/>
-          <w:highlight w:val="yellow"/>
-          <w:lang w:val="en-GB"/>
-        </w:rPr>
-        <w:t xml:space="preserve">27, no. </w:t>
-      </w:r>
-      <w:proofErr w:type="gramStart"/>
-      <w:r>
-        <w:rPr>
-          <w:rFonts w:asciiTheme="minorHAnsi" w:hAnsiTheme="minorHAnsi" w:cstheme="minorHAnsi"/>
-          <w:sz w:val="20"/>
-          <w:szCs w:val="20"/>
-          <w:highlight w:val="yellow"/>
-          <w:lang w:val="en-GB"/>
-        </w:rPr>
-        <w:t>8 :</w:t>
-      </w:r>
-      <w:proofErr w:type="gramEnd"/>
-      <w:r>
-        <w:rPr>
-          <w:rFonts w:asciiTheme="minorHAnsi" w:hAnsiTheme="minorHAnsi" w:cstheme="minorHAnsi"/>
-          <w:sz w:val="20"/>
-          <w:szCs w:val="20"/>
-          <w:highlight w:val="yellow"/>
-          <w:lang w:val="en-GB"/>
-        </w:rPr>
-        <w:t xml:space="preserve"> 1157–77.</w:t>
-      </w:r>
-    </w:p>
-    <w:p>
-      <w:pPr>
         <w:pStyle w:val="my-2"/>
         <w:spacing w:before="0" w:beforeAutospacing="0" w:after="0" w:afterAutospacing="0"/>
         <w:ind w:left="284" w:hanging="284"/>
         <w:jc w:val="both"/>
         <w:rPr>
+          <w:ins w:id="82" w:author="Sérgio Pedro" w:date="2026-07-10T09:59:00Z"/>
+          <w:rFonts w:asciiTheme="minorHAnsi" w:eastAsiaTheme="minorHAnsi" w:hAnsiTheme="minorHAnsi" w:cstheme="minorHAnsi"/>
+          <w:sz w:val="20"/>
+          <w:szCs w:val="20"/>
+          <w:lang w:val="en-GB" w:eastAsia="en-US"/>
+        </w:rPr>
+      </w:pPr>
+      <w:ins w:id="83" w:author="Sérgio Pedro" w:date="2026-07-10T09:59:00Z">
+        <w:r>
+          <w:rPr>
+            <w:rFonts w:asciiTheme="minorHAnsi" w:eastAsiaTheme="minorHAnsi" w:hAnsiTheme="minorHAnsi" w:cstheme="minorHAnsi"/>
+            <w:sz w:val="20"/>
+            <w:szCs w:val="20"/>
+            <w:lang w:val="en-GB" w:eastAsia="en-US"/>
+          </w:rPr>
+          <w:t>Ismael Peña López (2018). Fomento de la participación democrática no formal e informal: de la democracia de masas a las redes de la democracia. Abrir instituciones desde dentro: Hacking inside black book, 2018, págs. 115-123</w:t>
+        </w:r>
+      </w:ins>
+    </w:p>
+    <w:p>
+      <w:pPr>
+        <w:spacing w:after="0" w:line="240" w:lineRule="auto"/>
+        <w:ind w:left="284" w:hanging="284"/>
+        <w:jc w:val="both"/>
+        <w:rPr>
+          <w:del w:id="84" w:author="Sérgio Pedro" w:date="2026-07-10T09:59:00Z"/>
+          <w:rFonts w:cstheme="minorHAnsi"/>
+          <w:sz w:val="20"/>
+          <w:szCs w:val="20"/>
+          <w:lang w:val="en-GB"/>
+        </w:rPr>
+      </w:pPr>
+      <w:del w:id="85" w:author="Sérgio Pedro" w:date="2026-07-10T09:59:00Z">
+        <w:r>
+          <w:rPr>
+            <w:rFonts w:cstheme="minorHAnsi"/>
+            <w:sz w:val="20"/>
+            <w:szCs w:val="20"/>
+            <w:lang w:val="en-GB"/>
+          </w:rPr>
+          <w:delText>Ismael Peña López (2018), Fomento de la participación democrática no formal e informal: de la democracia de masas a las redes de la democracia. Abrir instituciones desde dentro: Hacking inside black book, 2018, págs. 115-123</w:delText>
+        </w:r>
+      </w:del>
+    </w:p>
+    <w:p>
+      <w:pPr>
+        <w:pStyle w:val="my-2"/>
+        <w:spacing w:before="0" w:beforeAutospacing="0" w:after="0" w:afterAutospacing="0"/>
+        <w:ind w:left="284" w:hanging="284"/>
+        <w:jc w:val="both"/>
+        <w:rPr>
+          <w:ins w:id="86" w:author="Sérgio Pedro" w:date="2026-07-10T09:59:00Z"/>
+          <w:rFonts w:asciiTheme="minorHAnsi" w:hAnsiTheme="minorHAnsi" w:cstheme="minorHAnsi"/>
+          <w:sz w:val="20"/>
+          <w:szCs w:val="20"/>
+          <w:highlight w:val="yellow"/>
+          <w:lang w:val="en-GB" w:eastAsia="en-US"/>
+        </w:rPr>
+      </w:pPr>
+      <w:ins w:id="87" w:author="Sérgio Pedro" w:date="2026-07-10T09:59:00Z">
+        <w:r>
+          <w:rPr>
+            <w:rFonts w:asciiTheme="minorHAnsi" w:hAnsiTheme="minorHAnsi" w:cstheme="minorHAnsi"/>
+            <w:sz w:val="20"/>
+            <w:szCs w:val="20"/>
+            <w:highlight w:val="yellow"/>
+            <w:lang w:val="en-GB" w:eastAsia="en-US"/>
+          </w:rPr>
+          <w:t>Jacoby, W., and Hopkin, J. (2020). From lever to club? Conditionality in the European Union during the financial crisis. Journal of European Public Policy, 27(8), 1157-1177.</w:t>
+        </w:r>
+      </w:ins>
+    </w:p>
+    <w:p>
+      <w:pPr>
+        <w:pStyle w:val="BodyText"/>
+        <w:ind w:left="284" w:right="140" w:hanging="284"/>
+        <w:jc w:val="both"/>
+        <w:rPr>
+          <w:del w:id="88" w:author="Sérgio Pedro" w:date="2026-07-10T09:59:00Z"/>
+          <w:rFonts w:asciiTheme="minorHAnsi" w:hAnsiTheme="minorHAnsi" w:cstheme="minorHAnsi"/>
+          <w:sz w:val="20"/>
+          <w:szCs w:val="20"/>
+          <w:lang w:val="en-GB"/>
+        </w:rPr>
+      </w:pPr>
+      <w:del w:id="89" w:author="Sérgio Pedro" w:date="2026-07-10T09:59:00Z">
+        <w:r>
+          <w:rPr>
+            <w:rFonts w:asciiTheme="minorHAnsi" w:hAnsiTheme="minorHAnsi" w:cstheme="minorHAnsi"/>
+            <w:sz w:val="20"/>
+            <w:szCs w:val="20"/>
+            <w:highlight w:val="yellow"/>
+            <w:lang w:val="en-GB"/>
+          </w:rPr>
+          <w:delText xml:space="preserve">Jacoby, Wade &amp; Jonathan Hopkin.2020. “From Lever to Club? Conditionality in the European Union during the Financial Crisis.” </w:delText>
+        </w:r>
+        <w:r>
+          <w:rPr>
+            <w:rFonts w:asciiTheme="minorHAnsi" w:hAnsiTheme="minorHAnsi" w:cstheme="minorHAnsi"/>
+            <w:i/>
+            <w:sz w:val="20"/>
+            <w:szCs w:val="20"/>
+            <w:highlight w:val="yellow"/>
+            <w:lang w:val="en-GB"/>
+          </w:rPr>
+          <w:delText xml:space="preserve">Journal of European Public Policy </w:delText>
+        </w:r>
+        <w:r>
+          <w:rPr>
+            <w:rFonts w:asciiTheme="minorHAnsi" w:hAnsiTheme="minorHAnsi" w:cstheme="minorHAnsi"/>
+            <w:sz w:val="20"/>
+            <w:szCs w:val="20"/>
+            <w:highlight w:val="yellow"/>
+            <w:lang w:val="en-GB"/>
+          </w:rPr>
+          <w:delText>27, no. 8 : 1157–77.</w:delText>
+        </w:r>
+      </w:del>
+    </w:p>
+    <w:p>
+      <w:pPr>
+        <w:pStyle w:val="my-2"/>
+        <w:spacing w:before="0" w:beforeAutospacing="0" w:after="0" w:afterAutospacing="0"/>
+        <w:ind w:left="284" w:hanging="284"/>
+        <w:jc w:val="both"/>
+        <w:rPr>
           <w:rFonts w:asciiTheme="minorHAnsi" w:hAnsiTheme="minorHAnsi" w:cstheme="minorHAnsi"/>
           <w:color w:val="000000"/>
           <w:sz w:val="20"/>
@@ -11285,7 +11376,7 @@
       </w:r>
       <w:r>
         <w:rPr>
-          <w:rStyle w:val="nfase"/>
+          <w:rStyle w:val="Emphasis"/>
           <w:rFonts w:asciiTheme="minorHAnsi" w:hAnsiTheme="minorHAnsi" w:cstheme="minorHAnsi"/>
           <w:color w:val="000000"/>
           <w:sz w:val="20"/>
@@ -11443,7 +11534,7 @@
           <w:lang w:val="en-GB"/>
         </w:rPr>
       </w:pPr>
-      <w:bookmarkStart w:id="7" w:name="_Hlk233877027"/>
+      <w:bookmarkStart w:id="90" w:name="_Hlk233877027"/>
       <w:r>
         <w:rPr>
           <w:rFonts w:asciiTheme="minorHAnsi" w:hAnsiTheme="minorHAnsi" w:cstheme="minorHAnsi"/>
@@ -11453,7 +11544,7 @@
         </w:rPr>
         <w:t>Jerez, A.; Ramos, A.; Allegretti, G. (2012).</w:t>
       </w:r>
-      <w:bookmarkEnd w:id="7"/>
+      <w:bookmarkEnd w:id="90"/>
       <w:r>
         <w:rPr>
           <w:rFonts w:asciiTheme="minorHAnsi" w:hAnsiTheme="minorHAnsi" w:cstheme="minorHAnsi"/>
@@ -11497,7 +11588,7 @@
           <w:lang w:val="en-GB"/>
         </w:rPr>
       </w:pPr>
-      <w:bookmarkStart w:id="8" w:name="_Hlk233874836"/>
+      <w:bookmarkStart w:id="91" w:name="_Hlk233874836"/>
       <w:r>
         <w:rPr>
           <w:rFonts w:cstheme="minorHAnsi"/>
@@ -11537,9 +11628,10 @@
     <w:p>
       <w:pPr>
         <w:spacing w:after="0" w:line="240" w:lineRule="auto"/>
-        <w:ind w:left="284" w:hanging="284"/>
-        <w:jc w:val="both"/>
-        <w:rPr>
+        <w:ind w:left="284" w:right="140" w:hanging="284"/>
+        <w:jc w:val="both"/>
+        <w:rPr>
+          <w:ins w:id="92" w:author="Sérgio Pedro" w:date="2026-07-10T09:59:00Z"/>
           <w:rFonts w:cstheme="minorHAnsi"/>
           <w:color w:val="FF0000"/>
           <w:sz w:val="20"/>
@@ -11548,8 +11640,27 @@
           <w:lang w:val="en-GB"/>
         </w:rPr>
       </w:pPr>
-      <w:r>
-        <w:rPr>
+      <w:ins w:id="93" w:author="Sérgio Pedro" w:date="2026-07-10T09:59:00Z">
+        <w:r>
+          <w:rPr>
+            <w:rFonts w:cstheme="minorHAnsi"/>
+            <w:color w:val="FF0000"/>
+            <w:sz w:val="20"/>
+            <w:szCs w:val="20"/>
+            <w:shd w:val="clear" w:color="auto" w:fill="FFFFFF"/>
+            <w:lang w:val="en-GB"/>
+          </w:rPr>
+          <w:t>Johansson, R. (2007). On case study methodology. Open House International, 32(3), 48-54.</w:t>
+        </w:r>
+      </w:ins>
+    </w:p>
+    <w:p>
+      <w:pPr>
+        <w:spacing w:after="0" w:line="240" w:lineRule="auto"/>
+        <w:ind w:left="284" w:hanging="284"/>
+        <w:jc w:val="both"/>
+        <w:rPr>
+          <w:del w:id="94" w:author="Sérgio Pedro" w:date="2026-07-10T09:59:00Z"/>
           <w:rFonts w:cstheme="minorHAnsi"/>
           <w:color w:val="FF0000"/>
           <w:sz w:val="20"/>
@@ -11557,56 +11668,68 @@
           <w:shd w:val="clear" w:color="auto" w:fill="FFFFFF"/>
           <w:lang w:val="en-GB"/>
         </w:rPr>
-        <w:t>Johansson, R. (2007). On case study methodology. </w:t>
-      </w:r>
-      <w:r>
-        <w:rPr>
-          <w:rFonts w:cstheme="minorHAnsi"/>
-          <w:i/>
-          <w:iCs/>
-          <w:color w:val="FF0000"/>
-          <w:sz w:val="20"/>
-          <w:szCs w:val="20"/>
-          <w:shd w:val="clear" w:color="auto" w:fill="FFFFFF"/>
-          <w:lang w:val="en-GB"/>
-        </w:rPr>
-        <w:t>Open house international</w:t>
-      </w:r>
-      <w:r>
-        <w:rPr>
-          <w:rFonts w:cstheme="minorHAnsi"/>
-          <w:color w:val="FF0000"/>
-          <w:sz w:val="20"/>
-          <w:szCs w:val="20"/>
-          <w:shd w:val="clear" w:color="auto" w:fill="FFFFFF"/>
-          <w:lang w:val="en-GB"/>
-        </w:rPr>
-        <w:t>, </w:t>
-      </w:r>
-      <w:r>
-        <w:rPr>
-          <w:rFonts w:cstheme="minorHAnsi"/>
-          <w:i/>
-          <w:iCs/>
-          <w:color w:val="FF0000"/>
-          <w:sz w:val="20"/>
-          <w:szCs w:val="20"/>
-          <w:shd w:val="clear" w:color="auto" w:fill="FFFFFF"/>
-          <w:lang w:val="en-GB"/>
-        </w:rPr>
-        <w:t>32</w:t>
-      </w:r>
-      <w:r>
-        <w:rPr>
-          <w:rFonts w:cstheme="minorHAnsi"/>
-          <w:color w:val="FF0000"/>
-          <w:sz w:val="20"/>
-          <w:szCs w:val="20"/>
-          <w:shd w:val="clear" w:color="auto" w:fill="FFFFFF"/>
-          <w:lang w:val="en-GB"/>
-        </w:rPr>
-        <w:t>(3), 48-54.</w:t>
-      </w:r>
+      </w:pPr>
+      <w:del w:id="95" w:author="Sérgio Pedro" w:date="2026-07-10T09:59:00Z">
+        <w:r>
+          <w:rPr>
+            <w:rFonts w:cstheme="minorHAnsi"/>
+            <w:color w:val="FF0000"/>
+            <w:sz w:val="20"/>
+            <w:szCs w:val="20"/>
+            <w:shd w:val="clear" w:color="auto" w:fill="FFFFFF"/>
+            <w:lang w:val="en-GB"/>
+          </w:rPr>
+          <w:delText>Johansson, R. (2007). On case study methodology. </w:delText>
+        </w:r>
+        <w:r>
+          <w:rPr>
+            <w:rFonts w:cstheme="minorHAnsi"/>
+            <w:i/>
+            <w:iCs/>
+            <w:color w:val="FF0000"/>
+            <w:sz w:val="20"/>
+            <w:szCs w:val="20"/>
+            <w:shd w:val="clear" w:color="auto" w:fill="FFFFFF"/>
+            <w:lang w:val="en-GB"/>
+          </w:rPr>
+          <w:delText>Open house international</w:delText>
+        </w:r>
+        <w:r>
+          <w:rPr>
+            <w:rFonts w:cstheme="minorHAnsi"/>
+            <w:color w:val="FF0000"/>
+            <w:sz w:val="20"/>
+            <w:szCs w:val="20"/>
+            <w:shd w:val="clear" w:color="auto" w:fill="FFFFFF"/>
+            <w:lang w:val="en-GB"/>
+          </w:rPr>
+          <w:delText>, </w:delText>
+        </w:r>
+        <w:r>
+          <w:rPr>
+            <w:rFonts w:cstheme="minorHAnsi"/>
+            <w:i/>
+            <w:iCs/>
+            <w:color w:val="FF0000"/>
+            <w:sz w:val="20"/>
+            <w:szCs w:val="20"/>
+            <w:shd w:val="clear" w:color="auto" w:fill="FFFFFF"/>
+            <w:lang w:val="en-GB"/>
+          </w:rPr>
+          <w:delText>32</w:delText>
+        </w:r>
+        <w:r>
+          <w:rPr>
+            <w:rFonts w:cstheme="minorHAnsi"/>
+            <w:color w:val="FF0000"/>
+            <w:sz w:val="20"/>
+            <w:szCs w:val="20"/>
+            <w:shd w:val="clear" w:color="auto" w:fill="FFFFFF"/>
+            <w:lang w:val="en-GB"/>
+          </w:rPr>
+          <w:delText>(3), 48-54.</w:delText>
+        </w:r>
+      </w:del>
     </w:p>
     <w:p>
       <w:pPr>
@@ -11777,7 +11900,7 @@
       </w:r>
       <w:r>
         <w:rPr>
-          <w:rStyle w:val="nfase"/>
+          <w:rStyle w:val="Emphasis"/>
           <w:rFonts w:asciiTheme="minorHAnsi" w:eastAsiaTheme="majorEastAsia" w:hAnsiTheme="minorHAnsi" w:cstheme="minorHAnsi"/>
           <w:sz w:val="20"/>
           <w:szCs w:val="20"/>
@@ -11817,7 +11940,6 @@
           <w:shd w:val="clear" w:color="auto" w:fill="FFFFFF"/>
           <w:lang w:val="en-GB"/>
         </w:rPr>
-        <w:lastRenderedPageBreak/>
         <w:t>Karolewski, I.P. (2021). Towards a Political Theory of Democratic Backsliding? Generalising the East Central European Experience. In: Lorenz, A., Anders, L.H. (eds) Illiberal Trends and Anti-EU Politics in East Central Europe. Palgrave Studies in European Union Politics. Palgrave Macmillan, Cham. https://doi.org/10.1007/978-3-030-54674-8_13</w:t>
       </w:r>
     </w:p>
@@ -11993,7 +12115,7 @@
           <w:lang w:val="en-GB"/>
         </w:rPr>
       </w:pPr>
-      <w:bookmarkStart w:id="9" w:name="_Hlk231123570"/>
+      <w:bookmarkStart w:id="96" w:name="_Hlk231123570"/>
       <w:r>
         <w:rPr>
           <w:rFonts w:cstheme="minorHAnsi"/>
@@ -12005,7 +12127,7 @@
         </w:rPr>
         <w:t>Keck, M. E., &amp; Sikkink, K. A. (2014). </w:t>
       </w:r>
-      <w:bookmarkEnd w:id="9"/>
+      <w:bookmarkEnd w:id="96"/>
       <w:r>
         <w:rPr>
           <w:rFonts w:cstheme="minorHAnsi"/>
@@ -12087,7 +12209,7 @@
       <w:hyperlink r:id="rId15" w:history="1">
         <w:r>
           <w:rPr>
-            <w:rStyle w:val="Hiperligao"/>
+            <w:rStyle w:val="Hyperlink"/>
             <w:rFonts w:cstheme="minorHAnsi"/>
             <w:spacing w:val="-5"/>
             <w:sz w:val="20"/>
@@ -12135,7 +12257,7 @@
       </w:r>
       <w:r>
         <w:rPr>
-          <w:rStyle w:val="nfase"/>
+          <w:rStyle w:val="Emphasis"/>
           <w:rFonts w:asciiTheme="minorHAnsi" w:hAnsiTheme="minorHAnsi" w:cstheme="minorHAnsi"/>
           <w:sz w:val="20"/>
           <w:szCs w:val="20"/>
@@ -12237,35 +12359,7 @@
           <w:shd w:val="clear" w:color="auto" w:fill="FFFFFF"/>
           <w:lang w:val="en-GB"/>
         </w:rPr>
-        <w:t xml:space="preserve">Is Europe listening to </w:t>
-      </w:r>
-      <w:proofErr w:type="gramStart"/>
-      <w:r>
-        <w:rPr>
-          <w:rFonts w:asciiTheme="minorHAnsi" w:hAnsiTheme="minorHAnsi" w:cstheme="minorHAnsi"/>
-          <w:i/>
-          <w:iCs/>
-          <w:color w:val="222222"/>
-          <w:sz w:val="20"/>
-          <w:szCs w:val="20"/>
-          <w:shd w:val="clear" w:color="auto" w:fill="FFFFFF"/>
-          <w:lang w:val="en-GB"/>
-        </w:rPr>
-        <w:t>us?:</w:t>
-      </w:r>
-      <w:proofErr w:type="gramEnd"/>
-      <w:r>
-        <w:rPr>
-          <w:rFonts w:asciiTheme="minorHAnsi" w:hAnsiTheme="minorHAnsi" w:cstheme="minorHAnsi"/>
-          <w:i/>
-          <w:iCs/>
-          <w:color w:val="222222"/>
-          <w:sz w:val="20"/>
-          <w:szCs w:val="20"/>
-          <w:shd w:val="clear" w:color="auto" w:fill="FFFFFF"/>
-          <w:lang w:val="en-GB"/>
-        </w:rPr>
-        <w:t xml:space="preserve"> Successes and failures of EU citizen consultations</w:t>
+        <w:t>Is Europe listening to us?: Successes and failures of EU citizen consultations</w:t>
       </w:r>
       <w:r>
         <w:rPr>
@@ -12410,8 +12504,8 @@
         <w:t>, 1-28.</w:t>
       </w:r>
     </w:p>
-    <w:bookmarkEnd w:id="6"/>
-    <w:bookmarkEnd w:id="8"/>
+    <w:bookmarkEnd w:id="81"/>
+    <w:bookmarkEnd w:id="91"/>
     <w:p>
       <w:pPr>
         <w:autoSpaceDE w:val="0"/>
@@ -12502,7 +12596,7 @@
       </w:r>
       <w:r>
         <w:rPr>
-          <w:rStyle w:val="nfase"/>
+          <w:rStyle w:val="Emphasis"/>
           <w:rFonts w:asciiTheme="minorHAnsi" w:hAnsiTheme="minorHAnsi" w:cstheme="minorHAnsi"/>
           <w:sz w:val="20"/>
           <w:szCs w:val="20"/>
@@ -12586,7 +12680,7 @@
     </w:p>
     <w:p>
       <w:pPr>
-        <w:pStyle w:val="Textodenotaderodap"/>
+        <w:pStyle w:val="FootnoteText"/>
         <w:ind w:left="284" w:hanging="284"/>
         <w:jc w:val="both"/>
         <w:rPr>
@@ -12636,7 +12730,7 @@
           <w:lang w:val="en-GB"/>
         </w:rPr>
       </w:pPr>
-      <w:bookmarkStart w:id="10" w:name="_Hlk233983290"/>
+      <w:bookmarkStart w:id="97" w:name="_Hlk233983290"/>
       <w:r>
         <w:rPr>
           <w:rFonts w:cstheme="minorHAnsi"/>
@@ -12648,7 +12742,7 @@
         </w:rPr>
         <w:t>Krosnick, J. A. (1988</w:t>
       </w:r>
-      <w:bookmarkEnd w:id="10"/>
+      <w:bookmarkEnd w:id="97"/>
       <w:r>
         <w:rPr>
           <w:rFonts w:cstheme="minorHAnsi"/>
@@ -12733,7 +12827,7 @@
       </w:r>
       <w:r>
         <w:rPr>
-          <w:rStyle w:val="nfase"/>
+          <w:rStyle w:val="Emphasis"/>
           <w:rFonts w:asciiTheme="minorHAnsi" w:hAnsiTheme="minorHAnsi" w:cstheme="minorHAnsi"/>
           <w:sz w:val="20"/>
           <w:szCs w:val="20"/>
@@ -12752,7 +12846,7 @@
       </w:r>
       <w:r>
         <w:rPr>
-          <w:rStyle w:val="nfase"/>
+          <w:rStyle w:val="Emphasis"/>
           <w:rFonts w:asciiTheme="minorHAnsi" w:hAnsiTheme="minorHAnsi" w:cstheme="minorHAnsi"/>
           <w:sz w:val="20"/>
           <w:szCs w:val="20"/>
@@ -12939,7 +13033,7 @@
       </w:r>
       <w:r>
         <w:rPr>
-          <w:rStyle w:val="nfase"/>
+          <w:rStyle w:val="Emphasis"/>
           <w:rFonts w:asciiTheme="minorHAnsi" w:hAnsiTheme="minorHAnsi" w:cstheme="minorHAnsi"/>
           <w:color w:val="000000"/>
           <w:sz w:val="20"/>
@@ -12957,28 +13051,6 @@
           <w:lang w:val="en-GB"/>
         </w:rPr>
         <w:t>, 11(3), 437–458. https://doi.org/10.1080/19460171.2017.1393440</w:t>
-      </w:r>
-    </w:p>
-    <w:p>
-      <w:pPr>
-        <w:spacing w:after="0" w:line="240" w:lineRule="auto"/>
-        <w:ind w:left="284" w:hanging="284"/>
-        <w:jc w:val="both"/>
-        <w:rPr>
-          <w:rFonts w:cstheme="minorHAnsi"/>
-          <w:sz w:val="20"/>
-          <w:szCs w:val="20"/>
-          <w:lang w:val="en-GB"/>
-        </w:rPr>
-      </w:pPr>
-      <w:r>
-        <w:rPr>
-          <w:rFonts w:cstheme="minorHAnsi"/>
-          <w:sz w:val="20"/>
-          <w:szCs w:val="20"/>
-          <w:lang w:val="en-GB"/>
-        </w:rPr>
-        <w:t>Lascoumes P. e P. Le Galès (2004), L’action publique saisie par ses instruments, in Id. (a cura di), Gouverner par les instruments, Paris, Sciences Po, pp. 12-38.</w:t>
       </w:r>
     </w:p>
     <w:p>
@@ -12988,6 +13060,57 @@
         <w:ind w:left="284" w:hanging="284"/>
         <w:jc w:val="both"/>
         <w:rPr>
+          <w:ins w:id="98" w:author="Sérgio Pedro" w:date="2026-07-10T09:59:00Z"/>
+          <w:rFonts w:asciiTheme="minorHAnsi" w:eastAsiaTheme="minorHAnsi" w:hAnsiTheme="minorHAnsi" w:cstheme="minorHAnsi"/>
+          <w:sz w:val="20"/>
+          <w:szCs w:val="20"/>
+          <w:lang w:val="en-GB" w:eastAsia="en-US"/>
+        </w:rPr>
+      </w:pPr>
+      <w:ins w:id="99" w:author="Sérgio Pedro" w:date="2026-07-10T09:59:00Z">
+        <w:r>
+          <w:rPr>
+            <w:rFonts w:asciiTheme="minorHAnsi" w:eastAsiaTheme="minorHAnsi" w:hAnsiTheme="minorHAnsi" w:cstheme="minorHAnsi"/>
+            <w:sz w:val="20"/>
+            <w:szCs w:val="20"/>
+            <w:lang w:val="en-GB" w:eastAsia="en-US"/>
+          </w:rPr>
+          <w:t>Lascoumes P. e P. Le Galès (2004). L’action publique saisie par ses instruments, in Id. (a cura di), Gouverner par les instruments, Paris, Sciences Po, pp. 12-38.</w:t>
+        </w:r>
+      </w:ins>
+    </w:p>
+    <w:p>
+      <w:pPr>
+        <w:spacing w:after="0" w:line="240" w:lineRule="auto"/>
+        <w:ind w:left="284" w:hanging="284"/>
+        <w:jc w:val="both"/>
+        <w:rPr>
+          <w:del w:id="100" w:author="Sérgio Pedro" w:date="2026-07-10T09:59:00Z"/>
+          <w:rFonts w:cstheme="minorHAnsi"/>
+          <w:sz w:val="20"/>
+          <w:szCs w:val="20"/>
+          <w:lang w:val="en-GB"/>
+        </w:rPr>
+      </w:pPr>
+      <w:del w:id="101" w:author="Sérgio Pedro" w:date="2026-07-10T09:59:00Z">
+        <w:r>
+          <w:rPr>
+            <w:rFonts w:cstheme="minorHAnsi"/>
+            <w:sz w:val="20"/>
+            <w:szCs w:val="20"/>
+            <w:lang w:val="en-GB"/>
+          </w:rPr>
+          <w:delText>Lascoumes P. e P. Le Galès (2004), L’action publique saisie par ses instruments, in Id. (a cura di), Gouverner par les instruments, Paris, Sciences Po, pp. 12-38.</w:delText>
+        </w:r>
+      </w:del>
+    </w:p>
+    <w:p>
+      <w:pPr>
+        <w:pStyle w:val="my-2"/>
+        <w:spacing w:before="0" w:beforeAutospacing="0" w:after="0" w:afterAutospacing="0"/>
+        <w:ind w:left="284" w:hanging="284"/>
+        <w:jc w:val="both"/>
+        <w:rPr>
           <w:rFonts w:asciiTheme="minorHAnsi" w:hAnsiTheme="minorHAnsi" w:cstheme="minorHAnsi"/>
           <w:color w:val="000000"/>
           <w:sz w:val="20"/>
@@ -13018,7 +13141,7 @@
       </w:r>
       <w:r>
         <w:rPr>
-          <w:rStyle w:val="nfase"/>
+          <w:rStyle w:val="Emphasis"/>
           <w:rFonts w:asciiTheme="minorHAnsi" w:hAnsiTheme="minorHAnsi" w:cstheme="minorHAnsi"/>
           <w:color w:val="000000"/>
           <w:sz w:val="20"/>
@@ -13099,7 +13222,6 @@
           <w:szCs w:val="20"/>
           <w:lang w:val="en-GB"/>
         </w:rPr>
-        <w:lastRenderedPageBreak/>
         <w:t>Lecours, A., &amp; Moreno, L. (2016). City diplomacy and local governance in a global world. Palgrave Macmillan.</w:t>
       </w:r>
     </w:p>
@@ -13201,31 +13323,7 @@
           <w:shd w:val="clear" w:color="auto" w:fill="FFFFFF"/>
           <w:lang w:val="en-GB"/>
         </w:rPr>
-        <w:t xml:space="preserve">Legard, S., &amp; Goldfrank, B. (2021). The systemic turn and participatory budgeting: The case of Rio Grande </w:t>
-      </w:r>
-      <w:proofErr w:type="gramStart"/>
-      <w:r>
-        <w:rPr>
-          <w:rFonts w:cstheme="minorHAnsi"/>
-          <w:color w:val="222222"/>
-          <w:sz w:val="20"/>
-          <w:szCs w:val="20"/>
-          <w:shd w:val="clear" w:color="auto" w:fill="FFFFFF"/>
-          <w:lang w:val="en-GB"/>
-        </w:rPr>
-        <w:t>do</w:t>
-      </w:r>
-      <w:proofErr w:type="gramEnd"/>
-      <w:r>
-        <w:rPr>
-          <w:rFonts w:cstheme="minorHAnsi"/>
-          <w:color w:val="222222"/>
-          <w:sz w:val="20"/>
-          <w:szCs w:val="20"/>
-          <w:shd w:val="clear" w:color="auto" w:fill="FFFFFF"/>
-          <w:lang w:val="en-GB"/>
-        </w:rPr>
-        <w:t xml:space="preserve"> Sul. </w:t>
+        <w:t>Legard, S., &amp; Goldfrank, B. (2021). The systemic turn and participatory budgeting: The case of Rio Grande do Sul. </w:t>
       </w:r>
       <w:r>
         <w:rPr>
@@ -13304,7 +13402,7 @@
         <w:ind w:left="284" w:hanging="284"/>
         <w:jc w:val="both"/>
         <w:rPr>
-          <w:rStyle w:val="CitaoHTML"/>
+          <w:rStyle w:val="HTMLCite"/>
           <w:rFonts w:cstheme="minorHAnsi"/>
           <w:i w:val="0"/>
           <w:color w:val="333333"/>
@@ -13316,7 +13414,7 @@
       </w:pPr>
       <w:r>
         <w:rPr>
-          <w:rStyle w:val="CitaoHTML"/>
+          <w:rStyle w:val="HTMLCite"/>
           <w:rFonts w:cstheme="minorHAnsi"/>
           <w:i w:val="0"/>
           <w:color w:val="333333"/>
@@ -13579,7 +13677,7 @@
       </w:r>
       <w:r>
         <w:rPr>
-          <w:rStyle w:val="nfase"/>
+          <w:rStyle w:val="Emphasis"/>
           <w:rFonts w:asciiTheme="minorHAnsi" w:hAnsiTheme="minorHAnsi" w:cstheme="minorHAnsi"/>
           <w:color w:val="000000"/>
           <w:sz w:val="20"/>
@@ -13605,43 +13703,24 @@
         <w:ind w:left="284" w:hanging="284"/>
         <w:jc w:val="both"/>
         <w:rPr>
-          <w:rFonts w:cstheme="minorHAnsi"/>
-          <w:sz w:val="20"/>
-          <w:szCs w:val="20"/>
-          <w:lang w:val="en-GB"/>
-        </w:rPr>
-      </w:pPr>
-      <w:r>
-        <w:rPr>
-          <w:rFonts w:cstheme="minorHAnsi"/>
-          <w:sz w:val="20"/>
-          <w:szCs w:val="20"/>
-          <w:lang w:val="en-GB"/>
-        </w:rPr>
-        <w:t>Lindblom, C. E. (1977), Politics and Markets, New York, Basic Books.</w:t>
-      </w:r>
-    </w:p>
-    <w:p>
-      <w:pPr>
-        <w:spacing w:after="0" w:line="240" w:lineRule="auto"/>
-        <w:ind w:left="284" w:hanging="284"/>
-        <w:jc w:val="both"/>
-        <w:rPr>
-          <w:rFonts w:cstheme="minorHAnsi"/>
-          <w:sz w:val="20"/>
-          <w:szCs w:val="20"/>
-          <w:lang w:val="en-GB"/>
-        </w:rPr>
-      </w:pPr>
-      <w:r>
-        <w:rPr>
-          <w:rFonts w:cstheme="minorHAnsi"/>
-          <w:sz w:val="20"/>
-          <w:szCs w:val="20"/>
-          <w:lang w:val="en-GB"/>
-        </w:rPr>
-        <w:t>Lindblom, C. E. (1990), Inquiry and Change, New Haven, Yale University Press.</w:t>
-      </w:r>
+          <w:ins w:id="102" w:author="Sérgio Pedro" w:date="2026-07-10T09:59:00Z"/>
+          <w:rFonts w:cstheme="minorHAnsi"/>
+          <w:sz w:val="20"/>
+          <w:szCs w:val="20"/>
+          <w:lang w:val="en-GB"/>
+        </w:rPr>
+      </w:pPr>
+      <w:ins w:id="103" w:author="Sérgio Pedro" w:date="2026-07-10T09:59:00Z">
+        <w:r>
+          <w:rPr>
+            <w:rFonts w:cstheme="minorHAnsi"/>
+            <w:sz w:val="20"/>
+            <w:szCs w:val="20"/>
+            <w:lang w:val="en-GB"/>
+          </w:rPr>
+          <w:t>Lindblom, C. E. (1977). Politics and Markets, New York, Basic Books.</w:t>
+        </w:r>
+      </w:ins>
     </w:p>
     <w:p>
       <w:pPr>
@@ -13650,6 +13729,82 @@
         <w:ind w:left="284" w:hanging="284"/>
         <w:jc w:val="both"/>
         <w:rPr>
+          <w:ins w:id="104" w:author="Sérgio Pedro" w:date="2026-07-10T09:59:00Z"/>
+          <w:rFonts w:asciiTheme="minorHAnsi" w:eastAsiaTheme="minorHAnsi" w:hAnsiTheme="minorHAnsi" w:cstheme="minorHAnsi"/>
+          <w:sz w:val="20"/>
+          <w:szCs w:val="20"/>
+          <w:lang w:val="en-GB" w:eastAsia="en-US"/>
+        </w:rPr>
+      </w:pPr>
+      <w:ins w:id="105" w:author="Sérgio Pedro" w:date="2026-07-10T09:59:00Z">
+        <w:r>
+          <w:rPr>
+            <w:rFonts w:asciiTheme="minorHAnsi" w:eastAsiaTheme="minorHAnsi" w:hAnsiTheme="minorHAnsi" w:cstheme="minorHAnsi"/>
+            <w:sz w:val="20"/>
+            <w:szCs w:val="20"/>
+            <w:lang w:val="en-GB" w:eastAsia="en-US"/>
+          </w:rPr>
+          <w:t>Lindblom, C. E. (1990). Inquiry and Change, New Haven, Yale University Press.</w:t>
+        </w:r>
+      </w:ins>
+    </w:p>
+    <w:p>
+      <w:pPr>
+        <w:spacing w:after="0" w:line="240" w:lineRule="auto"/>
+        <w:ind w:left="284" w:hanging="284"/>
+        <w:jc w:val="both"/>
+        <w:rPr>
+          <w:del w:id="106" w:author="Sérgio Pedro" w:date="2026-07-10T09:59:00Z"/>
+          <w:rFonts w:cstheme="minorHAnsi"/>
+          <w:sz w:val="20"/>
+          <w:szCs w:val="20"/>
+          <w:lang w:val="en-GB"/>
+        </w:rPr>
+      </w:pPr>
+      <w:del w:id="107" w:author="Sérgio Pedro" w:date="2026-07-10T09:59:00Z">
+        <w:r>
+          <w:rPr>
+            <w:rFonts w:cstheme="minorHAnsi"/>
+            <w:sz w:val="20"/>
+            <w:szCs w:val="20"/>
+            <w:lang w:val="en-GB"/>
+          </w:rPr>
+          <w:delText>Lindblom, C. E. (1977), Politics and Markets, New York, Basic Books.</w:delText>
+        </w:r>
+      </w:del>
+    </w:p>
+    <w:p>
+      <w:pPr>
+        <w:spacing w:after="0" w:line="240" w:lineRule="auto"/>
+        <w:ind w:left="284" w:hanging="284"/>
+        <w:jc w:val="both"/>
+        <w:rPr>
+          <w:del w:id="108" w:author="Sérgio Pedro" w:date="2026-07-10T09:59:00Z"/>
+          <w:rFonts w:cstheme="minorHAnsi"/>
+          <w:sz w:val="20"/>
+          <w:szCs w:val="20"/>
+          <w:lang w:val="en-GB"/>
+        </w:rPr>
+      </w:pPr>
+      <w:del w:id="109" w:author="Sérgio Pedro" w:date="2026-07-10T09:59:00Z">
+        <w:r>
+          <w:rPr>
+            <w:rFonts w:cstheme="minorHAnsi"/>
+            <w:sz w:val="20"/>
+            <w:szCs w:val="20"/>
+            <w:lang w:val="en-GB"/>
+          </w:rPr>
+          <w:delText>Lindblom, C. E. (1990), Inquiry and Change, New Haven, Yale University Press.</w:delText>
+        </w:r>
+      </w:del>
+    </w:p>
+    <w:p>
+      <w:pPr>
+        <w:pStyle w:val="my-2"/>
+        <w:spacing w:before="0" w:beforeAutospacing="0" w:after="0" w:afterAutospacing="0"/>
+        <w:ind w:left="284" w:hanging="284"/>
+        <w:jc w:val="both"/>
+        <w:rPr>
           <w:rFonts w:asciiTheme="minorHAnsi" w:hAnsiTheme="minorHAnsi" w:cstheme="minorHAnsi"/>
           <w:sz w:val="20"/>
           <w:szCs w:val="20"/>
@@ -13667,7 +13822,7 @@
       </w:r>
       <w:r>
         <w:rPr>
-          <w:rStyle w:val="nfase"/>
+          <w:rStyle w:val="Emphasis"/>
           <w:rFonts w:asciiTheme="minorHAnsi" w:hAnsiTheme="minorHAnsi" w:cstheme="minorHAnsi"/>
           <w:sz w:val="20"/>
           <w:szCs w:val="20"/>
@@ -13730,7 +13885,7 @@
       </w:r>
       <w:r>
         <w:rPr>
-          <w:rStyle w:val="nfase"/>
+          <w:rStyle w:val="Emphasis"/>
           <w:rFonts w:cstheme="minorHAnsi"/>
           <w:sz w:val="20"/>
           <w:szCs w:val="20"/>
@@ -13796,21 +13951,49 @@
         <w:ind w:left="284" w:hanging="284"/>
         <w:jc w:val="both"/>
         <w:rPr>
-          <w:rFonts w:cstheme="minorHAnsi"/>
-          <w:sz w:val="20"/>
-          <w:szCs w:val="20"/>
-          <w:lang w:val="en-GB"/>
-        </w:rPr>
-      </w:pPr>
-      <w:r>
-        <w:rPr>
-          <w:rFonts w:cstheme="minorHAnsi"/>
-          <w:sz w:val="20"/>
-          <w:szCs w:val="20"/>
-          <w:lang w:val="en-GB"/>
-        </w:rPr>
-        <w:t>Lowi, T. J. (1992), The State in Political Science: How We Become What We Study, «American Political Science Review», 86 (1), pp. 1-7.</w:t>
-      </w:r>
+          <w:ins w:id="110" w:author="Sérgio Pedro" w:date="2026-07-10T09:59:00Z"/>
+          <w:rFonts w:cstheme="minorHAnsi"/>
+          <w:sz w:val="20"/>
+          <w:szCs w:val="20"/>
+          <w:lang w:val="en-GB"/>
+        </w:rPr>
+      </w:pPr>
+      <w:ins w:id="111" w:author="Sérgio Pedro" w:date="2026-07-10T09:59:00Z">
+        <w:r>
+          <w:rPr>
+            <w:rFonts w:cstheme="minorHAnsi"/>
+            <w:sz w:val="20"/>
+            <w:szCs w:val="20"/>
+            <w:lang w:val="en-GB"/>
+          </w:rPr>
+          <w:t>Lowi, T. J. (1992). The State in Political Science: How We Become What We Study, «American Political Science Review», 86 (1), pp. 1-7.</w:t>
+        </w:r>
+      </w:ins>
+    </w:p>
+    <w:p>
+      <w:pPr>
+        <w:spacing w:after="0" w:line="240" w:lineRule="auto"/>
+        <w:ind w:left="284" w:hanging="284"/>
+        <w:jc w:val="both"/>
+        <w:rPr>
+          <w:del w:id="112" w:author="Sérgio Pedro" w:date="2026-07-10T09:59:00Z"/>
+          <w:rFonts w:cstheme="minorHAnsi"/>
+          <w:sz w:val="20"/>
+          <w:szCs w:val="20"/>
+          <w:lang w:val="en-GB"/>
+        </w:rPr>
+      </w:pPr>
+      <w:del w:id="113" w:author="Sérgio Pedro" w:date="2026-07-10T09:59:00Z">
+        <w:r>
+          <w:rPr>
+            <w:rFonts w:cstheme="minorHAnsi"/>
+            <w:sz w:val="20"/>
+            <w:szCs w:val="20"/>
+            <w:lang w:val="en-GB"/>
+          </w:rPr>
+          <w:delText>Lowi, T. J. (1992), The State in Political Science: How We Become What We Study, «American Political Science Review», 86 (1), pp. 1-7.</w:delText>
+        </w:r>
+      </w:del>
     </w:p>
     <w:p>
       <w:pPr>
@@ -13911,33 +14094,18 @@
         </w:rPr>
         <w:t>Maeckelbergh, M. (2014). Social movements and global governance. In </w:t>
       </w:r>
-      <w:proofErr w:type="gramStart"/>
-      <w:r>
-        <w:rPr>
-          <w:rFonts w:cstheme="minorHAnsi"/>
-          <w:i/>
-          <w:iCs/>
-          <w:color w:val="222222"/>
-          <w:sz w:val="20"/>
-          <w:szCs w:val="20"/>
-          <w:shd w:val="clear" w:color="auto" w:fill="FFFFFF"/>
-          <w:lang w:val="en-GB"/>
-        </w:rPr>
-        <w:t>The</w:t>
-      </w:r>
-      <w:proofErr w:type="gramEnd"/>
-      <w:r>
-        <w:rPr>
-          <w:rFonts w:cstheme="minorHAnsi"/>
-          <w:i/>
-          <w:iCs/>
-          <w:color w:val="222222"/>
-          <w:sz w:val="20"/>
-          <w:szCs w:val="20"/>
-          <w:shd w:val="clear" w:color="auto" w:fill="FFFFFF"/>
-          <w:lang w:val="en-GB"/>
-        </w:rPr>
-        <w:t xml:space="preserve"> Routledge companion to alternative organization</w:t>
+      <w:r>
+        <w:rPr>
+          <w:rFonts w:cstheme="minorHAnsi"/>
+          <w:i/>
+          <w:iCs/>
+          <w:color w:val="222222"/>
+          <w:sz w:val="20"/>
+          <w:szCs w:val="20"/>
+          <w:shd w:val="clear" w:color="auto" w:fill="FFFFFF"/>
+          <w:lang w:val="en-GB"/>
+        </w:rPr>
+        <w:t>The Routledge companion to alternative organization</w:t>
       </w:r>
       <w:r>
         <w:rPr>
@@ -14065,21 +14233,49 @@
         <w:ind w:left="284" w:hanging="284"/>
         <w:jc w:val="both"/>
         <w:rPr>
-          <w:rFonts w:cstheme="minorHAnsi"/>
-          <w:sz w:val="20"/>
-          <w:szCs w:val="20"/>
-          <w:lang w:val="en-GB"/>
-        </w:rPr>
-      </w:pPr>
-      <w:r>
-        <w:rPr>
-          <w:rFonts w:cstheme="minorHAnsi"/>
-          <w:sz w:val="20"/>
-          <w:szCs w:val="20"/>
-          <w:lang w:val="en-GB"/>
-        </w:rPr>
-        <w:t>Marcou, G. (2006), Progress Report on Local Democracy in Stability Pact Contries Since the Zagreb Conference, 2th South-Eastern Europe Regional Ministerial Conference on«Effective Democratic Governance at Local and Regional Level», Skopje, 8-9 November</w:t>
-      </w:r>
+          <w:ins w:id="114" w:author="Sérgio Pedro" w:date="2026-07-10T09:59:00Z"/>
+          <w:rFonts w:cstheme="minorHAnsi"/>
+          <w:sz w:val="20"/>
+          <w:szCs w:val="20"/>
+          <w:lang w:val="en-GB"/>
+        </w:rPr>
+      </w:pPr>
+      <w:ins w:id="115" w:author="Sérgio Pedro" w:date="2026-07-10T09:59:00Z">
+        <w:r>
+          <w:rPr>
+            <w:rFonts w:cstheme="minorHAnsi"/>
+            <w:sz w:val="20"/>
+            <w:szCs w:val="20"/>
+            <w:lang w:val="en-GB"/>
+          </w:rPr>
+          <w:t>Marcou, G. (2006). Progress Report on Local Democracy in Stability Pact Contries Since the Zagreb Conference, 2th South-Eastern Europe Regional Ministerial Conference on«Effective Democratic Governance at Local and Regional Level», Skopje, 8-9 November</w:t>
+        </w:r>
+      </w:ins>
+    </w:p>
+    <w:p>
+      <w:pPr>
+        <w:spacing w:after="0" w:line="240" w:lineRule="auto"/>
+        <w:ind w:left="284" w:hanging="284"/>
+        <w:jc w:val="both"/>
+        <w:rPr>
+          <w:del w:id="116" w:author="Sérgio Pedro" w:date="2026-07-10T09:59:00Z"/>
+          <w:rFonts w:cstheme="minorHAnsi"/>
+          <w:sz w:val="20"/>
+          <w:szCs w:val="20"/>
+          <w:lang w:val="en-GB"/>
+        </w:rPr>
+      </w:pPr>
+      <w:del w:id="117" w:author="Sérgio Pedro" w:date="2026-07-10T09:59:00Z">
+        <w:r>
+          <w:rPr>
+            <w:rFonts w:cstheme="minorHAnsi"/>
+            <w:sz w:val="20"/>
+            <w:szCs w:val="20"/>
+            <w:lang w:val="en-GB"/>
+          </w:rPr>
+          <w:delText>Marcou, G. (2006), Progress Report on Local Democracy in Stability Pact Contries Since the Zagreb Conference, 2th South-Eastern Europe Regional Ministerial Conference on«Effective Democratic Governance at Local and Regional Level», Skopje, 8-9 November</w:delText>
+        </w:r>
+      </w:del>
     </w:p>
     <w:p>
       <w:pPr>
@@ -14182,27 +14378,7 @@
           <w:szCs w:val="20"/>
           <w:lang w:val="en-GB"/>
         </w:rPr>
-        <w:t xml:space="preserve">Marques, I.C.P., Franco, </w:t>
-      </w:r>
-      <w:proofErr w:type="gramStart"/>
-      <w:r>
-        <w:rPr>
-          <w:rFonts w:asciiTheme="minorHAnsi" w:hAnsiTheme="minorHAnsi" w:cstheme="minorHAnsi"/>
-          <w:sz w:val="20"/>
-          <w:szCs w:val="20"/>
-          <w:lang w:val="en-GB"/>
-        </w:rPr>
-        <w:t>M.(</w:t>
-      </w:r>
-      <w:proofErr w:type="gramEnd"/>
-      <w:r>
-        <w:rPr>
-          <w:rFonts w:asciiTheme="minorHAnsi" w:hAnsiTheme="minorHAnsi" w:cstheme="minorHAnsi"/>
-          <w:sz w:val="20"/>
-          <w:szCs w:val="20"/>
-          <w:lang w:val="en-GB"/>
-        </w:rPr>
-        <w:t xml:space="preserve">2020) “Cooperation networks in the area of health: systematic literature review”. Scientometrics 122, 1727–1750 </w:t>
+        <w:t xml:space="preserve">Marques, I.C.P., Franco, M.(2020) “Cooperation networks in the area of health: systematic literature review”. Scientometrics 122, 1727–1750 </w:t>
       </w:r>
     </w:p>
     <w:p>
@@ -14354,32 +14530,33 @@
           <w:shd w:val="clear" w:color="auto" w:fill="FFFFFF"/>
           <w:lang w:val="en-GB"/>
         </w:rPr>
-        <w:t xml:space="preserve">, </w:t>
-      </w:r>
-      <w:proofErr w:type="gramStart"/>
-      <w:r>
-        <w:rPr>
-          <w:rFonts w:cstheme="minorHAnsi"/>
-          <w:color w:val="1C1D1E"/>
-          <w:sz w:val="20"/>
-          <w:szCs w:val="20"/>
-          <w:shd w:val="clear" w:color="auto" w:fill="FFFFFF"/>
-          <w:lang w:val="en-GB"/>
-        </w:rPr>
-        <w:t>London :</w:t>
-      </w:r>
-      <w:proofErr w:type="gramEnd"/>
-      <w:r>
-        <w:rPr>
-          <w:rFonts w:cstheme="minorHAnsi"/>
-          <w:color w:val="1C1D1E"/>
-          <w:sz w:val="20"/>
-          <w:szCs w:val="20"/>
-          <w:shd w:val="clear" w:color="auto" w:fill="FFFFFF"/>
-          <w:lang w:val="en-GB"/>
-        </w:rPr>
-        <w:t xml:space="preserve"> Sage.</w:t>
-      </w:r>
+        <w:t>, London : Sage.</w:t>
+      </w:r>
+    </w:p>
+    <w:p>
+      <w:pPr>
+        <w:spacing w:after="0" w:line="240" w:lineRule="auto"/>
+        <w:ind w:left="284" w:hanging="284"/>
+        <w:jc w:val="both"/>
+        <w:rPr>
+          <w:ins w:id="118" w:author="Sérgio Pedro" w:date="2026-07-10T09:59:00Z"/>
+          <w:rFonts w:eastAsia="Times New Roman" w:cstheme="minorHAnsi"/>
+          <w:sz w:val="20"/>
+          <w:szCs w:val="20"/>
+          <w:lang w:val="en-GB" w:eastAsia="pt-PT"/>
+        </w:rPr>
+      </w:pPr>
+      <w:ins w:id="119" w:author="Sérgio Pedro" w:date="2026-07-10T09:59:00Z">
+        <w:r>
+          <w:rPr>
+            <w:rFonts w:eastAsia="Times New Roman" w:cstheme="minorHAnsi"/>
+            <w:sz w:val="20"/>
+            <w:szCs w:val="20"/>
+            <w:lang w:val="en-GB" w:eastAsia="pt-PT"/>
+          </w:rPr>
+          <w:t xml:space="preserve">Mastropaolo, A., (2001). Democrazia, neodemocrazia, postdemocrazia: tre paradigmi a confronto, in “Diritto pubblico comparato ed europeo”, vol. IV, pp. 1612-1635. </w:t>
+        </w:r>
+      </w:ins>
     </w:p>
     <w:p>
       <w:pPr>
@@ -14388,21 +14565,24 @@
         <w:ind w:left="284" w:hanging="284"/>
         <w:jc w:val="both"/>
         <w:rPr>
-          <w:rFonts w:asciiTheme="minorHAnsi" w:hAnsiTheme="minorHAnsi" w:cstheme="minorHAnsi"/>
-          <w:sz w:val="20"/>
-          <w:szCs w:val="20"/>
-          <w:lang w:val="en-GB"/>
-        </w:rPr>
-      </w:pPr>
-      <w:r>
-        <w:rPr>
-          <w:rFonts w:asciiTheme="minorHAnsi" w:hAnsiTheme="minorHAnsi" w:cstheme="minorHAnsi"/>
-          <w:sz w:val="20"/>
-          <w:szCs w:val="20"/>
-          <w:lang w:val="en-GB"/>
-        </w:rPr>
-        <w:t xml:space="preserve">Mastropaolo, A., (2001), Democrazia, neodemocrazia, postdemocrazia: tre paradigmi a confronto, in “Diritto pubblico comparato ed europeo”, vol. IV, pp. 1612-1635. </w:t>
-      </w:r>
+          <w:del w:id="120" w:author="Sérgio Pedro" w:date="2026-07-10T09:59:00Z"/>
+          <w:rFonts w:asciiTheme="minorHAnsi" w:hAnsiTheme="minorHAnsi" w:cstheme="minorHAnsi"/>
+          <w:sz w:val="20"/>
+          <w:szCs w:val="20"/>
+          <w:lang w:val="en-GB"/>
+        </w:rPr>
+      </w:pPr>
+      <w:del w:id="121" w:author="Sérgio Pedro" w:date="2026-07-10T09:59:00Z">
+        <w:r>
+          <w:rPr>
+            <w:rFonts w:asciiTheme="minorHAnsi" w:hAnsiTheme="minorHAnsi" w:cstheme="minorHAnsi"/>
+            <w:sz w:val="20"/>
+            <w:szCs w:val="20"/>
+            <w:lang w:val="en-GB"/>
+          </w:rPr>
+          <w:delText xml:space="preserve">Mastropaolo, A., (2001), Democrazia, neodemocrazia, postdemocrazia: tre paradigmi a confronto, in “Diritto pubblico comparato ed europeo”, vol. IV, pp. 1612-1635. </w:delText>
+        </w:r>
+      </w:del>
     </w:p>
     <w:p>
       <w:pPr>
@@ -14501,7 +14681,6 @@
           <w:shd w:val="clear" w:color="auto" w:fill="FFFFFF"/>
           <w:lang w:val="en-GB"/>
         </w:rPr>
-        <w:lastRenderedPageBreak/>
         <w:t>Mazor, K. M., Clauser, B. E., Field, T., Yood, R. A., &amp; Gurwitz, J. H. (2002). A demonstration of the impact of response bias on the results of patient satisfaction surveys. </w:t>
       </w:r>
       <w:r>
@@ -14654,7 +14833,7 @@
       </w:r>
       <w:r>
         <w:rPr>
-          <w:rStyle w:val="nfase"/>
+          <w:rStyle w:val="Emphasis"/>
           <w:rFonts w:asciiTheme="minorHAnsi" w:hAnsiTheme="minorHAnsi" w:cstheme="minorHAnsi"/>
           <w:color w:val="000000"/>
           <w:sz w:val="20"/>
@@ -14683,60 +14862,6 @@
           <w:lang w:val="en-GB"/>
         </w:rPr>
         <w:t>(2nd ed.). SAGE Publications.</w:t>
-      </w:r>
-    </w:p>
-    <w:p>
-      <w:pPr>
-        <w:spacing w:after="0" w:line="240" w:lineRule="auto"/>
-        <w:ind w:left="284" w:hanging="284"/>
-        <w:jc w:val="both"/>
-        <w:rPr>
-          <w:rFonts w:cstheme="minorHAnsi"/>
-          <w:color w:val="222222"/>
-          <w:sz w:val="20"/>
-          <w:szCs w:val="20"/>
-          <w:highlight w:val="yellow"/>
-          <w:shd w:val="clear" w:color="auto" w:fill="FFFFFF"/>
-          <w:lang w:val="en-GB"/>
-        </w:rPr>
-      </w:pPr>
-      <w:r>
-        <w:rPr>
-          <w:rFonts w:cstheme="minorHAnsi"/>
-          <w:color w:val="222222"/>
-          <w:sz w:val="20"/>
-          <w:szCs w:val="20"/>
-          <w:highlight w:val="yellow"/>
-          <w:shd w:val="clear" w:color="auto" w:fill="FFFFFF"/>
-          <w:lang w:val="en-GB"/>
-        </w:rPr>
-        <w:t>Meloni, M. (2022). </w:t>
-      </w:r>
-      <w:r>
-        <w:rPr>
-          <w:rFonts w:cstheme="minorHAnsi"/>
-          <w:i/>
-          <w:iCs/>
-          <w:color w:val="222222"/>
-          <w:sz w:val="20"/>
-          <w:szCs w:val="20"/>
-          <w:highlight w:val="yellow"/>
-          <w:shd w:val="clear" w:color="auto" w:fill="FFFFFF"/>
-          <w:lang w:val="en-GB"/>
-        </w:rPr>
-        <w:t>The Role of Participation in the New Models of Political Party</w:t>
-      </w:r>
-      <w:r>
-        <w:rPr>
-          <w:rFonts w:cstheme="minorHAnsi"/>
-          <w:color w:val="222222"/>
-          <w:sz w:val="20"/>
-          <w:szCs w:val="20"/>
-          <w:highlight w:val="yellow"/>
-          <w:shd w:val="clear" w:color="auto" w:fill="FFFFFF"/>
-          <w:lang w:val="en-GB"/>
-        </w:rPr>
-        <w:t> (Doctoral dissertation, Universidade de Coimbra (Portugal)).</w:t>
       </w:r>
     </w:p>
     <w:p>
@@ -14746,6 +14871,95 @@
         <w:ind w:left="284" w:hanging="284"/>
         <w:jc w:val="both"/>
         <w:rPr>
+          <w:ins w:id="122" w:author="Sérgio Pedro" w:date="2026-07-10T09:59:00Z"/>
+          <w:rFonts w:asciiTheme="minorHAnsi" w:eastAsiaTheme="minorHAnsi" w:hAnsiTheme="minorHAnsi" w:cstheme="minorHAnsi"/>
+          <w:color w:val="222222"/>
+          <w:sz w:val="20"/>
+          <w:szCs w:val="20"/>
+          <w:highlight w:val="yellow"/>
+          <w:shd w:val="clear" w:color="auto" w:fill="FFFFFF"/>
+          <w:lang w:val="en-GB" w:eastAsia="en-US"/>
+        </w:rPr>
+      </w:pPr>
+      <w:ins w:id="123" w:author="Sérgio Pedro" w:date="2026-07-10T09:59:00Z">
+        <w:r>
+          <w:rPr>
+            <w:rFonts w:asciiTheme="minorHAnsi" w:eastAsiaTheme="minorHAnsi" w:hAnsiTheme="minorHAnsi" w:cstheme="minorHAnsi"/>
+            <w:color w:val="222222"/>
+            <w:sz w:val="20"/>
+            <w:szCs w:val="20"/>
+            <w:highlight w:val="yellow"/>
+            <w:shd w:val="clear" w:color="auto" w:fill="FFFFFF"/>
+            <w:lang w:val="en-GB" w:eastAsia="en-US"/>
+          </w:rPr>
+          <w:t>Meloni, M. (2022). The role of participation in the new models of political party [Doctoral dissertation, Universidade de Coimbra]. Repositorio Cientifico da UC.</w:t>
+        </w:r>
+      </w:ins>
+    </w:p>
+    <w:p>
+      <w:pPr>
+        <w:spacing w:after="0" w:line="240" w:lineRule="auto"/>
+        <w:ind w:left="284" w:hanging="284"/>
+        <w:jc w:val="both"/>
+        <w:rPr>
+          <w:del w:id="124" w:author="Sérgio Pedro" w:date="2026-07-10T09:59:00Z"/>
+          <w:rFonts w:cstheme="minorHAnsi"/>
+          <w:color w:val="222222"/>
+          <w:sz w:val="20"/>
+          <w:szCs w:val="20"/>
+          <w:highlight w:val="yellow"/>
+          <w:shd w:val="clear" w:color="auto" w:fill="FFFFFF"/>
+          <w:lang w:val="en-GB"/>
+        </w:rPr>
+      </w:pPr>
+      <w:del w:id="125" w:author="Sérgio Pedro" w:date="2026-07-10T09:59:00Z">
+        <w:r>
+          <w:rPr>
+            <w:rFonts w:cstheme="minorHAnsi"/>
+            <w:color w:val="222222"/>
+            <w:sz w:val="20"/>
+            <w:szCs w:val="20"/>
+            <w:highlight w:val="yellow"/>
+            <w:shd w:val="clear" w:color="auto" w:fill="FFFFFF"/>
+            <w:lang w:val="en-GB"/>
+          </w:rPr>
+          <w:delText>Meloni, M. (2022). </w:delText>
+        </w:r>
+        <w:r>
+          <w:rPr>
+            <w:rFonts w:cstheme="minorHAnsi"/>
+            <w:i/>
+            <w:iCs/>
+            <w:color w:val="222222"/>
+            <w:sz w:val="20"/>
+            <w:szCs w:val="20"/>
+            <w:highlight w:val="yellow"/>
+            <w:shd w:val="clear" w:color="auto" w:fill="FFFFFF"/>
+            <w:lang w:val="en-GB"/>
+          </w:rPr>
+          <w:delText>The Role of Participation in the New Models of Political Party</w:delText>
+        </w:r>
+        <w:r>
+          <w:rPr>
+            <w:rFonts w:cstheme="minorHAnsi"/>
+            <w:color w:val="222222"/>
+            <w:sz w:val="20"/>
+            <w:szCs w:val="20"/>
+            <w:highlight w:val="yellow"/>
+            <w:shd w:val="clear" w:color="auto" w:fill="FFFFFF"/>
+            <w:lang w:val="en-GB"/>
+          </w:rPr>
+          <w:delText> (Doctoral dissertation, Universidade de Coimbra (Portugal)).</w:delText>
+        </w:r>
+      </w:del>
+    </w:p>
+    <w:p>
+      <w:pPr>
+        <w:pStyle w:val="NormalWeb"/>
+        <w:spacing w:before="0" w:beforeAutospacing="0" w:after="0" w:afterAutospacing="0"/>
+        <w:ind w:left="284" w:hanging="284"/>
+        <w:jc w:val="both"/>
+        <w:rPr>
           <w:rFonts w:asciiTheme="minorHAnsi" w:hAnsiTheme="minorHAnsi" w:cstheme="minorHAnsi"/>
           <w:sz w:val="20"/>
           <w:szCs w:val="20"/>
@@ -14923,7 +15137,7 @@
       </w:r>
       <w:r>
         <w:rPr>
-          <w:rStyle w:val="nfase"/>
+          <w:rStyle w:val="Emphasis"/>
           <w:rFonts w:asciiTheme="minorHAnsi" w:hAnsiTheme="minorHAnsi" w:cstheme="minorHAnsi"/>
           <w:color w:val="000000"/>
           <w:sz w:val="20"/>
@@ -14986,7 +15200,7 @@
       <w:hyperlink r:id="rId17" w:history="1">
         <w:r>
           <w:rPr>
-            <w:rStyle w:val="Hiperligao"/>
+            <w:rStyle w:val="Hyperlink"/>
             <w:rFonts w:cstheme="minorHAnsi"/>
             <w:sz w:val="20"/>
             <w:szCs w:val="20"/>
@@ -15021,7 +15235,7 @@
       </w:r>
       <w:r>
         <w:rPr>
-          <w:rStyle w:val="nfase"/>
+          <w:rStyle w:val="Emphasis"/>
           <w:rFonts w:cstheme="minorHAnsi"/>
           <w:sz w:val="20"/>
           <w:szCs w:val="20"/>
@@ -15122,6 +15336,31 @@
         </w:rPr>
         <w:t xml:space="preserve">(2), 381–397 </w:t>
       </w:r>
+    </w:p>
+    <w:p>
+      <w:pPr>
+        <w:spacing w:after="0" w:line="240" w:lineRule="auto"/>
+        <w:ind w:left="284" w:hanging="284"/>
+        <w:jc w:val="both"/>
+        <w:rPr>
+          <w:ins w:id="126" w:author="Sérgio Pedro" w:date="2026-07-10T09:59:00Z"/>
+          <w:rFonts w:eastAsia="Times New Roman" w:cstheme="minorHAnsi"/>
+          <w:sz w:val="20"/>
+          <w:szCs w:val="20"/>
+          <w:lang w:val="en-GB" w:eastAsia="pt-PT"/>
+        </w:rPr>
+      </w:pPr>
+      <w:ins w:id="127" w:author="Sérgio Pedro" w:date="2026-07-10T09:59:00Z">
+        <w:r>
+          <w:rPr>
+            <w:rFonts w:eastAsia="Times New Roman" w:cstheme="minorHAnsi"/>
+            <w:sz w:val="20"/>
+            <w:szCs w:val="20"/>
+            <w:lang w:val="en-GB" w:eastAsia="pt-PT"/>
+          </w:rPr>
+          <w:t xml:space="preserve">Moises Naim (2022). The Revenge of Power, St Martin’s Press. </w:t>
+        </w:r>
+      </w:ins>
     </w:p>
     <w:p>
       <w:pPr>
@@ -15130,21 +15369,24 @@
         <w:ind w:left="284" w:hanging="284"/>
         <w:jc w:val="both"/>
         <w:rPr>
-          <w:rFonts w:asciiTheme="minorHAnsi" w:hAnsiTheme="minorHAnsi" w:cstheme="minorHAnsi"/>
-          <w:sz w:val="20"/>
-          <w:szCs w:val="20"/>
-          <w:lang w:val="en-GB"/>
-        </w:rPr>
-      </w:pPr>
-      <w:r>
-        <w:rPr>
-          <w:rFonts w:asciiTheme="minorHAnsi" w:hAnsiTheme="minorHAnsi" w:cstheme="minorHAnsi"/>
-          <w:sz w:val="20"/>
-          <w:szCs w:val="20"/>
-          <w:lang w:val="en-GB"/>
-        </w:rPr>
-        <w:t xml:space="preserve">Moises Naim (2022), The Revenge of Power, St Martin’s Press. </w:t>
-      </w:r>
+          <w:del w:id="128" w:author="Sérgio Pedro" w:date="2026-07-10T09:59:00Z"/>
+          <w:rFonts w:asciiTheme="minorHAnsi" w:hAnsiTheme="minorHAnsi" w:cstheme="minorHAnsi"/>
+          <w:sz w:val="20"/>
+          <w:szCs w:val="20"/>
+          <w:lang w:val="en-GB"/>
+        </w:rPr>
+      </w:pPr>
+      <w:del w:id="129" w:author="Sérgio Pedro" w:date="2026-07-10T09:59:00Z">
+        <w:r>
+          <w:rPr>
+            <w:rFonts w:asciiTheme="minorHAnsi" w:hAnsiTheme="minorHAnsi" w:cstheme="minorHAnsi"/>
+            <w:sz w:val="20"/>
+            <w:szCs w:val="20"/>
+            <w:lang w:val="en-GB"/>
+          </w:rPr>
+          <w:delText xml:space="preserve">Moises Naim (2022), The Revenge of Power, St Martin’s Press. </w:delText>
+        </w:r>
+      </w:del>
     </w:p>
     <w:p>
       <w:pPr>
@@ -15200,49 +15442,57 @@
         <w:ind w:left="284" w:hanging="284"/>
         <w:jc w:val="both"/>
         <w:rPr>
-          <w:rFonts w:cstheme="minorHAnsi"/>
-          <w:color w:val="222222"/>
-          <w:sz w:val="20"/>
-          <w:szCs w:val="20"/>
-          <w:shd w:val="clear" w:color="auto" w:fill="FFFFFF"/>
-          <w:lang w:val="en-GB"/>
-        </w:rPr>
-      </w:pPr>
-      <w:r>
-        <w:rPr>
-          <w:rFonts w:cstheme="minorHAnsi"/>
-          <w:color w:val="222222"/>
-          <w:sz w:val="20"/>
-          <w:szCs w:val="20"/>
-          <w:shd w:val="clear" w:color="auto" w:fill="FFFFFF"/>
-          <w:lang w:val="en-GB"/>
-        </w:rPr>
-        <w:t xml:space="preserve">Mondada, L. (2000), "Décrire la </w:t>
-      </w:r>
-      <w:proofErr w:type="gramStart"/>
-      <w:r>
-        <w:rPr>
-          <w:rFonts w:cstheme="minorHAnsi"/>
-          <w:color w:val="222222"/>
-          <w:sz w:val="20"/>
-          <w:szCs w:val="20"/>
-          <w:shd w:val="clear" w:color="auto" w:fill="FFFFFF"/>
-          <w:lang w:val="en-GB"/>
-        </w:rPr>
-        <w:t>ville :</w:t>
-      </w:r>
-      <w:proofErr w:type="gramEnd"/>
-      <w:r>
-        <w:rPr>
-          <w:rFonts w:cstheme="minorHAnsi"/>
-          <w:color w:val="222222"/>
-          <w:sz w:val="20"/>
-          <w:szCs w:val="20"/>
-          <w:shd w:val="clear" w:color="auto" w:fill="FFFFFF"/>
-          <w:lang w:val="en-GB"/>
-        </w:rPr>
-        <w:t xml:space="preserve"> la construction des savoirs urbains dans l'interaction et dans le texte", Paris, Anthropos.</w:t>
-      </w:r>
+          <w:ins w:id="130" w:author="Sérgio Pedro" w:date="2026-07-10T09:59:00Z"/>
+          <w:rFonts w:cstheme="minorHAnsi"/>
+          <w:color w:val="222222"/>
+          <w:sz w:val="20"/>
+          <w:szCs w:val="20"/>
+          <w:shd w:val="clear" w:color="auto" w:fill="FFFFFF"/>
+          <w:lang w:val="en-GB"/>
+        </w:rPr>
+      </w:pPr>
+      <w:ins w:id="131" w:author="Sérgio Pedro" w:date="2026-07-10T09:59:00Z">
+        <w:r>
+          <w:rPr>
+            <w:rFonts w:cstheme="minorHAnsi"/>
+            <w:color w:val="222222"/>
+            <w:sz w:val="20"/>
+            <w:szCs w:val="20"/>
+            <w:shd w:val="clear" w:color="auto" w:fill="FFFFFF"/>
+            <w:lang w:val="en-GB"/>
+          </w:rPr>
+          <w:t>Mondada, L. (2000). "Décrire la ville : la construction des savoirs urbains dans l'interaction et dans le texte", Paris, Anthropos.</w:t>
+        </w:r>
+      </w:ins>
+    </w:p>
+    <w:p>
+      <w:pPr>
+        <w:spacing w:after="0" w:line="240" w:lineRule="auto"/>
+        <w:ind w:left="284" w:hanging="284"/>
+        <w:jc w:val="both"/>
+        <w:rPr>
+          <w:del w:id="132" w:author="Sérgio Pedro" w:date="2026-07-10T09:59:00Z"/>
+          <w:rFonts w:cstheme="minorHAnsi"/>
+          <w:color w:val="222222"/>
+          <w:sz w:val="20"/>
+          <w:szCs w:val="20"/>
+          <w:shd w:val="clear" w:color="auto" w:fill="FFFFFF"/>
+          <w:lang w:val="en-GB"/>
+        </w:rPr>
+      </w:pPr>
+      <w:del w:id="133" w:author="Sérgio Pedro" w:date="2026-07-10T09:59:00Z">
+        <w:r>
+          <w:rPr>
+            <w:rFonts w:cstheme="minorHAnsi"/>
+            <w:color w:val="222222"/>
+            <w:sz w:val="20"/>
+            <w:szCs w:val="20"/>
+            <w:shd w:val="clear" w:color="auto" w:fill="FFFFFF"/>
+            <w:lang w:val="en-GB"/>
+          </w:rPr>
+          <w:delText>Mondada, L. (2000), "Décrire la ville : la construction des savoirs urbains dans l'interaction et dans le texte", Paris, Anthropos.</w:delText>
+        </w:r>
+      </w:del>
     </w:p>
     <w:p>
       <w:pPr>
@@ -15324,21 +15574,49 @@
         <w:ind w:left="284" w:hanging="284"/>
         <w:jc w:val="both"/>
         <w:rPr>
-          <w:rFonts w:cstheme="minorHAnsi"/>
-          <w:sz w:val="20"/>
-          <w:szCs w:val="20"/>
-          <w:lang w:val="en-GB"/>
-        </w:rPr>
-      </w:pPr>
-      <w:r>
-        <w:rPr>
-          <w:rFonts w:cstheme="minorHAnsi"/>
-          <w:sz w:val="20"/>
-          <w:szCs w:val="20"/>
-          <w:lang w:val="en-GB"/>
-        </w:rPr>
-        <w:t>Mondada, L. (2012), "The dynamics of embodied participation and language choice in multilingual meetings", Language in Society, vol. 41, no. 2, pp. 213–235. [bibtex] [edit] [pdf] [doi]</w:t>
-      </w:r>
+          <w:ins w:id="134" w:author="Sérgio Pedro" w:date="2026-07-10T10:00:00Z"/>
+          <w:rFonts w:cstheme="minorHAnsi"/>
+          <w:sz w:val="20"/>
+          <w:szCs w:val="20"/>
+          <w:lang w:val="en-GB"/>
+        </w:rPr>
+      </w:pPr>
+      <w:ins w:id="135" w:author="Sérgio Pedro" w:date="2026-07-10T10:00:00Z">
+        <w:r>
+          <w:rPr>
+            <w:rFonts w:cstheme="minorHAnsi"/>
+            <w:sz w:val="20"/>
+            <w:szCs w:val="20"/>
+            <w:lang w:val="en-GB"/>
+          </w:rPr>
+          <w:t>Mondada, L. (2012). "The dynamics of embodied participation and language choice in multilingual meetings", Language in Society, 41(2), 213-235. [bibtex] [edit] [pdf] [doi]</w:t>
+        </w:r>
+      </w:ins>
+    </w:p>
+    <w:p>
+      <w:pPr>
+        <w:spacing w:after="0" w:line="240" w:lineRule="auto"/>
+        <w:ind w:left="284" w:hanging="284"/>
+        <w:jc w:val="both"/>
+        <w:rPr>
+          <w:del w:id="136" w:author="Sérgio Pedro" w:date="2026-07-10T09:59:00Z"/>
+          <w:rFonts w:cstheme="minorHAnsi"/>
+          <w:sz w:val="20"/>
+          <w:szCs w:val="20"/>
+          <w:lang w:val="en-GB"/>
+        </w:rPr>
+      </w:pPr>
+      <w:del w:id="137" w:author="Sérgio Pedro" w:date="2026-07-10T09:59:00Z">
+        <w:r>
+          <w:rPr>
+            <w:rFonts w:cstheme="minorHAnsi"/>
+            <w:sz w:val="20"/>
+            <w:szCs w:val="20"/>
+            <w:lang w:val="en-GB"/>
+          </w:rPr>
+          <w:delText>Mondada, L. (2012), "The dynamics of embodied participation and language choice in multilingual meetings", Language in Society, vol. 41, no. 2, pp. 213–235. [bibtex] [edit] [pdf] [doi]</w:delText>
+        </w:r>
+      </w:del>
     </w:p>
     <w:p>
       <w:pPr>
@@ -15420,63 +15698,99 @@
         <w:ind w:left="284" w:hanging="284"/>
         <w:jc w:val="both"/>
         <w:rPr>
-          <w:rFonts w:cstheme="minorHAnsi"/>
-          <w:sz w:val="20"/>
-          <w:szCs w:val="20"/>
-          <w:lang w:val="en-GB"/>
-        </w:rPr>
-      </w:pPr>
-      <w:r>
-        <w:rPr>
-          <w:rFonts w:cstheme="minorHAnsi"/>
-          <w:sz w:val="20"/>
-          <w:szCs w:val="20"/>
-          <w:lang w:val="en-GB"/>
-        </w:rPr>
-        <w:t xml:space="preserve">Mondada, L. (2017), "Organiser le débat, favoriser la </w:t>
-      </w:r>
-      <w:proofErr w:type="gramStart"/>
-      <w:r>
-        <w:rPr>
-          <w:rFonts w:cstheme="minorHAnsi"/>
-          <w:sz w:val="20"/>
-          <w:szCs w:val="20"/>
-          <w:lang w:val="en-GB"/>
-        </w:rPr>
-        <w:t>participation :</w:t>
-      </w:r>
-      <w:proofErr w:type="gramEnd"/>
-      <w:r>
-        <w:rPr>
-          <w:rFonts w:cstheme="minorHAnsi"/>
-          <w:sz w:val="20"/>
-          <w:szCs w:val="20"/>
-          <w:lang w:val="en-GB"/>
-        </w:rPr>
-        <w:t xml:space="preserve"> analyse comparée des pratiques de deux animateurs de réunions politiques", In Participation et asymétries dans l'interaction institutionnelle (Lorenza Mondada, Sara Keel, eds.), L'Harmattan, pp. 161–202</w:t>
-      </w:r>
-    </w:p>
-    <w:p>
-      <w:pPr>
-        <w:spacing w:after="0" w:line="240" w:lineRule="auto"/>
-        <w:ind w:left="284" w:hanging="284"/>
-        <w:jc w:val="both"/>
-        <w:rPr>
-          <w:rFonts w:cstheme="minorHAnsi"/>
-          <w:sz w:val="20"/>
-          <w:szCs w:val="20"/>
-          <w:lang w:val="en-GB"/>
-        </w:rPr>
-      </w:pPr>
-      <w:r>
-        <w:rPr>
-          <w:rFonts w:cstheme="minorHAnsi"/>
-          <w:sz w:val="20"/>
-          <w:szCs w:val="20"/>
-          <w:lang w:val="en-GB"/>
-        </w:rPr>
-        <w:t>Mondada, L. (2018), "Controversial issues in participatory urban planning: an ethnomethodological and conversation analytic historical study", In Longitudinal Studies on the Organization of Social Interaction (Simona Pekarek Doehler, Johannes Wagner, Esther González-Martínez, eds.), London, Palgrave Macmillan, pp. 287–328. [bibtex] [edit] [pdf] [doi</w:t>
-      </w:r>
+          <w:ins w:id="138" w:author="Sérgio Pedro" w:date="2026-07-10T09:59:00Z"/>
+          <w:rFonts w:cstheme="minorHAnsi"/>
+          <w:sz w:val="20"/>
+          <w:szCs w:val="20"/>
+          <w:lang w:val="en-GB"/>
+        </w:rPr>
+      </w:pPr>
+      <w:ins w:id="139" w:author="Sérgio Pedro" w:date="2026-07-10T09:59:00Z">
+        <w:r>
+          <w:rPr>
+            <w:rFonts w:cstheme="minorHAnsi"/>
+            <w:sz w:val="20"/>
+            <w:szCs w:val="20"/>
+            <w:lang w:val="en-GB"/>
+          </w:rPr>
+          <w:t>Mondada, L. (2017). "Organiser le débat, favoriser la participation : analyse comparée des pratiques de deux animateurs de réunions politiques", In Participation et asymétries dans l'interaction institutionnelle (Lorenza Mondada, Sara Keel, eds.), L'Harmattan, pp. 161–202</w:t>
+        </w:r>
+      </w:ins>
+    </w:p>
+    <w:p>
+      <w:pPr>
+        <w:spacing w:after="0" w:line="240" w:lineRule="auto"/>
+        <w:ind w:left="284" w:hanging="284"/>
+        <w:jc w:val="both"/>
+        <w:rPr>
+          <w:ins w:id="140" w:author="Sérgio Pedro" w:date="2026-07-10T09:59:00Z"/>
+          <w:rFonts w:cstheme="minorHAnsi"/>
+          <w:sz w:val="20"/>
+          <w:szCs w:val="20"/>
+          <w:lang w:val="en-GB"/>
+        </w:rPr>
+      </w:pPr>
+      <w:ins w:id="141" w:author="Sérgio Pedro" w:date="2026-07-10T09:59:00Z">
+        <w:r>
+          <w:rPr>
+            <w:rFonts w:cstheme="minorHAnsi"/>
+            <w:sz w:val="20"/>
+            <w:szCs w:val="20"/>
+            <w:lang w:val="en-GB"/>
+          </w:rPr>
+          <w:t>Mondada, L. (2018). "Controversial issues in participatory urban planning: an ethnomethodological and conversation analytic historical study", In Longitudinal Studies on the Organization of Social Interaction (Simona Pekarek Doehler, Johannes Wagner, Esther González-Martínez, eds.), London, Palgrave Macmillan, pp. 287–328. [bibtex] [edit] [pdf] [doi</w:t>
+        </w:r>
+      </w:ins>
+    </w:p>
+    <w:p>
+      <w:pPr>
+        <w:spacing w:after="0" w:line="240" w:lineRule="auto"/>
+        <w:ind w:left="284" w:hanging="284"/>
+        <w:jc w:val="both"/>
+        <w:rPr>
+          <w:del w:id="142" w:author="Sérgio Pedro" w:date="2026-07-10T09:59:00Z"/>
+          <w:rFonts w:cstheme="minorHAnsi"/>
+          <w:sz w:val="20"/>
+          <w:szCs w:val="20"/>
+          <w:lang w:val="en-GB"/>
+        </w:rPr>
+      </w:pPr>
+      <w:del w:id="143" w:author="Sérgio Pedro" w:date="2026-07-10T09:59:00Z">
+        <w:r>
+          <w:rPr>
+            <w:rFonts w:cstheme="minorHAnsi"/>
+            <w:sz w:val="20"/>
+            <w:szCs w:val="20"/>
+            <w:lang w:val="en-GB"/>
+          </w:rPr>
+          <w:delText>Mondada, L. (2017), "Organiser le débat, favoriser la participation : analyse comparée des pratiques de deux animateurs de réunions politiques", In Participation et asymétries dans l'interaction institutionnelle (Lorenza Mondada, Sara Keel, eds.), L'Harmattan, pp. 161–202</w:delText>
+        </w:r>
+      </w:del>
+    </w:p>
+    <w:p>
+      <w:pPr>
+        <w:spacing w:after="0" w:line="240" w:lineRule="auto"/>
+        <w:ind w:left="284" w:hanging="284"/>
+        <w:jc w:val="both"/>
+        <w:rPr>
+          <w:del w:id="144" w:author="Sérgio Pedro" w:date="2026-07-10T09:59:00Z"/>
+          <w:rFonts w:cstheme="minorHAnsi"/>
+          <w:sz w:val="20"/>
+          <w:szCs w:val="20"/>
+          <w:lang w:val="en-GB"/>
+        </w:rPr>
+      </w:pPr>
+      <w:del w:id="145" w:author="Sérgio Pedro" w:date="2026-07-10T09:59:00Z">
+        <w:r>
+          <w:rPr>
+            <w:rFonts w:cstheme="minorHAnsi"/>
+            <w:sz w:val="20"/>
+            <w:szCs w:val="20"/>
+            <w:lang w:val="en-GB"/>
+          </w:rPr>
+          <w:delText>Mondada, L. (2018), "Controversial issues in participatory urban planning: an ethnomethodological and conversation analytic historical study", In Longitudinal Studies on the Organization of Social Interaction (Simona Pekarek Doehler, Johannes Wagner, Esther González-Martínez, eds.), London, Palgrave Macmillan, pp. 287–328. [bibtex] [edit] [pdf] [doi</w:delText>
+        </w:r>
+      </w:del>
     </w:p>
     <w:p>
       <w:pPr>
@@ -15650,7 +15964,6 @@
           <w:szCs w:val="20"/>
           <w:lang w:val="en-GB"/>
         </w:rPr>
-        <w:lastRenderedPageBreak/>
         <w:t>Moretti, A. (2017).</w:t>
       </w:r>
       <w:r>
@@ -15666,7 +15979,7 @@
       </w:r>
       <w:r>
         <w:rPr>
-          <w:rStyle w:val="nfase"/>
+          <w:rStyle w:val="Emphasis"/>
           <w:rFonts w:asciiTheme="minorHAnsi" w:hAnsiTheme="minorHAnsi" w:cstheme="minorHAnsi"/>
           <w:color w:val="000000"/>
           <w:sz w:val="20"/>
@@ -15692,21 +16005,49 @@
         <w:ind w:left="284" w:hanging="284"/>
         <w:jc w:val="both"/>
         <w:rPr>
-          <w:rFonts w:cstheme="minorHAnsi"/>
-          <w:sz w:val="20"/>
-          <w:szCs w:val="20"/>
-          <w:lang w:val="en-GB"/>
-        </w:rPr>
-      </w:pPr>
-      <w:r>
-        <w:rPr>
-          <w:rFonts w:cstheme="minorHAnsi"/>
-          <w:sz w:val="20"/>
-          <w:szCs w:val="20"/>
-          <w:lang w:val="en-GB"/>
-        </w:rPr>
-        <w:t>Morlino, L. (2003), Democrazie e democratizzazioni, Bologna, il Mulino.</w:t>
-      </w:r>
+          <w:ins w:id="146" w:author="Sérgio Pedro" w:date="2026-07-10T09:59:00Z"/>
+          <w:rFonts w:cstheme="minorHAnsi"/>
+          <w:sz w:val="20"/>
+          <w:szCs w:val="20"/>
+          <w:lang w:val="en-GB"/>
+        </w:rPr>
+      </w:pPr>
+      <w:ins w:id="147" w:author="Sérgio Pedro" w:date="2026-07-10T09:59:00Z">
+        <w:r>
+          <w:rPr>
+            <w:rFonts w:cstheme="minorHAnsi"/>
+            <w:sz w:val="20"/>
+            <w:szCs w:val="20"/>
+            <w:lang w:val="en-GB"/>
+          </w:rPr>
+          <w:t>Morlino, L. (2003). Democrazie e democratizzazioni, Bologna, il Mulino.</w:t>
+        </w:r>
+      </w:ins>
+    </w:p>
+    <w:p>
+      <w:pPr>
+        <w:spacing w:after="0" w:line="240" w:lineRule="auto"/>
+        <w:ind w:left="284" w:hanging="284"/>
+        <w:jc w:val="both"/>
+        <w:rPr>
+          <w:del w:id="148" w:author="Sérgio Pedro" w:date="2026-07-10T09:59:00Z"/>
+          <w:rFonts w:cstheme="minorHAnsi"/>
+          <w:sz w:val="20"/>
+          <w:szCs w:val="20"/>
+          <w:lang w:val="en-GB"/>
+        </w:rPr>
+      </w:pPr>
+      <w:del w:id="149" w:author="Sérgio Pedro" w:date="2026-07-10T09:59:00Z">
+        <w:r>
+          <w:rPr>
+            <w:rFonts w:cstheme="minorHAnsi"/>
+            <w:sz w:val="20"/>
+            <w:szCs w:val="20"/>
+            <w:lang w:val="en-GB"/>
+          </w:rPr>
+          <w:delText>Morlino, L. (2003), Democrazie e democratizzazioni, Bologna, il Mulino.</w:delText>
+        </w:r>
+      </w:del>
     </w:p>
     <w:p>
       <w:pPr>
@@ -16040,7 +16381,7 @@
       </w:r>
       <w:r>
         <w:rPr>
-          <w:rStyle w:val="nfase"/>
+          <w:rStyle w:val="Emphasis"/>
           <w:rFonts w:asciiTheme="minorHAnsi" w:hAnsiTheme="minorHAnsi" w:cstheme="minorHAnsi"/>
           <w:color w:val="000000"/>
           <w:sz w:val="20"/>
@@ -16123,27 +16464,7 @@
           <w:szCs w:val="20"/>
           <w:lang w:val="en-GB"/>
         </w:rPr>
-        <w:t xml:space="preserve">. Thesis discussed at the National School </w:t>
-      </w:r>
-      <w:proofErr w:type="gramStart"/>
-      <w:r>
-        <w:rPr>
-          <w:rFonts w:cstheme="minorHAnsi"/>
-          <w:sz w:val="20"/>
-          <w:szCs w:val="20"/>
-          <w:lang w:val="en-GB"/>
-        </w:rPr>
-        <w:t>Of</w:t>
-      </w:r>
-      <w:proofErr w:type="gramEnd"/>
-      <w:r>
-        <w:rPr>
-          <w:rFonts w:cstheme="minorHAnsi"/>
-          <w:sz w:val="20"/>
-          <w:szCs w:val="20"/>
-          <w:lang w:val="en-GB"/>
-        </w:rPr>
-        <w:t xml:space="preserve"> Political Science And Public Administration, Bucharest</w:t>
+        <w:t>. Thesis discussed at the National School Of Political Science And Public Administration, Bucharest</w:t>
       </w:r>
     </w:p>
     <w:p>
@@ -16153,21 +16474,24 @@
         <w:ind w:left="284" w:hanging="284"/>
         <w:jc w:val="both"/>
         <w:rPr>
-          <w:rFonts w:asciiTheme="minorHAnsi" w:hAnsiTheme="minorHAnsi" w:cstheme="minorHAnsi"/>
-          <w:sz w:val="20"/>
-          <w:szCs w:val="20"/>
-          <w:lang w:val="en-GB"/>
-        </w:rPr>
-      </w:pPr>
-      <w:r>
-        <w:rPr>
-          <w:rFonts w:asciiTheme="minorHAnsi" w:hAnsiTheme="minorHAnsi" w:cstheme="minorHAnsi"/>
-          <w:sz w:val="20"/>
-          <w:szCs w:val="20"/>
-          <w:lang w:val="en-GB"/>
-        </w:rPr>
-        <w:t xml:space="preserve">OECD (2020), Innovative Citizen Participation and New Democratic Institutions: Catching the Deliberative Wave, Éditions OCDE, Paris, https://doi.org/10.1787/339306da-en. </w:t>
-      </w:r>
+          <w:ins w:id="150" w:author="Sérgio Pedro" w:date="2026-07-10T09:59:00Z"/>
+          <w:rFonts w:asciiTheme="minorHAnsi" w:hAnsiTheme="minorHAnsi" w:cstheme="minorHAnsi"/>
+          <w:sz w:val="20"/>
+          <w:szCs w:val="20"/>
+          <w:lang w:val="en-GB"/>
+        </w:rPr>
+      </w:pPr>
+      <w:ins w:id="151" w:author="Sérgio Pedro" w:date="2026-07-10T09:59:00Z">
+        <w:r>
+          <w:rPr>
+            <w:rFonts w:asciiTheme="minorHAnsi" w:hAnsiTheme="minorHAnsi" w:cstheme="minorHAnsi"/>
+            <w:sz w:val="20"/>
+            <w:szCs w:val="20"/>
+            <w:lang w:val="en-GB"/>
+          </w:rPr>
+          <w:t xml:space="preserve">OECD (2020). Innovative Citizen Participation and New Democratic Institutions: Catching the Deliberative Wave, Éditions OCDE, Paris, https://doi.org/10.1787/339306da-en. </w:t>
+        </w:r>
+      </w:ins>
     </w:p>
     <w:p>
       <w:pPr>
@@ -16176,6 +16500,32 @@
         <w:ind w:left="284" w:hanging="284"/>
         <w:jc w:val="both"/>
         <w:rPr>
+          <w:del w:id="152" w:author="Sérgio Pedro" w:date="2026-07-10T09:59:00Z"/>
+          <w:rFonts w:asciiTheme="minorHAnsi" w:hAnsiTheme="minorHAnsi" w:cstheme="minorHAnsi"/>
+          <w:sz w:val="20"/>
+          <w:szCs w:val="20"/>
+          <w:lang w:val="en-GB"/>
+        </w:rPr>
+      </w:pPr>
+      <w:del w:id="153" w:author="Sérgio Pedro" w:date="2026-07-10T09:59:00Z">
+        <w:r>
+          <w:rPr>
+            <w:rFonts w:asciiTheme="minorHAnsi" w:hAnsiTheme="minorHAnsi" w:cstheme="minorHAnsi"/>
+            <w:sz w:val="20"/>
+            <w:szCs w:val="20"/>
+            <w:lang w:val="en-GB"/>
+          </w:rPr>
+          <w:delText xml:space="preserve">OECD (2020), Innovative Citizen Participation and New Democratic Institutions: Catching the Deliberative Wave, Éditions OCDE, Paris, https://doi.org/10.1787/339306da-en. </w:delText>
+        </w:r>
+      </w:del>
+    </w:p>
+    <w:p>
+      <w:pPr>
+        <w:pStyle w:val="NormalWeb"/>
+        <w:spacing w:before="0" w:beforeAutospacing="0" w:after="0" w:afterAutospacing="0"/>
+        <w:ind w:left="284" w:hanging="284"/>
+        <w:jc w:val="both"/>
+        <w:rPr>
           <w:rFonts w:asciiTheme="minorHAnsi" w:hAnsiTheme="minorHAnsi" w:cstheme="minorHAnsi"/>
           <w:sz w:val="20"/>
           <w:szCs w:val="20"/>
@@ -16228,44 +16578,18 @@
           <w:shd w:val="clear" w:color="auto" w:fill="FFFFFF"/>
           <w:lang w:val="en-GB"/>
         </w:rPr>
-        <w:t xml:space="preserve">Collaborative Governance: A new era of public policy in </w:t>
-      </w:r>
-      <w:proofErr w:type="gramStart"/>
-      <w:r>
-        <w:rPr>
-          <w:rFonts w:cstheme="minorHAnsi"/>
-          <w:i/>
-          <w:iCs/>
-          <w:color w:val="222222"/>
-          <w:sz w:val="20"/>
-          <w:szCs w:val="20"/>
-          <w:shd w:val="clear" w:color="auto" w:fill="FFFFFF"/>
-          <w:lang w:val="en-GB"/>
-        </w:rPr>
-        <w:t>Australia?</w:t>
-      </w:r>
-      <w:r>
-        <w:rPr>
-          <w:rFonts w:cstheme="minorHAnsi"/>
-          <w:color w:val="222222"/>
-          <w:sz w:val="20"/>
-          <w:szCs w:val="20"/>
-          <w:shd w:val="clear" w:color="auto" w:fill="FFFFFF"/>
-          <w:lang w:val="en-GB"/>
-        </w:rPr>
-        <w:t>.</w:t>
-      </w:r>
-      <w:proofErr w:type="gramEnd"/>
-      <w:r>
-        <w:rPr>
-          <w:rFonts w:cstheme="minorHAnsi"/>
-          <w:color w:val="222222"/>
-          <w:sz w:val="20"/>
-          <w:szCs w:val="20"/>
-          <w:shd w:val="clear" w:color="auto" w:fill="FFFFFF"/>
-          <w:lang w:val="en-GB"/>
-        </w:rPr>
-        <w:t xml:space="preserve"> ANU E Press.</w:t>
+        <w:t>Collaborative Governance: A new era of public policy in Australia?</w:t>
+      </w:r>
+      <w:r>
+        <w:rPr>
+          <w:rFonts w:cstheme="minorHAnsi"/>
+          <w:color w:val="222222"/>
+          <w:sz w:val="20"/>
+          <w:szCs w:val="20"/>
+          <w:shd w:val="clear" w:color="auto" w:fill="FFFFFF"/>
+          <w:lang w:val="en-GB"/>
+        </w:rPr>
+        <w:t>. ANU E Press.</w:t>
       </w:r>
     </w:p>
     <w:p>
@@ -16342,7 +16666,7 @@
       </w:r>
       <w:r>
         <w:rPr>
-          <w:rStyle w:val="nfase"/>
+          <w:rStyle w:val="Emphasis"/>
           <w:rFonts w:asciiTheme="minorHAnsi" w:hAnsiTheme="minorHAnsi" w:cstheme="minorHAnsi"/>
           <w:sz w:val="20"/>
           <w:szCs w:val="20"/>
@@ -16473,7 +16797,7 @@
       </w:r>
       <w:r>
         <w:rPr>
-          <w:rStyle w:val="nfase"/>
+          <w:rStyle w:val="Emphasis"/>
           <w:rFonts w:asciiTheme="minorHAnsi" w:hAnsiTheme="minorHAnsi" w:cstheme="minorHAnsi"/>
           <w:sz w:val="20"/>
           <w:szCs w:val="20"/>
@@ -16544,68 +16868,57 @@
           <w:szCs w:val="20"/>
           <w:lang w:val="en-GB" w:eastAsia="pt-PT"/>
         </w:rPr>
-        <w:t>. Cambridge University Press</w:t>
-      </w:r>
-      <w:proofErr w:type="gramStart"/>
-      <w:r>
+        <w:t xml:space="preserve">. Cambridge University Press. </w:t>
+      </w:r>
+      <w:r>
+        <w:rPr>
+          <w:rFonts w:cstheme="minorHAnsi"/>
+          <w:sz w:val="20"/>
+          <w:szCs w:val="20"/>
+          <w:lang w:val="en-GB"/>
+        </w:rPr>
+        <w:t>.</w:t>
+      </w:r>
+    </w:p>
+    <w:p>
+      <w:pPr>
+        <w:spacing w:after="0" w:line="240" w:lineRule="auto"/>
+        <w:ind w:left="284" w:hanging="284"/>
+        <w:jc w:val="both"/>
         <w:rPr>
           <w:rFonts w:eastAsia="Times New Roman" w:cstheme="minorHAnsi"/>
           <w:sz w:val="20"/>
           <w:szCs w:val="20"/>
           <w:lang w:val="en-GB" w:eastAsia="pt-PT"/>
         </w:rPr>
-        <w:t xml:space="preserve">. </w:t>
-      </w:r>
-      <w:r>
-        <w:rPr>
-          <w:rFonts w:cstheme="minorHAnsi"/>
-          <w:sz w:val="20"/>
-          <w:szCs w:val="20"/>
-          <w:lang w:val="en-GB"/>
-        </w:rPr>
-        <w:t>.</w:t>
-      </w:r>
-      <w:proofErr w:type="gramEnd"/>
-    </w:p>
-    <w:p>
-      <w:pPr>
-        <w:spacing w:after="0" w:line="240" w:lineRule="auto"/>
-        <w:ind w:left="284" w:hanging="284"/>
-        <w:jc w:val="both"/>
+      </w:pPr>
+      <w:r>
         <w:rPr>
           <w:rFonts w:eastAsia="Times New Roman" w:cstheme="minorHAnsi"/>
           <w:sz w:val="20"/>
           <w:szCs w:val="20"/>
           <w:lang w:val="en-GB" w:eastAsia="pt-PT"/>
         </w:rPr>
-      </w:pPr>
+        <w:t xml:space="preserve">Ostrom, E. (2010). Beyond markets and states: Polycentric governance of complex economic systems. </w:t>
+      </w:r>
       <w:r>
         <w:rPr>
           <w:rFonts w:eastAsia="Times New Roman" w:cstheme="minorHAnsi"/>
+          <w:i/>
+          <w:iCs/>
           <w:sz w:val="20"/>
           <w:szCs w:val="20"/>
           <w:lang w:val="en-GB" w:eastAsia="pt-PT"/>
         </w:rPr>
-        <w:t xml:space="preserve">Ostrom, E. (2010). Beyond markets and states: Polycentric governance of complex economic systems. </w:t>
+        <w:t>American Economic Review, 100</w:t>
       </w:r>
       <w:r>
         <w:rPr>
           <w:rFonts w:eastAsia="Times New Roman" w:cstheme="minorHAnsi"/>
-          <w:i/>
-          <w:iCs/>
           <w:sz w:val="20"/>
           <w:szCs w:val="20"/>
           <w:lang w:val="en-GB" w:eastAsia="pt-PT"/>
         </w:rPr>
-        <w:t>American Economic Review, 100</w:t>
-      </w:r>
-      <w:r>
-        <w:rPr>
-          <w:rFonts w:eastAsia="Times New Roman" w:cstheme="minorHAnsi"/>
-          <w:sz w:val="20"/>
-          <w:szCs w:val="20"/>
-          <w:lang w:val="en-GB" w:eastAsia="pt-PT"/>
-        </w:rPr>
         <w:t xml:space="preserve">(3), 641–672. </w:t>
       </w:r>
     </w:p>
@@ -16738,79 +17051,31 @@
           <w:shd w:val="clear" w:color="auto" w:fill="FFFFFF"/>
           <w:lang w:val="en-GB"/>
         </w:rPr>
-        <w:t xml:space="preserve">, </w:t>
-      </w:r>
-      <w:proofErr w:type="gramStart"/>
-      <w:r>
-        <w:rPr>
-          <w:rFonts w:cstheme="minorHAnsi"/>
-          <w:color w:val="1C1D1E"/>
-          <w:sz w:val="20"/>
-          <w:szCs w:val="20"/>
-          <w:shd w:val="clear" w:color="auto" w:fill="FFFFFF"/>
-          <w:lang w:val="en-GB"/>
-        </w:rPr>
-        <w:t>London :</w:t>
-      </w:r>
-      <w:proofErr w:type="gramEnd"/>
-      <w:r>
-        <w:rPr>
-          <w:rFonts w:cstheme="minorHAnsi"/>
-          <w:color w:val="1C1D1E"/>
-          <w:sz w:val="20"/>
-          <w:szCs w:val="20"/>
-          <w:shd w:val="clear" w:color="auto" w:fill="FFFFFF"/>
-          <w:lang w:val="en-GB"/>
-        </w:rPr>
-        <w:t xml:space="preserve"> Routledge.</w:t>
-      </w:r>
-    </w:p>
-    <w:p>
-      <w:pPr>
-        <w:spacing w:after="0" w:line="240" w:lineRule="auto"/>
-        <w:ind w:left="284" w:hanging="284"/>
-        <w:jc w:val="both"/>
-        <w:rPr>
-          <w:rFonts w:cstheme="minorHAnsi"/>
-          <w:sz w:val="20"/>
-          <w:szCs w:val="20"/>
-          <w:lang w:val="en-GB"/>
-        </w:rPr>
-      </w:pPr>
-      <w:r>
-        <w:rPr>
-          <w:rFonts w:cstheme="minorHAnsi"/>
-          <w:color w:val="222222"/>
-          <w:sz w:val="20"/>
-          <w:szCs w:val="20"/>
-          <w:shd w:val="clear" w:color="auto" w:fill="FFFFFF"/>
-          <w:lang w:val="en-GB"/>
-        </w:rPr>
-        <w:t xml:space="preserve">Padilla Peralta, D. E. (2020). Epistemicide: </w:t>
-      </w:r>
-      <w:proofErr w:type="gramStart"/>
-      <w:r>
-        <w:rPr>
-          <w:rFonts w:cstheme="minorHAnsi"/>
-          <w:color w:val="222222"/>
-          <w:sz w:val="20"/>
-          <w:szCs w:val="20"/>
-          <w:shd w:val="clear" w:color="auto" w:fill="FFFFFF"/>
-          <w:lang w:val="en-GB"/>
-        </w:rPr>
-        <w:t>the</w:t>
-      </w:r>
-      <w:proofErr w:type="gramEnd"/>
-      <w:r>
-        <w:rPr>
-          <w:rFonts w:cstheme="minorHAnsi"/>
-          <w:color w:val="222222"/>
-          <w:sz w:val="20"/>
-          <w:szCs w:val="20"/>
-          <w:shd w:val="clear" w:color="auto" w:fill="FFFFFF"/>
-          <w:lang w:val="en-GB"/>
-        </w:rPr>
-        <w:t xml:space="preserve"> Roman case. </w:t>
+        <w:t>, London : Routledge.</w:t>
+      </w:r>
+    </w:p>
+    <w:p>
+      <w:pPr>
+        <w:spacing w:after="0" w:line="240" w:lineRule="auto"/>
+        <w:ind w:left="284" w:hanging="284"/>
+        <w:jc w:val="both"/>
+        <w:rPr>
+          <w:rFonts w:cstheme="minorHAnsi"/>
+          <w:sz w:val="20"/>
+          <w:szCs w:val="20"/>
+          <w:lang w:val="en-GB"/>
+        </w:rPr>
+      </w:pPr>
+      <w:r>
+        <w:rPr>
+          <w:rFonts w:cstheme="minorHAnsi"/>
+          <w:color w:val="222222"/>
+          <w:sz w:val="20"/>
+          <w:szCs w:val="20"/>
+          <w:shd w:val="clear" w:color="auto" w:fill="FFFFFF"/>
+          <w:lang w:val="en-GB"/>
+        </w:rPr>
+        <w:t>Padilla Peralta, D. E. (2020). Epistemicide: the Roman case. </w:t>
       </w:r>
       <w:r>
         <w:rPr>
@@ -16867,21 +17132,49 @@
         <w:ind w:left="284" w:hanging="284"/>
         <w:jc w:val="both"/>
         <w:rPr>
-          <w:rFonts w:cstheme="minorHAnsi"/>
-          <w:sz w:val="20"/>
-          <w:szCs w:val="20"/>
-          <w:lang w:val="en-GB"/>
-        </w:rPr>
-      </w:pPr>
-      <w:r>
-        <w:rPr>
-          <w:rFonts w:cstheme="minorHAnsi"/>
-          <w:sz w:val="20"/>
-          <w:szCs w:val="20"/>
-          <w:lang w:val="en-GB"/>
-        </w:rPr>
-        <w:t>Papadopoulos, Y (2003), Cooperative Forms of Governance: Problems of Democratic Accountability in Complex Environments, «European Journal of Political Research», 42, pp. 473-501.</w:t>
-      </w:r>
+          <w:ins w:id="154" w:author="Sérgio Pedro" w:date="2026-07-10T09:59:00Z"/>
+          <w:rFonts w:cstheme="minorHAnsi"/>
+          <w:sz w:val="20"/>
+          <w:szCs w:val="20"/>
+          <w:lang w:val="en-GB"/>
+        </w:rPr>
+      </w:pPr>
+      <w:ins w:id="155" w:author="Sérgio Pedro" w:date="2026-07-10T09:59:00Z">
+        <w:r>
+          <w:rPr>
+            <w:rFonts w:cstheme="minorHAnsi"/>
+            <w:sz w:val="20"/>
+            <w:szCs w:val="20"/>
+            <w:lang w:val="en-GB"/>
+          </w:rPr>
+          <w:t>Papadopoulos, Y (2003). Cooperative Forms of Governance: Problems of Democratic Accountability in Complex Environments, «European Journal of Political Research», 42, pp. 473-501.</w:t>
+        </w:r>
+      </w:ins>
+    </w:p>
+    <w:p>
+      <w:pPr>
+        <w:spacing w:after="0" w:line="240" w:lineRule="auto"/>
+        <w:ind w:left="284" w:hanging="284"/>
+        <w:jc w:val="both"/>
+        <w:rPr>
+          <w:del w:id="156" w:author="Sérgio Pedro" w:date="2026-07-10T09:59:00Z"/>
+          <w:rFonts w:cstheme="minorHAnsi"/>
+          <w:sz w:val="20"/>
+          <w:szCs w:val="20"/>
+          <w:lang w:val="en-GB"/>
+        </w:rPr>
+      </w:pPr>
+      <w:del w:id="157" w:author="Sérgio Pedro" w:date="2026-07-10T09:59:00Z">
+        <w:r>
+          <w:rPr>
+            <w:rFonts w:cstheme="minorHAnsi"/>
+            <w:sz w:val="20"/>
+            <w:szCs w:val="20"/>
+            <w:lang w:val="en-GB"/>
+          </w:rPr>
+          <w:delText>Papadopoulos, Y (2003), Cooperative Forms of Governance: Problems of Democratic Accountability in Complex Environments, «European Journal of Political Research», 42, pp. 473-501.</w:delText>
+        </w:r>
+      </w:del>
     </w:p>
     <w:p>
       <w:pPr>
@@ -17017,7 +17310,6 @@
           <w:szCs w:val="20"/>
           <w:lang w:val="en-GB" w:eastAsia="pt-PT"/>
         </w:rPr>
-        <w:lastRenderedPageBreak/>
         <w:t xml:space="preserve">Parker, J., &amp; Crona, B. (2012). On being all things to all people: Boundary organizations and the contemporary research university. </w:t>
       </w:r>
       <w:r>
@@ -17164,7 +17456,7 @@
       <w:hyperlink r:id="rId20" w:history="1">
         <w:r>
           <w:rPr>
-            <w:rStyle w:val="Hiperligao"/>
+            <w:rStyle w:val="Hyperlink"/>
             <w:rFonts w:cstheme="minorHAnsi"/>
             <w:color w:val="109991"/>
             <w:sz w:val="20"/>
@@ -17188,7 +17480,7 @@
       </w:r>
       <w:r>
         <w:rPr>
-          <w:rStyle w:val="nfase"/>
+          <w:rStyle w:val="Emphasis"/>
           <w:rFonts w:cstheme="minorHAnsi"/>
           <w:color w:val="000000"/>
           <w:sz w:val="20"/>
@@ -17414,7 +17706,7 @@
           <w:lang w:val="en-GB"/>
         </w:rPr>
       </w:pPr>
-      <w:bookmarkStart w:id="11" w:name="_Hlk231059791"/>
+      <w:bookmarkStart w:id="158" w:name="_Hlk231059791"/>
       <w:r>
         <w:rPr>
           <w:rFonts w:cstheme="minorHAnsi"/>
@@ -17426,7 +17718,7 @@
         </w:rPr>
         <w:t>Phiri,</w:t>
       </w:r>
-      <w:bookmarkEnd w:id="11"/>
+      <w:bookmarkEnd w:id="158"/>
       <w:r>
         <w:rPr>
           <w:rFonts w:cstheme="minorHAnsi"/>
@@ -17461,28 +17753,6 @@
           <w:lang w:val="en-GB"/>
         </w:rPr>
         <w:t> (pp. 12-36). Routledge.</w:t>
-      </w:r>
-    </w:p>
-    <w:p>
-      <w:pPr>
-        <w:spacing w:after="0" w:line="240" w:lineRule="auto"/>
-        <w:ind w:left="284" w:hanging="284"/>
-        <w:jc w:val="both"/>
-        <w:rPr>
-          <w:rFonts w:cstheme="minorHAnsi"/>
-          <w:sz w:val="20"/>
-          <w:szCs w:val="20"/>
-          <w:lang w:val="en-GB"/>
-        </w:rPr>
-      </w:pPr>
-      <w:r>
-        <w:rPr>
-          <w:rFonts w:cstheme="minorHAnsi"/>
-          <w:sz w:val="20"/>
-          <w:szCs w:val="20"/>
-          <w:lang w:val="en-GB"/>
-        </w:rPr>
-        <w:t>Pichierri, A (1997), Città stato. Economia e politica del modello anseatico, Venezia, Marsilio.</w:t>
       </w:r>
     </w:p>
     <w:p>
@@ -17496,6 +17766,61 @@
         <w:ind w:left="284" w:hanging="284"/>
         <w:jc w:val="both"/>
         <w:rPr>
+          <w:ins w:id="159" w:author="Sérgio Pedro" w:date="2026-07-10T09:59:00Z"/>
+          <w:rFonts w:asciiTheme="minorHAnsi" w:eastAsiaTheme="minorHAnsi" w:hAnsiTheme="minorHAnsi" w:cstheme="minorHAnsi"/>
+          <w:sz w:val="20"/>
+          <w:szCs w:val="20"/>
+          <w:lang w:val="en-GB" w:eastAsia="en-US"/>
+        </w:rPr>
+      </w:pPr>
+      <w:ins w:id="160" w:author="Sérgio Pedro" w:date="2026-07-10T09:59:00Z">
+        <w:r>
+          <w:rPr>
+            <w:rFonts w:asciiTheme="minorHAnsi" w:eastAsiaTheme="minorHAnsi" w:hAnsiTheme="minorHAnsi" w:cstheme="minorHAnsi"/>
+            <w:sz w:val="20"/>
+            <w:szCs w:val="20"/>
+            <w:lang w:val="en-GB" w:eastAsia="en-US"/>
+          </w:rPr>
+          <w:t>Pichierri, A (1997). Città stato. Economia e politica del modello anseatico, Venezia, Marsilio.</w:t>
+        </w:r>
+      </w:ins>
+    </w:p>
+    <w:p>
+      <w:pPr>
+        <w:spacing w:after="0" w:line="240" w:lineRule="auto"/>
+        <w:ind w:left="284" w:hanging="284"/>
+        <w:jc w:val="both"/>
+        <w:rPr>
+          <w:del w:id="161" w:author="Sérgio Pedro" w:date="2026-07-10T09:59:00Z"/>
+          <w:rFonts w:cstheme="minorHAnsi"/>
+          <w:sz w:val="20"/>
+          <w:szCs w:val="20"/>
+          <w:lang w:val="en-GB"/>
+        </w:rPr>
+      </w:pPr>
+      <w:del w:id="162" w:author="Sérgio Pedro" w:date="2026-07-10T09:59:00Z">
+        <w:r>
+          <w:rPr>
+            <w:rFonts w:cstheme="minorHAnsi"/>
+            <w:sz w:val="20"/>
+            <w:szCs w:val="20"/>
+            <w:lang w:val="en-GB"/>
+          </w:rPr>
+          <w:delText>Pichierri, A (1997), Città stato. Economia e politica del modello anseatico, Venezia, Marsilio.</w:delText>
+        </w:r>
+      </w:del>
+    </w:p>
+    <w:p>
+      <w:pPr>
+        <w:pStyle w:val="my-2"/>
+        <w:numPr>
+          <w:ilvl w:val="0"/>
+          <w:numId w:val="11"/>
+        </w:numPr>
+        <w:spacing w:before="0" w:beforeAutospacing="0" w:after="0" w:afterAutospacing="0"/>
+        <w:ind w:left="284" w:hanging="284"/>
+        <w:jc w:val="both"/>
+        <w:rPr>
           <w:rFonts w:asciiTheme="minorHAnsi" w:hAnsiTheme="minorHAnsi" w:cstheme="minorHAnsi"/>
           <w:sz w:val="20"/>
           <w:szCs w:val="20"/>
@@ -17513,7 +17838,7 @@
       </w:r>
       <w:r>
         <w:rPr>
-          <w:rStyle w:val="nfase"/>
+          <w:rStyle w:val="Emphasis"/>
           <w:rFonts w:asciiTheme="minorHAnsi" w:hAnsiTheme="minorHAnsi" w:cstheme="minorHAnsi"/>
           <w:sz w:val="20"/>
           <w:szCs w:val="20"/>
@@ -17532,7 +17857,7 @@
       </w:r>
       <w:r>
         <w:rPr>
-          <w:rStyle w:val="nfase"/>
+          <w:rStyle w:val="Emphasis"/>
           <w:rFonts w:asciiTheme="minorHAnsi" w:hAnsiTheme="minorHAnsi" w:cstheme="minorHAnsi"/>
           <w:sz w:val="20"/>
           <w:szCs w:val="20"/>
@@ -18220,7 +18545,7 @@
       </w:r>
       <w:r>
         <w:rPr>
-          <w:rStyle w:val="nfase"/>
+          <w:rStyle w:val="Emphasis"/>
           <w:rFonts w:asciiTheme="minorHAnsi" w:hAnsiTheme="minorHAnsi" w:cstheme="minorHAnsi"/>
           <w:color w:val="000000"/>
           <w:sz w:val="20"/>
@@ -18622,58 +18947,33 @@
           <w:shd w:val="clear" w:color="auto" w:fill="CAE7FF"/>
           <w:lang w:val="en-GB"/>
         </w:rPr>
-        <w:t xml:space="preserve">. Communication, Society and Politics. Cambridge University Press; </w:t>
-      </w:r>
-      <w:proofErr w:type="gramStart"/>
-      <w:r>
-        <w:rPr>
-          <w:rFonts w:cstheme="minorHAnsi"/>
-          <w:color w:val="181817"/>
-          <w:sz w:val="20"/>
-          <w:szCs w:val="20"/>
-          <w:shd w:val="clear" w:color="auto" w:fill="CAE7FF"/>
-          <w:lang w:val="en-GB"/>
-        </w:rPr>
-        <w:t>2017:viii</w:t>
-      </w:r>
-      <w:proofErr w:type="gramEnd"/>
-      <w:r>
-        <w:rPr>
-          <w:rFonts w:cstheme="minorHAnsi"/>
-          <w:color w:val="181817"/>
-          <w:sz w:val="20"/>
-          <w:szCs w:val="20"/>
-          <w:shd w:val="clear" w:color="auto" w:fill="CAE7FF"/>
-          <w:lang w:val="en-GB"/>
-        </w:rPr>
-        <w:t>-viii.</w:t>
-      </w:r>
-    </w:p>
-    <w:p>
-      <w:pPr>
-        <w:spacing w:after="0" w:line="240" w:lineRule="auto"/>
-        <w:ind w:left="284" w:hanging="284"/>
-        <w:jc w:val="both"/>
-        <w:rPr>
-          <w:rFonts w:cstheme="minorHAnsi"/>
-          <w:color w:val="222222"/>
-          <w:sz w:val="20"/>
-          <w:szCs w:val="20"/>
-          <w:shd w:val="clear" w:color="auto" w:fill="FFFFFF"/>
-          <w:lang w:val="en-GB"/>
-        </w:rPr>
-      </w:pPr>
-      <w:bookmarkStart w:id="12" w:name="_Hlk231121133"/>
-      <w:r>
-        <w:rPr>
-          <w:rFonts w:cstheme="minorHAnsi"/>
-          <w:color w:val="222222"/>
-          <w:sz w:val="20"/>
-          <w:szCs w:val="20"/>
-          <w:shd w:val="clear" w:color="auto" w:fill="FFFFFF"/>
-          <w:lang w:val="en-GB"/>
-        </w:rPr>
-        <w:lastRenderedPageBreak/>
+        <w:t>. Communication, Society and Politics. Cambridge University Press; 2017:viii-viii.</w:t>
+      </w:r>
+    </w:p>
+    <w:p>
+      <w:pPr>
+        <w:spacing w:after="0" w:line="240" w:lineRule="auto"/>
+        <w:ind w:left="284" w:hanging="284"/>
+        <w:jc w:val="both"/>
+        <w:rPr>
+          <w:rFonts w:cstheme="minorHAnsi"/>
+          <w:color w:val="222222"/>
+          <w:sz w:val="20"/>
+          <w:szCs w:val="20"/>
+          <w:shd w:val="clear" w:color="auto" w:fill="FFFFFF"/>
+          <w:lang w:val="en-GB"/>
+        </w:rPr>
+      </w:pPr>
+      <w:bookmarkStart w:id="163" w:name="_Hlk231121133"/>
+      <w:r>
+        <w:rPr>
+          <w:rFonts w:cstheme="minorHAnsi"/>
+          <w:color w:val="222222"/>
+          <w:sz w:val="20"/>
+          <w:szCs w:val="20"/>
+          <w:shd w:val="clear" w:color="auto" w:fill="FFFFFF"/>
+          <w:lang w:val="en-GB"/>
+        </w:rPr>
         <w:t>Rodrigues, Maria. (2011). Rethinking the Impact of Transnational Advocacy Networks. New Global Studies. 5. 10.2202/1940-0004.1124.</w:t>
       </w:r>
     </w:p>
@@ -18705,7 +19005,7 @@
       <w:hyperlink r:id="rId21" w:history="1">
         <w:r>
           <w:rPr>
-            <w:rStyle w:val="Hiperligao"/>
+            <w:rStyle w:val="Hyperlink"/>
             <w:rFonts w:cstheme="minorHAnsi"/>
             <w:sz w:val="20"/>
             <w:szCs w:val="20"/>
@@ -18740,31 +19040,7 @@
           <w:shd w:val="clear" w:color="auto" w:fill="FFFFFF"/>
           <w:lang w:val="en-GB"/>
         </w:rPr>
-        <w:t xml:space="preserve">Rosi, M. (2014). Branding or </w:t>
-      </w:r>
-      <w:proofErr w:type="gramStart"/>
-      <w:r>
-        <w:rPr>
-          <w:rFonts w:cstheme="minorHAnsi"/>
-          <w:color w:val="222222"/>
-          <w:sz w:val="20"/>
-          <w:szCs w:val="20"/>
-          <w:shd w:val="clear" w:color="auto" w:fill="FFFFFF"/>
-          <w:lang w:val="en-GB"/>
-        </w:rPr>
-        <w:t>sharing?:</w:t>
-      </w:r>
-      <w:proofErr w:type="gramEnd"/>
-      <w:r>
-        <w:rPr>
-          <w:rFonts w:cstheme="minorHAnsi"/>
-          <w:color w:val="222222"/>
-          <w:sz w:val="20"/>
-          <w:szCs w:val="20"/>
-          <w:shd w:val="clear" w:color="auto" w:fill="FFFFFF"/>
-          <w:lang w:val="en-GB"/>
-        </w:rPr>
-        <w:t xml:space="preserve"> The dialectics of labeling and cooperation in the UNESCO Creative Cities Network. </w:t>
+        <w:t>Rosi, M. (2014). Branding or sharing?: The dialectics of labeling and cooperation in the UNESCO Creative Cities Network. </w:t>
       </w:r>
       <w:r>
         <w:rPr>
@@ -18837,44 +19113,22 @@
           <w:szCs w:val="20"/>
           <w:lang w:val="en-GB"/>
         </w:rPr>
-        <w:t xml:space="preserve">Royo, S., Bellò, B., Torres, L., &amp; Downe, J. (2024). The success of e-participation. Learning lessons from Decide Madrid and We asked, </w:t>
-      </w:r>
-      <w:proofErr w:type="gramStart"/>
-      <w:r>
-        <w:rPr>
+        <w:t>Royo, S., Bellò, B., Torres, L., &amp; Downe, J. (2024). The success of e-participation. Learning lessons from Decide Madrid and We asked, You said, We did in Scotland.</w:t>
+      </w:r>
+      <w:r>
+        <w:rPr>
+          <w:rStyle w:val="apple-converted-space"/>
           <w:rFonts w:asciiTheme="minorHAnsi" w:hAnsiTheme="minorHAnsi" w:cstheme="minorHAnsi"/>
           <w:color w:val="000000" w:themeColor="text1"/>
           <w:sz w:val="20"/>
           <w:szCs w:val="20"/>
           <w:lang w:val="en-GB"/>
         </w:rPr>
-        <w:t>You</w:t>
-      </w:r>
-      <w:proofErr w:type="gramEnd"/>
-      <w:r>
-        <w:rPr>
-          <w:rFonts w:asciiTheme="minorHAnsi" w:hAnsiTheme="minorHAnsi" w:cstheme="minorHAnsi"/>
-          <w:color w:val="000000" w:themeColor="text1"/>
-          <w:sz w:val="20"/>
-          <w:szCs w:val="20"/>
-          <w:lang w:val="en-GB"/>
-        </w:rPr>
-        <w:t xml:space="preserve"> said, We did in Scotland.</w:t>
-      </w:r>
-      <w:r>
-        <w:rPr>
-          <w:rStyle w:val="apple-converted-space"/>
-          <w:rFonts w:asciiTheme="minorHAnsi" w:hAnsiTheme="minorHAnsi" w:cstheme="minorHAnsi"/>
-          <w:color w:val="000000" w:themeColor="text1"/>
-          <w:sz w:val="20"/>
-          <w:szCs w:val="20"/>
-          <w:lang w:val="en-GB"/>
-        </w:rPr>
         <w:t> </w:t>
       </w:r>
       <w:r>
         <w:rPr>
-          <w:rStyle w:val="nfase"/>
+          <w:rStyle w:val="Emphasis"/>
           <w:rFonts w:asciiTheme="minorHAnsi" w:hAnsiTheme="minorHAnsi" w:cstheme="minorHAnsi"/>
           <w:color w:val="000000" w:themeColor="text1"/>
           <w:sz w:val="20"/>
@@ -19089,7 +19343,7 @@
       </w:r>
       <w:r>
         <w:rPr>
-          <w:rStyle w:val="nfase"/>
+          <w:rStyle w:val="Emphasis"/>
           <w:rFonts w:asciiTheme="minorHAnsi" w:hAnsiTheme="minorHAnsi" w:cstheme="minorHAnsi"/>
           <w:color w:val="000000" w:themeColor="text1"/>
           <w:sz w:val="20"/>
@@ -19357,28 +19611,56 @@
         <w:t> (pp. 257-270). Cham: Springer International Publishing.</w:t>
       </w:r>
     </w:p>
-    <w:bookmarkEnd w:id="12"/>
-    <w:p>
-      <w:pPr>
-        <w:spacing w:after="0" w:line="240" w:lineRule="auto"/>
-        <w:ind w:left="284" w:hanging="284"/>
-        <w:jc w:val="both"/>
-        <w:rPr>
-          <w:rFonts w:cstheme="minorHAnsi"/>
-          <w:sz w:val="20"/>
-          <w:szCs w:val="20"/>
-          <w:lang w:val="en-GB"/>
-        </w:rPr>
-      </w:pPr>
-      <w:r>
-        <w:rPr>
-          <w:rFonts w:cstheme="minorHAnsi"/>
-          <w:sz w:val="20"/>
-          <w:szCs w:val="20"/>
-          <w:lang w:val="en-GB"/>
-        </w:rPr>
-        <w:t>Sanders, L. (2003), Against Deliberation, «Political Theory», 25, pp. 347-376. ~</w:t>
-      </w:r>
+    <w:bookmarkEnd w:id="163"/>
+    <w:p>
+      <w:pPr>
+        <w:spacing w:after="0" w:line="240" w:lineRule="auto"/>
+        <w:ind w:left="284" w:hanging="284"/>
+        <w:jc w:val="both"/>
+        <w:rPr>
+          <w:ins w:id="164" w:author="Sérgio Pedro" w:date="2026-07-10T09:59:00Z"/>
+          <w:rFonts w:cstheme="minorHAnsi"/>
+          <w:sz w:val="20"/>
+          <w:szCs w:val="20"/>
+          <w:lang w:val="en-GB"/>
+        </w:rPr>
+      </w:pPr>
+      <w:ins w:id="165" w:author="Sérgio Pedro" w:date="2026-07-10T09:59:00Z">
+        <w:r>
+          <w:rPr>
+            <w:rFonts w:cstheme="minorHAnsi"/>
+            <w:sz w:val="20"/>
+            <w:szCs w:val="20"/>
+            <w:lang w:val="en-GB"/>
+          </w:rPr>
+          <w:t>Sanders, L. (2003). Against Deliberation, «Political Theory», 25, pp. 347-376. ~</w:t>
+        </w:r>
+      </w:ins>
+    </w:p>
+    <w:p>
+      <w:pPr>
+        <w:spacing w:after="0" w:line="240" w:lineRule="auto"/>
+        <w:ind w:left="284" w:hanging="284"/>
+        <w:jc w:val="both"/>
+        <w:rPr>
+          <w:del w:id="166" w:author="Sérgio Pedro" w:date="2026-07-10T09:59:00Z"/>
+          <w:rFonts w:cstheme="minorHAnsi"/>
+          <w:sz w:val="20"/>
+          <w:szCs w:val="20"/>
+          <w:lang w:val="en-GB"/>
+        </w:rPr>
+      </w:pPr>
+      <w:del w:id="167" w:author="Sérgio Pedro" w:date="2026-07-10T09:59:00Z">
+        <w:r>
+          <w:rPr>
+            <w:rFonts w:cstheme="minorHAnsi"/>
+            <w:sz w:val="20"/>
+            <w:szCs w:val="20"/>
+            <w:lang w:val="en-GB"/>
+          </w:rPr>
+          <w:delText>Sanders, L. (2003), Against Deliberation, «Political Theory», 25, pp. 347-376. ~</w:delText>
+        </w:r>
+      </w:del>
     </w:p>
     <w:p>
       <w:pPr>
@@ -19453,31 +19735,7 @@
           <w:shd w:val="clear" w:color="auto" w:fill="FFFFFF"/>
           <w:lang w:val="en-GB"/>
         </w:rPr>
-        <w:t xml:space="preserve">Santos, B. (2007). Beyond abyssal thinking: From global lines to ecologies of </w:t>
-      </w:r>
-      <w:proofErr w:type="gramStart"/>
-      <w:r>
-        <w:rPr>
-          <w:rFonts w:cstheme="minorHAnsi"/>
-          <w:color w:val="222222"/>
-          <w:sz w:val="20"/>
-          <w:szCs w:val="20"/>
-          <w:shd w:val="clear" w:color="auto" w:fill="FFFFFF"/>
-          <w:lang w:val="en-GB"/>
-        </w:rPr>
-        <w:t>knowledges .</w:t>
-      </w:r>
-      <w:proofErr w:type="gramEnd"/>
-      <w:r>
-        <w:rPr>
-          <w:rFonts w:cstheme="minorHAnsi"/>
-          <w:color w:val="222222"/>
-          <w:sz w:val="20"/>
-          <w:szCs w:val="20"/>
-          <w:shd w:val="clear" w:color="auto" w:fill="FFFFFF"/>
-          <w:lang w:val="en-GB"/>
-        </w:rPr>
-        <w:t> </w:t>
+        <w:t>Santos, B. (2007). Beyond abyssal thinking: From global lines to ecologies of knowledges . </w:t>
       </w:r>
       <w:r>
         <w:rPr>
@@ -19627,31 +19885,7 @@
           <w:shd w:val="clear" w:color="auto" w:fill="FFFFFF"/>
           <w:lang w:val="en-GB"/>
         </w:rPr>
-        <w:t xml:space="preserve">Santos, B. (2017). A non-occidentalist </w:t>
-      </w:r>
-      <w:proofErr w:type="gramStart"/>
-      <w:r>
-        <w:rPr>
-          <w:rFonts w:cstheme="minorHAnsi"/>
-          <w:color w:val="222222"/>
-          <w:sz w:val="20"/>
-          <w:szCs w:val="20"/>
-          <w:shd w:val="clear" w:color="auto" w:fill="FFFFFF"/>
-          <w:lang w:val="en-GB"/>
-        </w:rPr>
-        <w:t>West?:</w:t>
-      </w:r>
-      <w:proofErr w:type="gramEnd"/>
-      <w:r>
-        <w:rPr>
-          <w:rFonts w:cstheme="minorHAnsi"/>
-          <w:color w:val="222222"/>
-          <w:sz w:val="20"/>
-          <w:szCs w:val="20"/>
-          <w:shd w:val="clear" w:color="auto" w:fill="FFFFFF"/>
-          <w:lang w:val="en-GB"/>
-        </w:rPr>
-        <w:t xml:space="preserve"> Learned ignorance and ecology of knowledge. In </w:t>
+        <w:t>Santos, B. (2017). A non-occidentalist West?: Learned ignorance and ecology of knowledge. In </w:t>
       </w:r>
       <w:r>
         <w:rPr>
@@ -19702,7 +19936,7 @@
       </w:r>
       <w:r>
         <w:rPr>
-          <w:rStyle w:val="nfase"/>
+          <w:rStyle w:val="Emphasis"/>
           <w:rFonts w:asciiTheme="minorHAnsi" w:hAnsiTheme="minorHAnsi" w:cstheme="minorHAnsi"/>
           <w:sz w:val="20"/>
           <w:szCs w:val="20"/>
@@ -19744,7 +19978,7 @@
       </w:r>
       <w:r>
         <w:rPr>
-          <w:rStyle w:val="nfase"/>
+          <w:rStyle w:val="Emphasis"/>
           <w:rFonts w:asciiTheme="minorHAnsi" w:hAnsiTheme="minorHAnsi" w:cstheme="minorHAnsi"/>
           <w:sz w:val="20"/>
           <w:szCs w:val="20"/>
@@ -19856,7 +20090,123 @@
     </w:p>
     <w:p>
       <w:pPr>
-        <w:pStyle w:val="Corpodetexto"/>
+        <w:pStyle w:val="my-2"/>
+        <w:spacing w:before="0" w:beforeAutospacing="0" w:after="0" w:afterAutospacing="0"/>
+        <w:ind w:left="284" w:hanging="284"/>
+        <w:jc w:val="both"/>
+        <w:rPr>
+          <w:ins w:id="168" w:author="Sérgio Pedro" w:date="2026-07-10T10:00:00Z"/>
+          <w:rFonts w:asciiTheme="minorHAnsi" w:hAnsiTheme="minorHAnsi" w:cstheme="minorHAnsi"/>
+          <w:sz w:val="20"/>
+          <w:szCs w:val="20"/>
+          <w:lang w:val="en-GB" w:eastAsia="en-US"/>
+        </w:rPr>
+      </w:pPr>
+      <w:ins w:id="169" w:author="Sérgio Pedro" w:date="2026-07-10T10:00:00Z">
+        <w:r>
+          <w:rPr>
+            <w:rFonts w:asciiTheme="minorHAnsi" w:hAnsiTheme="minorHAnsi" w:cstheme="minorHAnsi"/>
+            <w:sz w:val="20"/>
+            <w:szCs w:val="20"/>
+            <w:lang w:val="en-GB" w:eastAsia="en-US"/>
+          </w:rPr>
+          <w:t>Schmidt, Vivien A. .2016. “Reinterpreting the Rules ‘by Stealth’ in Times of Crisis: A Discursive Institutionalist</w:t>
+        </w:r>
+        <w:r>
+          <w:rPr>
+            <w:rFonts w:asciiTheme="minorHAnsi" w:hAnsiTheme="minorHAnsi" w:cstheme="minorHAnsi"/>
+            <w:sz w:val="20"/>
+            <w:szCs w:val="20"/>
+            <w:lang w:val="en-GB" w:eastAsia="en-US"/>
+          </w:rPr>
+          <w:tab/>
+          <w:t>Analysis</w:t>
+        </w:r>
+        <w:r>
+          <w:rPr>
+            <w:rFonts w:asciiTheme="minorHAnsi" w:hAnsiTheme="minorHAnsi" w:cstheme="minorHAnsi"/>
+            <w:sz w:val="20"/>
+            <w:szCs w:val="20"/>
+            <w:lang w:val="en-GB" w:eastAsia="en-US"/>
+          </w:rPr>
+          <w:tab/>
+          <w:t>of</w:t>
+        </w:r>
+        <w:r>
+          <w:rPr>
+            <w:rFonts w:asciiTheme="minorHAnsi" w:hAnsiTheme="minorHAnsi" w:cstheme="minorHAnsi"/>
+            <w:sz w:val="20"/>
+            <w:szCs w:val="20"/>
+            <w:lang w:val="en-GB" w:eastAsia="en-US"/>
+          </w:rPr>
+          <w:tab/>
+          <w:t>the</w:t>
+        </w:r>
+        <w:r>
+          <w:rPr>
+            <w:rFonts w:asciiTheme="minorHAnsi" w:hAnsiTheme="minorHAnsi" w:cstheme="minorHAnsi"/>
+            <w:sz w:val="20"/>
+            <w:szCs w:val="20"/>
+            <w:lang w:val="en-GB" w:eastAsia="en-US"/>
+          </w:rPr>
+          <w:tab/>
+          <w:t>European</w:t>
+        </w:r>
+        <w:r>
+          <w:rPr>
+            <w:rFonts w:asciiTheme="minorHAnsi" w:hAnsiTheme="minorHAnsi" w:cstheme="minorHAnsi"/>
+            <w:sz w:val="20"/>
+            <w:szCs w:val="20"/>
+            <w:lang w:val="en-GB" w:eastAsia="en-US"/>
+          </w:rPr>
+          <w:tab/>
+          <w:t>Central</w:t>
+        </w:r>
+        <w:r>
+          <w:rPr>
+            <w:rFonts w:asciiTheme="minorHAnsi" w:hAnsiTheme="minorHAnsi" w:cstheme="minorHAnsi"/>
+            <w:sz w:val="20"/>
+            <w:szCs w:val="20"/>
+            <w:lang w:val="en-GB" w:eastAsia="en-US"/>
+          </w:rPr>
+          <w:tab/>
+          <w:t>Bank</w:t>
+        </w:r>
+        <w:r>
+          <w:rPr>
+            <w:rFonts w:asciiTheme="minorHAnsi" w:hAnsiTheme="minorHAnsi" w:cstheme="minorHAnsi"/>
+            <w:sz w:val="20"/>
+            <w:szCs w:val="20"/>
+            <w:lang w:val="en-GB" w:eastAsia="en-US"/>
+          </w:rPr>
+          <w:tab/>
+          <w:t>and</w:t>
+        </w:r>
+        <w:r>
+          <w:rPr>
+            <w:rFonts w:asciiTheme="minorHAnsi" w:hAnsiTheme="minorHAnsi" w:cstheme="minorHAnsi"/>
+            <w:sz w:val="20"/>
+            <w:szCs w:val="20"/>
+            <w:lang w:val="en-GB" w:eastAsia="en-US"/>
+          </w:rPr>
+          <w:tab/>
+          <w:t>the</w:t>
+        </w:r>
+        <w:r>
+          <w:rPr>
+            <w:rFonts w:asciiTheme="minorHAnsi" w:hAnsiTheme="minorHAnsi" w:cstheme="minorHAnsi"/>
+            <w:sz w:val="20"/>
+            <w:szCs w:val="20"/>
+            <w:lang w:val="en-GB" w:eastAsia="en-US"/>
+          </w:rPr>
+          <w:tab/>
+          <w:t>European Commission.” West European Politics 39(5), 1032-1052</w:t>
+        </w:r>
+      </w:ins>
+    </w:p>
+    <w:p>
+      <w:pPr>
+        <w:pStyle w:val="BodyText"/>
         <w:tabs>
           <w:tab w:val="left" w:pos="2526"/>
           <w:tab w:val="left" w:pos="3644"/>
@@ -19871,250 +20221,233 @@
         <w:ind w:left="284" w:right="140" w:hanging="284"/>
         <w:jc w:val="both"/>
         <w:rPr>
-          <w:rFonts w:asciiTheme="minorHAnsi" w:hAnsiTheme="minorHAnsi" w:cstheme="minorHAnsi"/>
-          <w:sz w:val="20"/>
-          <w:szCs w:val="20"/>
-          <w:lang w:val="en-GB"/>
-        </w:rPr>
-      </w:pPr>
-      <w:r>
-        <w:rPr>
-          <w:rFonts w:asciiTheme="minorHAnsi" w:hAnsiTheme="minorHAnsi" w:cstheme="minorHAnsi"/>
-          <w:sz w:val="20"/>
-          <w:szCs w:val="20"/>
-          <w:lang w:val="en-GB"/>
-        </w:rPr>
-        <w:t xml:space="preserve">Schmidt, Vivien A. .2016. “Reinterpreting the Rules ‘by Stealth’ in Times of Crisis: A Discursive </w:t>
-      </w:r>
-      <w:r>
-        <w:rPr>
-          <w:rFonts w:asciiTheme="minorHAnsi" w:hAnsiTheme="minorHAnsi" w:cstheme="minorHAnsi"/>
-          <w:spacing w:val="-2"/>
-          <w:sz w:val="20"/>
-          <w:szCs w:val="20"/>
-          <w:lang w:val="en-GB"/>
-        </w:rPr>
-        <w:t>Institutionalist</w:t>
-      </w:r>
-      <w:r>
-        <w:rPr>
-          <w:rFonts w:asciiTheme="minorHAnsi" w:hAnsiTheme="minorHAnsi" w:cstheme="minorHAnsi"/>
-          <w:sz w:val="20"/>
-          <w:szCs w:val="20"/>
-          <w:lang w:val="en-GB"/>
-        </w:rPr>
-        <w:tab/>
-      </w:r>
-      <w:r>
-        <w:rPr>
-          <w:rFonts w:asciiTheme="minorHAnsi" w:hAnsiTheme="minorHAnsi" w:cstheme="minorHAnsi"/>
-          <w:spacing w:val="-2"/>
-          <w:sz w:val="20"/>
-          <w:szCs w:val="20"/>
-          <w:lang w:val="en-GB"/>
-        </w:rPr>
-        <w:t>Analysis</w:t>
-      </w:r>
-      <w:r>
-        <w:rPr>
-          <w:rFonts w:asciiTheme="minorHAnsi" w:hAnsiTheme="minorHAnsi" w:cstheme="minorHAnsi"/>
-          <w:sz w:val="20"/>
-          <w:szCs w:val="20"/>
-          <w:lang w:val="en-GB"/>
-        </w:rPr>
-        <w:tab/>
-      </w:r>
-      <w:r>
-        <w:rPr>
-          <w:rFonts w:asciiTheme="minorHAnsi" w:hAnsiTheme="minorHAnsi" w:cstheme="minorHAnsi"/>
-          <w:spacing w:val="-6"/>
-          <w:sz w:val="20"/>
-          <w:szCs w:val="20"/>
-          <w:lang w:val="en-GB"/>
-        </w:rPr>
-        <w:t>of</w:t>
-      </w:r>
-      <w:r>
-        <w:rPr>
-          <w:rFonts w:asciiTheme="minorHAnsi" w:hAnsiTheme="minorHAnsi" w:cstheme="minorHAnsi"/>
-          <w:sz w:val="20"/>
-          <w:szCs w:val="20"/>
-          <w:lang w:val="en-GB"/>
-        </w:rPr>
-        <w:tab/>
-      </w:r>
-      <w:r>
-        <w:rPr>
-          <w:rFonts w:asciiTheme="minorHAnsi" w:hAnsiTheme="minorHAnsi" w:cstheme="minorHAnsi"/>
-          <w:spacing w:val="-4"/>
-          <w:sz w:val="20"/>
-          <w:szCs w:val="20"/>
-          <w:lang w:val="en-GB"/>
-        </w:rPr>
-        <w:t>the</w:t>
-      </w:r>
-      <w:r>
-        <w:rPr>
-          <w:rFonts w:asciiTheme="minorHAnsi" w:hAnsiTheme="minorHAnsi" w:cstheme="minorHAnsi"/>
-          <w:sz w:val="20"/>
-          <w:szCs w:val="20"/>
-          <w:lang w:val="en-GB"/>
-        </w:rPr>
-        <w:tab/>
-      </w:r>
-      <w:r>
-        <w:rPr>
-          <w:rFonts w:asciiTheme="minorHAnsi" w:hAnsiTheme="minorHAnsi" w:cstheme="minorHAnsi"/>
-          <w:spacing w:val="-2"/>
-          <w:sz w:val="20"/>
-          <w:szCs w:val="20"/>
-          <w:lang w:val="en-GB"/>
-        </w:rPr>
-        <w:t>European</w:t>
-      </w:r>
-      <w:r>
-        <w:rPr>
-          <w:rFonts w:asciiTheme="minorHAnsi" w:hAnsiTheme="minorHAnsi" w:cstheme="minorHAnsi"/>
-          <w:sz w:val="20"/>
-          <w:szCs w:val="20"/>
-          <w:lang w:val="en-GB"/>
-        </w:rPr>
-        <w:tab/>
-      </w:r>
-      <w:r>
-        <w:rPr>
-          <w:rFonts w:asciiTheme="minorHAnsi" w:hAnsiTheme="minorHAnsi" w:cstheme="minorHAnsi"/>
-          <w:spacing w:val="-2"/>
-          <w:sz w:val="20"/>
-          <w:szCs w:val="20"/>
-          <w:lang w:val="en-GB"/>
-        </w:rPr>
-        <w:t>Central</w:t>
-      </w:r>
-      <w:r>
-        <w:rPr>
-          <w:rFonts w:asciiTheme="minorHAnsi" w:hAnsiTheme="minorHAnsi" w:cstheme="minorHAnsi"/>
-          <w:sz w:val="20"/>
-          <w:szCs w:val="20"/>
-          <w:lang w:val="en-GB"/>
-        </w:rPr>
-        <w:tab/>
-      </w:r>
-      <w:r>
-        <w:rPr>
-          <w:rFonts w:asciiTheme="minorHAnsi" w:hAnsiTheme="minorHAnsi" w:cstheme="minorHAnsi"/>
-          <w:spacing w:val="-4"/>
-          <w:sz w:val="20"/>
-          <w:szCs w:val="20"/>
-          <w:lang w:val="en-GB"/>
-        </w:rPr>
-        <w:t>Bank</w:t>
-      </w:r>
-      <w:r>
-        <w:rPr>
-          <w:rFonts w:asciiTheme="minorHAnsi" w:hAnsiTheme="minorHAnsi" w:cstheme="minorHAnsi"/>
-          <w:sz w:val="20"/>
-          <w:szCs w:val="20"/>
-          <w:lang w:val="en-GB"/>
-        </w:rPr>
-        <w:tab/>
-      </w:r>
-      <w:r>
-        <w:rPr>
-          <w:rFonts w:asciiTheme="minorHAnsi" w:hAnsiTheme="minorHAnsi" w:cstheme="minorHAnsi"/>
-          <w:spacing w:val="-4"/>
-          <w:sz w:val="20"/>
-          <w:szCs w:val="20"/>
-          <w:lang w:val="en-GB"/>
-        </w:rPr>
-        <w:t>and</w:t>
-      </w:r>
-      <w:r>
-        <w:rPr>
-          <w:rFonts w:asciiTheme="minorHAnsi" w:hAnsiTheme="minorHAnsi" w:cstheme="minorHAnsi"/>
-          <w:sz w:val="20"/>
-          <w:szCs w:val="20"/>
-          <w:lang w:val="en-GB"/>
-        </w:rPr>
-        <w:tab/>
-      </w:r>
-      <w:r>
-        <w:rPr>
-          <w:rFonts w:asciiTheme="minorHAnsi" w:hAnsiTheme="minorHAnsi" w:cstheme="minorHAnsi"/>
-          <w:spacing w:val="-4"/>
-          <w:sz w:val="20"/>
-          <w:szCs w:val="20"/>
-          <w:lang w:val="en-GB"/>
-        </w:rPr>
-        <w:t>the</w:t>
-      </w:r>
-      <w:r>
-        <w:rPr>
-          <w:rFonts w:asciiTheme="minorHAnsi" w:hAnsiTheme="minorHAnsi" w:cstheme="minorHAnsi"/>
-          <w:sz w:val="20"/>
-          <w:szCs w:val="20"/>
-          <w:lang w:val="en-GB"/>
-        </w:rPr>
-        <w:tab/>
-      </w:r>
-      <w:r>
-        <w:rPr>
-          <w:rFonts w:asciiTheme="minorHAnsi" w:hAnsiTheme="minorHAnsi" w:cstheme="minorHAnsi"/>
-          <w:spacing w:val="-2"/>
-          <w:sz w:val="20"/>
-          <w:szCs w:val="20"/>
-          <w:lang w:val="en-GB"/>
-        </w:rPr>
-        <w:t xml:space="preserve">European </w:t>
-      </w:r>
-      <w:r>
-        <w:rPr>
-          <w:rFonts w:asciiTheme="minorHAnsi" w:hAnsiTheme="minorHAnsi" w:cstheme="minorHAnsi"/>
-          <w:sz w:val="20"/>
-          <w:szCs w:val="20"/>
-          <w:lang w:val="en-GB"/>
-        </w:rPr>
-        <w:t xml:space="preserve">Commission.” </w:t>
-      </w:r>
-      <w:r>
-        <w:rPr>
-          <w:rFonts w:asciiTheme="minorHAnsi" w:hAnsiTheme="minorHAnsi" w:cstheme="minorHAnsi"/>
-          <w:i/>
-          <w:sz w:val="20"/>
-          <w:szCs w:val="20"/>
-          <w:lang w:val="en-GB"/>
-        </w:rPr>
-        <w:t xml:space="preserve">West European Politics </w:t>
-      </w:r>
-      <w:r>
-        <w:rPr>
-          <w:rFonts w:asciiTheme="minorHAnsi" w:hAnsiTheme="minorHAnsi" w:cstheme="minorHAnsi"/>
-          <w:sz w:val="20"/>
-          <w:szCs w:val="20"/>
-          <w:lang w:val="en-GB"/>
-        </w:rPr>
-        <w:t xml:space="preserve">39, no. </w:t>
-      </w:r>
-      <w:proofErr w:type="gramStart"/>
-      <w:r>
-        <w:rPr>
-          <w:rFonts w:asciiTheme="minorHAnsi" w:hAnsiTheme="minorHAnsi" w:cstheme="minorHAnsi"/>
-          <w:sz w:val="20"/>
-          <w:szCs w:val="20"/>
-          <w:lang w:val="en-GB"/>
-        </w:rPr>
-        <w:t>5 :</w:t>
-      </w:r>
-      <w:proofErr w:type="gramEnd"/>
-      <w:r>
-        <w:rPr>
-          <w:rFonts w:asciiTheme="minorHAnsi" w:hAnsiTheme="minorHAnsi" w:cstheme="minorHAnsi"/>
-          <w:sz w:val="20"/>
-          <w:szCs w:val="20"/>
-          <w:lang w:val="en-GB"/>
-        </w:rPr>
-        <w:t xml:space="preserve"> 1032–52</w:t>
-      </w:r>
+          <w:del w:id="170" w:author="Sérgio Pedro" w:date="2026-07-10T09:59:00Z"/>
+          <w:rFonts w:asciiTheme="minorHAnsi" w:hAnsiTheme="minorHAnsi" w:cstheme="minorHAnsi"/>
+          <w:sz w:val="20"/>
+          <w:szCs w:val="20"/>
+          <w:lang w:val="en-GB"/>
+        </w:rPr>
+      </w:pPr>
+      <w:del w:id="171" w:author="Sérgio Pedro" w:date="2026-07-10T09:59:00Z">
+        <w:r>
+          <w:rPr>
+            <w:rFonts w:asciiTheme="minorHAnsi" w:hAnsiTheme="minorHAnsi" w:cstheme="minorHAnsi"/>
+            <w:sz w:val="20"/>
+            <w:szCs w:val="20"/>
+            <w:lang w:val="en-GB"/>
+          </w:rPr>
+          <w:delText xml:space="preserve">Schmidt, Vivien A. .2016. “Reinterpreting the Rules ‘by Stealth’ in Times of Crisis: A Discursive </w:delText>
+        </w:r>
+        <w:r>
+          <w:rPr>
+            <w:rFonts w:asciiTheme="minorHAnsi" w:hAnsiTheme="minorHAnsi" w:cstheme="minorHAnsi"/>
+            <w:spacing w:val="-2"/>
+            <w:sz w:val="20"/>
+            <w:szCs w:val="20"/>
+            <w:lang w:val="en-GB"/>
+          </w:rPr>
+          <w:delText>Institutionalist</w:delText>
+        </w:r>
+        <w:r>
+          <w:rPr>
+            <w:rFonts w:asciiTheme="minorHAnsi" w:hAnsiTheme="minorHAnsi" w:cstheme="minorHAnsi"/>
+            <w:sz w:val="20"/>
+            <w:szCs w:val="20"/>
+            <w:lang w:val="en-GB"/>
+          </w:rPr>
+          <w:tab/>
+        </w:r>
+        <w:r>
+          <w:rPr>
+            <w:rFonts w:asciiTheme="minorHAnsi" w:hAnsiTheme="minorHAnsi" w:cstheme="minorHAnsi"/>
+            <w:spacing w:val="-2"/>
+            <w:sz w:val="20"/>
+            <w:szCs w:val="20"/>
+            <w:lang w:val="en-GB"/>
+          </w:rPr>
+          <w:delText>Analysis</w:delText>
+        </w:r>
+        <w:r>
+          <w:rPr>
+            <w:rFonts w:asciiTheme="minorHAnsi" w:hAnsiTheme="minorHAnsi" w:cstheme="minorHAnsi"/>
+            <w:sz w:val="20"/>
+            <w:szCs w:val="20"/>
+            <w:lang w:val="en-GB"/>
+          </w:rPr>
+          <w:tab/>
+        </w:r>
+        <w:r>
+          <w:rPr>
+            <w:rFonts w:asciiTheme="minorHAnsi" w:hAnsiTheme="minorHAnsi" w:cstheme="minorHAnsi"/>
+            <w:spacing w:val="-6"/>
+            <w:sz w:val="20"/>
+            <w:szCs w:val="20"/>
+            <w:lang w:val="en-GB"/>
+          </w:rPr>
+          <w:delText>of</w:delText>
+        </w:r>
+        <w:r>
+          <w:rPr>
+            <w:rFonts w:asciiTheme="minorHAnsi" w:hAnsiTheme="minorHAnsi" w:cstheme="minorHAnsi"/>
+            <w:sz w:val="20"/>
+            <w:szCs w:val="20"/>
+            <w:lang w:val="en-GB"/>
+          </w:rPr>
+          <w:tab/>
+        </w:r>
+        <w:r>
+          <w:rPr>
+            <w:rFonts w:asciiTheme="minorHAnsi" w:hAnsiTheme="minorHAnsi" w:cstheme="minorHAnsi"/>
+            <w:spacing w:val="-4"/>
+            <w:sz w:val="20"/>
+            <w:szCs w:val="20"/>
+            <w:lang w:val="en-GB"/>
+          </w:rPr>
+          <w:delText>the</w:delText>
+        </w:r>
+        <w:r>
+          <w:rPr>
+            <w:rFonts w:asciiTheme="minorHAnsi" w:hAnsiTheme="minorHAnsi" w:cstheme="minorHAnsi"/>
+            <w:sz w:val="20"/>
+            <w:szCs w:val="20"/>
+            <w:lang w:val="en-GB"/>
+          </w:rPr>
+          <w:tab/>
+        </w:r>
+        <w:r>
+          <w:rPr>
+            <w:rFonts w:asciiTheme="minorHAnsi" w:hAnsiTheme="minorHAnsi" w:cstheme="minorHAnsi"/>
+            <w:spacing w:val="-2"/>
+            <w:sz w:val="20"/>
+            <w:szCs w:val="20"/>
+            <w:lang w:val="en-GB"/>
+          </w:rPr>
+          <w:delText>European</w:delText>
+        </w:r>
+        <w:r>
+          <w:rPr>
+            <w:rFonts w:asciiTheme="minorHAnsi" w:hAnsiTheme="minorHAnsi" w:cstheme="minorHAnsi"/>
+            <w:sz w:val="20"/>
+            <w:szCs w:val="20"/>
+            <w:lang w:val="en-GB"/>
+          </w:rPr>
+          <w:tab/>
+        </w:r>
+        <w:r>
+          <w:rPr>
+            <w:rFonts w:asciiTheme="minorHAnsi" w:hAnsiTheme="minorHAnsi" w:cstheme="minorHAnsi"/>
+            <w:spacing w:val="-2"/>
+            <w:sz w:val="20"/>
+            <w:szCs w:val="20"/>
+            <w:lang w:val="en-GB"/>
+          </w:rPr>
+          <w:delText>Central</w:delText>
+        </w:r>
+        <w:r>
+          <w:rPr>
+            <w:rFonts w:asciiTheme="minorHAnsi" w:hAnsiTheme="minorHAnsi" w:cstheme="minorHAnsi"/>
+            <w:sz w:val="20"/>
+            <w:szCs w:val="20"/>
+            <w:lang w:val="en-GB"/>
+          </w:rPr>
+          <w:tab/>
+        </w:r>
+        <w:r>
+          <w:rPr>
+            <w:rFonts w:asciiTheme="minorHAnsi" w:hAnsiTheme="minorHAnsi" w:cstheme="minorHAnsi"/>
+            <w:spacing w:val="-4"/>
+            <w:sz w:val="20"/>
+            <w:szCs w:val="20"/>
+            <w:lang w:val="en-GB"/>
+          </w:rPr>
+          <w:delText>Bank</w:delText>
+        </w:r>
+        <w:r>
+          <w:rPr>
+            <w:rFonts w:asciiTheme="minorHAnsi" w:hAnsiTheme="minorHAnsi" w:cstheme="minorHAnsi"/>
+            <w:sz w:val="20"/>
+            <w:szCs w:val="20"/>
+            <w:lang w:val="en-GB"/>
+          </w:rPr>
+          <w:tab/>
+        </w:r>
+        <w:r>
+          <w:rPr>
+            <w:rFonts w:asciiTheme="minorHAnsi" w:hAnsiTheme="minorHAnsi" w:cstheme="minorHAnsi"/>
+            <w:spacing w:val="-4"/>
+            <w:sz w:val="20"/>
+            <w:szCs w:val="20"/>
+            <w:lang w:val="en-GB"/>
+          </w:rPr>
+          <w:delText>and</w:delText>
+        </w:r>
+        <w:r>
+          <w:rPr>
+            <w:rFonts w:asciiTheme="minorHAnsi" w:hAnsiTheme="minorHAnsi" w:cstheme="minorHAnsi"/>
+            <w:sz w:val="20"/>
+            <w:szCs w:val="20"/>
+            <w:lang w:val="en-GB"/>
+          </w:rPr>
+          <w:tab/>
+        </w:r>
+        <w:r>
+          <w:rPr>
+            <w:rFonts w:asciiTheme="minorHAnsi" w:hAnsiTheme="minorHAnsi" w:cstheme="minorHAnsi"/>
+            <w:spacing w:val="-4"/>
+            <w:sz w:val="20"/>
+            <w:szCs w:val="20"/>
+            <w:lang w:val="en-GB"/>
+          </w:rPr>
+          <w:delText>the</w:delText>
+        </w:r>
+        <w:r>
+          <w:rPr>
+            <w:rFonts w:asciiTheme="minorHAnsi" w:hAnsiTheme="minorHAnsi" w:cstheme="minorHAnsi"/>
+            <w:sz w:val="20"/>
+            <w:szCs w:val="20"/>
+            <w:lang w:val="en-GB"/>
+          </w:rPr>
+          <w:tab/>
+        </w:r>
+        <w:r>
+          <w:rPr>
+            <w:rFonts w:asciiTheme="minorHAnsi" w:hAnsiTheme="minorHAnsi" w:cstheme="minorHAnsi"/>
+            <w:spacing w:val="-2"/>
+            <w:sz w:val="20"/>
+            <w:szCs w:val="20"/>
+            <w:lang w:val="en-GB"/>
+          </w:rPr>
+          <w:delText xml:space="preserve">European </w:delText>
+        </w:r>
+        <w:r>
+          <w:rPr>
+            <w:rFonts w:asciiTheme="minorHAnsi" w:hAnsiTheme="minorHAnsi" w:cstheme="minorHAnsi"/>
+            <w:sz w:val="20"/>
+            <w:szCs w:val="20"/>
+            <w:lang w:val="en-GB"/>
+          </w:rPr>
+          <w:delText xml:space="preserve">Commission.” </w:delText>
+        </w:r>
+        <w:r>
+          <w:rPr>
+            <w:rFonts w:asciiTheme="minorHAnsi" w:hAnsiTheme="minorHAnsi" w:cstheme="minorHAnsi"/>
+            <w:i/>
+            <w:sz w:val="20"/>
+            <w:szCs w:val="20"/>
+            <w:lang w:val="en-GB"/>
+          </w:rPr>
+          <w:delText xml:space="preserve">West European Politics </w:delText>
+        </w:r>
+        <w:r>
+          <w:rPr>
+            <w:rFonts w:asciiTheme="minorHAnsi" w:hAnsiTheme="minorHAnsi" w:cstheme="minorHAnsi"/>
+            <w:sz w:val="20"/>
+            <w:szCs w:val="20"/>
+            <w:lang w:val="en-GB"/>
+          </w:rPr>
+          <w:delText>39, no. 5 : 1032–52</w:delText>
+        </w:r>
+      </w:del>
     </w:p>
     <w:p>
       <w:pPr>
@@ -20140,7 +20473,7 @@
       </w:r>
       <w:r>
         <w:rPr>
-          <w:rStyle w:val="nfase"/>
+          <w:rStyle w:val="Emphasis"/>
           <w:rFonts w:asciiTheme="minorHAnsi" w:hAnsiTheme="minorHAnsi" w:cstheme="minorHAnsi"/>
           <w:sz w:val="20"/>
           <w:szCs w:val="20"/>
@@ -20206,7 +20539,7 @@
         <w:ind w:left="284" w:hanging="284"/>
         <w:jc w:val="both"/>
         <w:rPr>
-          <w:rStyle w:val="CitaoHTML"/>
+          <w:rStyle w:val="HTMLCite"/>
           <w:rFonts w:cstheme="minorHAnsi"/>
           <w:i w:val="0"/>
           <w:color w:val="333333"/>
@@ -20218,7 +20551,7 @@
       </w:pPr>
       <w:r>
         <w:rPr>
-          <w:rStyle w:val="CitaoHTML"/>
+          <w:rStyle w:val="HTMLCite"/>
           <w:rFonts w:cstheme="minorHAnsi"/>
           <w:i w:val="0"/>
           <w:color w:val="333333"/>
@@ -20236,6 +20569,7 @@
         <w:ind w:left="284" w:hanging="284"/>
         <w:jc w:val="both"/>
         <w:rPr>
+          <w:ins w:id="172" w:author="Sérgio Pedro" w:date="2026-07-10T09:59:00Z"/>
           <w:rFonts w:cstheme="minorHAnsi"/>
           <w:color w:val="FF0000"/>
           <w:sz w:val="20"/>
@@ -20244,9 +20578,28 @@
           <w:lang w:val="en-GB"/>
         </w:rPr>
       </w:pPr>
-      <w:bookmarkStart w:id="13" w:name="_Hlk231117734"/>
-      <w:r>
-        <w:rPr>
+      <w:bookmarkStart w:id="173" w:name="_Hlk231117734"/>
+      <w:ins w:id="174" w:author="Sérgio Pedro" w:date="2026-07-10T09:59:00Z">
+        <w:r>
+          <w:rPr>
+            <w:rFonts w:cstheme="minorHAnsi"/>
+            <w:color w:val="FF0000"/>
+            <w:sz w:val="20"/>
+            <w:szCs w:val="20"/>
+            <w:shd w:val="clear" w:color="auto" w:fill="FFFFFF"/>
+            <w:lang w:val="en-GB"/>
+          </w:rPr>
+          <w:t>Schwandt, T. A., and Gates, E. F. (2018). Case study methodology. In N. K. Denzin and Y. S. Lincoln (Eds.), The SAGE handbook of qualitative research (5th ed., pp. 600-630). SAGE.</w:t>
+        </w:r>
+      </w:ins>
+    </w:p>
+    <w:p>
+      <w:pPr>
+        <w:spacing w:after="0" w:line="240" w:lineRule="auto"/>
+        <w:ind w:left="284" w:hanging="284"/>
+        <w:jc w:val="both"/>
+        <w:rPr>
+          <w:del w:id="175" w:author="Sérgio Pedro" w:date="2026-07-10T09:59:00Z"/>
           <w:rFonts w:cstheme="minorHAnsi"/>
           <w:color w:val="FF0000"/>
           <w:sz w:val="20"/>
@@ -20254,69 +20607,80 @@
           <w:shd w:val="clear" w:color="auto" w:fill="FFFFFF"/>
           <w:lang w:val="en-GB"/>
         </w:rPr>
-        <w:lastRenderedPageBreak/>
-        <w:t>Schwandt, T. A., &amp; Gates</w:t>
-      </w:r>
-      <w:bookmarkEnd w:id="13"/>
-      <w:r>
-        <w:rPr>
-          <w:rFonts w:cstheme="minorHAnsi"/>
-          <w:color w:val="FF0000"/>
-          <w:sz w:val="20"/>
-          <w:szCs w:val="20"/>
-          <w:shd w:val="clear" w:color="auto" w:fill="FFFFFF"/>
-          <w:lang w:val="en-GB"/>
-        </w:rPr>
-        <w:t>, E. F. (2018). Case study methodology. </w:t>
-      </w:r>
-      <w:r>
-        <w:rPr>
-          <w:rFonts w:cstheme="minorHAnsi"/>
-          <w:i/>
-          <w:iCs/>
-          <w:color w:val="FF0000"/>
-          <w:sz w:val="20"/>
-          <w:szCs w:val="20"/>
-          <w:shd w:val="clear" w:color="auto" w:fill="FFFFFF"/>
-          <w:lang w:val="en-GB"/>
-        </w:rPr>
-        <w:t>The SAGE handbook of qualitative research</w:t>
-      </w:r>
-      <w:r>
-        <w:rPr>
-          <w:rFonts w:cstheme="minorHAnsi"/>
-          <w:color w:val="FF0000"/>
-          <w:sz w:val="20"/>
-          <w:szCs w:val="20"/>
-          <w:shd w:val="clear" w:color="auto" w:fill="FFFFFF"/>
-          <w:lang w:val="en-GB"/>
-        </w:rPr>
-        <w:t>, </w:t>
-      </w:r>
-      <w:r>
-        <w:rPr>
-          <w:rFonts w:cstheme="minorHAnsi"/>
-          <w:i/>
-          <w:iCs/>
-          <w:color w:val="FF0000"/>
-          <w:sz w:val="20"/>
-          <w:szCs w:val="20"/>
-          <w:shd w:val="clear" w:color="auto" w:fill="FFFFFF"/>
-          <w:lang w:val="en-GB"/>
-        </w:rPr>
-        <w:t>5</w:t>
-      </w:r>
-      <w:r>
-        <w:rPr>
-          <w:rFonts w:cstheme="minorHAnsi"/>
-          <w:color w:val="FF0000"/>
-          <w:sz w:val="20"/>
-          <w:szCs w:val="20"/>
-          <w:shd w:val="clear" w:color="auto" w:fill="FFFFFF"/>
-          <w:lang w:val="en-GB"/>
-        </w:rPr>
-        <w:t>, 600-630.</w:t>
-      </w:r>
+      </w:pPr>
+      <w:del w:id="176" w:author="Sérgio Pedro" w:date="2026-07-10T09:59:00Z">
+        <w:r>
+          <w:rPr>
+            <w:rFonts w:cstheme="minorHAnsi"/>
+            <w:color w:val="FF0000"/>
+            <w:sz w:val="20"/>
+            <w:szCs w:val="20"/>
+            <w:shd w:val="clear" w:color="auto" w:fill="FFFFFF"/>
+            <w:lang w:val="en-GB"/>
+          </w:rPr>
+          <w:delText>Schwandt, T. A., &amp; Gates</w:delText>
+        </w:r>
+        <w:bookmarkEnd w:id="173"/>
+        <w:r>
+          <w:rPr>
+            <w:rFonts w:cstheme="minorHAnsi"/>
+            <w:color w:val="FF0000"/>
+            <w:sz w:val="20"/>
+            <w:szCs w:val="20"/>
+            <w:shd w:val="clear" w:color="auto" w:fill="FFFFFF"/>
+            <w:lang w:val="en-GB"/>
+          </w:rPr>
+          <w:delText>, E. F. (2018). Case study methodology. </w:delText>
+        </w:r>
+        <w:r>
+          <w:rPr>
+            <w:rFonts w:cstheme="minorHAnsi"/>
+            <w:i/>
+            <w:iCs/>
+            <w:color w:val="FF0000"/>
+            <w:sz w:val="20"/>
+            <w:szCs w:val="20"/>
+            <w:shd w:val="clear" w:color="auto" w:fill="FFFFFF"/>
+            <w:lang w:val="en-GB"/>
+          </w:rPr>
+          <w:delText>The SAGE handbook of qualitative research</w:delText>
+        </w:r>
+        <w:r>
+          <w:rPr>
+            <w:rFonts w:cstheme="minorHAnsi"/>
+            <w:color w:val="FF0000"/>
+            <w:sz w:val="20"/>
+            <w:szCs w:val="20"/>
+            <w:shd w:val="clear" w:color="auto" w:fill="FFFFFF"/>
+            <w:lang w:val="en-GB"/>
+          </w:rPr>
+          <w:delText>, </w:delText>
+        </w:r>
+        <w:r>
+          <w:rPr>
+            <w:rFonts w:cstheme="minorHAnsi"/>
+            <w:i/>
+            <w:iCs/>
+            <w:color w:val="FF0000"/>
+            <w:sz w:val="20"/>
+            <w:szCs w:val="20"/>
+            <w:shd w:val="clear" w:color="auto" w:fill="FFFFFF"/>
+            <w:lang w:val="en-GB"/>
+          </w:rPr>
+          <w:delText>5</w:delText>
+        </w:r>
+        <w:r>
+          <w:rPr>
+            <w:rFonts w:cstheme="minorHAnsi"/>
+            <w:color w:val="FF0000"/>
+            <w:sz w:val="20"/>
+            <w:szCs w:val="20"/>
+            <w:shd w:val="clear" w:color="auto" w:fill="FFFFFF"/>
+            <w:lang w:val="en-GB"/>
+          </w:rPr>
+          <w:delText>, 600-630.</w:delText>
+        </w:r>
+      </w:del>
     </w:p>
     <w:p>
       <w:pPr>
@@ -20636,7 +21000,7 @@
       </w:r>
       <w:r>
         <w:rPr>
-          <w:rStyle w:val="nfase"/>
+          <w:rStyle w:val="Emphasis"/>
           <w:rFonts w:asciiTheme="minorHAnsi" w:hAnsiTheme="minorHAnsi" w:cstheme="minorHAnsi"/>
           <w:color w:val="000000"/>
           <w:sz w:val="20"/>
@@ -20996,93 +21360,6 @@
     </w:p>
     <w:p>
       <w:pPr>
-        <w:spacing w:after="0" w:line="240" w:lineRule="auto"/>
-        <w:ind w:left="284" w:hanging="284"/>
-        <w:jc w:val="both"/>
-        <w:rPr>
-          <w:rFonts w:cstheme="minorHAnsi"/>
-          <w:color w:val="FF0000"/>
-          <w:sz w:val="20"/>
-          <w:szCs w:val="20"/>
-          <w:lang w:val="en-GB"/>
-        </w:rPr>
-      </w:pPr>
-      <w:r>
-        <w:rPr>
-          <w:rFonts w:cstheme="minorHAnsi"/>
-          <w:color w:val="222222"/>
-          <w:sz w:val="20"/>
-          <w:szCs w:val="20"/>
-          <w:shd w:val="clear" w:color="auto" w:fill="FFFFFF"/>
-          <w:lang w:val="en-GB"/>
-        </w:rPr>
-        <w:t>Smith, G. (2019). Lessons from democratic innovations. </w:t>
-      </w:r>
-      <w:r>
-        <w:rPr>
-          <w:rFonts w:cstheme="minorHAnsi"/>
-          <w:i/>
-          <w:iCs/>
-          <w:color w:val="222222"/>
-          <w:sz w:val="20"/>
-          <w:szCs w:val="20"/>
-          <w:shd w:val="clear" w:color="auto" w:fill="FFFFFF"/>
-          <w:lang w:val="en-GB"/>
-        </w:rPr>
-        <w:t xml:space="preserve">Whose government is </w:t>
-      </w:r>
-      <w:proofErr w:type="gramStart"/>
-      <w:r>
-        <w:rPr>
-          <w:rFonts w:cstheme="minorHAnsi"/>
-          <w:i/>
-          <w:iCs/>
-          <w:color w:val="222222"/>
-          <w:sz w:val="20"/>
-          <w:szCs w:val="20"/>
-          <w:shd w:val="clear" w:color="auto" w:fill="FFFFFF"/>
-          <w:lang w:val="en-GB"/>
-        </w:rPr>
-        <w:t>it?</w:t>
-      </w:r>
-      <w:r>
-        <w:rPr>
-          <w:rFonts w:cstheme="minorHAnsi"/>
-          <w:color w:val="222222"/>
-          <w:sz w:val="20"/>
-          <w:szCs w:val="20"/>
-          <w:shd w:val="clear" w:color="auto" w:fill="FFFFFF"/>
-          <w:lang w:val="en-GB"/>
-        </w:rPr>
-        <w:t>,</w:t>
-      </w:r>
-      <w:proofErr w:type="gramEnd"/>
-      <w:r>
-        <w:rPr>
-          <w:rFonts w:cstheme="minorHAnsi"/>
-          <w:color w:val="222222"/>
-          <w:sz w:val="20"/>
-          <w:szCs w:val="20"/>
-          <w:shd w:val="clear" w:color="auto" w:fill="FFFFFF"/>
-          <w:lang w:val="en-GB"/>
-        </w:rPr>
-        <w:t xml:space="preserve"> 91-108, </w:t>
-      </w:r>
-      <w:r>
-        <w:rPr>
-          <w:rFonts w:cstheme="minorHAnsi"/>
-          <w:i/>
-          <w:color w:val="FF0000"/>
-          <w:sz w:val="20"/>
-          <w:szCs w:val="20"/>
-          <w:shd w:val="clear" w:color="auto" w:fill="FFFFFF"/>
-          <w:lang w:val="en-GB"/>
-        </w:rPr>
-        <w:t>???</w:t>
-      </w:r>
-    </w:p>
-    <w:p>
-      <w:pPr>
         <w:tabs>
           <w:tab w:val="left" w:pos="1300"/>
         </w:tabs>
@@ -21090,6 +21367,102 @@
         <w:ind w:left="284" w:hanging="284"/>
         <w:jc w:val="both"/>
         <w:rPr>
+          <w:ins w:id="177" w:author="Sérgio Pedro" w:date="2026-07-10T09:59:00Z"/>
+          <w:rFonts w:cstheme="minorHAnsi"/>
+          <w:color w:val="222222"/>
+          <w:sz w:val="20"/>
+          <w:szCs w:val="20"/>
+          <w:shd w:val="clear" w:color="auto" w:fill="FFFFFF"/>
+          <w:lang w:val="en-GB"/>
+        </w:rPr>
+      </w:pPr>
+      <w:ins w:id="178" w:author="Sérgio Pedro" w:date="2026-07-10T09:59:00Z">
+        <w:r>
+          <w:rPr>
+            <w:rFonts w:cstheme="minorHAnsi"/>
+            <w:color w:val="222222"/>
+            <w:sz w:val="20"/>
+            <w:szCs w:val="20"/>
+            <w:shd w:val="clear" w:color="auto" w:fill="FFFFFF"/>
+            <w:lang w:val="en-GB"/>
+          </w:rPr>
+          <w:t>Smith, G. (2019). Lessons from democratic innovations. In H. Tam (Ed.), Whose government is it? The renewal of state-citizen cooperation (pp. 91-108). Bristol University Press.</w:t>
+        </w:r>
+      </w:ins>
+    </w:p>
+    <w:p>
+      <w:pPr>
+        <w:spacing w:after="0" w:line="240" w:lineRule="auto"/>
+        <w:ind w:left="284" w:hanging="284"/>
+        <w:jc w:val="both"/>
+        <w:rPr>
+          <w:del w:id="179" w:author="Sérgio Pedro" w:date="2026-07-10T09:59:00Z"/>
+          <w:rFonts w:cstheme="minorHAnsi"/>
+          <w:color w:val="FF0000"/>
+          <w:sz w:val="20"/>
+          <w:szCs w:val="20"/>
+          <w:lang w:val="en-GB"/>
+        </w:rPr>
+      </w:pPr>
+      <w:del w:id="180" w:author="Sérgio Pedro" w:date="2026-07-10T09:59:00Z">
+        <w:r>
+          <w:rPr>
+            <w:rFonts w:cstheme="minorHAnsi"/>
+            <w:color w:val="222222"/>
+            <w:sz w:val="20"/>
+            <w:szCs w:val="20"/>
+            <w:shd w:val="clear" w:color="auto" w:fill="FFFFFF"/>
+            <w:lang w:val="en-GB"/>
+          </w:rPr>
+          <w:delText>Smith, G. (2019). Lessons from democratic innovations. </w:delText>
+        </w:r>
+        <w:r>
+          <w:rPr>
+            <w:rFonts w:cstheme="minorHAnsi"/>
+            <w:i/>
+            <w:iCs/>
+            <w:color w:val="222222"/>
+            <w:sz w:val="20"/>
+            <w:szCs w:val="20"/>
+            <w:shd w:val="clear" w:color="auto" w:fill="FFFFFF"/>
+            <w:lang w:val="en-GB"/>
+          </w:rPr>
+          <w:delText>Whose government is it?</w:delText>
+        </w:r>
+        <w:r>
+          <w:rPr>
+            <w:rFonts w:cstheme="minorHAnsi"/>
+            <w:color w:val="222222"/>
+            <w:sz w:val="20"/>
+            <w:szCs w:val="20"/>
+            <w:shd w:val="clear" w:color="auto" w:fill="FFFFFF"/>
+            <w:lang w:val="en-GB"/>
+          </w:rPr>
+          <w:delText xml:space="preserve">, 91-108, </w:delText>
+        </w:r>
+        <w:r>
+          <w:rPr>
+            <w:rFonts w:cstheme="minorHAnsi"/>
+            <w:i/>
+            <w:color w:val="FF0000"/>
+            <w:sz w:val="20"/>
+            <w:szCs w:val="20"/>
+            <w:shd w:val="clear" w:color="auto" w:fill="FFFFFF"/>
+            <w:lang w:val="en-GB"/>
+          </w:rPr>
+          <w:delText>???</w:delText>
+        </w:r>
+      </w:del>
+    </w:p>
+    <w:p>
+      <w:pPr>
+        <w:tabs>
+          <w:tab w:val="left" w:pos="1300"/>
+        </w:tabs>
+        <w:spacing w:after="0" w:line="240" w:lineRule="auto"/>
+        <w:ind w:left="284" w:hanging="284"/>
+        <w:jc w:val="both"/>
+        <w:rPr>
           <w:rStyle w:val="pagelast"/>
           <w:rFonts w:cstheme="minorHAnsi"/>
           <w:color w:val="1C1D1E"/>
@@ -21099,7 +21472,6 @@
           <w:lang w:val="en-GB"/>
         </w:rPr>
       </w:pPr>
-      <w:proofErr w:type="gramStart"/>
       <w:r>
         <w:rPr>
           <w:rStyle w:val="editor"/>
@@ -21121,11 +21493,11 @@
           <w:shd w:val="clear" w:color="auto" w:fill="FFFFFF"/>
           <w:lang w:val="en-GB"/>
         </w:rPr>
-        <w:t>,MP</w:t>
-      </w:r>
-      <w:proofErr w:type="gramEnd"/>
-      <w:r>
-        <w:rPr>
+        <w:t xml:space="preserve">,MP, &amp; </w:t>
+      </w:r>
+      <w:r>
+        <w:rPr>
+          <w:rStyle w:val="editor"/>
           <w:rFonts w:cstheme="minorHAnsi"/>
           <w:color w:val="1C1D1E"/>
           <w:sz w:val="20"/>
@@ -21133,11 +21505,10 @@
           <w:shd w:val="clear" w:color="auto" w:fill="FFFFFF"/>
           <w:lang w:val="en-GB"/>
         </w:rPr>
-        <w:t xml:space="preserve">, &amp; </w:t>
-      </w:r>
-      <w:r>
-        <w:rPr>
-          <w:rStyle w:val="editor"/>
+        <w:t>Guarnizo</w:t>
+      </w:r>
+      <w:r>
+        <w:rPr>
           <w:rFonts w:cstheme="minorHAnsi"/>
           <w:color w:val="1C1D1E"/>
           <w:sz w:val="20"/>
@@ -21145,10 +21516,11 @@
           <w:shd w:val="clear" w:color="auto" w:fill="FFFFFF"/>
           <w:lang w:val="en-GB"/>
         </w:rPr>
-        <w:t>Guarnizo</w:t>
-      </w:r>
-      <w:r>
-        <w:rPr>
+        <w:t>, LE (</w:t>
+      </w:r>
+      <w:r>
+        <w:rPr>
+          <w:rStyle w:val="pubyear"/>
           <w:rFonts w:cstheme="minorHAnsi"/>
           <w:color w:val="1C1D1E"/>
           <w:sz w:val="20"/>
@@ -21156,11 +21528,10 @@
           <w:shd w:val="clear" w:color="auto" w:fill="FFFFFF"/>
           <w:lang w:val="en-GB"/>
         </w:rPr>
-        <w:t>, LE (</w:t>
-      </w:r>
-      <w:r>
-        <w:rPr>
-          <w:rStyle w:val="pubyear"/>
+        <w:t>1998, eds.</w:t>
+      </w:r>
+      <w:r>
+        <w:rPr>
           <w:rFonts w:cstheme="minorHAnsi"/>
           <w:color w:val="1C1D1E"/>
           <w:sz w:val="20"/>
@@ -21168,67 +21539,32 @@
           <w:shd w:val="clear" w:color="auto" w:fill="FFFFFF"/>
           <w:lang w:val="en-GB"/>
         </w:rPr>
-        <w:t>1998, eds.</w:t>
-      </w:r>
-      <w:r>
-        <w:rPr>
-          <w:rFonts w:cstheme="minorHAnsi"/>
+        <w:t xml:space="preserve">). </w:t>
+      </w:r>
+      <w:r>
+        <w:rPr>
+          <w:rStyle w:val="booktitle"/>
+          <w:rFonts w:cstheme="minorHAnsi"/>
+          <w:i/>
+          <w:iCs/>
           <w:color w:val="1C1D1E"/>
           <w:sz w:val="20"/>
           <w:szCs w:val="20"/>
           <w:shd w:val="clear" w:color="auto" w:fill="FFFFFF"/>
           <w:lang w:val="en-GB"/>
         </w:rPr>
-        <w:t xml:space="preserve">). </w:t>
-      </w:r>
-      <w:r>
-        <w:rPr>
-          <w:rStyle w:val="booktitle"/>
-          <w:rFonts w:cstheme="minorHAnsi"/>
-          <w:i/>
-          <w:iCs/>
+        <w:t>Transnationalism from below</w:t>
+      </w:r>
+      <w:r>
+        <w:rPr>
+          <w:rFonts w:cstheme="minorHAnsi"/>
           <w:color w:val="1C1D1E"/>
           <w:sz w:val="20"/>
           <w:szCs w:val="20"/>
           <w:shd w:val="clear" w:color="auto" w:fill="FFFFFF"/>
           <w:lang w:val="en-GB"/>
         </w:rPr>
-        <w:t>Transnationalism from below</w:t>
-      </w:r>
-      <w:r>
-        <w:rPr>
-          <w:rFonts w:cstheme="minorHAnsi"/>
-          <w:color w:val="1C1D1E"/>
-          <w:sz w:val="20"/>
-          <w:szCs w:val="20"/>
-          <w:shd w:val="clear" w:color="auto" w:fill="FFFFFF"/>
-          <w:lang w:val="en-GB"/>
-        </w:rPr>
-        <w:t xml:space="preserve">, New </w:t>
-      </w:r>
-      <w:proofErr w:type="gramStart"/>
-      <w:r>
-        <w:rPr>
-          <w:rFonts w:cstheme="minorHAnsi"/>
-          <w:color w:val="1C1D1E"/>
-          <w:sz w:val="20"/>
-          <w:szCs w:val="20"/>
-          <w:shd w:val="clear" w:color="auto" w:fill="FFFFFF"/>
-          <w:lang w:val="en-GB"/>
-        </w:rPr>
-        <w:t>Brunswick ,</w:t>
-      </w:r>
-      <w:proofErr w:type="gramEnd"/>
-      <w:r>
-        <w:rPr>
-          <w:rFonts w:cstheme="minorHAnsi"/>
-          <w:color w:val="1C1D1E"/>
-          <w:sz w:val="20"/>
-          <w:szCs w:val="20"/>
-          <w:shd w:val="clear" w:color="auto" w:fill="FFFFFF"/>
-          <w:lang w:val="en-GB"/>
-        </w:rPr>
-        <w:t xml:space="preserve"> NJ : Transaction Publishers.</w:t>
+        <w:t>, New Brunswick , NJ : Transaction Publishers.</w:t>
       </w:r>
     </w:p>
     <w:p>
@@ -21353,7 +21689,7 @@
           <w:lang w:val="en-GB"/>
         </w:rPr>
       </w:pPr>
-      <w:bookmarkStart w:id="14" w:name="_Hlk234336253"/>
+      <w:bookmarkStart w:id="181" w:name="_Hlk234336253"/>
       <w:r>
         <w:rPr>
           <w:rFonts w:cstheme="minorHAnsi"/>
@@ -21365,7 +21701,7 @@
         </w:rPr>
         <w:t xml:space="preserve">Spada, P., &amp; Allegretti, G. (2020). </w:t>
       </w:r>
-      <w:bookmarkEnd w:id="14"/>
+      <w:bookmarkEnd w:id="181"/>
       <w:r>
         <w:rPr>
           <w:rFonts w:cstheme="minorHAnsi"/>
@@ -21463,7 +21799,7 @@
       </w:r>
       <w:r>
         <w:rPr>
-          <w:rStyle w:val="nfase"/>
+          <w:rStyle w:val="Emphasis"/>
           <w:rFonts w:asciiTheme="minorHAnsi" w:hAnsiTheme="minorHAnsi" w:cstheme="minorHAnsi"/>
           <w:color w:val="000000"/>
           <w:sz w:val="20"/>
@@ -21711,7 +22047,7 @@
       <w:hyperlink r:id="rId22" w:history="1">
         <w:r>
           <w:rPr>
-            <w:rStyle w:val="Hiperligao"/>
+            <w:rStyle w:val="Hyperlink"/>
             <w:rFonts w:cstheme="minorHAnsi"/>
             <w:spacing w:val="-5"/>
             <w:sz w:val="20"/>
@@ -21799,8 +22135,8 @@
           <w:lang w:val="en-GB"/>
         </w:rPr>
       </w:pPr>
-      <w:bookmarkStart w:id="15" w:name="_Hlk233650578"/>
-      <w:bookmarkStart w:id="16" w:name="_Hlk233649975"/>
+      <w:bookmarkStart w:id="182" w:name="_Hlk233650578"/>
+      <w:bookmarkStart w:id="183" w:name="_Hlk233649975"/>
       <w:r>
         <w:rPr>
           <w:rFonts w:cstheme="minorHAnsi"/>
@@ -21817,7 +22153,7 @@
         <w:ind w:left="284" w:hanging="284"/>
         <w:jc w:val="both"/>
         <w:rPr>
-          <w:rStyle w:val="CitaoHTML"/>
+          <w:rStyle w:val="HTMLCite"/>
           <w:rFonts w:cstheme="minorHAnsi"/>
           <w:i w:val="0"/>
           <w:color w:val="333333"/>
@@ -21829,7 +22165,7 @@
       </w:pPr>
       <w:r>
         <w:rPr>
-          <w:rStyle w:val="CitaoHTML"/>
+          <w:rStyle w:val="HTMLCite"/>
           <w:rFonts w:cstheme="minorHAnsi"/>
           <w:i w:val="0"/>
           <w:color w:val="333333"/>
@@ -21841,8 +22177,8 @@
         <w:t xml:space="preserve">Takashi, I. (2012). “Pattern Language 3.0: Writing Pattern Languages for Human Actions.” http://de.slideshare.net/takashiiba/plop2012. </w:t>
       </w:r>
     </w:p>
-    <w:bookmarkEnd w:id="15"/>
-    <w:bookmarkEnd w:id="16"/>
+    <w:bookmarkEnd w:id="182"/>
+    <w:bookmarkEnd w:id="183"/>
     <w:p>
       <w:pPr>
         <w:spacing w:after="0" w:line="240" w:lineRule="auto"/>
@@ -22087,7 +22423,6 @@
           <w:shd w:val="clear" w:color="auto" w:fill="FFFFFF"/>
           <w:lang w:val="en-GB"/>
         </w:rPr>
-        <w:lastRenderedPageBreak/>
         <w:t>Torfing, J. (2016). Metagovernance. In </w:t>
       </w:r>
       <w:r>
@@ -22139,7 +22474,7 @@
       </w:r>
       <w:r>
         <w:rPr>
-          <w:rStyle w:val="nfase"/>
+          <w:rStyle w:val="Emphasis"/>
           <w:rFonts w:asciiTheme="minorHAnsi" w:hAnsiTheme="minorHAnsi" w:cstheme="minorHAnsi"/>
           <w:sz w:val="20"/>
           <w:szCs w:val="20"/>
@@ -22306,21 +22641,49 @@
         <w:ind w:left="284" w:hanging="284"/>
         <w:jc w:val="both"/>
         <w:rPr>
-          <w:rFonts w:cstheme="minorHAnsi"/>
-          <w:sz w:val="20"/>
-          <w:szCs w:val="20"/>
-          <w:lang w:val="en-GB"/>
-        </w:rPr>
-      </w:pPr>
-      <w:r>
-        <w:rPr>
-          <w:rFonts w:cstheme="minorHAnsi"/>
-          <w:sz w:val="20"/>
-          <w:szCs w:val="20"/>
-          <w:lang w:val="en-GB"/>
-        </w:rPr>
-        <w:t xml:space="preserve">Valmorbida, A. (2002), The Added Value of the City to City Co-operation to the Democratisation and Stabilisation process in SEE. The Support of the Association of the Local Democracy Agencies, paper of the Alda for the “Working Table I, Stability Pact”, Istanbul, 12-13 June. </w:t>
-      </w:r>
+          <w:ins w:id="184" w:author="Sérgio Pedro" w:date="2026-07-10T09:59:00Z"/>
+          <w:rFonts w:cstheme="minorHAnsi"/>
+          <w:sz w:val="20"/>
+          <w:szCs w:val="20"/>
+          <w:lang w:val="en-GB"/>
+        </w:rPr>
+      </w:pPr>
+      <w:ins w:id="185" w:author="Sérgio Pedro" w:date="2026-07-10T09:59:00Z">
+        <w:r>
+          <w:rPr>
+            <w:rFonts w:cstheme="minorHAnsi"/>
+            <w:sz w:val="20"/>
+            <w:szCs w:val="20"/>
+            <w:lang w:val="en-GB"/>
+          </w:rPr>
+          <w:t xml:space="preserve">Valmorbida, A. (2002). The Added Value of the City to City Co-operation to the Democratisation and Stabilisation process in SEE. The Support of the Association of the Local Democracy Agencies, paper of the Alda for the “Working Table I, Stability Pact”, Istanbul, 12-13 June. </w:t>
+        </w:r>
+      </w:ins>
+    </w:p>
+    <w:p>
+      <w:pPr>
+        <w:spacing w:after="0" w:line="240" w:lineRule="auto"/>
+        <w:ind w:left="284" w:hanging="284"/>
+        <w:jc w:val="both"/>
+        <w:rPr>
+          <w:del w:id="186" w:author="Sérgio Pedro" w:date="2026-07-10T09:59:00Z"/>
+          <w:rFonts w:cstheme="minorHAnsi"/>
+          <w:sz w:val="20"/>
+          <w:szCs w:val="20"/>
+          <w:lang w:val="en-GB"/>
+        </w:rPr>
+      </w:pPr>
+      <w:del w:id="187" w:author="Sérgio Pedro" w:date="2026-07-10T09:59:00Z">
+        <w:r>
+          <w:rPr>
+            <w:rFonts w:cstheme="minorHAnsi"/>
+            <w:sz w:val="20"/>
+            <w:szCs w:val="20"/>
+            <w:lang w:val="en-GB"/>
+          </w:rPr>
+          <w:delText xml:space="preserve">Valmorbida, A. (2002), The Added Value of the City to City Co-operation to the Democratisation and Stabilisation process in SEE. The Support of the Association of the Local Democracy Agencies, paper of the Alda for the “Working Table I, Stability Pact”, Istanbul, 12-13 June. </w:delText>
+        </w:r>
+      </w:del>
     </w:p>
     <w:p>
       <w:pPr>
@@ -22434,7 +22797,7 @@
     </w:p>
     <w:p>
       <w:pPr>
-        <w:pStyle w:val="Textodenotaderodap"/>
+        <w:pStyle w:val="FootnoteText"/>
         <w:ind w:left="284" w:hanging="284"/>
         <w:jc w:val="both"/>
         <w:rPr>
@@ -22452,7 +22815,7 @@
       <w:hyperlink r:id="rId24" w:history="1">
         <w:r>
           <w:rPr>
-            <w:rStyle w:val="Hiperligao"/>
+            <w:rStyle w:val="Hyperlink"/>
             <w:rFonts w:cstheme="minorHAnsi"/>
             <w:lang w:val="en-GB"/>
           </w:rPr>
@@ -22754,7 +23117,7 @@
       </w:r>
       <w:r>
         <w:rPr>
-          <w:rStyle w:val="nfase"/>
+          <w:rStyle w:val="Emphasis"/>
           <w:rFonts w:asciiTheme="minorHAnsi" w:hAnsiTheme="minorHAnsi" w:cstheme="minorHAnsi"/>
           <w:color w:val="000000"/>
           <w:sz w:val="20"/>
@@ -22811,7 +23174,7 @@
       </w:r>
       <w:r>
         <w:rPr>
-          <w:rStyle w:val="nfase"/>
+          <w:rStyle w:val="Emphasis"/>
           <w:rFonts w:asciiTheme="minorHAnsi" w:hAnsiTheme="minorHAnsi" w:cstheme="minorHAnsi"/>
           <w:color w:val="000000"/>
           <w:sz w:val="20"/>
@@ -22916,7 +23279,7 @@
       <w:hyperlink r:id="rId25" w:history="1">
         <w:r>
           <w:rPr>
-            <w:rStyle w:val="Hiperligao"/>
+            <w:rStyle w:val="Hyperlink"/>
             <w:rFonts w:asciiTheme="minorHAnsi" w:hAnsiTheme="minorHAnsi" w:cstheme="minorHAnsi"/>
             <w:sz w:val="20"/>
             <w:szCs w:val="20"/>
@@ -23001,33 +23364,62 @@
     </w:p>
     <w:p>
       <w:pPr>
-        <w:spacing w:after="0" w:line="240" w:lineRule="auto"/>
-        <w:ind w:left="284" w:hanging="284"/>
-        <w:jc w:val="both"/>
-        <w:rPr>
-          <w:rFonts w:cstheme="minorHAnsi"/>
-          <w:sz w:val="20"/>
-          <w:szCs w:val="20"/>
-          <w:lang w:val="en-GB"/>
-        </w:rPr>
-      </w:pPr>
-      <w:r>
-        <w:rPr>
-          <w:rFonts w:cstheme="minorHAnsi"/>
-          <w:sz w:val="20"/>
-          <w:szCs w:val="20"/>
-          <w:lang w:val="en-GB"/>
-        </w:rPr>
-        <w:t>Willke, H. (1991), Systemtheorie, Stuttgart, Fischer. Willke, H. (1992), Ironie des Staates, Frankfurt a.M., Suhrkamp.</w:t>
-      </w:r>
-    </w:p>
-    <w:p>
-      <w:pPr>
         <w:pStyle w:val="my-2"/>
         <w:spacing w:before="0" w:beforeAutospacing="0" w:after="0" w:afterAutospacing="0"/>
         <w:ind w:left="284" w:hanging="284"/>
         <w:jc w:val="both"/>
         <w:rPr>
+          <w:ins w:id="188" w:author="Sérgio Pedro" w:date="2026-07-10T09:59:00Z"/>
+          <w:rFonts w:asciiTheme="minorHAnsi" w:eastAsiaTheme="minorHAnsi" w:hAnsiTheme="minorHAnsi" w:cstheme="minorHAnsi"/>
+          <w:sz w:val="20"/>
+          <w:szCs w:val="20"/>
+          <w:lang w:val="en-GB" w:eastAsia="en-US"/>
+        </w:rPr>
+      </w:pPr>
+      <w:ins w:id="189" w:author="Sérgio Pedro" w:date="2026-07-10T09:59:00Z">
+        <w:r>
+          <w:rPr>
+            <w:rFonts w:asciiTheme="minorHAnsi" w:eastAsiaTheme="minorHAnsi" w:hAnsiTheme="minorHAnsi" w:cstheme="minorHAnsi"/>
+            <w:sz w:val="20"/>
+            <w:szCs w:val="20"/>
+            <w:lang w:val="en-GB" w:eastAsia="en-US"/>
+          </w:rPr>
+          <w:t>Willke, H. (1991). Systemtheorie, Stuttgart, Fischer. Willke, H. (1992), Ironie des Staates, Frankfurt a.M., Suhrkamp.</w:t>
+        </w:r>
+      </w:ins>
+    </w:p>
+    <w:p>
+      <w:pPr>
+        <w:spacing w:after="0" w:line="240" w:lineRule="auto"/>
+        <w:ind w:left="284" w:hanging="284"/>
+        <w:jc w:val="both"/>
+        <w:rPr>
+          <w:del w:id="190" w:author="Sérgio Pedro" w:date="2026-07-10T09:59:00Z"/>
+          <w:rFonts w:cstheme="minorHAnsi"/>
+          <w:sz w:val="20"/>
+          <w:szCs w:val="20"/>
+          <w:lang w:val="en-GB"/>
+        </w:rPr>
+      </w:pPr>
+      <w:del w:id="191" w:author="Sérgio Pedro" w:date="2026-07-10T09:59:00Z">
+        <w:r>
+          <w:rPr>
+            <w:rFonts w:cstheme="minorHAnsi"/>
+            <w:sz w:val="20"/>
+            <w:szCs w:val="20"/>
+            <w:lang w:val="en-GB"/>
+          </w:rPr>
+          <w:delText>Willke, H. (1991), Systemtheorie, Stuttgart, Fischer. Willke, H. (1992), Ironie des Staates, Frankfurt a.M., Suhrkamp.</w:delText>
+        </w:r>
+      </w:del>
+    </w:p>
+    <w:p>
+      <w:pPr>
+        <w:pStyle w:val="my-2"/>
+        <w:spacing w:before="0" w:beforeAutospacing="0" w:after="0" w:afterAutospacing="0"/>
+        <w:ind w:left="284" w:hanging="284"/>
+        <w:jc w:val="both"/>
+        <w:rPr>
           <w:rFonts w:asciiTheme="minorHAnsi" w:hAnsiTheme="minorHAnsi" w:cstheme="minorHAnsi"/>
           <w:sz w:val="20"/>
           <w:szCs w:val="20"/>
@@ -23045,7 +23437,7 @@
       </w:r>
       <w:r>
         <w:rPr>
-          <w:rStyle w:val="nfase"/>
+          <w:rStyle w:val="Emphasis"/>
           <w:rFonts w:asciiTheme="minorHAnsi" w:hAnsiTheme="minorHAnsi" w:cstheme="minorHAnsi"/>
           <w:sz w:val="20"/>
           <w:szCs w:val="20"/>
@@ -23191,7 +23583,7 @@
       </w:r>
       <w:r>
         <w:rPr>
-          <w:rStyle w:val="nfase"/>
+          <w:rStyle w:val="Emphasis"/>
           <w:rFonts w:asciiTheme="minorHAnsi" w:hAnsiTheme="minorHAnsi" w:cstheme="minorHAnsi"/>
           <w:color w:val="000000"/>
           <w:sz w:val="20"/>
@@ -23202,7 +23594,7 @@
       </w:r>
       <w:r>
         <w:rPr>
-          <w:rStyle w:val="nfase"/>
+          <w:rStyle w:val="Emphasis"/>
           <w:rFonts w:asciiTheme="minorHAnsi" w:hAnsiTheme="minorHAnsi" w:cstheme="minorHAnsi"/>
           <w:color w:val="000000" w:themeColor="text1"/>
           <w:sz w:val="20"/>
@@ -23234,7 +23626,7 @@
       </w:r>
       <w:r>
         <w:rPr>
-          <w:rStyle w:val="nfase"/>
+          <w:rStyle w:val="Emphasis"/>
           <w:rFonts w:asciiTheme="minorHAnsi" w:hAnsiTheme="minorHAnsi" w:cstheme="minorHAnsi"/>
           <w:color w:val="000000" w:themeColor="text1"/>
           <w:sz w:val="20"/>
@@ -23256,7 +23648,7 @@
       <w:hyperlink r:id="rId26" w:history="1">
         <w:r>
           <w:rPr>
-            <w:rStyle w:val="Hiperligao"/>
+            <w:rStyle w:val="Hyperlink"/>
             <w:rFonts w:asciiTheme="minorHAnsi" w:hAnsiTheme="minorHAnsi" w:cstheme="minorHAnsi"/>
             <w:color w:val="000000" w:themeColor="text1"/>
             <w:sz w:val="20"/>
@@ -23509,22 +23901,8 @@
           <w:shd w:val="clear" w:color="auto" w:fill="FFFFFF"/>
           <w:lang w:val="en-GB"/>
         </w:rPr>
-        <w:lastRenderedPageBreak/>
-        <w:t xml:space="preserve">Youngs, R., Godfrey, K., Carothers, T., Cheeseman, N., Klepal, J., Leininger, J., ... &amp; Valmorbida, A. (2023). How Can Europe Help the Next Phase of the Summit for </w:t>
-      </w:r>
-      <w:proofErr w:type="gramStart"/>
-      <w:r>
-        <w:rPr>
-          <w:rFonts w:cstheme="minorHAnsi"/>
-          <w:color w:val="222222"/>
-          <w:sz w:val="20"/>
-          <w:szCs w:val="20"/>
-          <w:shd w:val="clear" w:color="auto" w:fill="FFFFFF"/>
-          <w:lang w:val="en-GB"/>
-        </w:rPr>
-        <w:t>Democracy?.</w:t>
-      </w:r>
-      <w:proofErr w:type="gramEnd"/>
+        <w:t>Youngs, R., Godfrey, K., Carothers, T., Cheeseman, N., Klepal, J., Leininger, J., ... &amp; Valmorbida, A. (2023). How Can Europe Help the Next Phase of the Summit for Democracy?.</w:t>
+      </w:r>
     </w:p>
     <w:p>
       <w:pPr>
@@ -23808,7 +24186,7 @@
     </w:p>
     <w:p>
       <w:pPr>
-        <w:pStyle w:val="Textodenotaderodap"/>
+        <w:pStyle w:val="FootnoteText"/>
         <w:ind w:left="284" w:hanging="284"/>
         <w:jc w:val="both"/>
         <w:rPr>
@@ -23835,7 +24213,7 @@
 </file>
 
 <file path=word/numbering.xml><?xml version="1.0" encoding="utf-8"?>
-<w:numbering xmlns:wpc="http://schemas.microsoft.com/office/word/2010/wordprocessingCanvas" xmlns:cx="http://schemas.microsoft.com/office/drawing/2014/chartex" xmlns:cx1="http://schemas.microsoft.com/office/drawing/2015/9/8/chartex" xmlns:cx2="http://schemas.microsoft.com/office/drawing/2015/10/21/chartex" xmlns:cx3="http://schemas.microsoft.com/office/drawing/2016/5/9/chartex" xmlns:cx4="http://schemas.microsoft.com/office/drawing/2016/5/10/chartex" xmlns:cx5="http://schemas.microsoft.com/office/drawing/2016/5/11/chartex" xmlns:cx6="http://schemas.microsoft.com/office/drawing/2016/5/12/chartex" xmlns:cx7="http://schemas.microsoft.com/office/drawing/2016/5/13/chartex" xmlns:cx8="http://schemas.microsoft.com/office/drawing/2016/5/14/chartex" xmlns:mc="http://schemas.openxmlformats.org/markup-compatibility/2006" xmlns:aink="http://schemas.microsoft.com/office/drawing/2016/ink" xmlns:am3d="http://schemas.microsoft.com/office/drawing/2017/model3d" xmlns:o="urn:schemas-microsoft-com:office:office" xmlns:r="http://schemas.openxmlformats.org/officeDocument/2006/relationships" xmlns:m="http://schemas.openxmlformats.org/officeDocument/2006/math" xmlns:v="urn:schemas-microsoft-com:vml" xmlns:wp14="http://schemas.microsoft.com/office/word/2010/wordprocessingDrawing" xmlns:wp="http://schemas.openxmlformats.org/drawingml/2006/wordprocessingDrawing" xmlns:w10="urn:schemas-microsoft-com:office:word" xmlns:w="http://schemas.openxmlformats.org/wordprocessingml/2006/main" xmlns:w14="http://schemas.microsoft.com/office/word/2010/wordml" xmlns:w15="http://schemas.microsoft.com/office/word/2012/wordml" xmlns:w16cid="http://schemas.microsoft.com/office/word/2016/wordml/cid" xmlns:w16se="http://schemas.microsoft.com/office/word/2015/wordml/symex" xmlns:wpg="http://schemas.microsoft.com/office/word/2010/wordprocessingGroup" xmlns:wpi="http://schemas.microsoft.com/office/word/2010/wordprocessingInk" xmlns:wne="http://schemas.microsoft.com/office/word/2006/wordml" xmlns:wps="http://schemas.microsoft.com/office/word/2010/wordprocessingShape" mc:Ignorable="w14 w15 w16se w16cid wp14">
+<w:numbering xmlns:wpc="http://schemas.microsoft.com/office/word/2010/wordprocessingCanvas" xmlns:cx="http://schemas.microsoft.com/office/drawing/2014/chartex" xmlns:cx1="http://schemas.microsoft.com/office/drawing/2015/9/8/chartex" xmlns:cx2="http://schemas.microsoft.com/office/drawing/2015/10/21/chartex" xmlns:cx3="http://schemas.microsoft.com/office/drawing/2016/5/9/chartex" xmlns:cx4="http://schemas.microsoft.com/office/drawing/2016/5/10/chartex" xmlns:cx5="http://schemas.microsoft.com/office/drawing/2016/5/11/chartex" xmlns:cx6="http://schemas.microsoft.com/office/drawing/2016/5/12/chartex" xmlns:cx7="http://schemas.microsoft.com/office/drawing/2016/5/13/chartex" xmlns:cx8="http://schemas.microsoft.com/office/drawing/2016/5/14/chartex" xmlns:mc="http://schemas.openxmlformats.org/markup-compatibility/2006" xmlns:aink="http://schemas.microsoft.com/office/drawing/2016/ink" xmlns:am3d="http://schemas.microsoft.com/office/drawing/2017/model3d" xmlns:o="urn:schemas-microsoft-com:office:office" xmlns:oel="http://schemas.microsoft.com/office/2019/extlst" xmlns:r="http://schemas.openxmlformats.org/officeDocument/2006/relationships" xmlns:m="http://schemas.openxmlformats.org/officeDocument/2006/math" xmlns:v="urn:schemas-microsoft-com:vml" xmlns:wp14="http://schemas.microsoft.com/office/word/2010/wordprocessingDrawing" xmlns:wp="http://schemas.openxmlformats.org/drawingml/2006/wordprocessingDrawing" xmlns:w10="urn:schemas-microsoft-com:office:word" xmlns:w="http://schemas.openxmlformats.org/wordprocessingml/2006/main" xmlns:w14="http://schemas.microsoft.com/office/word/2010/wordml" xmlns:w15="http://schemas.microsoft.com/office/word/2012/wordml" xmlns:w16cex="http://schemas.microsoft.com/office/word/2018/wordml/cex" xmlns:w16cid="http://schemas.microsoft.com/office/word/2016/wordml/cid" xmlns:w16="http://schemas.microsoft.com/office/word/2018/wordml" xmlns:w16sdtdh="http://schemas.microsoft.com/office/word/2020/wordml/sdtdatahash" xmlns:w16se="http://schemas.microsoft.com/office/word/2015/wordml/symex" xmlns:wpg="http://schemas.microsoft.com/office/word/2010/wordprocessingGroup" xmlns:wpi="http://schemas.microsoft.com/office/word/2010/wordprocessingInk" xmlns:wne="http://schemas.microsoft.com/office/word/2006/wordml" xmlns:wps="http://schemas.microsoft.com/office/word/2010/wordprocessingShape" mc:Ignorable="w14 w15 w16se w16cid w16 w16cex w16sdtdh wp14">
   <w:abstractNum w:abstractNumId="0" w15:restartNumberingAfterBreak="0">
     <w:nsid w:val="1CC74853"/>
     <w:multiLevelType w:val="multilevel"/>
@@ -26071,56 +26449,64 @@
       </w:rPr>
     </w:lvl>
   </w:abstractNum>
-  <w:num w:numId="1">
+  <w:num w:numId="1" w16cid:durableId="1373967850">
     <w:abstractNumId w:val="3"/>
   </w:num>
-  <w:num w:numId="2">
+  <w:num w:numId="2" w16cid:durableId="1590969780">
     <w:abstractNumId w:val="1"/>
   </w:num>
-  <w:num w:numId="3">
+  <w:num w:numId="3" w16cid:durableId="219752597">
     <w:abstractNumId w:val="6"/>
   </w:num>
-  <w:num w:numId="4">
+  <w:num w:numId="4" w16cid:durableId="398140328">
     <w:abstractNumId w:val="7"/>
   </w:num>
-  <w:num w:numId="5">
+  <w:num w:numId="5" w16cid:durableId="1979875277">
     <w:abstractNumId w:val="13"/>
   </w:num>
-  <w:num w:numId="6">
+  <w:num w:numId="6" w16cid:durableId="929310765">
     <w:abstractNumId w:val="8"/>
   </w:num>
-  <w:num w:numId="7">
+  <w:num w:numId="7" w16cid:durableId="2129078593">
     <w:abstractNumId w:val="14"/>
   </w:num>
-  <w:num w:numId="8">
+  <w:num w:numId="8" w16cid:durableId="1699548521">
     <w:abstractNumId w:val="0"/>
   </w:num>
-  <w:num w:numId="9">
+  <w:num w:numId="9" w16cid:durableId="1163667595">
     <w:abstractNumId w:val="2"/>
   </w:num>
-  <w:num w:numId="10">
+  <w:num w:numId="10" w16cid:durableId="1588032466">
     <w:abstractNumId w:val="5"/>
   </w:num>
-  <w:num w:numId="11">
+  <w:num w:numId="11" w16cid:durableId="909463633">
     <w:abstractNumId w:val="4"/>
   </w:num>
-  <w:num w:numId="12">
+  <w:num w:numId="12" w16cid:durableId="538670077">
     <w:abstractNumId w:val="11"/>
   </w:num>
-  <w:num w:numId="13">
+  <w:num w:numId="13" w16cid:durableId="306252417">
     <w:abstractNumId w:val="9"/>
   </w:num>
-  <w:num w:numId="14">
+  <w:num w:numId="14" w16cid:durableId="682825844">
     <w:abstractNumId w:val="10"/>
   </w:num>
-  <w:num w:numId="15">
+  <w:num w:numId="15" w16cid:durableId="727265583">
     <w:abstractNumId w:val="12"/>
   </w:num>
 </w:numbering>
 </file>
 
+<file path=word/people.xml><?xml version="1.0" encoding="utf-8"?>
+<w15:people xmlns:wpc="http://schemas.microsoft.com/office/word/2010/wordprocessingCanvas" xmlns:cx="http://schemas.microsoft.com/office/drawing/2014/chartex" xmlns:cx1="http://schemas.microsoft.com/office/drawing/2015/9/8/chartex" xmlns:cx2="http://schemas.microsoft.com/office/drawing/2015/10/21/chartex" xmlns:cx3="http://schemas.microsoft.com/office/drawing/2016/5/9/chartex" xmlns:cx4="http://schemas.microsoft.com/office/drawing/2016/5/10/chartex" xmlns:cx5="http://schemas.microsoft.com/office/drawing/2016/5/11/chartex" xmlns:cx6="http://schemas.microsoft.com/office/drawing/2016/5/12/chartex" xmlns:cx7="http://schemas.microsoft.com/office/drawing/2016/5/13/chartex" xmlns:cx8="http://schemas.microsoft.com/office/drawing/2016/5/14/chartex" xmlns:mc="http://schemas.openxmlformats.org/markup-compatibility/2006" xmlns:aink="http://schemas.microsoft.com/office/drawing/2016/ink" xmlns:am3d="http://schemas.microsoft.com/office/drawing/2017/model3d" xmlns:o="urn:schemas-microsoft-com:office:office" xmlns:oel="http://schemas.microsoft.com/office/2019/extlst" xmlns:r="http://schemas.openxmlformats.org/officeDocument/2006/relationships" xmlns:m="http://schemas.openxmlformats.org/officeDocument/2006/math" xmlns:v="urn:schemas-microsoft-com:vml" xmlns:wp14="http://schemas.microsoft.com/office/word/2010/wordprocessingDrawing" xmlns:wp="http://schemas.openxmlformats.org/drawingml/2006/wordprocessingDrawing" xmlns:w10="urn:schemas-microsoft-com:office:word" xmlns:w="http://schemas.openxmlformats.org/wordprocessingml/2006/main" xmlns:w14="http://schemas.microsoft.com/office/word/2010/wordml" xmlns:w15="http://schemas.microsoft.com/office/word/2012/wordml" xmlns:w16cex="http://schemas.microsoft.com/office/word/2018/wordml/cex" xmlns:w16cid="http://schemas.microsoft.com/office/word/2016/wordml/cid" xmlns:w16="http://schemas.microsoft.com/office/word/2018/wordml" xmlns:w16sdtdh="http://schemas.microsoft.com/office/word/2020/wordml/sdtdatahash" xmlns:w16se="http://schemas.microsoft.com/office/word/2015/wordml/symex" xmlns:wpg="http://schemas.microsoft.com/office/word/2010/wordprocessingGroup" xmlns:wpi="http://schemas.microsoft.com/office/word/2010/wordprocessingInk" xmlns:wne="http://schemas.microsoft.com/office/word/2006/wordml" xmlns:wps="http://schemas.microsoft.com/office/word/2010/wordprocessingShape" mc:Ignorable="w14 w15 w16se w16cid w16 w16cex w16sdtdh wp14">
+  <w15:person w15:author="Sérgio Pedro">
+    <w15:presenceInfo w15:providerId="Windows Live" w15:userId="9f626610b98541f1"/>
+  </w15:person>
+</w15:people>
+</file>
+
 <file path=word/styles.xml><?xml version="1.0" encoding="utf-8"?>
-<w:styles xmlns:mc="http://schemas.openxmlformats.org/markup-compatibility/2006" xmlns:r="http://schemas.openxmlformats.org/officeDocument/2006/relationships" xmlns:w="http://schemas.openxmlformats.org/wordprocessingml/2006/main" xmlns:w14="http://schemas.microsoft.com/office/word/2010/wordml" xmlns:w15="http://schemas.microsoft.com/office/word/2012/wordml" xmlns:w16cid="http://schemas.microsoft.com/office/word/2016/wordml/cid" xmlns:w16se="http://schemas.microsoft.com/office/word/2015/wordml/symex" mc:Ignorable="w14 w15 w16se w16cid">
+<w:styles xmlns:mc="http://schemas.openxmlformats.org/markup-compatibility/2006" xmlns:r="http://schemas.openxmlformats.org/officeDocument/2006/relationships" xmlns:w="http://schemas.openxmlformats.org/wordprocessingml/2006/main" xmlns:w14="http://schemas.microsoft.com/office/word/2010/wordml" xmlns:w15="http://schemas.microsoft.com/office/word/2012/wordml" xmlns:w16cex="http://schemas.microsoft.com/office/word/2018/wordml/cex" xmlns:w16cid="http://schemas.microsoft.com/office/word/2016/wordml/cid" xmlns:w16="http://schemas.microsoft.com/office/word/2018/wordml" xmlns:w16sdtdh="http://schemas.microsoft.com/office/word/2020/wordml/sdtdatahash" xmlns:w16se="http://schemas.microsoft.com/office/word/2015/wordml/symex" mc:Ignorable="w14 w15 w16se w16cid w16 w16cex w16sdtdh">
   <w:docDefaults>
     <w:rPrDefault>
       <w:rPr>
@@ -26136,7 +26522,7 @@
       </w:pPr>
     </w:pPrDefault>
   </w:docDefaults>
-  <w:latentStyles w:defLockedState="0" w:defUIPriority="99" w:defSemiHidden="0" w:defUnhideWhenUsed="0" w:defQFormat="0" w:count="375">
+  <w:latentStyles w:defLockedState="0" w:defUIPriority="99" w:defSemiHidden="0" w:defUnhideWhenUsed="0" w:defQFormat="0" w:count="376">
     <w:lsdException w:name="Normal" w:uiPriority="0" w:qFormat="1"/>
     <w:lsdException w:name="heading 1" w:uiPriority="9" w:qFormat="1"/>
     <w:lsdException w:name="heading 2" w:semiHidden="1" w:uiPriority="9" w:unhideWhenUsed="1" w:qFormat="1"/>
@@ -26512,17 +26898,18 @@
     <w:lsdException w:name="Smart Hyperlink" w:semiHidden="1" w:unhideWhenUsed="1"/>
     <w:lsdException w:name="Hashtag" w:semiHidden="1" w:unhideWhenUsed="1"/>
     <w:lsdException w:name="Unresolved Mention" w:semiHidden="1" w:unhideWhenUsed="1"/>
+    <w:lsdException w:name="Smart Link" w:semiHidden="1" w:unhideWhenUsed="1"/>
   </w:latentStyles>
   <w:style w:type="paragraph" w:default="1" w:styleId="Normal">
     <w:name w:val="Normal"/>
     <w:qFormat/>
     <w:rsid w:val="007F037D"/>
   </w:style>
-  <w:style w:type="paragraph" w:styleId="Ttulo1">
+  <w:style w:type="paragraph" w:styleId="Heading1">
     <w:name w:val="heading 1"/>
     <w:basedOn w:val="Normal"/>
     <w:next w:val="Normal"/>
-    <w:link w:val="Ttulo1Carter"/>
+    <w:link w:val="Heading1Char"/>
     <w:uiPriority w:val="9"/>
     <w:qFormat/>
     <w:rsid w:val="007F037D"/>
@@ -26539,10 +26926,10 @@
       <w:szCs w:val="32"/>
     </w:rPr>
   </w:style>
-  <w:style w:type="paragraph" w:styleId="Ttulo2">
+  <w:style w:type="paragraph" w:styleId="Heading2">
     <w:name w:val="heading 2"/>
     <w:basedOn w:val="Normal"/>
-    <w:link w:val="Ttulo2Carter"/>
+    <w:link w:val="Heading2Char"/>
     <w:uiPriority w:val="9"/>
     <w:qFormat/>
     <w:rsid w:val="007F037D"/>
@@ -26559,13 +26946,13 @@
       <w:lang w:eastAsia="pt-PT"/>
     </w:rPr>
   </w:style>
-  <w:style w:type="character" w:default="1" w:styleId="Tipodeletrapredefinidodopargrafo">
+  <w:style w:type="character" w:default="1" w:styleId="DefaultParagraphFont">
     <w:name w:val="Default Paragraph Font"/>
     <w:uiPriority w:val="1"/>
     <w:semiHidden/>
     <w:unhideWhenUsed/>
   </w:style>
-  <w:style w:type="table" w:default="1" w:styleId="Tabelanormal">
+  <w:style w:type="table" w:default="1" w:styleId="TableNormal">
     <w:name w:val="Normal Table"/>
     <w:uiPriority w:val="99"/>
     <w:semiHidden/>
@@ -26580,16 +26967,16 @@
       </w:tblCellMar>
     </w:tblPr>
   </w:style>
-  <w:style w:type="numbering" w:default="1" w:styleId="Semlista">
+  <w:style w:type="numbering" w:default="1" w:styleId="NoList">
     <w:name w:val="No List"/>
     <w:uiPriority w:val="99"/>
     <w:semiHidden/>
     <w:unhideWhenUsed/>
   </w:style>
-  <w:style w:type="character" w:customStyle="1" w:styleId="Ttulo1Carter">
-    <w:name w:val="Título 1 Caráter"/>
-    <w:basedOn w:val="Tipodeletrapredefinidodopargrafo"/>
-    <w:link w:val="Ttulo1"/>
+  <w:style w:type="character" w:customStyle="1" w:styleId="Heading1Char">
+    <w:name w:val="Heading 1 Char"/>
+    <w:basedOn w:val="DefaultParagraphFont"/>
+    <w:link w:val="Heading1"/>
     <w:uiPriority w:val="9"/>
     <w:rsid w:val="007F037D"/>
     <w:rPr>
@@ -26599,10 +26986,10 @@
       <w:szCs w:val="32"/>
     </w:rPr>
   </w:style>
-  <w:style w:type="character" w:customStyle="1" w:styleId="Ttulo2Carter">
-    <w:name w:val="Título 2 Caráter"/>
-    <w:basedOn w:val="Tipodeletrapredefinidodopargrafo"/>
-    <w:link w:val="Ttulo2"/>
+  <w:style w:type="character" w:customStyle="1" w:styleId="Heading2Char">
+    <w:name w:val="Heading 2 Char"/>
+    <w:basedOn w:val="DefaultParagraphFont"/>
+    <w:link w:val="Heading2"/>
     <w:uiPriority w:val="9"/>
     <w:rsid w:val="007F037D"/>
     <w:rPr>
@@ -26614,10 +27001,10 @@
       <w:lang w:eastAsia="pt-PT"/>
     </w:rPr>
   </w:style>
-  <w:style w:type="paragraph" w:styleId="Textodenotaderodap">
+  <w:style w:type="paragraph" w:styleId="FootnoteText">
     <w:name w:val="footnote text"/>
     <w:basedOn w:val="Normal"/>
-    <w:link w:val="TextodenotaderodapCarter"/>
+    <w:link w:val="FootnoteTextChar"/>
     <w:uiPriority w:val="99"/>
     <w:unhideWhenUsed/>
     <w:rsid w:val="007F037D"/>
@@ -26629,10 +27016,10 @@
       <w:szCs w:val="20"/>
     </w:rPr>
   </w:style>
-  <w:style w:type="character" w:customStyle="1" w:styleId="TextodenotaderodapCarter">
-    <w:name w:val="Texto de nota de rodapé Caráter"/>
-    <w:basedOn w:val="Tipodeletrapredefinidodopargrafo"/>
-    <w:link w:val="Textodenotaderodap"/>
+  <w:style w:type="character" w:customStyle="1" w:styleId="FootnoteTextChar">
+    <w:name w:val="Footnote Text Char"/>
+    <w:basedOn w:val="DefaultParagraphFont"/>
+    <w:link w:val="FootnoteText"/>
     <w:uiPriority w:val="99"/>
     <w:rsid w:val="007F037D"/>
     <w:rPr>
@@ -26656,9 +27043,9 @@
       <w:lang w:eastAsia="pt-PT"/>
     </w:rPr>
   </w:style>
-  <w:style w:type="character" w:styleId="Hiperligao">
+  <w:style w:type="character" w:styleId="Hyperlink">
     <w:name w:val="Hyperlink"/>
-    <w:basedOn w:val="Tipodeletrapredefinidodopargrafo"/>
+    <w:basedOn w:val="DefaultParagraphFont"/>
     <w:uiPriority w:val="99"/>
     <w:unhideWhenUsed/>
     <w:rsid w:val="007F037D"/>
@@ -26667,9 +27054,9 @@
       <w:u w:val="single"/>
     </w:rPr>
   </w:style>
-  <w:style w:type="character" w:styleId="MenoNoResolvida">
+  <w:style w:type="character" w:styleId="UnresolvedMention">
     <w:name w:val="Unresolved Mention"/>
-    <w:basedOn w:val="Tipodeletrapredefinidodopargrafo"/>
+    <w:basedOn w:val="DefaultParagraphFont"/>
     <w:uiPriority w:val="99"/>
     <w:semiHidden/>
     <w:unhideWhenUsed/>
@@ -26679,9 +27066,9 @@
       <w:shd w:val="clear" w:color="auto" w:fill="E1DFDD"/>
     </w:rPr>
   </w:style>
-  <w:style w:type="character" w:styleId="nfase">
+  <w:style w:type="character" w:styleId="Emphasis">
     <w:name w:val="Emphasis"/>
-    <w:basedOn w:val="Tipodeletrapredefinidodopargrafo"/>
+    <w:basedOn w:val="DefaultParagraphFont"/>
     <w:uiPriority w:val="20"/>
     <w:qFormat/>
     <w:rsid w:val="007F037D"/>
@@ -26704,9 +27091,9 @@
       <w:lang w:eastAsia="pt-PT"/>
     </w:rPr>
   </w:style>
-  <w:style w:type="character" w:styleId="Forte">
+  <w:style w:type="character" w:styleId="Strong">
     <w:name w:val="Strong"/>
-    <w:basedOn w:val="Tipodeletrapredefinidodopargrafo"/>
+    <w:basedOn w:val="DefaultParagraphFont"/>
     <w:uiPriority w:val="22"/>
     <w:qFormat/>
     <w:rsid w:val="007F037D"/>
@@ -26717,62 +27104,62 @@
   </w:style>
   <w:style w:type="character" w:customStyle="1" w:styleId="selectable-text">
     <w:name w:val="selectable-text"/>
-    <w:basedOn w:val="Tipodeletrapredefinidodopargrafo"/>
+    <w:basedOn w:val="DefaultParagraphFont"/>
     <w:rsid w:val="007F037D"/>
   </w:style>
   <w:style w:type="character" w:customStyle="1" w:styleId="citation">
     <w:name w:val="citation"/>
-    <w:basedOn w:val="Tipodeletrapredefinidodopargrafo"/>
+    <w:basedOn w:val="DefaultParagraphFont"/>
     <w:rsid w:val="007F037D"/>
   </w:style>
   <w:style w:type="character" w:customStyle="1" w:styleId="inline-block">
     <w:name w:val="inline-block"/>
-    <w:basedOn w:val="Tipodeletrapredefinidodopargrafo"/>
+    <w:basedOn w:val="DefaultParagraphFont"/>
     <w:rsid w:val="007F037D"/>
   </w:style>
   <w:style w:type="character" w:customStyle="1" w:styleId="author">
     <w:name w:val="author"/>
-    <w:basedOn w:val="Tipodeletrapredefinidodopargrafo"/>
+    <w:basedOn w:val="DefaultParagraphFont"/>
     <w:rsid w:val="007F037D"/>
   </w:style>
   <w:style w:type="character" w:customStyle="1" w:styleId="pubyear">
     <w:name w:val="pubyear"/>
-    <w:basedOn w:val="Tipodeletrapredefinidodopargrafo"/>
+    <w:basedOn w:val="DefaultParagraphFont"/>
     <w:rsid w:val="007F037D"/>
   </w:style>
   <w:style w:type="character" w:customStyle="1" w:styleId="booktitle">
     <w:name w:val="booktitle"/>
-    <w:basedOn w:val="Tipodeletrapredefinidodopargrafo"/>
+    <w:basedOn w:val="DefaultParagraphFont"/>
     <w:rsid w:val="007F037D"/>
   </w:style>
   <w:style w:type="character" w:customStyle="1" w:styleId="articletitle">
     <w:name w:val="articletitle"/>
-    <w:basedOn w:val="Tipodeletrapredefinidodopargrafo"/>
+    <w:basedOn w:val="DefaultParagraphFont"/>
     <w:rsid w:val="007F037D"/>
   </w:style>
   <w:style w:type="character" w:customStyle="1" w:styleId="vol">
     <w:name w:val="vol"/>
-    <w:basedOn w:val="Tipodeletrapredefinidodopargrafo"/>
+    <w:basedOn w:val="DefaultParagraphFont"/>
     <w:rsid w:val="007F037D"/>
   </w:style>
   <w:style w:type="character" w:customStyle="1" w:styleId="pagefirst">
     <w:name w:val="pagefirst"/>
-    <w:basedOn w:val="Tipodeletrapredefinidodopargrafo"/>
+    <w:basedOn w:val="DefaultParagraphFont"/>
     <w:rsid w:val="007F037D"/>
   </w:style>
   <w:style w:type="character" w:customStyle="1" w:styleId="pagelast">
     <w:name w:val="pagelast"/>
-    <w:basedOn w:val="Tipodeletrapredefinidodopargrafo"/>
+    <w:basedOn w:val="DefaultParagraphFont"/>
     <w:rsid w:val="007F037D"/>
   </w:style>
   <w:style w:type="character" w:customStyle="1" w:styleId="editor">
     <w:name w:val="editor"/>
-    <w:basedOn w:val="Tipodeletrapredefinidodopargrafo"/>
+    <w:basedOn w:val="DefaultParagraphFont"/>
     <w:rsid w:val="007F037D"/>
   </w:style>
-  <w:style w:type="character" w:styleId="Hiperligaovisitada">
+  <w:style w:type="character" w:styleId="FollowedHyperlink">
     <w:name w:val="FollowedHyperlink"/>
-    <w:basedOn w:val="Tipodeletrapredefinidodopargrafo"/>
+    <w:basedOn w:val="DefaultParagraphFont"/>
     <w:uiPriority w:val="99"/>
     <w:semiHidden/>
     <w:unhideWhenUsed/>
@@ -26798,13 +27185,13 @@
   </w:style>
   <w:style w:type="character" w:customStyle="1" w:styleId="t286pc">
     <w:name w:val="t286pc"/>
-    <w:basedOn w:val="Tipodeletrapredefinidodopargrafo"/>
+    <w:basedOn w:val="DefaultParagraphFont"/>
     <w:rsid w:val="007F037D"/>
   </w:style>
-  <w:style w:type="paragraph" w:styleId="Corpodetexto">
+  <w:style w:type="paragraph" w:styleId="BodyText">
     <w:name w:val="Body Text"/>
     <w:basedOn w:val="Normal"/>
-    <w:link w:val="CorpodetextoCarter"/>
+    <w:link w:val="BodyTextChar"/>
     <w:uiPriority w:val="1"/>
     <w:qFormat/>
     <w:rsid w:val="007F037D"/>
@@ -26821,10 +27208,10 @@
       <w:lang w:val="en-US"/>
     </w:rPr>
   </w:style>
-  <w:style w:type="character" w:customStyle="1" w:styleId="CorpodetextoCarter">
-    <w:name w:val="Corpo de texto Caráter"/>
-    <w:basedOn w:val="Tipodeletrapredefinidodopargrafo"/>
-    <w:link w:val="Corpodetexto"/>
+  <w:style w:type="character" w:customStyle="1" w:styleId="BodyTextChar">
+    <w:name w:val="Body Text Char"/>
+    <w:basedOn w:val="DefaultParagraphFont"/>
+    <w:link w:val="BodyText"/>
     <w:uiPriority w:val="1"/>
     <w:rsid w:val="007F037D"/>
     <w:rPr>
@@ -26834,9 +27221,9 @@
       <w:lang w:val="en-US"/>
     </w:rPr>
   </w:style>
-  <w:style w:type="character" w:styleId="CitaoHTML">
+  <w:style w:type="character" w:styleId="HTMLCite">
     <w:name w:val="HTML Cite"/>
-    <w:basedOn w:val="Tipodeletrapredefinidodopargrafo"/>
+    <w:basedOn w:val="DefaultParagraphFont"/>
     <w:uiPriority w:val="99"/>
     <w:semiHidden/>
     <w:unhideWhenUsed/>
@@ -26848,18 +27235,28 @@
   </w:style>
   <w:style w:type="character" w:customStyle="1" w:styleId="reference-links">
     <w:name w:val="reference-links"/>
-    <w:basedOn w:val="Tipodeletrapredefinidodopargrafo"/>
+    <w:basedOn w:val="DefaultParagraphFont"/>
     <w:rsid w:val="007F037D"/>
   </w:style>
   <w:style w:type="character" w:customStyle="1" w:styleId="indices-id">
     <w:name w:val="indices-id"/>
-    <w:basedOn w:val="Tipodeletrapredefinidodopargrafo"/>
+    <w:basedOn w:val="DefaultParagraphFont"/>
     <w:rsid w:val="007F037D"/>
   </w:style>
   <w:style w:type="character" w:customStyle="1" w:styleId="apple-converted-space">
     <w:name w:val="apple-converted-space"/>
-    <w:basedOn w:val="Tipodeletrapredefinidodopargrafo"/>
+    <w:basedOn w:val="DefaultParagraphFont"/>
     <w:rsid w:val="007F037D"/>
+  </w:style>
+  <w:style w:type="paragraph" w:styleId="Revision">
+    <w:name w:val="Revision"/>
+    <w:hidden/>
+    <w:uiPriority w:val="99"/>
+    <w:semiHidden/>
+    <w:rsid w:val="00510525"/>
+    <w:pPr>
+      <w:spacing w:after="0" w:line="240" w:lineRule="auto"/>
+    </w:pPr>
   </w:style>
 </w:styles>
 </file>
